--- a/static/Indicazioni_alimentari_glut_latt.docx
+++ b/static/Indicazioni_alimentari_glut_latt.docx
@@ -1793,8 +1793,8 @@
               <w:spacing w:before="235"/>
               <w:ind w:left="136"/>
               <w:rPr>
-                <w:sz w:val="16"/>
-                <w:szCs w:val="16"/>
+                <w:sz w:val="24"/>
+                <w:szCs w:val="24"/>
               </w:rPr>
             </w:pPr>
             <w:r>
@@ -1803,8 +1803,8 @@
                 <w:b/>
                 <w:i/>
                 <w:spacing w:val="-2"/>
-                <w:sz w:val="16"/>
-                <w:szCs w:val="16"/>
+                <w:sz w:val="24"/>
+                <w:szCs w:val="24"/>
               </w:rPr>
               <w:t>PESCE</w:t>
             </w:r>
@@ -5143,6 +5143,168 @@
     <w:p>
       <w:pPr>
         <w:spacing w:before="20"/>
+      </w:pPr>
+    </w:p>
+    <w:tbl>
+      <w:tblPr>
+        <w:tblStyle w:val="TableNormal"/>
+        <w:tblW w:w="10769" w:type="dxa"/>
+        <w:tblInd w:w="117" w:type="dxa"/>
+        <w:tblLayout w:type="fixed"/>
+        <w:tblLook w:val="01E0" w:firstRow="1" w:lastRow="1" w:firstColumn="1" w:lastColumn="1" w:noHBand="0" w:noVBand="0"/>
+      </w:tblPr>
+      <w:tblGrid>
+        <w:gridCol w:w="3994"/>
+        <w:gridCol w:w="6775"/>
+      </w:tblGrid>
+      <w:tr>
+        <w:trPr>
+          <w:trHeight w:val="1304"/>
+        </w:trPr>
+        <w:tc>
+          <w:tcPr>
+            <w:tcW w:w="3994" w:type="dxa"/>
+            <w:tcBorders>
+              <w:top w:val="single" w:sz="4" w:space="0" w:color="000000"/>
+              <w:bottom w:val="single" w:sz="4" w:space="0" w:color="000000"/>
+            </w:tcBorders>
+          </w:tcPr>
+          <w:p>
+            <w:pPr>
+              <w:pStyle w:val="TableParagraph"/>
+              <w:ind w:left="136" w:right="477"/>
+              <w:jc w:val="both"/>
+              <w:rPr>
+                <w:rFonts w:ascii="Cambria" w:hAnsi="Cambria"/>
+                <w:b/>
+                <w:i/>
+                <w:color w:val="FF0000"/>
+                <w:spacing w:val="-2"/>
+                <w:sz w:val="16"/>
+                <w:szCs w:val="16"/>
+              </w:rPr>
+            </w:pPr>
+          </w:p>
+          <w:p>
+            <w:pPr>
+              <w:pStyle w:val="TableParagraph"/>
+              <w:ind w:left="136" w:right="477"/>
+              <w:jc w:val="both"/>
+              <w:rPr>
+                <w:rFonts w:ascii="Cambria" w:hAnsi="Cambria"/>
+                <w:b/>
+                <w:i/>
+                <w:color w:val="FF0000"/>
+                <w:spacing w:val="-2"/>
+                <w:sz w:val="36"/>
+              </w:rPr>
+            </w:pPr>
+            <w:r>
+              <w:rPr>
+                <w:rFonts w:ascii="Cambria" w:hAnsi="Cambria"/>
+                <w:b/>
+                <w:i/>
+                <w:color w:val="FF0000"/>
+                <w:spacing w:val="-2"/>
+                <w:sz w:val="36"/>
+              </w:rPr>
+              <w:t>ALIMENTI SENSIBILI</w:t>
+            </w:r>
+          </w:p>
+          <w:p>
+            <w:pPr>
+              <w:pStyle w:val="TableParagraph"/>
+              <w:ind w:left="136" w:right="477"/>
+              <w:jc w:val="both"/>
+              <w:rPr>
+                <w:sz w:val="16"/>
+                <w:szCs w:val="16"/>
+              </w:rPr>
+            </w:pPr>
+            <w:r>
+              <w:rPr>
+                <w:rFonts w:ascii="Cambria" w:hAnsi="Cambria"/>
+                <w:i/>
+                <w:sz w:val="16"/>
+                <w:szCs w:val="16"/>
+              </w:rPr>
+              <w:br/>
+              <w:t>Assolutamente sconsigliati</w:t>
+            </w:r>
+          </w:p>
+        </w:tc>
+        <w:tc>
+          <w:tcPr>
+            <w:tcW w:w="6775" w:type="dxa"/>
+            <w:tcBorders>
+              <w:top w:val="single" w:sz="4" w:space="0" w:color="000000"/>
+              <w:bottom w:val="single" w:sz="4" w:space="0" w:color="000000"/>
+            </w:tcBorders>
+            <w:shd w:val="clear" w:color="auto" w:fill="F0F0F0"/>
+          </w:tcPr>
+          <w:p>
+            <w:pPr>
+              <w:pStyle w:val="TableParagraph"/>
+              <w:spacing w:before="265"/>
+              <w:ind w:left="139" w:right="116"/>
+              <w:jc w:val="center"/>
+              <w:rPr>
+                <w:sz w:val="20"/>
+                <w:szCs w:val="20"/>
+              </w:rPr>
+            </w:pPr>
+            <w:r>
+              <w:rPr>
+                <w:sz w:val="20"/>
+                <w:szCs w:val="20"/>
+              </w:rPr>
+              <w:t>L</w:t>
+            </w:r>
+            <w:r>
+              <w:rPr>
+                <w:sz w:val="20"/>
+                <w:szCs w:val="20"/>
+              </w:rPr>
+              <w:t>atte intero, latte scremato, latte in polvere o concentrato, panna fresca, panna da cucina, panna montata, panna in polvere, burro, burro chiarificato, yogurt, crema di latte, siero di latte, latticello, lattosio, siero di latte, proteine del siero di latte, caseina, caseinato di calcio</w:t>
+            </w:r>
+            <w:r>
+              <w:rPr>
+                <w:sz w:val="20"/>
+                <w:szCs w:val="20"/>
+              </w:rPr>
+              <w:br/>
+            </w:r>
+          </w:p>
+        </w:tc>
+      </w:tr>
+      <w:tr>
+        <w:trPr>
+          <w:trHeight w:val="311"/>
+        </w:trPr>
+        <w:tc>
+          <w:tcPr>
+            <w:tcW w:w="10769" w:type="dxa"/>
+            <w:gridSpan w:val="2"/>
+            <w:tcBorders>
+              <w:top w:val="single" w:sz="4" w:space="0" w:color="000000"/>
+              <w:bottom w:val="single" w:sz="4" w:space="0" w:color="000000"/>
+            </w:tcBorders>
+          </w:tcPr>
+          <w:p>
+            <w:pPr>
+              <w:pStyle w:val="TableParagraph"/>
+              <w:rPr>
+                <w:rFonts w:ascii="Times New Roman" w:hAnsi="Times New Roman"/>
+                <w:sz w:val="20"/>
+              </w:rPr>
+            </w:pPr>
+          </w:p>
+        </w:tc>
+      </w:tr>
+    </w:tbl>
+    <w:p>
+      <w:pPr>
+        <w:spacing w:before="20"/>
         <w:rPr>
           <w:b/>
         </w:rPr>
@@ -7010,39 +7172,6 @@
                 <w:szCs w:val="20"/>
               </w:rPr>
               <w:t>, amido di frumento, crusca di frumento, pangrattato, glutine</w:t>
-            </w:r>
-          </w:p>
-          <w:p>
-            <w:pPr>
-              <w:pStyle w:val="TableParagraph"/>
-              <w:spacing w:before="265"/>
-              <w:ind w:left="139" w:right="116"/>
-              <w:jc w:val="center"/>
-              <w:rPr>
-                <w:sz w:val="20"/>
-                <w:szCs w:val="20"/>
-              </w:rPr>
-            </w:pPr>
-            <w:r>
-              <w:rPr>
-                <w:sz w:val="20"/>
-                <w:szCs w:val="20"/>
-              </w:rPr>
-              <w:t>L</w:t>
-            </w:r>
-            <w:r>
-              <w:rPr>
-                <w:sz w:val="20"/>
-                <w:szCs w:val="20"/>
-              </w:rPr>
-              <w:t>atte intero, latte scremato, latte in polvere o concentrato, panna fresca, panna da cucina, panna montata, panna in polvere, burro, burro chiarificato, yogurt, crema di latte, siero di latte, latticello, lattosio, siero di latte, proteine del siero di latte, caseina, caseinato di calcio</w:t>
-            </w:r>
-            <w:r>
-              <w:rPr>
-                <w:sz w:val="20"/>
-                <w:szCs w:val="20"/>
-              </w:rPr>
-              <w:br/>
             </w:r>
           </w:p>
         </w:tc>

--- a/static/Indicazioni_alimentari_glut_latt.docx
+++ b/static/Indicazioni_alimentari_glut_latt.docx
@@ -1,10 +1,10 @@
 
 <file path=word/document.xml><?xml version="1.0" encoding="utf-8"?>
-<w:document xmlns:wpc="http://schemas.microsoft.com/office/word/2010/wordprocessingCanvas" xmlns:cx="http://schemas.microsoft.com/office/drawing/2014/chartex" xmlns:cx1="http://schemas.microsoft.com/office/drawing/2015/9/8/chartex" xmlns:cx2="http://schemas.microsoft.com/office/drawing/2015/10/21/chartex" xmlns:cx3="http://schemas.microsoft.com/office/drawing/2016/5/9/chartex" xmlns:cx4="http://schemas.microsoft.com/office/drawing/2016/5/10/chartex" xmlns:cx5="http://schemas.microsoft.com/office/drawing/2016/5/11/chartex" xmlns:cx6="http://schemas.microsoft.com/office/drawing/2016/5/12/chartex" xmlns:cx7="http://schemas.microsoft.com/office/drawing/2016/5/13/chartex" xmlns:cx8="http://schemas.microsoft.com/office/drawing/2016/5/14/chartex" xmlns:mc="http://schemas.openxmlformats.org/markup-compatibility/2006" xmlns:aink="http://schemas.microsoft.com/office/drawing/2016/ink" xmlns:am3d="http://schemas.microsoft.com/office/drawing/2017/model3d" xmlns:o="urn:schemas-microsoft-com:office:office" xmlns:oel="http://schemas.microsoft.com/office/2019/extlst" xmlns:r="http://schemas.openxmlformats.org/officeDocument/2006/relationships" xmlns:m="http://schemas.openxmlformats.org/officeDocument/2006/math" xmlns:v="urn:schemas-microsoft-com:vml" xmlns:wp14="http://schemas.microsoft.com/office/word/2010/wordprocessingDrawing" xmlns:wp="http://schemas.openxmlformats.org/drawingml/2006/wordprocessingDrawing" xmlns:w10="urn:schemas-microsoft-com:office:word" xmlns:w="http://schemas.openxmlformats.org/wordprocessingml/2006/main" xmlns:w14="http://schemas.microsoft.com/office/word/2010/wordml" xmlns:w15="http://schemas.microsoft.com/office/word/2012/wordml" xmlns:w16cex="http://schemas.microsoft.com/office/word/2018/wordml/cex" xmlns:w16cid="http://schemas.microsoft.com/office/word/2016/wordml/cid" xmlns:w16="http://schemas.microsoft.com/office/word/2018/wordml" xmlns:w16du="http://schemas.microsoft.com/office/word/2023/wordml/word16du" xmlns:w16sdtdh="http://schemas.microsoft.com/office/word/2020/wordml/sdtdatahash" xmlns:w16se="http://schemas.microsoft.com/office/word/2015/wordml/symex" xmlns:wpg="http://schemas.microsoft.com/office/word/2010/wordprocessingGroup" xmlns:wpi="http://schemas.microsoft.com/office/word/2010/wordprocessingInk" xmlns:wne="http://schemas.microsoft.com/office/word/2006/wordml" xmlns:wps="http://schemas.microsoft.com/office/word/2010/wordprocessingShape" mc:Ignorable="w14 w15 w16se w16cid w16 w16cex w16sdtdh w16du wp14">
+<w:document xmlns:wpc="http://schemas.microsoft.com/office/word/2010/wordprocessingCanvas" xmlns:cx="http://schemas.microsoft.com/office/drawing/2014/chartex" xmlns:cx1="http://schemas.microsoft.com/office/drawing/2015/9/8/chartex" xmlns:cx2="http://schemas.microsoft.com/office/drawing/2015/10/21/chartex" xmlns:cx3="http://schemas.microsoft.com/office/drawing/2016/5/9/chartex" xmlns:cx4="http://schemas.microsoft.com/office/drawing/2016/5/10/chartex" xmlns:cx5="http://schemas.microsoft.com/office/drawing/2016/5/11/chartex" xmlns:cx6="http://schemas.microsoft.com/office/drawing/2016/5/12/chartex" xmlns:cx7="http://schemas.microsoft.com/office/drawing/2016/5/13/chartex" xmlns:cx8="http://schemas.microsoft.com/office/drawing/2016/5/14/chartex" xmlns:mc="http://schemas.openxmlformats.org/markup-compatibility/2006" xmlns:aink="http://schemas.microsoft.com/office/drawing/2016/ink" xmlns:am3d="http://schemas.microsoft.com/office/drawing/2017/model3d" xmlns:o="urn:schemas-microsoft-com:office:office" xmlns:oel="http://schemas.microsoft.com/office/2019/extlst" xmlns:r="http://schemas.openxmlformats.org/officeDocument/2006/relationships" xmlns:m="http://schemas.openxmlformats.org/officeDocument/2006/math" xmlns:v="urn:schemas-microsoft-com:vml" xmlns:wp14="http://schemas.microsoft.com/office/word/2010/wordprocessingDrawing" xmlns:wp="http://schemas.openxmlformats.org/drawingml/2006/wordprocessingDrawing" xmlns:w10="urn:schemas-microsoft-com:office:word" xmlns:w="http://schemas.openxmlformats.org/wordprocessingml/2006/main" xmlns:w14="http://schemas.microsoft.com/office/word/2010/wordml" xmlns:w15="http://schemas.microsoft.com/office/word/2012/wordml" xmlns:w16cex="http://schemas.microsoft.com/office/word/2018/wordml/cex" xmlns:w16cid="http://schemas.microsoft.com/office/word/2016/wordml/cid" xmlns:w16="http://schemas.microsoft.com/office/word/2018/wordml" xmlns:w16du="http://schemas.microsoft.com/office/word/2023/wordml/word16du" xmlns:w16sdtdh="http://schemas.microsoft.com/office/word/2020/wordml/sdtdatahash" xmlns:w16sdtfl="http://schemas.microsoft.com/office/word/2024/wordml/sdtformatlock" xmlns:w16se="http://schemas.microsoft.com/office/word/2015/wordml/symex" xmlns:wpg="http://schemas.microsoft.com/office/word/2010/wordprocessingGroup" xmlns:wpi="http://schemas.microsoft.com/office/word/2010/wordprocessingInk" xmlns:wne="http://schemas.microsoft.com/office/word/2006/wordml" xmlns:wps="http://schemas.microsoft.com/office/word/2010/wordprocessingShape" mc:Ignorable="w14 w15 w16se w16cid w16 w16cex w16sdtdh w16sdtfl w16du wp14">
   <w:body>
     <w:p>
       <w:pPr>
-        <w:pStyle w:val="Titolo1"/>
+        <w:pStyle w:val="Heading1"/>
         <w:spacing w:before="274" w:line="389" w:lineRule="exact"/>
         <w:ind w:right="719"/>
         <w:jc w:val="center"/>
@@ -62,12 +62,12 @@
     </w:p>
     <w:p>
       <w:pPr>
-        <w:pStyle w:val="Corpotesto"/>
+        <w:pStyle w:val="BodyText"/>
       </w:pPr>
     </w:p>
     <w:p>
       <w:pPr>
-        <w:pStyle w:val="Corpotesto"/>
+        <w:pStyle w:val="BodyText"/>
         <w:spacing w:line="276" w:lineRule="auto"/>
       </w:pPr>
       <w:r>
@@ -76,7 +76,7 @@
     </w:p>
     <w:p>
       <w:pPr>
-        <w:pStyle w:val="Corpotesto"/>
+        <w:pStyle w:val="BodyText"/>
         <w:spacing w:line="276" w:lineRule="auto"/>
       </w:pPr>
       <w:r>
@@ -85,13 +85,13 @@
     </w:p>
     <w:p>
       <w:pPr>
-        <w:pStyle w:val="Corpotesto"/>
+        <w:pStyle w:val="BodyText"/>
         <w:spacing w:line="276" w:lineRule="auto"/>
       </w:pPr>
     </w:p>
     <w:tbl>
       <w:tblPr>
-        <w:tblStyle w:val="TableNormal"/>
+        <w:tblStyle w:val="TableNormal1"/>
         <w:tblW w:w="10183" w:type="dxa"/>
         <w:tblInd w:w="364" w:type="dxa"/>
         <w:tblLayout w:type="fixed"/>
@@ -1482,7 +1482,7 @@
     </w:p>
     <w:p>
       <w:pPr>
-        <w:pStyle w:val="Titolo1"/>
+        <w:pStyle w:val="Heading1"/>
         <w:spacing w:before="0"/>
         <w:ind w:left="647"/>
       </w:pPr>
@@ -1559,7 +1559,7 @@
     </w:p>
     <w:p>
       <w:pPr>
-        <w:pStyle w:val="Corpotesto"/>
+        <w:pStyle w:val="BodyText"/>
         <w:spacing w:before="23"/>
         <w:rPr>
           <w:b/>
@@ -1568,7 +1568,7 @@
     </w:p>
     <w:p>
       <w:pPr>
-        <w:pStyle w:val="Corpotesto"/>
+        <w:pStyle w:val="BodyText"/>
         <w:spacing w:before="23"/>
         <w:rPr>
           <w:b/>
@@ -1577,7 +1577,7 @@
     </w:p>
     <w:tbl>
       <w:tblPr>
-        <w:tblStyle w:val="TableNormal"/>
+        <w:tblStyle w:val="TableNormal1"/>
         <w:tblW w:w="10701" w:type="dxa"/>
         <w:tblInd w:w="180" w:type="dxa"/>
         <w:tblLayout w:type="fixed"/>
@@ -2002,25 +2002,7 @@
                 <w:sz w:val="18"/>
                 <w:szCs w:val="18"/>
               </w:rPr>
-              <w:t>&lt;</w:t>
-            </w:r>
-            <w:proofErr w:type="spellStart"/>
-            <w:r>
-              <w:rPr>
-                <w:spacing w:val="-2"/>
-                <w:sz w:val="18"/>
-                <w:szCs w:val="18"/>
-              </w:rPr>
-              <w:t>pesce_consigliati</w:t>
-            </w:r>
-            <w:proofErr w:type="spellEnd"/>
-            <w:r>
-              <w:rPr>
-                <w:spacing w:val="-2"/>
-                <w:sz w:val="18"/>
-                <w:szCs w:val="18"/>
-              </w:rPr>
-              <w:t>&gt;</w:t>
+              <w:t>&lt;pesce_consigliati&gt;</w:t>
             </w:r>
           </w:p>
         </w:tc>
@@ -2067,25 +2049,7 @@
                 <w:sz w:val="18"/>
                 <w:szCs w:val="18"/>
               </w:rPr>
-              <w:t>&lt;</w:t>
-            </w:r>
-            <w:proofErr w:type="spellStart"/>
-            <w:r>
-              <w:rPr>
-                <w:spacing w:val="-2"/>
-                <w:sz w:val="18"/>
-                <w:szCs w:val="18"/>
-              </w:rPr>
-              <w:t>pesce_tollerati</w:t>
-            </w:r>
-            <w:proofErr w:type="spellEnd"/>
-            <w:r>
-              <w:rPr>
-                <w:spacing w:val="-2"/>
-                <w:sz w:val="18"/>
-                <w:szCs w:val="18"/>
-              </w:rPr>
-              <w:t>&gt;</w:t>
+              <w:t>&lt;pesce_tollerati&gt;</w:t>
             </w:r>
           </w:p>
         </w:tc>
@@ -2132,25 +2096,7 @@
                 <w:sz w:val="18"/>
                 <w:szCs w:val="18"/>
               </w:rPr>
-              <w:t>&lt;</w:t>
-            </w:r>
-            <w:proofErr w:type="spellStart"/>
-            <w:r>
-              <w:rPr>
-                <w:spacing w:val="-2"/>
-                <w:sz w:val="18"/>
-                <w:szCs w:val="18"/>
-              </w:rPr>
-              <w:t>pesce_sconsigliati</w:t>
-            </w:r>
-            <w:proofErr w:type="spellEnd"/>
-            <w:r>
-              <w:rPr>
-                <w:spacing w:val="-2"/>
-                <w:sz w:val="18"/>
-                <w:szCs w:val="18"/>
-              </w:rPr>
-              <w:t>&gt;</w:t>
+              <w:t>&lt;pesce_sconsigliati&gt;</w:t>
             </w:r>
           </w:p>
         </w:tc>
@@ -2422,23 +2368,7 @@
                 <w:sz w:val="18"/>
                 <w:szCs w:val="18"/>
               </w:rPr>
-              <w:t>&lt;</w:t>
-            </w:r>
-            <w:proofErr w:type="spellStart"/>
-            <w:r>
-              <w:rPr>
-                <w:sz w:val="18"/>
-                <w:szCs w:val="18"/>
-              </w:rPr>
-              <w:t>carne_consigliati</w:t>
-            </w:r>
-            <w:proofErr w:type="spellEnd"/>
-            <w:r>
-              <w:rPr>
-                <w:sz w:val="18"/>
-                <w:szCs w:val="18"/>
-              </w:rPr>
-              <w:t>&gt;</w:t>
+              <w:t>&lt;carne_consigliati&gt;</w:t>
             </w:r>
           </w:p>
         </w:tc>
@@ -2486,25 +2416,7 @@
                 <w:sz w:val="18"/>
                 <w:szCs w:val="18"/>
               </w:rPr>
-              <w:t>&lt;</w:t>
-            </w:r>
-            <w:proofErr w:type="spellStart"/>
-            <w:r>
-              <w:rPr>
-                <w:spacing w:val="-4"/>
-                <w:sz w:val="18"/>
-                <w:szCs w:val="18"/>
-              </w:rPr>
-              <w:t>carne_tollerati</w:t>
-            </w:r>
-            <w:proofErr w:type="spellEnd"/>
-            <w:r>
-              <w:rPr>
-                <w:spacing w:val="-4"/>
-                <w:sz w:val="18"/>
-                <w:szCs w:val="18"/>
-              </w:rPr>
-              <w:t>&gt;</w:t>
+              <w:t>&lt;carne_tollerati&gt;</w:t>
             </w:r>
           </w:p>
         </w:tc>
@@ -2552,25 +2464,7 @@
                 <w:sz w:val="18"/>
                 <w:szCs w:val="18"/>
               </w:rPr>
-              <w:t>&lt;</w:t>
-            </w:r>
-            <w:proofErr w:type="spellStart"/>
-            <w:r>
-              <w:rPr>
-                <w:spacing w:val="-2"/>
-                <w:sz w:val="18"/>
-                <w:szCs w:val="18"/>
-              </w:rPr>
-              <w:t>carne_sconsigliati</w:t>
-            </w:r>
-            <w:proofErr w:type="spellEnd"/>
-            <w:r>
-              <w:rPr>
-                <w:spacing w:val="-2"/>
-                <w:sz w:val="18"/>
-                <w:szCs w:val="18"/>
-              </w:rPr>
-              <w:t>&gt;</w:t>
+              <w:t>&lt;carne_sconsigliati&gt;</w:t>
             </w:r>
           </w:p>
         </w:tc>
@@ -2912,23 +2806,7 @@
                 <w:sz w:val="18"/>
                 <w:szCs w:val="18"/>
               </w:rPr>
-              <w:t>&lt;</w:t>
-            </w:r>
-            <w:proofErr w:type="spellStart"/>
-            <w:r>
-              <w:rPr>
-                <w:sz w:val="18"/>
-                <w:szCs w:val="18"/>
-              </w:rPr>
-              <w:t>veg_consigliati</w:t>
-            </w:r>
-            <w:proofErr w:type="spellEnd"/>
-            <w:r>
-              <w:rPr>
-                <w:sz w:val="18"/>
-                <w:szCs w:val="18"/>
-              </w:rPr>
-              <w:t>&gt;</w:t>
+              <w:t>&lt;veg_consigliati&gt;</w:t>
             </w:r>
           </w:p>
         </w:tc>
@@ -2976,25 +2854,7 @@
                 <w:sz w:val="18"/>
                 <w:szCs w:val="18"/>
               </w:rPr>
-              <w:t>&lt;</w:t>
-            </w:r>
-            <w:proofErr w:type="spellStart"/>
-            <w:r>
-              <w:rPr>
-                <w:spacing w:val="-4"/>
-                <w:sz w:val="18"/>
-                <w:szCs w:val="18"/>
-              </w:rPr>
-              <w:t>veg_tollerati</w:t>
-            </w:r>
-            <w:proofErr w:type="spellEnd"/>
-            <w:r>
-              <w:rPr>
-                <w:spacing w:val="-4"/>
-                <w:sz w:val="18"/>
-                <w:szCs w:val="18"/>
-              </w:rPr>
-              <w:t>&gt;</w:t>
+              <w:t>&lt;veg_tollerati&gt;</w:t>
             </w:r>
           </w:p>
         </w:tc>
@@ -3042,25 +2902,7 @@
                 <w:sz w:val="18"/>
                 <w:szCs w:val="18"/>
               </w:rPr>
-              <w:t>&lt;</w:t>
-            </w:r>
-            <w:proofErr w:type="spellStart"/>
-            <w:r>
-              <w:rPr>
-                <w:spacing w:val="-2"/>
-                <w:sz w:val="18"/>
-                <w:szCs w:val="18"/>
-              </w:rPr>
-              <w:t>veg_sconsigliati</w:t>
-            </w:r>
-            <w:proofErr w:type="spellEnd"/>
-            <w:r>
-              <w:rPr>
-                <w:spacing w:val="-2"/>
-                <w:sz w:val="18"/>
-                <w:szCs w:val="18"/>
-              </w:rPr>
-              <w:t>&gt;</w:t>
+              <w:t>&lt;veg_sconsigliati&gt;</w:t>
             </w:r>
           </w:p>
         </w:tc>
@@ -3085,7 +2927,7 @@
     </w:p>
     <w:p>
       <w:pPr>
-        <w:pStyle w:val="Corpotesto"/>
+        <w:pStyle w:val="BodyText"/>
         <w:spacing w:before="20"/>
         <w:rPr>
           <w:b/>
@@ -3094,7 +2936,7 @@
     </w:p>
     <w:p>
       <w:pPr>
-        <w:pStyle w:val="Corpotesto"/>
+        <w:pStyle w:val="BodyText"/>
         <w:spacing w:before="20"/>
         <w:rPr>
           <w:b/>
@@ -3103,7 +2945,7 @@
     </w:p>
     <w:tbl>
       <w:tblPr>
-        <w:tblStyle w:val="TableNormal"/>
+        <w:tblStyle w:val="TableNormal1"/>
         <w:tblW w:w="10701" w:type="dxa"/>
         <w:tblInd w:w="180" w:type="dxa"/>
         <w:tblLayout w:type="fixed"/>
@@ -3907,23 +3749,7 @@
                 <w:sz w:val="18"/>
                 <w:szCs w:val="18"/>
               </w:rPr>
-              <w:t>&lt;</w:t>
-            </w:r>
-            <w:proofErr w:type="spellStart"/>
-            <w:r>
-              <w:rPr>
-                <w:sz w:val="18"/>
-                <w:szCs w:val="18"/>
-              </w:rPr>
-              <w:t>latt_consigliati</w:t>
-            </w:r>
-            <w:proofErr w:type="spellEnd"/>
-            <w:r>
-              <w:rPr>
-                <w:sz w:val="18"/>
-                <w:szCs w:val="18"/>
-              </w:rPr>
-              <w:t>&gt;</w:t>
+              <w:t>&lt;latt_consigliati&gt;</w:t>
             </w:r>
           </w:p>
         </w:tc>
@@ -3968,23 +3794,7 @@
                 <w:sz w:val="18"/>
                 <w:szCs w:val="18"/>
               </w:rPr>
-              <w:t>&lt;</w:t>
-            </w:r>
-            <w:proofErr w:type="spellStart"/>
-            <w:r>
-              <w:rPr>
-                <w:sz w:val="18"/>
-                <w:szCs w:val="18"/>
-              </w:rPr>
-              <w:t>latt_tollerati</w:t>
-            </w:r>
-            <w:proofErr w:type="spellEnd"/>
-            <w:r>
-              <w:rPr>
-                <w:sz w:val="18"/>
-                <w:szCs w:val="18"/>
-              </w:rPr>
-              <w:t>&gt;</w:t>
+              <w:t>&lt;latt_tollerati&gt;</w:t>
             </w:r>
           </w:p>
         </w:tc>
@@ -4029,23 +3839,7 @@
                 <w:sz w:val="18"/>
                 <w:szCs w:val="18"/>
               </w:rPr>
-              <w:t>&lt;</w:t>
-            </w:r>
-            <w:proofErr w:type="spellStart"/>
-            <w:r>
-              <w:rPr>
-                <w:sz w:val="18"/>
-                <w:szCs w:val="18"/>
-              </w:rPr>
-              <w:t>latt_sconsigliati</w:t>
-            </w:r>
-            <w:proofErr w:type="spellEnd"/>
-            <w:r>
-              <w:rPr>
-                <w:sz w:val="18"/>
-                <w:szCs w:val="18"/>
-              </w:rPr>
-              <w:t>&gt;</w:t>
+              <w:t>&lt;latt_sconsigliati&gt;</w:t>
             </w:r>
           </w:p>
         </w:tc>
@@ -4487,23 +4281,7 @@
                 <w:sz w:val="18"/>
                 <w:szCs w:val="18"/>
               </w:rPr>
-              <w:t>&lt;</w:t>
-            </w:r>
-            <w:proofErr w:type="spellStart"/>
-            <w:r>
-              <w:rPr>
-                <w:sz w:val="18"/>
-                <w:szCs w:val="18"/>
-              </w:rPr>
-              <w:t>legumi_consigliati</w:t>
-            </w:r>
-            <w:proofErr w:type="spellEnd"/>
-            <w:r>
-              <w:rPr>
-                <w:sz w:val="18"/>
-                <w:szCs w:val="18"/>
-              </w:rPr>
-              <w:t>&gt;</w:t>
+              <w:t>&lt;legumi_consigliati&gt;</w:t>
             </w:r>
           </w:p>
         </w:tc>
@@ -4550,23 +4328,7 @@
                 <w:sz w:val="18"/>
                 <w:szCs w:val="18"/>
               </w:rPr>
-              <w:t>&lt;</w:t>
-            </w:r>
-            <w:proofErr w:type="spellStart"/>
-            <w:r>
-              <w:rPr>
-                <w:sz w:val="18"/>
-                <w:szCs w:val="18"/>
-              </w:rPr>
-              <w:t>legumi_tollerati</w:t>
-            </w:r>
-            <w:proofErr w:type="spellEnd"/>
-            <w:r>
-              <w:rPr>
-                <w:sz w:val="18"/>
-                <w:szCs w:val="18"/>
-              </w:rPr>
-              <w:t>&gt;</w:t>
+              <w:t>&lt;legumi_tollerati&gt;</w:t>
             </w:r>
           </w:p>
         </w:tc>
@@ -4613,23 +4375,7 @@
                 <w:sz w:val="18"/>
                 <w:szCs w:val="18"/>
               </w:rPr>
-              <w:t>&lt;</w:t>
-            </w:r>
-            <w:proofErr w:type="spellStart"/>
-            <w:r>
-              <w:rPr>
-                <w:sz w:val="18"/>
-                <w:szCs w:val="18"/>
-              </w:rPr>
-              <w:t>legumi_sconsigliati</w:t>
-            </w:r>
-            <w:proofErr w:type="spellEnd"/>
-            <w:r>
-              <w:rPr>
-                <w:sz w:val="18"/>
-                <w:szCs w:val="18"/>
-              </w:rPr>
-              <w:t>&gt;</w:t>
+              <w:t>&lt;legumi_sconsigliati&gt;</w:t>
             </w:r>
           </w:p>
         </w:tc>
@@ -4983,25 +4729,7 @@
                 <w:sz w:val="18"/>
                 <w:szCs w:val="18"/>
               </w:rPr>
-              <w:t>&lt;</w:t>
-            </w:r>
-            <w:proofErr w:type="spellStart"/>
-            <w:r>
-              <w:rPr>
-                <w:spacing w:val="-2"/>
-                <w:sz w:val="18"/>
-                <w:szCs w:val="18"/>
-              </w:rPr>
-              <w:t>uova_consigliati</w:t>
-            </w:r>
-            <w:proofErr w:type="spellEnd"/>
-            <w:r>
-              <w:rPr>
-                <w:spacing w:val="-2"/>
-                <w:sz w:val="18"/>
-                <w:szCs w:val="18"/>
-              </w:rPr>
-              <w:t>&gt;</w:t>
+              <w:t>&lt;uova_consigliati&gt;</w:t>
             </w:r>
           </w:p>
         </w:tc>
@@ -5048,25 +4776,7 @@
                 <w:sz w:val="18"/>
                 <w:szCs w:val="18"/>
               </w:rPr>
-              <w:t>&lt;</w:t>
-            </w:r>
-            <w:proofErr w:type="spellStart"/>
-            <w:r>
-              <w:rPr>
-                <w:spacing w:val="-2"/>
-                <w:sz w:val="18"/>
-                <w:szCs w:val="18"/>
-              </w:rPr>
-              <w:t>uova_tollerati</w:t>
-            </w:r>
-            <w:proofErr w:type="spellEnd"/>
-            <w:r>
-              <w:rPr>
-                <w:spacing w:val="-2"/>
-                <w:sz w:val="18"/>
-                <w:szCs w:val="18"/>
-              </w:rPr>
-              <w:t>&gt;</w:t>
+              <w:t>&lt;uova_tollerati&gt;</w:t>
             </w:r>
           </w:p>
         </w:tc>
@@ -5114,27 +4824,7 @@
                 <w:sz w:val="18"/>
                 <w:szCs w:val="18"/>
               </w:rPr>
-              <w:t>&lt;</w:t>
-            </w:r>
-            <w:proofErr w:type="spellStart"/>
-            <w:r>
-              <w:rPr>
-                <w:rFonts w:eastAsiaTheme="minorHAnsi"/>
-                <w:spacing w:val="-2"/>
-                <w:sz w:val="18"/>
-                <w:szCs w:val="18"/>
-              </w:rPr>
-              <w:t>uova_sconsigliati</w:t>
-            </w:r>
-            <w:proofErr w:type="spellEnd"/>
-            <w:r>
-              <w:rPr>
-                <w:rFonts w:eastAsiaTheme="minorHAnsi"/>
-                <w:spacing w:val="-2"/>
-                <w:sz w:val="18"/>
-                <w:szCs w:val="18"/>
-              </w:rPr>
-              <w:t>&gt;</w:t>
+              <w:t>&lt;uova_sconsigliati&gt;</w:t>
             </w:r>
           </w:p>
         </w:tc>
@@ -5147,7 +4837,7 @@
     </w:p>
     <w:tbl>
       <w:tblPr>
-        <w:tblStyle w:val="TableNormal"/>
+        <w:tblStyle w:val="TableNormal1"/>
         <w:tblW w:w="10769" w:type="dxa"/>
         <w:tblInd w:w="117" w:type="dxa"/>
         <w:tblLayout w:type="fixed"/>
@@ -5159,7 +4849,7 @@
       </w:tblGrid>
       <w:tr>
         <w:trPr>
-          <w:trHeight w:val="1304"/>
+          <w:trHeight w:val="1158"/>
         </w:trPr>
         <w:tc>
           <w:tcPr>
@@ -5249,28 +4939,21 @@
               <w:ind w:left="139" w:right="116"/>
               <w:jc w:val="center"/>
               <w:rPr>
-                <w:sz w:val="20"/>
-                <w:szCs w:val="20"/>
-              </w:rPr>
-            </w:pPr>
-            <w:r>
-              <w:rPr>
-                <w:sz w:val="20"/>
-                <w:szCs w:val="20"/>
-              </w:rPr>
-              <w:t>L</w:t>
-            </w:r>
-            <w:r>
-              <w:rPr>
-                <w:sz w:val="20"/>
-                <w:szCs w:val="20"/>
-              </w:rPr>
-              <w:t>atte intero, latte scremato, latte in polvere o concentrato, panna fresca, panna da cucina, panna montata, panna in polvere, burro, burro chiarificato, yogurt, crema di latte, siero di latte, latticello, lattosio, siero di latte, proteine del siero di latte, caseina, caseinato di calcio</w:t>
-            </w:r>
-            <w:r>
-              <w:rPr>
-                <w:sz w:val="20"/>
-                <w:szCs w:val="20"/>
+                <w:sz w:val="18"/>
+                <w:szCs w:val="18"/>
+              </w:rPr>
+            </w:pPr>
+            <w:r>
+              <w:rPr>
+                <w:sz w:val="18"/>
+                <w:szCs w:val="18"/>
+              </w:rPr>
+              <w:t>Latte intero, latte scremato, latte in polvere o concentrato, panna fresca, panna da cucina, panna montata, panna in polvere, burro, burro chiarificato, yogurt, crema di latte, siero di latte, latticello, lattosio, siero di latte, proteine del siero di latte, caseina, caseinato di calcio</w:t>
+            </w:r>
+            <w:r>
+              <w:rPr>
+                <w:sz w:val="18"/>
+                <w:szCs w:val="18"/>
               </w:rPr>
               <w:br/>
             </w:r>
@@ -5315,7 +4998,7 @@
     </w:p>
     <w:tbl>
       <w:tblPr>
-        <w:tblStyle w:val="TableNormal"/>
+        <w:tblStyle w:val="TableNormal1"/>
         <w:tblW w:w="10769" w:type="dxa"/>
         <w:tblInd w:w="117" w:type="dxa"/>
         <w:tblLayout w:type="fixed"/>
@@ -5920,23 +5603,7 @@
                 <w:sz w:val="18"/>
                 <w:szCs w:val="18"/>
               </w:rPr>
-              <w:t>&lt;</w:t>
-            </w:r>
-            <w:proofErr w:type="spellStart"/>
-            <w:r>
-              <w:rPr>
-                <w:sz w:val="18"/>
-                <w:szCs w:val="18"/>
-              </w:rPr>
-              <w:t>cereali_consigliati</w:t>
-            </w:r>
-            <w:proofErr w:type="spellEnd"/>
-            <w:r>
-              <w:rPr>
-                <w:sz w:val="18"/>
-                <w:szCs w:val="18"/>
-              </w:rPr>
-              <w:t>&gt;</w:t>
+              <w:t>&lt;cereali_consigliati&gt;</w:t>
             </w:r>
           </w:p>
         </w:tc>
@@ -5983,25 +5650,7 @@
                 <w:sz w:val="18"/>
                 <w:szCs w:val="18"/>
               </w:rPr>
-              <w:t>&lt;</w:t>
-            </w:r>
-            <w:proofErr w:type="spellStart"/>
-            <w:r>
-              <w:rPr>
-                <w:spacing w:val="-4"/>
-                <w:sz w:val="18"/>
-                <w:szCs w:val="18"/>
-              </w:rPr>
-              <w:t>cereali_tollerati</w:t>
-            </w:r>
-            <w:proofErr w:type="spellEnd"/>
-            <w:r>
-              <w:rPr>
-                <w:spacing w:val="-4"/>
-                <w:sz w:val="18"/>
-                <w:szCs w:val="18"/>
-              </w:rPr>
-              <w:t>&gt;</w:t>
+              <w:t>&lt;cereali_tollerati&gt;</w:t>
             </w:r>
           </w:p>
         </w:tc>
@@ -6048,25 +5697,7 @@
                 <w:sz w:val="18"/>
                 <w:szCs w:val="18"/>
               </w:rPr>
-              <w:t>&lt;</w:t>
-            </w:r>
-            <w:proofErr w:type="spellStart"/>
-            <w:r>
-              <w:rPr>
-                <w:spacing w:val="-2"/>
-                <w:sz w:val="18"/>
-                <w:szCs w:val="18"/>
-              </w:rPr>
-              <w:t>cereali_sconsigliati</w:t>
-            </w:r>
-            <w:proofErr w:type="spellEnd"/>
-            <w:r>
-              <w:rPr>
-                <w:spacing w:val="-2"/>
-                <w:sz w:val="18"/>
-                <w:szCs w:val="18"/>
-              </w:rPr>
-              <w:t>&gt;</w:t>
+              <w:t>&lt;cereali_sconsigliati&gt;</w:t>
             </w:r>
           </w:p>
         </w:tc>
@@ -6428,23 +6059,7 @@
                 <w:sz w:val="18"/>
                 <w:szCs w:val="18"/>
               </w:rPr>
-              <w:t>&lt;</w:t>
-            </w:r>
-            <w:proofErr w:type="spellStart"/>
-            <w:r>
-              <w:rPr>
-                <w:sz w:val="18"/>
-                <w:szCs w:val="18"/>
-              </w:rPr>
-              <w:t>pseudoc_consigliati</w:t>
-            </w:r>
-            <w:proofErr w:type="spellEnd"/>
-            <w:r>
-              <w:rPr>
-                <w:sz w:val="18"/>
-                <w:szCs w:val="18"/>
-              </w:rPr>
-              <w:t>&gt;</w:t>
+              <w:t>&lt;pseudoc_consigliati&gt;</w:t>
             </w:r>
           </w:p>
         </w:tc>
@@ -6491,25 +6106,7 @@
                 <w:sz w:val="18"/>
                 <w:szCs w:val="18"/>
               </w:rPr>
-              <w:t>&lt;</w:t>
-            </w:r>
-            <w:proofErr w:type="spellStart"/>
-            <w:r>
-              <w:rPr>
-                <w:spacing w:val="-4"/>
-                <w:sz w:val="18"/>
-                <w:szCs w:val="18"/>
-              </w:rPr>
-              <w:t>pseudoc_tollerati</w:t>
-            </w:r>
-            <w:proofErr w:type="spellEnd"/>
-            <w:r>
-              <w:rPr>
-                <w:spacing w:val="-4"/>
-                <w:sz w:val="18"/>
-                <w:szCs w:val="18"/>
-              </w:rPr>
-              <w:t>&gt;</w:t>
+              <w:t>&lt;pseudoc_tollerati&gt;</w:t>
             </w:r>
           </w:p>
         </w:tc>
@@ -6555,23 +6152,7 @@
                 <w:sz w:val="18"/>
                 <w:szCs w:val="18"/>
               </w:rPr>
-              <w:t>&lt;</w:t>
-            </w:r>
-            <w:proofErr w:type="spellStart"/>
-            <w:r>
-              <w:rPr>
-                <w:sz w:val="18"/>
-                <w:szCs w:val="18"/>
-              </w:rPr>
-              <w:t>pseudoc_sconsigliati</w:t>
-            </w:r>
-            <w:proofErr w:type="spellEnd"/>
-            <w:r>
-              <w:rPr>
-                <w:sz w:val="18"/>
-                <w:szCs w:val="18"/>
-              </w:rPr>
-              <w:t>&gt;</w:t>
+              <w:t>&lt;pseudoc_sconsigliati&gt;</w:t>
             </w:r>
           </w:p>
         </w:tc>
@@ -6890,23 +6471,7 @@
                 <w:sz w:val="18"/>
                 <w:szCs w:val="18"/>
               </w:rPr>
-              <w:t>&lt;</w:t>
-            </w:r>
-            <w:proofErr w:type="spellStart"/>
-            <w:r>
-              <w:rPr>
-                <w:sz w:val="18"/>
-                <w:szCs w:val="18"/>
-              </w:rPr>
-              <w:t>frutta_consigliati</w:t>
-            </w:r>
-            <w:proofErr w:type="spellEnd"/>
-            <w:r>
-              <w:rPr>
-                <w:sz w:val="18"/>
-                <w:szCs w:val="18"/>
-              </w:rPr>
-              <w:t>&gt;</w:t>
+              <w:t>&lt;frutta_consigliati&gt;</w:t>
             </w:r>
           </w:p>
         </w:tc>
@@ -6952,23 +6517,7 @@
                 <w:sz w:val="18"/>
                 <w:szCs w:val="18"/>
               </w:rPr>
-              <w:t>&lt;</w:t>
-            </w:r>
-            <w:proofErr w:type="spellStart"/>
-            <w:r>
-              <w:rPr>
-                <w:sz w:val="18"/>
-                <w:szCs w:val="18"/>
-              </w:rPr>
-              <w:t>frutta_tollerati</w:t>
-            </w:r>
-            <w:proofErr w:type="spellEnd"/>
-            <w:r>
-              <w:rPr>
-                <w:sz w:val="18"/>
-                <w:szCs w:val="18"/>
-              </w:rPr>
-              <w:t>&gt;</w:t>
+              <w:t>&lt;frutta_tollerati&gt;</w:t>
             </w:r>
           </w:p>
         </w:tc>
@@ -7014,23 +6563,7 @@
                 <w:sz w:val="18"/>
                 <w:szCs w:val="18"/>
               </w:rPr>
-              <w:t>&lt;</w:t>
-            </w:r>
-            <w:proofErr w:type="spellStart"/>
-            <w:r>
-              <w:rPr>
-                <w:sz w:val="18"/>
-                <w:szCs w:val="18"/>
-              </w:rPr>
-              <w:t>frutta_sconsigliati</w:t>
-            </w:r>
-            <w:proofErr w:type="spellEnd"/>
-            <w:r>
-              <w:rPr>
-                <w:sz w:val="18"/>
-                <w:szCs w:val="18"/>
-              </w:rPr>
-              <w:t>&gt;</w:t>
+              <w:t>&lt;frutta_sconsigliati&gt;</w:t>
             </w:r>
           </w:p>
         </w:tc>
@@ -7038,13 +6571,13 @@
     </w:tbl>
     <w:p>
       <w:pPr>
-        <w:pStyle w:val="Corpotesto"/>
+        <w:pStyle w:val="BodyText"/>
         <w:spacing w:before="197"/>
       </w:pPr>
     </w:p>
     <w:tbl>
       <w:tblPr>
-        <w:tblStyle w:val="TableNormal"/>
+        <w:tblStyle w:val="TableNormal1"/>
         <w:tblW w:w="10769" w:type="dxa"/>
         <w:tblInd w:w="117" w:type="dxa"/>
         <w:tblLayout w:type="fixed"/>
@@ -7056,7 +6589,7 @@
       </w:tblGrid>
       <w:tr>
         <w:trPr>
-          <w:trHeight w:val="1304"/>
+          <w:trHeight w:val="1162"/>
         </w:trPr>
         <w:tc>
           <w:tcPr>
@@ -7146,32 +6679,16 @@
               <w:ind w:left="139" w:right="116"/>
               <w:jc w:val="center"/>
               <w:rPr>
-                <w:sz w:val="20"/>
-                <w:szCs w:val="20"/>
-              </w:rPr>
-            </w:pPr>
-            <w:r>
-              <w:rPr>
-                <w:sz w:val="20"/>
-                <w:szCs w:val="20"/>
-              </w:rPr>
-              <w:t xml:space="preserve">Grano, frumento, farina 00, farina 0, farina integrale, semola, farro, kamut, orzo, malto d’orzo, estratto di malto, segale, avena, </w:t>
-            </w:r>
-            <w:proofErr w:type="spellStart"/>
-            <w:r>
-              <w:rPr>
-                <w:sz w:val="20"/>
-                <w:szCs w:val="20"/>
-              </w:rPr>
-              <w:t>triticale</w:t>
-            </w:r>
-            <w:proofErr w:type="spellEnd"/>
-            <w:r>
-              <w:rPr>
-                <w:sz w:val="20"/>
-                <w:szCs w:val="20"/>
-              </w:rPr>
-              <w:t>, amido di frumento, crusca di frumento, pangrattato, glutine</w:t>
+                <w:sz w:val="18"/>
+                <w:szCs w:val="18"/>
+              </w:rPr>
+            </w:pPr>
+            <w:r>
+              <w:rPr>
+                <w:sz w:val="18"/>
+                <w:szCs w:val="18"/>
+              </w:rPr>
+              <w:t>Grano, frumento, farina 00, farina 0, farina integrale, semola, farro, kamut, orzo, malto d’orzo, estratto di malto, segale, avena, triticale, amido di frumento, crusca di frumento, pangrattato, glutine</w:t>
             </w:r>
           </w:p>
         </w:tc>
@@ -7203,7 +6720,7 @@
     </w:tbl>
     <w:p>
       <w:pPr>
-        <w:pStyle w:val="Corpotesto"/>
+        <w:pStyle w:val="BodyText"/>
         <w:spacing w:before="197"/>
         <w:rPr>
           <w:b/>
@@ -7215,17 +6732,17 @@
     </w:p>
     <w:p>
       <w:pPr>
-        <w:pStyle w:val="Corpotesto"/>
+        <w:pStyle w:val="BodyText"/>
       </w:pPr>
     </w:p>
     <w:p>
       <w:pPr>
-        <w:pStyle w:val="Corpotesto"/>
+        <w:pStyle w:val="BodyText"/>
       </w:pPr>
     </w:p>
     <w:tbl>
       <w:tblPr>
-        <w:tblStyle w:val="TableNormal"/>
+        <w:tblStyle w:val="TableNormal1"/>
         <w:tblW w:w="10773" w:type="dxa"/>
         <w:tblInd w:w="117" w:type="dxa"/>
         <w:tblLayout w:type="fixed"/>
@@ -7729,23 +7246,7 @@
                 <w:sz w:val="18"/>
                 <w:szCs w:val="18"/>
               </w:rPr>
-              <w:t>&lt;</w:t>
-            </w:r>
-            <w:proofErr w:type="spellStart"/>
-            <w:r>
-              <w:rPr>
-                <w:sz w:val="18"/>
-                <w:szCs w:val="18"/>
-              </w:rPr>
-              <w:t>grassi_insat_consigliati</w:t>
-            </w:r>
-            <w:proofErr w:type="spellEnd"/>
-            <w:r>
-              <w:rPr>
-                <w:sz w:val="18"/>
-                <w:szCs w:val="18"/>
-              </w:rPr>
-              <w:t>&gt;</w:t>
+              <w:t>&lt;grassi_insat_consigliati&gt;</w:t>
             </w:r>
           </w:p>
         </w:tc>
@@ -7792,25 +7293,7 @@
                 <w:sz w:val="18"/>
                 <w:szCs w:val="18"/>
               </w:rPr>
-              <w:t>&lt;</w:t>
-            </w:r>
-            <w:proofErr w:type="spellStart"/>
-            <w:r>
-              <w:rPr>
-                <w:spacing w:val="-2"/>
-                <w:sz w:val="18"/>
-                <w:szCs w:val="18"/>
-              </w:rPr>
-              <w:t>grassi_insat_tollerati</w:t>
-            </w:r>
-            <w:proofErr w:type="spellEnd"/>
-            <w:r>
-              <w:rPr>
-                <w:spacing w:val="-2"/>
-                <w:sz w:val="18"/>
-                <w:szCs w:val="18"/>
-              </w:rPr>
-              <w:t>&gt;</w:t>
+              <w:t>&lt;grassi_insat_tollerati&gt;</w:t>
             </w:r>
           </w:p>
         </w:tc>
@@ -7858,27 +7341,7 @@
                 <w:sz w:val="18"/>
                 <w:szCs w:val="18"/>
               </w:rPr>
-              <w:t>&lt;</w:t>
-            </w:r>
-            <w:proofErr w:type="spellStart"/>
-            <w:r>
-              <w:rPr>
-                <w:rFonts w:eastAsiaTheme="minorHAnsi"/>
-                <w:spacing w:val="-2"/>
-                <w:sz w:val="18"/>
-                <w:szCs w:val="18"/>
-              </w:rPr>
-              <w:t>grassi_insat_sconsigliati</w:t>
-            </w:r>
-            <w:proofErr w:type="spellEnd"/>
-            <w:r>
-              <w:rPr>
-                <w:rFonts w:eastAsiaTheme="minorHAnsi"/>
-                <w:spacing w:val="-2"/>
-                <w:sz w:val="18"/>
-                <w:szCs w:val="18"/>
-              </w:rPr>
-              <w:t>&gt;</w:t>
+              <w:t>&lt;grassi_insat_sconsigliati&gt;</w:t>
             </w:r>
           </w:p>
         </w:tc>
@@ -8188,25 +7651,7 @@
                 <w:sz w:val="18"/>
                 <w:szCs w:val="18"/>
               </w:rPr>
-              <w:t>&lt;</w:t>
-            </w:r>
-            <w:proofErr w:type="spellStart"/>
-            <w:r>
-              <w:rPr>
-                <w:rFonts w:eastAsiaTheme="minorHAnsi"/>
-                <w:sz w:val="18"/>
-                <w:szCs w:val="18"/>
-              </w:rPr>
-              <w:t>grassi_sat_consigliati</w:t>
-            </w:r>
-            <w:proofErr w:type="spellEnd"/>
-            <w:r>
-              <w:rPr>
-                <w:rFonts w:eastAsiaTheme="minorHAnsi"/>
-                <w:sz w:val="18"/>
-                <w:szCs w:val="18"/>
-              </w:rPr>
-              <w:t>&gt;</w:t>
+              <w:t>&lt;grassi_sat_consigliati&gt;</w:t>
             </w:r>
           </w:p>
         </w:tc>
@@ -8253,25 +7698,7 @@
                 <w:sz w:val="18"/>
                 <w:szCs w:val="18"/>
               </w:rPr>
-              <w:t>&lt;</w:t>
-            </w:r>
-            <w:proofErr w:type="spellStart"/>
-            <w:r>
-              <w:rPr>
-                <w:rFonts w:eastAsiaTheme="minorHAnsi"/>
-                <w:sz w:val="18"/>
-                <w:szCs w:val="18"/>
-              </w:rPr>
-              <w:t>grassi_sat_tollerati</w:t>
-            </w:r>
-            <w:proofErr w:type="spellEnd"/>
-            <w:r>
-              <w:rPr>
-                <w:rFonts w:eastAsiaTheme="minorHAnsi"/>
-                <w:sz w:val="18"/>
-                <w:szCs w:val="18"/>
-              </w:rPr>
-              <w:t>&gt;</w:t>
+              <w:t>&lt;grassi_sat_tollerati&gt;</w:t>
             </w:r>
           </w:p>
         </w:tc>
@@ -8318,25 +7745,7 @@
                 <w:sz w:val="18"/>
                 <w:szCs w:val="18"/>
               </w:rPr>
-              <w:t>&lt;</w:t>
-            </w:r>
-            <w:proofErr w:type="spellStart"/>
-            <w:r>
-              <w:rPr>
-                <w:rFonts w:eastAsiaTheme="minorHAnsi"/>
-                <w:sz w:val="18"/>
-                <w:szCs w:val="18"/>
-              </w:rPr>
-              <w:t>grassi_sat_sconsigliati</w:t>
-            </w:r>
-            <w:proofErr w:type="spellEnd"/>
-            <w:r>
-              <w:rPr>
-                <w:rFonts w:eastAsiaTheme="minorHAnsi"/>
-                <w:sz w:val="18"/>
-                <w:szCs w:val="18"/>
-              </w:rPr>
-              <w:t>&gt;</w:t>
+              <w:t>&lt;grassi_sat_sconsigliati&gt;</w:t>
             </w:r>
           </w:p>
         </w:tc>
@@ -8344,7 +7753,7 @@
     </w:tbl>
     <w:p>
       <w:pPr>
-        <w:pStyle w:val="Corpotesto"/>
+        <w:pStyle w:val="BodyText"/>
         <w:spacing w:before="91"/>
         <w:ind w:left="239" w:right="393"/>
         <w:rPr>
@@ -8744,7 +8153,7 @@
     </w:p>
     <w:p>
       <w:pPr>
-        <w:pStyle w:val="Corpotesto"/>
+        <w:pStyle w:val="BodyText"/>
         <w:spacing w:before="280" w:line="276" w:lineRule="auto"/>
         <w:ind w:left="239" w:right="338"/>
       </w:pPr>
@@ -8757,7 +8166,7 @@
     </w:p>
     <w:p>
       <w:pPr>
-        <w:pStyle w:val="Corpotesto"/>
+        <w:pStyle w:val="BodyText"/>
         <w:spacing w:before="280"/>
         <w:ind w:left="239" w:right="338"/>
         <w:jc w:val="both"/>
@@ -8776,7 +8185,7 @@
     </w:p>
     <w:p>
       <w:pPr>
-        <w:pStyle w:val="Corpotesto"/>
+        <w:pStyle w:val="BodyText"/>
         <w:spacing w:before="280" w:line="276" w:lineRule="auto"/>
         <w:ind w:left="239" w:right="338"/>
       </w:pPr>
@@ -8789,9 +8198,12 @@
     </w:p>
     <w:p>
       <w:pPr>
-        <w:pStyle w:val="Corpotesto"/>
+        <w:pStyle w:val="BodyText"/>
         <w:spacing w:before="280" w:line="276" w:lineRule="auto"/>
         <w:ind w:left="239" w:right="338"/>
+        <w:rPr>
+          <w:color w:val="000000"/>
+        </w:rPr>
       </w:pPr>
       <w:r>
         <w:rPr>
@@ -8808,6 +8220,888 @@
         </w:rPr>
         <w:t>: Si raccomanda di verificare mediante analisi cliniche la reale necessità di integrazione e di consultare un professionista sanitario prima di iniziare l’assunzione, soprattutto in presenza di altri farmaci o condizioni mediche preesistenti.</w:t>
       </w:r>
+    </w:p>
+    <w:p>
+      <w:pPr>
+        <w:widowControl/>
+        <w:rPr>
+          <w:rFonts w:ascii="Calibri" w:eastAsia="Calibri" w:hAnsi="Calibri"/>
+          <w:color w:val="000000"/>
+          <w:sz w:val="20"/>
+          <w:szCs w:val="20"/>
+        </w:rPr>
+      </w:pPr>
+      <w:r>
+        <w:rPr>
+          <w:color w:val="000000"/>
+        </w:rPr>
+        <w:br w:type="page"/>
+      </w:r>
+    </w:p>
+    <w:p>
+      <w:pPr>
+        <w:spacing w:before="267"/>
+        <w:ind w:firstLine="239"/>
+        <w:rPr>
+          <w:rFonts w:ascii="Cambria" w:hAnsi="Cambria"/>
+          <w:b/>
+          <w:i/>
+          <w:color w:val="FF0000"/>
+          <w:spacing w:val="-2"/>
+          <w:sz w:val="36"/>
+        </w:rPr>
+      </w:pPr>
+      <w:r>
+        <w:rPr>
+          <w:rFonts w:ascii="Cambria" w:hAnsi="Cambria"/>
+          <w:b/>
+          <w:i/>
+          <w:color w:val="FF0000"/>
+          <w:spacing w:val="-2"/>
+          <w:sz w:val="36"/>
+        </w:rPr>
+        <w:lastRenderedPageBreak/>
+        <w:t>ALIMENTI CHE POSSONO INFLUENZARE I FARMACI</w:t>
+      </w:r>
+    </w:p>
+    <w:p>
+      <w:pPr>
+        <w:pStyle w:val="BodyText"/>
+        <w:spacing w:before="280" w:line="276" w:lineRule="auto"/>
+        <w:ind w:left="239" w:right="338"/>
+        <w:rPr>
+          <w:color w:val="000000"/>
+        </w:rPr>
+      </w:pPr>
+      <w:r>
+        <w:rPr>
+          <w:color w:val="000000"/>
+        </w:rPr>
+        <w:t>Alcuni cibi possono modificare l’effetto dei farmaci nel corpo, rendendoli più forti o meno efficaci. Ecco un elenco dei principali alimenti da tenere sotto controllo:</w:t>
+      </w:r>
+      <w:r>
+        <w:rPr>
+          <w:color w:val="000000"/>
+        </w:rPr>
+        <w:br/>
+      </w:r>
+    </w:p>
+    <w:tbl>
+      <w:tblPr>
+        <w:tblStyle w:val="GridTable1Light"/>
+        <w:tblW w:w="10329" w:type="dxa"/>
+        <w:tblInd w:w="392" w:type="dxa"/>
+        <w:tblLook w:val="04A0" w:firstRow="1" w:lastRow="0" w:firstColumn="1" w:lastColumn="0" w:noHBand="0" w:noVBand="1"/>
+      </w:tblPr>
+      <w:tblGrid>
+        <w:gridCol w:w="2425"/>
+        <w:gridCol w:w="4237"/>
+        <w:gridCol w:w="3667"/>
+      </w:tblGrid>
+      <w:tr>
+        <w:trPr>
+          <w:cnfStyle w:val="100000000000" w:firstRow="1" w:lastRow="0" w:firstColumn="0" w:lastColumn="0" w:oddVBand="0" w:evenVBand="0" w:oddHBand="0" w:evenHBand="0" w:firstRowFirstColumn="0" w:firstRowLastColumn="0" w:lastRowFirstColumn="0" w:lastRowLastColumn="0"/>
+          <w:trHeight w:val="351"/>
+        </w:trPr>
+        <w:tc>
+          <w:tcPr>
+            <w:cnfStyle w:val="001000000000" w:firstRow="0" w:lastRow="0" w:firstColumn="1" w:lastColumn="0" w:oddVBand="0" w:evenVBand="0" w:oddHBand="0" w:evenHBand="0" w:firstRowFirstColumn="0" w:firstRowLastColumn="0" w:lastRowFirstColumn="0" w:lastRowLastColumn="0"/>
+            <w:tcW w:w="2425" w:type="dxa"/>
+          </w:tcPr>
+          <w:p>
+            <w:pPr>
+              <w:ind w:left="142"/>
+              <w:jc w:val="center"/>
+              <w:rPr>
+                <w:rFonts w:ascii="Calibri" w:hAnsi="Calibri"/>
+                <w:b w:val="0"/>
+                <w:bCs w:val="0"/>
+                <w:sz w:val="20"/>
+                <w:szCs w:val="20"/>
+              </w:rPr>
+            </w:pPr>
+            <w:r>
+              <w:rPr>
+                <w:rStyle w:val="Strong"/>
+                <w:rFonts w:ascii="Calibri" w:eastAsia="SimSun" w:hAnsi="Calibri"/>
+                <w:b/>
+                <w:bCs/>
+                <w:sz w:val="20"/>
+                <w:szCs w:val="20"/>
+                <w:lang w:val="en-US" w:eastAsia="zh-CN" w:bidi="ar"/>
+              </w:rPr>
+              <w:t>Alimento</w:t>
+            </w:r>
+          </w:p>
+        </w:tc>
+        <w:tc>
+          <w:tcPr>
+            <w:tcW w:w="4237" w:type="dxa"/>
+          </w:tcPr>
+          <w:p>
+            <w:pPr>
+              <w:ind w:left="142"/>
+              <w:jc w:val="center"/>
+              <w:cnfStyle w:val="100000000000" w:firstRow="1" w:lastRow="0" w:firstColumn="0" w:lastColumn="0" w:oddVBand="0" w:evenVBand="0" w:oddHBand="0" w:evenHBand="0" w:firstRowFirstColumn="0" w:firstRowLastColumn="0" w:lastRowFirstColumn="0" w:lastRowLastColumn="0"/>
+              <w:rPr>
+                <w:rFonts w:ascii="Calibri" w:hAnsi="Calibri"/>
+                <w:b w:val="0"/>
+                <w:bCs w:val="0"/>
+                <w:sz w:val="20"/>
+                <w:szCs w:val="20"/>
+              </w:rPr>
+            </w:pPr>
+            <w:proofErr w:type="spellStart"/>
+            <w:r>
+              <w:rPr>
+                <w:rStyle w:val="Strong"/>
+                <w:rFonts w:ascii="Calibri" w:eastAsia="SimSun" w:hAnsi="Calibri"/>
+                <w:b/>
+                <w:bCs/>
+                <w:sz w:val="20"/>
+                <w:szCs w:val="20"/>
+                <w:lang w:val="en-US" w:eastAsia="zh-CN" w:bidi="ar"/>
+              </w:rPr>
+              <w:t>Effetto</w:t>
+            </w:r>
+            <w:proofErr w:type="spellEnd"/>
+            <w:r>
+              <w:rPr>
+                <w:rStyle w:val="Strong"/>
+                <w:rFonts w:ascii="Calibri" w:eastAsia="SimSun" w:hAnsi="Calibri"/>
+                <w:b/>
+                <w:bCs/>
+                <w:sz w:val="20"/>
+                <w:szCs w:val="20"/>
+                <w:lang w:val="en-US" w:eastAsia="zh-CN" w:bidi="ar"/>
+              </w:rPr>
+              <w:t xml:space="preserve"> </w:t>
+            </w:r>
+            <w:proofErr w:type="spellStart"/>
+            <w:r>
+              <w:rPr>
+                <w:rStyle w:val="Strong"/>
+                <w:rFonts w:ascii="Calibri" w:eastAsia="SimSun" w:hAnsi="Calibri"/>
+                <w:b/>
+                <w:bCs/>
+                <w:sz w:val="20"/>
+                <w:szCs w:val="20"/>
+                <w:lang w:val="en-US" w:eastAsia="zh-CN" w:bidi="ar"/>
+              </w:rPr>
+              <w:t>sul</w:t>
+            </w:r>
+            <w:proofErr w:type="spellEnd"/>
+            <w:r>
+              <w:rPr>
+                <w:rStyle w:val="Strong"/>
+                <w:rFonts w:ascii="Calibri" w:eastAsia="SimSun" w:hAnsi="Calibri"/>
+                <w:b/>
+                <w:bCs/>
+                <w:sz w:val="20"/>
+                <w:szCs w:val="20"/>
+                <w:lang w:val="en-US" w:eastAsia="zh-CN" w:bidi="ar"/>
+              </w:rPr>
+              <w:t xml:space="preserve"> </w:t>
+            </w:r>
+            <w:proofErr w:type="spellStart"/>
+            <w:r>
+              <w:rPr>
+                <w:rStyle w:val="Strong"/>
+                <w:rFonts w:ascii="Calibri" w:eastAsia="SimSun" w:hAnsi="Calibri"/>
+                <w:b/>
+                <w:bCs/>
+                <w:sz w:val="20"/>
+                <w:szCs w:val="20"/>
+                <w:lang w:val="en-US" w:eastAsia="zh-CN" w:bidi="ar"/>
+              </w:rPr>
+              <w:t>Farmaco</w:t>
+            </w:r>
+            <w:proofErr w:type="spellEnd"/>
+          </w:p>
+        </w:tc>
+        <w:tc>
+          <w:tcPr>
+            <w:tcW w:w="3667" w:type="dxa"/>
+          </w:tcPr>
+          <w:p>
+            <w:pPr>
+              <w:ind w:left="142"/>
+              <w:jc w:val="center"/>
+              <w:cnfStyle w:val="100000000000" w:firstRow="1" w:lastRow="0" w:firstColumn="0" w:lastColumn="0" w:oddVBand="0" w:evenVBand="0" w:oddHBand="0" w:evenHBand="0" w:firstRowFirstColumn="0" w:firstRowLastColumn="0" w:lastRowFirstColumn="0" w:lastRowLastColumn="0"/>
+              <w:rPr>
+                <w:rFonts w:ascii="Calibri" w:hAnsi="Calibri"/>
+                <w:b w:val="0"/>
+                <w:bCs w:val="0"/>
+                <w:sz w:val="20"/>
+                <w:szCs w:val="20"/>
+              </w:rPr>
+            </w:pPr>
+            <w:proofErr w:type="spellStart"/>
+            <w:r>
+              <w:rPr>
+                <w:rStyle w:val="Strong"/>
+                <w:rFonts w:ascii="Calibri" w:eastAsia="SimSun" w:hAnsi="Calibri"/>
+                <w:b/>
+                <w:bCs/>
+                <w:sz w:val="20"/>
+                <w:szCs w:val="20"/>
+                <w:lang w:val="en-US" w:eastAsia="zh-CN" w:bidi="ar"/>
+              </w:rPr>
+              <w:t>Possibili</w:t>
+            </w:r>
+            <w:proofErr w:type="spellEnd"/>
+            <w:r>
+              <w:rPr>
+                <w:rStyle w:val="Strong"/>
+                <w:rFonts w:ascii="Calibri" w:eastAsia="SimSun" w:hAnsi="Calibri"/>
+                <w:b/>
+                <w:bCs/>
+                <w:sz w:val="20"/>
+                <w:szCs w:val="20"/>
+                <w:lang w:val="en-US" w:eastAsia="zh-CN" w:bidi="ar"/>
+              </w:rPr>
+              <w:t xml:space="preserve"> Rischi</w:t>
+            </w:r>
+          </w:p>
+        </w:tc>
+      </w:tr>
+      <w:tr>
+        <w:trPr>
+          <w:trHeight w:val="836"/>
+        </w:trPr>
+        <w:tc>
+          <w:tcPr>
+            <w:cnfStyle w:val="001000000000" w:firstRow="0" w:lastRow="0" w:firstColumn="1" w:lastColumn="0" w:oddVBand="0" w:evenVBand="0" w:oddHBand="0" w:evenHBand="0" w:firstRowFirstColumn="0" w:firstRowLastColumn="0" w:lastRowFirstColumn="0" w:lastRowLastColumn="0"/>
+            <w:tcW w:w="2425" w:type="dxa"/>
+            <w:vAlign w:val="center"/>
+          </w:tcPr>
+          <w:p>
+            <w:pPr>
+              <w:ind w:left="142"/>
+              <w:jc w:val="center"/>
+              <w:rPr>
+                <w:rFonts w:ascii="Calibri" w:hAnsi="Calibri"/>
+                <w:sz w:val="18"/>
+                <w:szCs w:val="18"/>
+              </w:rPr>
+            </w:pPr>
+            <w:proofErr w:type="spellStart"/>
+            <w:r>
+              <w:rPr>
+                <w:rStyle w:val="Strong"/>
+                <w:rFonts w:ascii="Calibri" w:eastAsia="SimSun" w:hAnsi="Calibri"/>
+                <w:sz w:val="18"/>
+                <w:szCs w:val="18"/>
+                <w:lang w:val="en-US" w:eastAsia="zh-CN" w:bidi="ar"/>
+              </w:rPr>
+              <w:t>Pompelmo</w:t>
+            </w:r>
+            <w:proofErr w:type="spellEnd"/>
+          </w:p>
+        </w:tc>
+        <w:tc>
+          <w:tcPr>
+            <w:tcW w:w="4237" w:type="dxa"/>
+            <w:vAlign w:val="center"/>
+          </w:tcPr>
+          <w:p>
+            <w:pPr>
+              <w:ind w:left="142"/>
+              <w:jc w:val="center"/>
+              <w:cnfStyle w:val="000000000000" w:firstRow="0" w:lastRow="0" w:firstColumn="0" w:lastColumn="0" w:oddVBand="0" w:evenVBand="0" w:oddHBand="0" w:evenHBand="0" w:firstRowFirstColumn="0" w:firstRowLastColumn="0" w:lastRowFirstColumn="0" w:lastRowLastColumn="0"/>
+              <w:rPr>
+                <w:rFonts w:ascii="Calibri" w:eastAsia="SimSun" w:hAnsi="Calibri"/>
+                <w:sz w:val="18"/>
+                <w:szCs w:val="18"/>
+                <w:lang w:eastAsia="zh-CN" w:bidi="ar"/>
+              </w:rPr>
+            </w:pPr>
+            <w:r>
+              <w:rPr>
+                <w:rFonts w:ascii="Calibri" w:eastAsia="SimSun" w:hAnsi="Calibri"/>
+                <w:sz w:val="18"/>
+                <w:szCs w:val="18"/>
+                <w:lang w:eastAsia="zh-CN" w:bidi="ar"/>
+              </w:rPr>
+              <w:t>Rallenta la degradazione di alcuni farmaci nel fegato (es. statine, ansiolitici)</w:t>
+            </w:r>
+          </w:p>
+        </w:tc>
+        <w:tc>
+          <w:tcPr>
+            <w:tcW w:w="3667" w:type="dxa"/>
+            <w:vAlign w:val="center"/>
+          </w:tcPr>
+          <w:p>
+            <w:pPr>
+              <w:ind w:left="142"/>
+              <w:jc w:val="center"/>
+              <w:cnfStyle w:val="000000000000" w:firstRow="0" w:lastRow="0" w:firstColumn="0" w:lastColumn="0" w:oddVBand="0" w:evenVBand="0" w:oddHBand="0" w:evenHBand="0" w:firstRowFirstColumn="0" w:firstRowLastColumn="0" w:lastRowFirstColumn="0" w:lastRowLastColumn="0"/>
+              <w:rPr>
+                <w:rFonts w:ascii="Calibri" w:hAnsi="Calibri"/>
+                <w:sz w:val="18"/>
+                <w:szCs w:val="18"/>
+              </w:rPr>
+            </w:pPr>
+            <w:r>
+              <w:rPr>
+                <w:rFonts w:ascii="Calibri" w:eastAsia="SimSun" w:hAnsi="Calibri"/>
+                <w:sz w:val="18"/>
+                <w:szCs w:val="18"/>
+                <w:lang w:eastAsia="zh-CN" w:bidi="ar"/>
+              </w:rPr>
+              <w:t>Il farmaco può accumularsi nel sangue e diventare tossico</w:t>
+            </w:r>
+          </w:p>
+        </w:tc>
+      </w:tr>
+      <w:tr>
+        <w:trPr>
+          <w:trHeight w:val="652"/>
+        </w:trPr>
+        <w:tc>
+          <w:tcPr>
+            <w:cnfStyle w:val="001000000000" w:firstRow="0" w:lastRow="0" w:firstColumn="1" w:lastColumn="0" w:oddVBand="0" w:evenVBand="0" w:oddHBand="0" w:evenHBand="0" w:firstRowFirstColumn="0" w:firstRowLastColumn="0" w:lastRowFirstColumn="0" w:lastRowLastColumn="0"/>
+            <w:tcW w:w="2425" w:type="dxa"/>
+            <w:vAlign w:val="center"/>
+          </w:tcPr>
+          <w:p>
+            <w:pPr>
+              <w:ind w:left="142"/>
+              <w:jc w:val="center"/>
+              <w:rPr>
+                <w:rFonts w:ascii="Calibri" w:eastAsia="SimSun" w:hAnsi="Calibri"/>
+                <w:sz w:val="18"/>
+                <w:szCs w:val="18"/>
+                <w:lang w:eastAsia="zh-CN" w:bidi="ar"/>
+              </w:rPr>
+            </w:pPr>
+            <w:r>
+              <w:rPr>
+                <w:rStyle w:val="Strong"/>
+                <w:rFonts w:ascii="Calibri" w:eastAsia="SimSun" w:hAnsi="Calibri"/>
+                <w:sz w:val="18"/>
+                <w:szCs w:val="18"/>
+                <w:lang w:eastAsia="zh-CN" w:bidi="ar"/>
+              </w:rPr>
+              <w:t>Verdure a foglia verde (spinaci, cavoli, lattuga)</w:t>
+            </w:r>
+          </w:p>
+        </w:tc>
+        <w:tc>
+          <w:tcPr>
+            <w:tcW w:w="4237" w:type="dxa"/>
+            <w:vAlign w:val="center"/>
+          </w:tcPr>
+          <w:p>
+            <w:pPr>
+              <w:ind w:left="142"/>
+              <w:jc w:val="center"/>
+              <w:cnfStyle w:val="000000000000" w:firstRow="0" w:lastRow="0" w:firstColumn="0" w:lastColumn="0" w:oddVBand="0" w:evenVBand="0" w:oddHBand="0" w:evenHBand="0" w:firstRowFirstColumn="0" w:firstRowLastColumn="0" w:lastRowFirstColumn="0" w:lastRowLastColumn="0"/>
+              <w:rPr>
+                <w:rFonts w:ascii="Calibri" w:hAnsi="Calibri"/>
+                <w:sz w:val="18"/>
+                <w:szCs w:val="18"/>
+              </w:rPr>
+            </w:pPr>
+            <w:r>
+              <w:rPr>
+                <w:rFonts w:ascii="Calibri" w:eastAsia="SimSun" w:hAnsi="Calibri"/>
+                <w:sz w:val="18"/>
+                <w:szCs w:val="18"/>
+                <w:lang w:eastAsia="zh-CN" w:bidi="ar"/>
+              </w:rPr>
+              <w:t>Possono ridurre l’effetto dei farmaci anticoagulanti (es. warfarin)</w:t>
+            </w:r>
+          </w:p>
+        </w:tc>
+        <w:tc>
+          <w:tcPr>
+            <w:tcW w:w="3667" w:type="dxa"/>
+            <w:vAlign w:val="center"/>
+          </w:tcPr>
+          <w:p>
+            <w:pPr>
+              <w:ind w:left="142"/>
+              <w:jc w:val="center"/>
+              <w:cnfStyle w:val="000000000000" w:firstRow="0" w:lastRow="0" w:firstColumn="0" w:lastColumn="0" w:oddVBand="0" w:evenVBand="0" w:oddHBand="0" w:evenHBand="0" w:firstRowFirstColumn="0" w:firstRowLastColumn="0" w:lastRowFirstColumn="0" w:lastRowLastColumn="0"/>
+              <w:rPr>
+                <w:rFonts w:ascii="Calibri" w:hAnsi="Calibri"/>
+                <w:sz w:val="18"/>
+                <w:szCs w:val="18"/>
+              </w:rPr>
+            </w:pPr>
+            <w:r>
+              <w:rPr>
+                <w:rFonts w:ascii="Calibri" w:eastAsia="SimSun" w:hAnsi="Calibri"/>
+                <w:sz w:val="18"/>
+                <w:szCs w:val="18"/>
+                <w:lang w:eastAsia="zh-CN" w:bidi="ar"/>
+              </w:rPr>
+              <w:t>Rischio di trombosi o sanguinamenti</w:t>
+            </w:r>
+          </w:p>
+        </w:tc>
+      </w:tr>
+      <w:tr>
+        <w:trPr>
+          <w:trHeight w:val="770"/>
+        </w:trPr>
+        <w:tc>
+          <w:tcPr>
+            <w:cnfStyle w:val="001000000000" w:firstRow="0" w:lastRow="0" w:firstColumn="1" w:lastColumn="0" w:oddVBand="0" w:evenVBand="0" w:oddHBand="0" w:evenHBand="0" w:firstRowFirstColumn="0" w:firstRowLastColumn="0" w:lastRowFirstColumn="0" w:lastRowLastColumn="0"/>
+            <w:tcW w:w="2425" w:type="dxa"/>
+            <w:vAlign w:val="center"/>
+          </w:tcPr>
+          <w:p>
+            <w:pPr>
+              <w:ind w:left="142"/>
+              <w:jc w:val="center"/>
+              <w:rPr>
+                <w:rFonts w:ascii="Calibri" w:hAnsi="Calibri"/>
+                <w:sz w:val="18"/>
+                <w:szCs w:val="18"/>
+              </w:rPr>
+            </w:pPr>
+            <w:proofErr w:type="spellStart"/>
+            <w:r>
+              <w:rPr>
+                <w:rStyle w:val="Strong"/>
+                <w:rFonts w:ascii="Calibri" w:eastAsia="SimSun" w:hAnsi="Calibri"/>
+                <w:sz w:val="18"/>
+                <w:szCs w:val="18"/>
+                <w:lang w:val="en-US" w:eastAsia="zh-CN" w:bidi="ar"/>
+              </w:rPr>
+              <w:t>Alcol</w:t>
+            </w:r>
+            <w:proofErr w:type="spellEnd"/>
+          </w:p>
+        </w:tc>
+        <w:tc>
+          <w:tcPr>
+            <w:tcW w:w="4237" w:type="dxa"/>
+            <w:vAlign w:val="center"/>
+          </w:tcPr>
+          <w:p>
+            <w:pPr>
+              <w:ind w:left="142"/>
+              <w:jc w:val="center"/>
+              <w:cnfStyle w:val="000000000000" w:firstRow="0" w:lastRow="0" w:firstColumn="0" w:lastColumn="0" w:oddVBand="0" w:evenVBand="0" w:oddHBand="0" w:evenHBand="0" w:firstRowFirstColumn="0" w:firstRowLastColumn="0" w:lastRowFirstColumn="0" w:lastRowLastColumn="0"/>
+              <w:rPr>
+                <w:rFonts w:ascii="Calibri" w:eastAsia="SimSun" w:hAnsi="Calibri"/>
+                <w:sz w:val="18"/>
+                <w:szCs w:val="18"/>
+                <w:lang w:eastAsia="zh-CN" w:bidi="ar"/>
+              </w:rPr>
+            </w:pPr>
+            <w:r>
+              <w:rPr>
+                <w:rFonts w:ascii="Calibri" w:eastAsia="SimSun" w:hAnsi="Calibri"/>
+                <w:sz w:val="18"/>
+                <w:szCs w:val="18"/>
+                <w:lang w:eastAsia="zh-CN" w:bidi="ar"/>
+              </w:rPr>
+              <w:t>Può aumentare o ridurre l’effetto di alcuni farmaci (es. antidolorifici, sedativi, insulina)</w:t>
+            </w:r>
+          </w:p>
+        </w:tc>
+        <w:tc>
+          <w:tcPr>
+            <w:tcW w:w="3667" w:type="dxa"/>
+            <w:vAlign w:val="center"/>
+          </w:tcPr>
+          <w:p>
+            <w:pPr>
+              <w:ind w:left="142"/>
+              <w:jc w:val="center"/>
+              <w:cnfStyle w:val="000000000000" w:firstRow="0" w:lastRow="0" w:firstColumn="0" w:lastColumn="0" w:oddVBand="0" w:evenVBand="0" w:oddHBand="0" w:evenHBand="0" w:firstRowFirstColumn="0" w:firstRowLastColumn="0" w:lastRowFirstColumn="0" w:lastRowLastColumn="0"/>
+              <w:rPr>
+                <w:rFonts w:ascii="Calibri" w:hAnsi="Calibri"/>
+                <w:sz w:val="18"/>
+                <w:szCs w:val="18"/>
+              </w:rPr>
+            </w:pPr>
+            <w:r>
+              <w:rPr>
+                <w:rFonts w:ascii="Calibri" w:eastAsia="SimSun" w:hAnsi="Calibri"/>
+                <w:sz w:val="18"/>
+                <w:szCs w:val="18"/>
+                <w:lang w:eastAsia="zh-CN" w:bidi="ar"/>
+              </w:rPr>
+              <w:t>Rischio di danni al fegato, svenimenti, glicemia bassa</w:t>
+            </w:r>
+          </w:p>
+        </w:tc>
+      </w:tr>
+      <w:tr>
+        <w:trPr>
+          <w:trHeight w:val="626"/>
+        </w:trPr>
+        <w:tc>
+          <w:tcPr>
+            <w:cnfStyle w:val="001000000000" w:firstRow="0" w:lastRow="0" w:firstColumn="1" w:lastColumn="0" w:oddVBand="0" w:evenVBand="0" w:oddHBand="0" w:evenHBand="0" w:firstRowFirstColumn="0" w:firstRowLastColumn="0" w:lastRowFirstColumn="0" w:lastRowLastColumn="0"/>
+            <w:tcW w:w="2425" w:type="dxa"/>
+            <w:vAlign w:val="center"/>
+          </w:tcPr>
+          <w:p>
+            <w:pPr>
+              <w:ind w:left="142"/>
+              <w:jc w:val="center"/>
+              <w:rPr>
+                <w:rFonts w:ascii="Calibri" w:eastAsia="SimSun" w:hAnsi="Calibri"/>
+                <w:sz w:val="18"/>
+                <w:szCs w:val="18"/>
+                <w:lang w:val="en-US" w:eastAsia="zh-CN" w:bidi="ar"/>
+              </w:rPr>
+            </w:pPr>
+            <w:r>
+              <w:rPr>
+                <w:rStyle w:val="Strong"/>
+                <w:rFonts w:ascii="Calibri" w:eastAsia="SimSun" w:hAnsi="Calibri"/>
+                <w:sz w:val="18"/>
+                <w:szCs w:val="18"/>
+                <w:lang w:val="en-US" w:eastAsia="zh-CN" w:bidi="ar"/>
+              </w:rPr>
+              <w:t xml:space="preserve">Caffè, </w:t>
+            </w:r>
+            <w:proofErr w:type="spellStart"/>
+            <w:r>
+              <w:rPr>
+                <w:rStyle w:val="Strong"/>
+                <w:rFonts w:ascii="Calibri" w:eastAsia="SimSun" w:hAnsi="Calibri"/>
+                <w:sz w:val="18"/>
+                <w:szCs w:val="18"/>
+                <w:lang w:val="en-US" w:eastAsia="zh-CN" w:bidi="ar"/>
+              </w:rPr>
+              <w:t>tè</w:t>
+            </w:r>
+            <w:proofErr w:type="spellEnd"/>
+            <w:r>
+              <w:rPr>
+                <w:rStyle w:val="Strong"/>
+                <w:rFonts w:ascii="Calibri" w:eastAsia="SimSun" w:hAnsi="Calibri"/>
+                <w:sz w:val="18"/>
+                <w:szCs w:val="18"/>
+                <w:lang w:val="en-US" w:eastAsia="zh-CN" w:bidi="ar"/>
+              </w:rPr>
+              <w:t xml:space="preserve">, </w:t>
+            </w:r>
+            <w:proofErr w:type="spellStart"/>
+            <w:r>
+              <w:rPr>
+                <w:rStyle w:val="Strong"/>
+                <w:rFonts w:ascii="Calibri" w:eastAsia="SimSun" w:hAnsi="Calibri"/>
+                <w:sz w:val="18"/>
+                <w:szCs w:val="18"/>
+                <w:lang w:val="en-US" w:eastAsia="zh-CN" w:bidi="ar"/>
+              </w:rPr>
+              <w:t>bevande</w:t>
+            </w:r>
+            <w:proofErr w:type="spellEnd"/>
+            <w:r>
+              <w:rPr>
+                <w:rStyle w:val="Strong"/>
+                <w:rFonts w:ascii="Calibri" w:eastAsia="SimSun" w:hAnsi="Calibri"/>
+                <w:sz w:val="18"/>
+                <w:szCs w:val="18"/>
+                <w:lang w:val="en-US" w:eastAsia="zh-CN" w:bidi="ar"/>
+              </w:rPr>
+              <w:t xml:space="preserve"> </w:t>
+            </w:r>
+            <w:proofErr w:type="spellStart"/>
+            <w:r>
+              <w:rPr>
+                <w:rStyle w:val="Strong"/>
+                <w:rFonts w:ascii="Calibri" w:eastAsia="SimSun" w:hAnsi="Calibri"/>
+                <w:sz w:val="18"/>
+                <w:szCs w:val="18"/>
+                <w:lang w:val="en-US" w:eastAsia="zh-CN" w:bidi="ar"/>
+              </w:rPr>
+              <w:t>energetiche</w:t>
+            </w:r>
+            <w:proofErr w:type="spellEnd"/>
+          </w:p>
+        </w:tc>
+        <w:tc>
+          <w:tcPr>
+            <w:tcW w:w="4237" w:type="dxa"/>
+            <w:vAlign w:val="center"/>
+          </w:tcPr>
+          <w:p>
+            <w:pPr>
+              <w:ind w:left="142"/>
+              <w:jc w:val="center"/>
+              <w:cnfStyle w:val="000000000000" w:firstRow="0" w:lastRow="0" w:firstColumn="0" w:lastColumn="0" w:oddVBand="0" w:evenVBand="0" w:oddHBand="0" w:evenHBand="0" w:firstRowFirstColumn="0" w:firstRowLastColumn="0" w:lastRowFirstColumn="0" w:lastRowLastColumn="0"/>
+              <w:rPr>
+                <w:rFonts w:ascii="Calibri" w:hAnsi="Calibri"/>
+                <w:sz w:val="18"/>
+                <w:szCs w:val="18"/>
+              </w:rPr>
+            </w:pPr>
+            <w:r>
+              <w:rPr>
+                <w:rFonts w:ascii="Calibri" w:eastAsia="SimSun" w:hAnsi="Calibri"/>
+                <w:sz w:val="18"/>
+                <w:szCs w:val="18"/>
+                <w:lang w:eastAsia="zh-CN" w:bidi="ar"/>
+              </w:rPr>
+              <w:t>Può potenziare farmaci stimolanti o ridurre l’effetto dei calmanti</w:t>
+            </w:r>
+          </w:p>
+        </w:tc>
+        <w:tc>
+          <w:tcPr>
+            <w:tcW w:w="3667" w:type="dxa"/>
+            <w:vAlign w:val="center"/>
+          </w:tcPr>
+          <w:p>
+            <w:pPr>
+              <w:ind w:left="142"/>
+              <w:jc w:val="center"/>
+              <w:cnfStyle w:val="000000000000" w:firstRow="0" w:lastRow="0" w:firstColumn="0" w:lastColumn="0" w:oddVBand="0" w:evenVBand="0" w:oddHBand="0" w:evenHBand="0" w:firstRowFirstColumn="0" w:firstRowLastColumn="0" w:lastRowFirstColumn="0" w:lastRowLastColumn="0"/>
+              <w:rPr>
+                <w:rFonts w:ascii="Calibri" w:hAnsi="Calibri"/>
+                <w:sz w:val="18"/>
+                <w:szCs w:val="18"/>
+              </w:rPr>
+            </w:pPr>
+            <w:r>
+              <w:rPr>
+                <w:rFonts w:ascii="Calibri" w:eastAsia="SimSun" w:hAnsi="Calibri"/>
+                <w:sz w:val="18"/>
+                <w:szCs w:val="18"/>
+                <w:lang w:eastAsia="zh-CN" w:bidi="ar"/>
+              </w:rPr>
+              <w:t>Aumento di battito cardiaco, ansia, insonnia</w:t>
+            </w:r>
+          </w:p>
+        </w:tc>
+      </w:tr>
+      <w:tr>
+        <w:trPr>
+          <w:trHeight w:val="717"/>
+        </w:trPr>
+        <w:tc>
+          <w:tcPr>
+            <w:cnfStyle w:val="001000000000" w:firstRow="0" w:lastRow="0" w:firstColumn="1" w:lastColumn="0" w:oddVBand="0" w:evenVBand="0" w:oddHBand="0" w:evenHBand="0" w:firstRowFirstColumn="0" w:firstRowLastColumn="0" w:lastRowFirstColumn="0" w:lastRowLastColumn="0"/>
+            <w:tcW w:w="2425" w:type="dxa"/>
+            <w:vAlign w:val="center"/>
+          </w:tcPr>
+          <w:p>
+            <w:pPr>
+              <w:ind w:left="142"/>
+              <w:jc w:val="center"/>
+              <w:rPr>
+                <w:rFonts w:ascii="Calibri" w:hAnsi="Calibri"/>
+                <w:sz w:val="18"/>
+                <w:szCs w:val="18"/>
+              </w:rPr>
+            </w:pPr>
+            <w:r>
+              <w:rPr>
+                <w:rStyle w:val="Strong"/>
+                <w:rFonts w:ascii="Calibri" w:eastAsia="SimSun" w:hAnsi="Calibri"/>
+                <w:sz w:val="18"/>
+                <w:szCs w:val="18"/>
+                <w:lang w:val="en-US" w:eastAsia="zh-CN" w:bidi="ar"/>
+              </w:rPr>
+              <w:t xml:space="preserve">Latte e </w:t>
+            </w:r>
+            <w:proofErr w:type="spellStart"/>
+            <w:r>
+              <w:rPr>
+                <w:rStyle w:val="Strong"/>
+                <w:rFonts w:ascii="Calibri" w:eastAsia="SimSun" w:hAnsi="Calibri"/>
+                <w:sz w:val="18"/>
+                <w:szCs w:val="18"/>
+                <w:lang w:val="en-US" w:eastAsia="zh-CN" w:bidi="ar"/>
+              </w:rPr>
+              <w:t>latticini</w:t>
+            </w:r>
+            <w:proofErr w:type="spellEnd"/>
+          </w:p>
+        </w:tc>
+        <w:tc>
+          <w:tcPr>
+            <w:tcW w:w="4237" w:type="dxa"/>
+            <w:vAlign w:val="center"/>
+          </w:tcPr>
+          <w:p>
+            <w:pPr>
+              <w:ind w:left="142"/>
+              <w:jc w:val="center"/>
+              <w:cnfStyle w:val="000000000000" w:firstRow="0" w:lastRow="0" w:firstColumn="0" w:lastColumn="0" w:oddVBand="0" w:evenVBand="0" w:oddHBand="0" w:evenHBand="0" w:firstRowFirstColumn="0" w:firstRowLastColumn="0" w:lastRowFirstColumn="0" w:lastRowLastColumn="0"/>
+              <w:rPr>
+                <w:rFonts w:ascii="Calibri" w:hAnsi="Calibri"/>
+                <w:sz w:val="18"/>
+                <w:szCs w:val="18"/>
+              </w:rPr>
+            </w:pPr>
+            <w:r>
+              <w:rPr>
+                <w:rFonts w:ascii="Calibri" w:eastAsia="SimSun" w:hAnsi="Calibri"/>
+                <w:sz w:val="18"/>
+                <w:szCs w:val="18"/>
+                <w:lang w:eastAsia="zh-CN" w:bidi="ar"/>
+              </w:rPr>
+              <w:t>Possono ridurre l’assorbimento di alcuni antibiotici (es. tetracicline)</w:t>
+            </w:r>
+          </w:p>
+        </w:tc>
+        <w:tc>
+          <w:tcPr>
+            <w:tcW w:w="3667" w:type="dxa"/>
+            <w:vAlign w:val="center"/>
+          </w:tcPr>
+          <w:p>
+            <w:pPr>
+              <w:ind w:left="142"/>
+              <w:jc w:val="center"/>
+              <w:cnfStyle w:val="000000000000" w:firstRow="0" w:lastRow="0" w:firstColumn="0" w:lastColumn="0" w:oddVBand="0" w:evenVBand="0" w:oddHBand="0" w:evenHBand="0" w:firstRowFirstColumn="0" w:firstRowLastColumn="0" w:lastRowFirstColumn="0" w:lastRowLastColumn="0"/>
+              <w:rPr>
+                <w:rFonts w:ascii="Calibri" w:hAnsi="Calibri"/>
+                <w:sz w:val="18"/>
+                <w:szCs w:val="18"/>
+              </w:rPr>
+            </w:pPr>
+            <w:r>
+              <w:rPr>
+                <w:rFonts w:ascii="Calibri" w:eastAsia="SimSun" w:hAnsi="Calibri"/>
+                <w:sz w:val="18"/>
+                <w:szCs w:val="18"/>
+                <w:lang w:eastAsia="zh-CN" w:bidi="ar"/>
+              </w:rPr>
+              <w:t>Il farmaco potrebbe non funzionare bene contro le infezioni</w:t>
+            </w:r>
+          </w:p>
+        </w:tc>
+      </w:tr>
+      <w:tr>
+        <w:trPr>
+          <w:trHeight w:val="842"/>
+        </w:trPr>
+        <w:tc>
+          <w:tcPr>
+            <w:cnfStyle w:val="001000000000" w:firstRow="0" w:lastRow="0" w:firstColumn="1" w:lastColumn="0" w:oddVBand="0" w:evenVBand="0" w:oddHBand="0" w:evenHBand="0" w:firstRowFirstColumn="0" w:firstRowLastColumn="0" w:lastRowFirstColumn="0" w:lastRowLastColumn="0"/>
+            <w:tcW w:w="2425" w:type="dxa"/>
+            <w:vAlign w:val="center"/>
+          </w:tcPr>
+          <w:p>
+            <w:pPr>
+              <w:ind w:left="142"/>
+              <w:jc w:val="center"/>
+              <w:rPr>
+                <w:rFonts w:ascii="Calibri" w:eastAsia="SimSun" w:hAnsi="Calibri"/>
+                <w:sz w:val="18"/>
+                <w:szCs w:val="18"/>
+                <w:lang w:eastAsia="zh-CN" w:bidi="ar"/>
+              </w:rPr>
+            </w:pPr>
+            <w:r>
+              <w:rPr>
+                <w:rStyle w:val="Strong"/>
+                <w:rFonts w:ascii="Calibri" w:eastAsia="SimSun" w:hAnsi="Calibri"/>
+                <w:sz w:val="18"/>
+                <w:szCs w:val="18"/>
+                <w:lang w:eastAsia="zh-CN" w:bidi="ar"/>
+              </w:rPr>
+              <w:t>Formaggi stagionati, salumi, vino rosso</w:t>
+            </w:r>
+          </w:p>
+        </w:tc>
+        <w:tc>
+          <w:tcPr>
+            <w:tcW w:w="4237" w:type="dxa"/>
+            <w:vAlign w:val="center"/>
+          </w:tcPr>
+          <w:p>
+            <w:pPr>
+              <w:ind w:left="142"/>
+              <w:jc w:val="center"/>
+              <w:cnfStyle w:val="000000000000" w:firstRow="0" w:lastRow="0" w:firstColumn="0" w:lastColumn="0" w:oddVBand="0" w:evenVBand="0" w:oddHBand="0" w:evenHBand="0" w:firstRowFirstColumn="0" w:firstRowLastColumn="0" w:lastRowFirstColumn="0" w:lastRowLastColumn="0"/>
+              <w:rPr>
+                <w:rFonts w:ascii="Calibri" w:hAnsi="Calibri"/>
+                <w:sz w:val="18"/>
+                <w:szCs w:val="18"/>
+              </w:rPr>
+            </w:pPr>
+            <w:r>
+              <w:rPr>
+                <w:rFonts w:ascii="Calibri" w:eastAsia="SimSun" w:hAnsi="Calibri"/>
+                <w:sz w:val="18"/>
+                <w:szCs w:val="18"/>
+                <w:lang w:eastAsia="zh-CN" w:bidi="ar"/>
+              </w:rPr>
+              <w:t>Possono interagire con alcuni farmaci per la depressione (IMAO)</w:t>
+            </w:r>
+          </w:p>
+        </w:tc>
+        <w:tc>
+          <w:tcPr>
+            <w:tcW w:w="3667" w:type="dxa"/>
+            <w:vAlign w:val="center"/>
+          </w:tcPr>
+          <w:p>
+            <w:pPr>
+              <w:ind w:left="142"/>
+              <w:jc w:val="center"/>
+              <w:cnfStyle w:val="000000000000" w:firstRow="0" w:lastRow="0" w:firstColumn="0" w:lastColumn="0" w:oddVBand="0" w:evenVBand="0" w:oddHBand="0" w:evenHBand="0" w:firstRowFirstColumn="0" w:firstRowLastColumn="0" w:lastRowFirstColumn="0" w:lastRowLastColumn="0"/>
+              <w:rPr>
+                <w:rFonts w:ascii="Calibri" w:hAnsi="Calibri"/>
+                <w:sz w:val="18"/>
+                <w:szCs w:val="18"/>
+              </w:rPr>
+            </w:pPr>
+            <w:r>
+              <w:rPr>
+                <w:rFonts w:ascii="Calibri" w:eastAsia="SimSun" w:hAnsi="Calibri"/>
+                <w:sz w:val="18"/>
+                <w:szCs w:val="18"/>
+                <w:lang w:eastAsia="zh-CN" w:bidi="ar"/>
+              </w:rPr>
+              <w:t>Rischio di crisi ipertensiva (pressione molto alta)</w:t>
+            </w:r>
+          </w:p>
+        </w:tc>
+      </w:tr>
+    </w:tbl>
+    <w:p>
+      <w:pPr>
+        <w:pStyle w:val="NormalWeb"/>
+        <w:ind w:left="142"/>
+        <w:rPr>
+          <w:rFonts w:ascii="Calibri" w:hAnsi="Calibri" w:cs="Calibri"/>
+          <w:sz w:val="20"/>
+          <w:szCs w:val="20"/>
+          <w:lang w:val="it-IT"/>
+        </w:rPr>
+      </w:pPr>
+      <w:r>
+        <w:rPr>
+          <w:rStyle w:val="Strong"/>
+          <w:rFonts w:ascii="Calibri" w:hAnsi="Calibri" w:cs="Calibri"/>
+          <w:sz w:val="20"/>
+          <w:szCs w:val="20"/>
+          <w:lang w:val="it-IT"/>
+        </w:rPr>
+        <w:t>Consiglio:</w:t>
+      </w:r>
+      <w:r>
+        <w:rPr>
+          <w:rFonts w:ascii="Calibri" w:hAnsi="Calibri" w:cs="Calibri"/>
+          <w:sz w:val="20"/>
+          <w:szCs w:val="20"/>
+          <w:lang w:val="it-IT"/>
+        </w:rPr>
+        <w:t xml:space="preserve"> Se assumi farmaci, chiedi sempre al medico o al farmacista se ci sono alimenti da evitare o consumare con moderazione.</w:t>
+      </w:r>
+    </w:p>
+    <w:p>
+      <w:pPr>
+        <w:pStyle w:val="BodyText"/>
+        <w:spacing w:before="280" w:line="276" w:lineRule="auto"/>
+        <w:ind w:left="239" w:right="338"/>
+      </w:pPr>
     </w:p>
     <w:sectPr>
       <w:headerReference w:type="even" r:id="rId18"/>
@@ -8827,7 +9121,7 @@
 </file>
 
 <file path=word/endnotes.xml><?xml version="1.0" encoding="utf-8"?>
-<w:endnotes xmlns:wpc="http://schemas.microsoft.com/office/word/2010/wordprocessingCanvas" xmlns:cx="http://schemas.microsoft.com/office/drawing/2014/chartex" xmlns:cx1="http://schemas.microsoft.com/office/drawing/2015/9/8/chartex" xmlns:cx2="http://schemas.microsoft.com/office/drawing/2015/10/21/chartex" xmlns:cx3="http://schemas.microsoft.com/office/drawing/2016/5/9/chartex" xmlns:cx4="http://schemas.microsoft.com/office/drawing/2016/5/10/chartex" xmlns:cx5="http://schemas.microsoft.com/office/drawing/2016/5/11/chartex" xmlns:cx6="http://schemas.microsoft.com/office/drawing/2016/5/12/chartex" xmlns:cx7="http://schemas.microsoft.com/office/drawing/2016/5/13/chartex" xmlns:cx8="http://schemas.microsoft.com/office/drawing/2016/5/14/chartex" xmlns:mc="http://schemas.openxmlformats.org/markup-compatibility/2006" xmlns:aink="http://schemas.microsoft.com/office/drawing/2016/ink" xmlns:am3d="http://schemas.microsoft.com/office/drawing/2017/model3d" xmlns:o="urn:schemas-microsoft-com:office:office" xmlns:oel="http://schemas.microsoft.com/office/2019/extlst" xmlns:r="http://schemas.openxmlformats.org/officeDocument/2006/relationships" xmlns:m="http://schemas.openxmlformats.org/officeDocument/2006/math" xmlns:v="urn:schemas-microsoft-com:vml" xmlns:wp14="http://schemas.microsoft.com/office/word/2010/wordprocessingDrawing" xmlns:wp="http://schemas.openxmlformats.org/drawingml/2006/wordprocessingDrawing" xmlns:w10="urn:schemas-microsoft-com:office:word" xmlns:w="http://schemas.openxmlformats.org/wordprocessingml/2006/main" xmlns:w14="http://schemas.microsoft.com/office/word/2010/wordml" xmlns:w15="http://schemas.microsoft.com/office/word/2012/wordml" xmlns:w16cex="http://schemas.microsoft.com/office/word/2018/wordml/cex" xmlns:w16cid="http://schemas.microsoft.com/office/word/2016/wordml/cid" xmlns:w16="http://schemas.microsoft.com/office/word/2018/wordml" xmlns:w16du="http://schemas.microsoft.com/office/word/2023/wordml/word16du" xmlns:w16sdtdh="http://schemas.microsoft.com/office/word/2020/wordml/sdtdatahash" xmlns:w16se="http://schemas.microsoft.com/office/word/2015/wordml/symex" xmlns:wpg="http://schemas.microsoft.com/office/word/2010/wordprocessingGroup" xmlns:wpi="http://schemas.microsoft.com/office/word/2010/wordprocessingInk" xmlns:wne="http://schemas.microsoft.com/office/word/2006/wordml" xmlns:wps="http://schemas.microsoft.com/office/word/2010/wordprocessingShape" mc:Ignorable="w14 w15 w16se w16cid w16 w16cex w16sdtdh w16du wp14">
+<w:endnotes xmlns:wpc="http://schemas.microsoft.com/office/word/2010/wordprocessingCanvas" xmlns:cx="http://schemas.microsoft.com/office/drawing/2014/chartex" xmlns:cx1="http://schemas.microsoft.com/office/drawing/2015/9/8/chartex" xmlns:cx2="http://schemas.microsoft.com/office/drawing/2015/10/21/chartex" xmlns:cx3="http://schemas.microsoft.com/office/drawing/2016/5/9/chartex" xmlns:cx4="http://schemas.microsoft.com/office/drawing/2016/5/10/chartex" xmlns:cx5="http://schemas.microsoft.com/office/drawing/2016/5/11/chartex" xmlns:cx6="http://schemas.microsoft.com/office/drawing/2016/5/12/chartex" xmlns:cx7="http://schemas.microsoft.com/office/drawing/2016/5/13/chartex" xmlns:cx8="http://schemas.microsoft.com/office/drawing/2016/5/14/chartex" xmlns:mc="http://schemas.openxmlformats.org/markup-compatibility/2006" xmlns:aink="http://schemas.microsoft.com/office/drawing/2016/ink" xmlns:am3d="http://schemas.microsoft.com/office/drawing/2017/model3d" xmlns:o="urn:schemas-microsoft-com:office:office" xmlns:oel="http://schemas.microsoft.com/office/2019/extlst" xmlns:r="http://schemas.openxmlformats.org/officeDocument/2006/relationships" xmlns:m="http://schemas.openxmlformats.org/officeDocument/2006/math" xmlns:v="urn:schemas-microsoft-com:vml" xmlns:wp14="http://schemas.microsoft.com/office/word/2010/wordprocessingDrawing" xmlns:wp="http://schemas.openxmlformats.org/drawingml/2006/wordprocessingDrawing" xmlns:w10="urn:schemas-microsoft-com:office:word" xmlns:w="http://schemas.openxmlformats.org/wordprocessingml/2006/main" xmlns:w14="http://schemas.microsoft.com/office/word/2010/wordml" xmlns:w15="http://schemas.microsoft.com/office/word/2012/wordml" xmlns:w16cex="http://schemas.microsoft.com/office/word/2018/wordml/cex" xmlns:w16cid="http://schemas.microsoft.com/office/word/2016/wordml/cid" xmlns:w16="http://schemas.microsoft.com/office/word/2018/wordml" xmlns:w16du="http://schemas.microsoft.com/office/word/2023/wordml/word16du" xmlns:w16sdtdh="http://schemas.microsoft.com/office/word/2020/wordml/sdtdatahash" xmlns:w16sdtfl="http://schemas.microsoft.com/office/word/2024/wordml/sdtformatlock" xmlns:w16se="http://schemas.microsoft.com/office/word/2015/wordml/symex" xmlns:wpg="http://schemas.microsoft.com/office/word/2010/wordprocessingGroup" xmlns:wpi="http://schemas.microsoft.com/office/word/2010/wordprocessingInk" xmlns:wne="http://schemas.microsoft.com/office/word/2006/wordml" xmlns:wps="http://schemas.microsoft.com/office/word/2010/wordprocessingShape" mc:Ignorable="w14 w15 w16se w16cid w16 w16cex w16sdtdh w16sdtfl w16du wp14">
   <w:endnote w:type="separator" w:id="-1">
     <w:p>
       <w:r>
@@ -8846,20 +9140,20 @@
 </file>
 
 <file path=word/footer1.xml><?xml version="1.0" encoding="utf-8"?>
-<w:ftr xmlns:wpc="http://schemas.microsoft.com/office/word/2010/wordprocessingCanvas" xmlns:cx="http://schemas.microsoft.com/office/drawing/2014/chartex" xmlns:cx1="http://schemas.microsoft.com/office/drawing/2015/9/8/chartex" xmlns:cx2="http://schemas.microsoft.com/office/drawing/2015/10/21/chartex" xmlns:cx3="http://schemas.microsoft.com/office/drawing/2016/5/9/chartex" xmlns:cx4="http://schemas.microsoft.com/office/drawing/2016/5/10/chartex" xmlns:cx5="http://schemas.microsoft.com/office/drawing/2016/5/11/chartex" xmlns:cx6="http://schemas.microsoft.com/office/drawing/2016/5/12/chartex" xmlns:cx7="http://schemas.microsoft.com/office/drawing/2016/5/13/chartex" xmlns:cx8="http://schemas.microsoft.com/office/drawing/2016/5/14/chartex" xmlns:mc="http://schemas.openxmlformats.org/markup-compatibility/2006" xmlns:aink="http://schemas.microsoft.com/office/drawing/2016/ink" xmlns:am3d="http://schemas.microsoft.com/office/drawing/2017/model3d" xmlns:o="urn:schemas-microsoft-com:office:office" xmlns:oel="http://schemas.microsoft.com/office/2019/extlst" xmlns:r="http://schemas.openxmlformats.org/officeDocument/2006/relationships" xmlns:m="http://schemas.openxmlformats.org/officeDocument/2006/math" xmlns:v="urn:schemas-microsoft-com:vml" xmlns:wp14="http://schemas.microsoft.com/office/word/2010/wordprocessingDrawing" xmlns:wp="http://schemas.openxmlformats.org/drawingml/2006/wordprocessingDrawing" xmlns:w10="urn:schemas-microsoft-com:office:word" xmlns:w="http://schemas.openxmlformats.org/wordprocessingml/2006/main" xmlns:w14="http://schemas.microsoft.com/office/word/2010/wordml" xmlns:w15="http://schemas.microsoft.com/office/word/2012/wordml" xmlns:w16cex="http://schemas.microsoft.com/office/word/2018/wordml/cex" xmlns:w16cid="http://schemas.microsoft.com/office/word/2016/wordml/cid" xmlns:w16="http://schemas.microsoft.com/office/word/2018/wordml" xmlns:w16du="http://schemas.microsoft.com/office/word/2023/wordml/word16du" xmlns:w16sdtdh="http://schemas.microsoft.com/office/word/2020/wordml/sdtdatahash" xmlns:w16se="http://schemas.microsoft.com/office/word/2015/wordml/symex" xmlns:wpg="http://schemas.microsoft.com/office/word/2010/wordprocessingGroup" xmlns:wpi="http://schemas.microsoft.com/office/word/2010/wordprocessingInk" xmlns:wne="http://schemas.microsoft.com/office/word/2006/wordml" xmlns:wps="http://schemas.microsoft.com/office/word/2010/wordprocessingShape" mc:Ignorable="w14 w15 w16se w16cid w16 w16cex w16sdtdh w16du wp14">
+<w:ftr xmlns:wpc="http://schemas.microsoft.com/office/word/2010/wordprocessingCanvas" xmlns:cx="http://schemas.microsoft.com/office/drawing/2014/chartex" xmlns:cx1="http://schemas.microsoft.com/office/drawing/2015/9/8/chartex" xmlns:cx2="http://schemas.microsoft.com/office/drawing/2015/10/21/chartex" xmlns:cx3="http://schemas.microsoft.com/office/drawing/2016/5/9/chartex" xmlns:cx4="http://schemas.microsoft.com/office/drawing/2016/5/10/chartex" xmlns:cx5="http://schemas.microsoft.com/office/drawing/2016/5/11/chartex" xmlns:cx6="http://schemas.microsoft.com/office/drawing/2016/5/12/chartex" xmlns:cx7="http://schemas.microsoft.com/office/drawing/2016/5/13/chartex" xmlns:cx8="http://schemas.microsoft.com/office/drawing/2016/5/14/chartex" xmlns:mc="http://schemas.openxmlformats.org/markup-compatibility/2006" xmlns:aink="http://schemas.microsoft.com/office/drawing/2016/ink" xmlns:am3d="http://schemas.microsoft.com/office/drawing/2017/model3d" xmlns:o="urn:schemas-microsoft-com:office:office" xmlns:oel="http://schemas.microsoft.com/office/2019/extlst" xmlns:r="http://schemas.openxmlformats.org/officeDocument/2006/relationships" xmlns:m="http://schemas.openxmlformats.org/officeDocument/2006/math" xmlns:v="urn:schemas-microsoft-com:vml" xmlns:wp14="http://schemas.microsoft.com/office/word/2010/wordprocessingDrawing" xmlns:wp="http://schemas.openxmlformats.org/drawingml/2006/wordprocessingDrawing" xmlns:w10="urn:schemas-microsoft-com:office:word" xmlns:w="http://schemas.openxmlformats.org/wordprocessingml/2006/main" xmlns:w14="http://schemas.microsoft.com/office/word/2010/wordml" xmlns:w15="http://schemas.microsoft.com/office/word/2012/wordml" xmlns:w16cex="http://schemas.microsoft.com/office/word/2018/wordml/cex" xmlns:w16cid="http://schemas.microsoft.com/office/word/2016/wordml/cid" xmlns:w16="http://schemas.microsoft.com/office/word/2018/wordml" xmlns:w16du="http://schemas.microsoft.com/office/word/2023/wordml/word16du" xmlns:w16sdtdh="http://schemas.microsoft.com/office/word/2020/wordml/sdtdatahash" xmlns:w16sdtfl="http://schemas.microsoft.com/office/word/2024/wordml/sdtformatlock" xmlns:w16se="http://schemas.microsoft.com/office/word/2015/wordml/symex" xmlns:wpg="http://schemas.microsoft.com/office/word/2010/wordprocessingGroup" xmlns:wpi="http://schemas.microsoft.com/office/word/2010/wordprocessingInk" xmlns:wne="http://schemas.microsoft.com/office/word/2006/wordml" xmlns:wps="http://schemas.microsoft.com/office/word/2010/wordprocessingShape" mc:Ignorable="w14 w15 w16se w16cid w16 w16cex w16sdtdh w16sdtfl w16du wp14">
   <w:p>
     <w:pPr>
-      <w:pStyle w:val="Pidipagina"/>
+      <w:pStyle w:val="Footer"/>
     </w:pPr>
   </w:p>
 </w:ftr>
 </file>
 
 <file path=word/footer2.xml><?xml version="1.0" encoding="utf-8"?>
-<w:ftr xmlns:wpc="http://schemas.microsoft.com/office/word/2010/wordprocessingCanvas" xmlns:cx="http://schemas.microsoft.com/office/drawing/2014/chartex" xmlns:cx1="http://schemas.microsoft.com/office/drawing/2015/9/8/chartex" xmlns:cx2="http://schemas.microsoft.com/office/drawing/2015/10/21/chartex" xmlns:cx3="http://schemas.microsoft.com/office/drawing/2016/5/9/chartex" xmlns:cx4="http://schemas.microsoft.com/office/drawing/2016/5/10/chartex" xmlns:cx5="http://schemas.microsoft.com/office/drawing/2016/5/11/chartex" xmlns:cx6="http://schemas.microsoft.com/office/drawing/2016/5/12/chartex" xmlns:cx7="http://schemas.microsoft.com/office/drawing/2016/5/13/chartex" xmlns:cx8="http://schemas.microsoft.com/office/drawing/2016/5/14/chartex" xmlns:mc="http://schemas.openxmlformats.org/markup-compatibility/2006" xmlns:aink="http://schemas.microsoft.com/office/drawing/2016/ink" xmlns:am3d="http://schemas.microsoft.com/office/drawing/2017/model3d" xmlns:o="urn:schemas-microsoft-com:office:office" xmlns:oel="http://schemas.microsoft.com/office/2019/extlst" xmlns:r="http://schemas.openxmlformats.org/officeDocument/2006/relationships" xmlns:m="http://schemas.openxmlformats.org/officeDocument/2006/math" xmlns:v="urn:schemas-microsoft-com:vml" xmlns:wp14="http://schemas.microsoft.com/office/word/2010/wordprocessingDrawing" xmlns:wp="http://schemas.openxmlformats.org/drawingml/2006/wordprocessingDrawing" xmlns:w10="urn:schemas-microsoft-com:office:word" xmlns:w="http://schemas.openxmlformats.org/wordprocessingml/2006/main" xmlns:w14="http://schemas.microsoft.com/office/word/2010/wordml" xmlns:w15="http://schemas.microsoft.com/office/word/2012/wordml" xmlns:w16cex="http://schemas.microsoft.com/office/word/2018/wordml/cex" xmlns:w16cid="http://schemas.microsoft.com/office/word/2016/wordml/cid" xmlns:w16="http://schemas.microsoft.com/office/word/2018/wordml" xmlns:w16du="http://schemas.microsoft.com/office/word/2023/wordml/word16du" xmlns:w16sdtdh="http://schemas.microsoft.com/office/word/2020/wordml/sdtdatahash" xmlns:w16se="http://schemas.microsoft.com/office/word/2015/wordml/symex" xmlns:wpg="http://schemas.microsoft.com/office/word/2010/wordprocessingGroup" xmlns:wpi="http://schemas.microsoft.com/office/word/2010/wordprocessingInk" xmlns:wne="http://schemas.microsoft.com/office/word/2006/wordml" xmlns:wps="http://schemas.microsoft.com/office/word/2010/wordprocessingShape" mc:Ignorable="w14 w15 w16se w16cid w16 w16cex w16sdtdh w16du wp14">
+<w:ftr xmlns:wpc="http://schemas.microsoft.com/office/word/2010/wordprocessingCanvas" xmlns:cx="http://schemas.microsoft.com/office/drawing/2014/chartex" xmlns:cx1="http://schemas.microsoft.com/office/drawing/2015/9/8/chartex" xmlns:cx2="http://schemas.microsoft.com/office/drawing/2015/10/21/chartex" xmlns:cx3="http://schemas.microsoft.com/office/drawing/2016/5/9/chartex" xmlns:cx4="http://schemas.microsoft.com/office/drawing/2016/5/10/chartex" xmlns:cx5="http://schemas.microsoft.com/office/drawing/2016/5/11/chartex" xmlns:cx6="http://schemas.microsoft.com/office/drawing/2016/5/12/chartex" xmlns:cx7="http://schemas.microsoft.com/office/drawing/2016/5/13/chartex" xmlns:cx8="http://schemas.microsoft.com/office/drawing/2016/5/14/chartex" xmlns:mc="http://schemas.openxmlformats.org/markup-compatibility/2006" xmlns:aink="http://schemas.microsoft.com/office/drawing/2016/ink" xmlns:am3d="http://schemas.microsoft.com/office/drawing/2017/model3d" xmlns:o="urn:schemas-microsoft-com:office:office" xmlns:oel="http://schemas.microsoft.com/office/2019/extlst" xmlns:r="http://schemas.openxmlformats.org/officeDocument/2006/relationships" xmlns:m="http://schemas.openxmlformats.org/officeDocument/2006/math" xmlns:v="urn:schemas-microsoft-com:vml" xmlns:wp14="http://schemas.microsoft.com/office/word/2010/wordprocessingDrawing" xmlns:wp="http://schemas.openxmlformats.org/drawingml/2006/wordprocessingDrawing" xmlns:w10="urn:schemas-microsoft-com:office:word" xmlns:w="http://schemas.openxmlformats.org/wordprocessingml/2006/main" xmlns:w14="http://schemas.microsoft.com/office/word/2010/wordml" xmlns:w15="http://schemas.microsoft.com/office/word/2012/wordml" xmlns:w16cex="http://schemas.microsoft.com/office/word/2018/wordml/cex" xmlns:w16cid="http://schemas.microsoft.com/office/word/2016/wordml/cid" xmlns:w16="http://schemas.microsoft.com/office/word/2018/wordml" xmlns:w16du="http://schemas.microsoft.com/office/word/2023/wordml/word16du" xmlns:w16sdtdh="http://schemas.microsoft.com/office/word/2020/wordml/sdtdatahash" xmlns:w16sdtfl="http://schemas.microsoft.com/office/word/2024/wordml/sdtformatlock" xmlns:w16se="http://schemas.microsoft.com/office/word/2015/wordml/symex" xmlns:wpg="http://schemas.microsoft.com/office/word/2010/wordprocessingGroup" xmlns:wpi="http://schemas.microsoft.com/office/word/2010/wordprocessingInk" xmlns:wne="http://schemas.microsoft.com/office/word/2006/wordml" xmlns:wps="http://schemas.microsoft.com/office/word/2010/wordprocessingShape" mc:Ignorable="w14 w15 w16se w16cid w16 w16cex w16sdtdh w16sdtfl w16du wp14">
   <w:p>
     <w:pPr>
-      <w:pStyle w:val="Corpotesto"/>
+      <w:pStyle w:val="BodyText"/>
       <w:spacing w:line="0" w:lineRule="atLeast"/>
     </w:pPr>
     <w:r>
@@ -8998,7 +9292,6 @@
                   </w:rPr>
                   <w:t xml:space="preserve"> </w:t>
                 </w:r>
-                <w:proofErr w:type="spellStart"/>
                 <w:r>
                   <w:rPr>
                     <w:rFonts w:ascii="Arial" w:hAnsi="Arial"/>
@@ -9010,7 +9303,6 @@
                   </w:rPr>
                   <w:t>Altamedica</w:t>
                 </w:r>
-                <w:proofErr w:type="spellEnd"/>
                 <w:r>
                   <w:rPr>
                     <w:rFonts w:ascii="Arial" w:hAnsi="Arial"/>
@@ -9166,10 +9458,10 @@
 </file>
 
 <file path=word/footer3.xml><?xml version="1.0" encoding="utf-8"?>
-<w:ftr xmlns:wpc="http://schemas.microsoft.com/office/word/2010/wordprocessingCanvas" xmlns:cx="http://schemas.microsoft.com/office/drawing/2014/chartex" xmlns:cx1="http://schemas.microsoft.com/office/drawing/2015/9/8/chartex" xmlns:cx2="http://schemas.microsoft.com/office/drawing/2015/10/21/chartex" xmlns:cx3="http://schemas.microsoft.com/office/drawing/2016/5/9/chartex" xmlns:cx4="http://schemas.microsoft.com/office/drawing/2016/5/10/chartex" xmlns:cx5="http://schemas.microsoft.com/office/drawing/2016/5/11/chartex" xmlns:cx6="http://schemas.microsoft.com/office/drawing/2016/5/12/chartex" xmlns:cx7="http://schemas.microsoft.com/office/drawing/2016/5/13/chartex" xmlns:cx8="http://schemas.microsoft.com/office/drawing/2016/5/14/chartex" xmlns:mc="http://schemas.openxmlformats.org/markup-compatibility/2006" xmlns:aink="http://schemas.microsoft.com/office/drawing/2016/ink" xmlns:am3d="http://schemas.microsoft.com/office/drawing/2017/model3d" xmlns:o="urn:schemas-microsoft-com:office:office" xmlns:oel="http://schemas.microsoft.com/office/2019/extlst" xmlns:r="http://schemas.openxmlformats.org/officeDocument/2006/relationships" xmlns:m="http://schemas.openxmlformats.org/officeDocument/2006/math" xmlns:v="urn:schemas-microsoft-com:vml" xmlns:wp14="http://schemas.microsoft.com/office/word/2010/wordprocessingDrawing" xmlns:wp="http://schemas.openxmlformats.org/drawingml/2006/wordprocessingDrawing" xmlns:w10="urn:schemas-microsoft-com:office:word" xmlns:w="http://schemas.openxmlformats.org/wordprocessingml/2006/main" xmlns:w14="http://schemas.microsoft.com/office/word/2010/wordml" xmlns:w15="http://schemas.microsoft.com/office/word/2012/wordml" xmlns:w16cex="http://schemas.microsoft.com/office/word/2018/wordml/cex" xmlns:w16cid="http://schemas.microsoft.com/office/word/2016/wordml/cid" xmlns:w16="http://schemas.microsoft.com/office/word/2018/wordml" xmlns:w16du="http://schemas.microsoft.com/office/word/2023/wordml/word16du" xmlns:w16sdtdh="http://schemas.microsoft.com/office/word/2020/wordml/sdtdatahash" xmlns:w16se="http://schemas.microsoft.com/office/word/2015/wordml/symex" xmlns:wpg="http://schemas.microsoft.com/office/word/2010/wordprocessingGroup" xmlns:wpi="http://schemas.microsoft.com/office/word/2010/wordprocessingInk" xmlns:wne="http://schemas.microsoft.com/office/word/2006/wordml" xmlns:wps="http://schemas.microsoft.com/office/word/2010/wordprocessingShape" mc:Ignorable="w14 w15 w16se w16cid w16 w16cex w16sdtdh w16du wp14">
+<w:ftr xmlns:wpc="http://schemas.microsoft.com/office/word/2010/wordprocessingCanvas" xmlns:cx="http://schemas.microsoft.com/office/drawing/2014/chartex" xmlns:cx1="http://schemas.microsoft.com/office/drawing/2015/9/8/chartex" xmlns:cx2="http://schemas.microsoft.com/office/drawing/2015/10/21/chartex" xmlns:cx3="http://schemas.microsoft.com/office/drawing/2016/5/9/chartex" xmlns:cx4="http://schemas.microsoft.com/office/drawing/2016/5/10/chartex" xmlns:cx5="http://schemas.microsoft.com/office/drawing/2016/5/11/chartex" xmlns:cx6="http://schemas.microsoft.com/office/drawing/2016/5/12/chartex" xmlns:cx7="http://schemas.microsoft.com/office/drawing/2016/5/13/chartex" xmlns:cx8="http://schemas.microsoft.com/office/drawing/2016/5/14/chartex" xmlns:mc="http://schemas.openxmlformats.org/markup-compatibility/2006" xmlns:aink="http://schemas.microsoft.com/office/drawing/2016/ink" xmlns:am3d="http://schemas.microsoft.com/office/drawing/2017/model3d" xmlns:o="urn:schemas-microsoft-com:office:office" xmlns:oel="http://schemas.microsoft.com/office/2019/extlst" xmlns:r="http://schemas.openxmlformats.org/officeDocument/2006/relationships" xmlns:m="http://schemas.openxmlformats.org/officeDocument/2006/math" xmlns:v="urn:schemas-microsoft-com:vml" xmlns:wp14="http://schemas.microsoft.com/office/word/2010/wordprocessingDrawing" xmlns:wp="http://schemas.openxmlformats.org/drawingml/2006/wordprocessingDrawing" xmlns:w10="urn:schemas-microsoft-com:office:word" xmlns:w="http://schemas.openxmlformats.org/wordprocessingml/2006/main" xmlns:w14="http://schemas.microsoft.com/office/word/2010/wordml" xmlns:w15="http://schemas.microsoft.com/office/word/2012/wordml" xmlns:w16cex="http://schemas.microsoft.com/office/word/2018/wordml/cex" xmlns:w16cid="http://schemas.microsoft.com/office/word/2016/wordml/cid" xmlns:w16="http://schemas.microsoft.com/office/word/2018/wordml" xmlns:w16du="http://schemas.microsoft.com/office/word/2023/wordml/word16du" xmlns:w16sdtdh="http://schemas.microsoft.com/office/word/2020/wordml/sdtdatahash" xmlns:w16sdtfl="http://schemas.microsoft.com/office/word/2024/wordml/sdtformatlock" xmlns:w16se="http://schemas.microsoft.com/office/word/2015/wordml/symex" xmlns:wpg="http://schemas.microsoft.com/office/word/2010/wordprocessingGroup" xmlns:wpi="http://schemas.microsoft.com/office/word/2010/wordprocessingInk" xmlns:wne="http://schemas.microsoft.com/office/word/2006/wordml" xmlns:wps="http://schemas.microsoft.com/office/word/2010/wordprocessingShape" mc:Ignorable="w14 w15 w16se w16cid w16 w16cex w16sdtdh w16sdtfl w16du wp14">
   <w:p>
     <w:pPr>
-      <w:pStyle w:val="Corpotesto"/>
+      <w:pStyle w:val="BodyText"/>
       <w:spacing w:line="0" w:lineRule="atLeast"/>
     </w:pPr>
     <w:r>
@@ -9308,7 +9600,6 @@
                   </w:rPr>
                   <w:t xml:space="preserve"> </w:t>
                 </w:r>
-                <w:proofErr w:type="spellStart"/>
                 <w:r>
                   <w:rPr>
                     <w:rFonts w:ascii="Arial" w:hAnsi="Arial"/>
@@ -9320,7 +9611,6 @@
                   </w:rPr>
                   <w:t>Altamedica</w:t>
                 </w:r>
-                <w:proofErr w:type="spellEnd"/>
                 <w:r>
                   <w:rPr>
                     <w:rFonts w:ascii="Arial" w:hAnsi="Arial"/>
@@ -9476,10 +9766,10 @@
 </file>
 
 <file path=word/footer4.xml><?xml version="1.0" encoding="utf-8"?>
-<w:ftr xmlns:wpc="http://schemas.microsoft.com/office/word/2010/wordprocessingCanvas" xmlns:cx="http://schemas.microsoft.com/office/drawing/2014/chartex" xmlns:cx1="http://schemas.microsoft.com/office/drawing/2015/9/8/chartex" xmlns:cx2="http://schemas.microsoft.com/office/drawing/2015/10/21/chartex" xmlns:cx3="http://schemas.microsoft.com/office/drawing/2016/5/9/chartex" xmlns:cx4="http://schemas.microsoft.com/office/drawing/2016/5/10/chartex" xmlns:cx5="http://schemas.microsoft.com/office/drawing/2016/5/11/chartex" xmlns:cx6="http://schemas.microsoft.com/office/drawing/2016/5/12/chartex" xmlns:cx7="http://schemas.microsoft.com/office/drawing/2016/5/13/chartex" xmlns:cx8="http://schemas.microsoft.com/office/drawing/2016/5/14/chartex" xmlns:mc="http://schemas.openxmlformats.org/markup-compatibility/2006" xmlns:aink="http://schemas.microsoft.com/office/drawing/2016/ink" xmlns:am3d="http://schemas.microsoft.com/office/drawing/2017/model3d" xmlns:o="urn:schemas-microsoft-com:office:office" xmlns:oel="http://schemas.microsoft.com/office/2019/extlst" xmlns:r="http://schemas.openxmlformats.org/officeDocument/2006/relationships" xmlns:m="http://schemas.openxmlformats.org/officeDocument/2006/math" xmlns:v="urn:schemas-microsoft-com:vml" xmlns:wp14="http://schemas.microsoft.com/office/word/2010/wordprocessingDrawing" xmlns:wp="http://schemas.openxmlformats.org/drawingml/2006/wordprocessingDrawing" xmlns:w10="urn:schemas-microsoft-com:office:word" xmlns:w="http://schemas.openxmlformats.org/wordprocessingml/2006/main" xmlns:w14="http://schemas.microsoft.com/office/word/2010/wordml" xmlns:w15="http://schemas.microsoft.com/office/word/2012/wordml" xmlns:w16cex="http://schemas.microsoft.com/office/word/2018/wordml/cex" xmlns:w16cid="http://schemas.microsoft.com/office/word/2016/wordml/cid" xmlns:w16="http://schemas.microsoft.com/office/word/2018/wordml" xmlns:w16du="http://schemas.microsoft.com/office/word/2023/wordml/word16du" xmlns:w16sdtdh="http://schemas.microsoft.com/office/word/2020/wordml/sdtdatahash" xmlns:w16se="http://schemas.microsoft.com/office/word/2015/wordml/symex" xmlns:wpg="http://schemas.microsoft.com/office/word/2010/wordprocessingGroup" xmlns:wpi="http://schemas.microsoft.com/office/word/2010/wordprocessingInk" xmlns:wne="http://schemas.microsoft.com/office/word/2006/wordml" xmlns:wps="http://schemas.microsoft.com/office/word/2010/wordprocessingShape" mc:Ignorable="w14 w15 w16se w16cid w16 w16cex w16sdtdh w16du wp14">
+<w:ftr xmlns:wpc="http://schemas.microsoft.com/office/word/2010/wordprocessingCanvas" xmlns:cx="http://schemas.microsoft.com/office/drawing/2014/chartex" xmlns:cx1="http://schemas.microsoft.com/office/drawing/2015/9/8/chartex" xmlns:cx2="http://schemas.microsoft.com/office/drawing/2015/10/21/chartex" xmlns:cx3="http://schemas.microsoft.com/office/drawing/2016/5/9/chartex" xmlns:cx4="http://schemas.microsoft.com/office/drawing/2016/5/10/chartex" xmlns:cx5="http://schemas.microsoft.com/office/drawing/2016/5/11/chartex" xmlns:cx6="http://schemas.microsoft.com/office/drawing/2016/5/12/chartex" xmlns:cx7="http://schemas.microsoft.com/office/drawing/2016/5/13/chartex" xmlns:cx8="http://schemas.microsoft.com/office/drawing/2016/5/14/chartex" xmlns:mc="http://schemas.openxmlformats.org/markup-compatibility/2006" xmlns:aink="http://schemas.microsoft.com/office/drawing/2016/ink" xmlns:am3d="http://schemas.microsoft.com/office/drawing/2017/model3d" xmlns:o="urn:schemas-microsoft-com:office:office" xmlns:oel="http://schemas.microsoft.com/office/2019/extlst" xmlns:r="http://schemas.openxmlformats.org/officeDocument/2006/relationships" xmlns:m="http://schemas.openxmlformats.org/officeDocument/2006/math" xmlns:v="urn:schemas-microsoft-com:vml" xmlns:wp14="http://schemas.microsoft.com/office/word/2010/wordprocessingDrawing" xmlns:wp="http://schemas.openxmlformats.org/drawingml/2006/wordprocessingDrawing" xmlns:w10="urn:schemas-microsoft-com:office:word" xmlns:w="http://schemas.openxmlformats.org/wordprocessingml/2006/main" xmlns:w14="http://schemas.microsoft.com/office/word/2010/wordml" xmlns:w15="http://schemas.microsoft.com/office/word/2012/wordml" xmlns:w16cex="http://schemas.microsoft.com/office/word/2018/wordml/cex" xmlns:w16cid="http://schemas.microsoft.com/office/word/2016/wordml/cid" xmlns:w16="http://schemas.microsoft.com/office/word/2018/wordml" xmlns:w16du="http://schemas.microsoft.com/office/word/2023/wordml/word16du" xmlns:w16sdtdh="http://schemas.microsoft.com/office/word/2020/wordml/sdtdatahash" xmlns:w16sdtfl="http://schemas.microsoft.com/office/word/2024/wordml/sdtformatlock" xmlns:w16se="http://schemas.microsoft.com/office/word/2015/wordml/symex" xmlns:wpg="http://schemas.microsoft.com/office/word/2010/wordprocessingGroup" xmlns:wpi="http://schemas.microsoft.com/office/word/2010/wordprocessingInk" xmlns:wne="http://schemas.microsoft.com/office/word/2006/wordml" xmlns:wps="http://schemas.microsoft.com/office/word/2010/wordprocessingShape" mc:Ignorable="w14 w15 w16se w16cid w16 w16cex w16sdtdh w16sdtfl w16du wp14">
   <w:p>
     <w:pPr>
-      <w:pStyle w:val="Corpotesto"/>
+      <w:pStyle w:val="BodyText"/>
       <w:spacing w:line="0" w:lineRule="atLeast"/>
     </w:pPr>
     <w:r>
@@ -9618,7 +9908,6 @@
                   </w:rPr>
                   <w:t xml:space="preserve"> </w:t>
                 </w:r>
-                <w:proofErr w:type="spellStart"/>
                 <w:r>
                   <w:rPr>
                     <w:rFonts w:ascii="Arial" w:hAnsi="Arial"/>
@@ -9630,7 +9919,6 @@
                   </w:rPr>
                   <w:t>Altamedica</w:t>
                 </w:r>
-                <w:proofErr w:type="spellEnd"/>
                 <w:r>
                   <w:rPr>
                     <w:rFonts w:ascii="Arial" w:hAnsi="Arial"/>
@@ -9722,10 +10010,10 @@
 </file>
 
 <file path=word/footer5.xml><?xml version="1.0" encoding="utf-8"?>
-<w:ftr xmlns:wpc="http://schemas.microsoft.com/office/word/2010/wordprocessingCanvas" xmlns:cx="http://schemas.microsoft.com/office/drawing/2014/chartex" xmlns:cx1="http://schemas.microsoft.com/office/drawing/2015/9/8/chartex" xmlns:cx2="http://schemas.microsoft.com/office/drawing/2015/10/21/chartex" xmlns:cx3="http://schemas.microsoft.com/office/drawing/2016/5/9/chartex" xmlns:cx4="http://schemas.microsoft.com/office/drawing/2016/5/10/chartex" xmlns:cx5="http://schemas.microsoft.com/office/drawing/2016/5/11/chartex" xmlns:cx6="http://schemas.microsoft.com/office/drawing/2016/5/12/chartex" xmlns:cx7="http://schemas.microsoft.com/office/drawing/2016/5/13/chartex" xmlns:cx8="http://schemas.microsoft.com/office/drawing/2016/5/14/chartex" xmlns:mc="http://schemas.openxmlformats.org/markup-compatibility/2006" xmlns:aink="http://schemas.microsoft.com/office/drawing/2016/ink" xmlns:am3d="http://schemas.microsoft.com/office/drawing/2017/model3d" xmlns:o="urn:schemas-microsoft-com:office:office" xmlns:oel="http://schemas.microsoft.com/office/2019/extlst" xmlns:r="http://schemas.openxmlformats.org/officeDocument/2006/relationships" xmlns:m="http://schemas.openxmlformats.org/officeDocument/2006/math" xmlns:v="urn:schemas-microsoft-com:vml" xmlns:wp14="http://schemas.microsoft.com/office/word/2010/wordprocessingDrawing" xmlns:wp="http://schemas.openxmlformats.org/drawingml/2006/wordprocessingDrawing" xmlns:w10="urn:schemas-microsoft-com:office:word" xmlns:w="http://schemas.openxmlformats.org/wordprocessingml/2006/main" xmlns:w14="http://schemas.microsoft.com/office/word/2010/wordml" xmlns:w15="http://schemas.microsoft.com/office/word/2012/wordml" xmlns:w16cex="http://schemas.microsoft.com/office/word/2018/wordml/cex" xmlns:w16cid="http://schemas.microsoft.com/office/word/2016/wordml/cid" xmlns:w16="http://schemas.microsoft.com/office/word/2018/wordml" xmlns:w16du="http://schemas.microsoft.com/office/word/2023/wordml/word16du" xmlns:w16sdtdh="http://schemas.microsoft.com/office/word/2020/wordml/sdtdatahash" xmlns:w16se="http://schemas.microsoft.com/office/word/2015/wordml/symex" xmlns:wpg="http://schemas.microsoft.com/office/word/2010/wordprocessingGroup" xmlns:wpi="http://schemas.microsoft.com/office/word/2010/wordprocessingInk" xmlns:wne="http://schemas.microsoft.com/office/word/2006/wordml" xmlns:wps="http://schemas.microsoft.com/office/word/2010/wordprocessingShape" mc:Ignorable="w14 w15 w16se w16cid w16 w16cex w16sdtdh w16du wp14">
+<w:ftr xmlns:wpc="http://schemas.microsoft.com/office/word/2010/wordprocessingCanvas" xmlns:cx="http://schemas.microsoft.com/office/drawing/2014/chartex" xmlns:cx1="http://schemas.microsoft.com/office/drawing/2015/9/8/chartex" xmlns:cx2="http://schemas.microsoft.com/office/drawing/2015/10/21/chartex" xmlns:cx3="http://schemas.microsoft.com/office/drawing/2016/5/9/chartex" xmlns:cx4="http://schemas.microsoft.com/office/drawing/2016/5/10/chartex" xmlns:cx5="http://schemas.microsoft.com/office/drawing/2016/5/11/chartex" xmlns:cx6="http://schemas.microsoft.com/office/drawing/2016/5/12/chartex" xmlns:cx7="http://schemas.microsoft.com/office/drawing/2016/5/13/chartex" xmlns:cx8="http://schemas.microsoft.com/office/drawing/2016/5/14/chartex" xmlns:mc="http://schemas.openxmlformats.org/markup-compatibility/2006" xmlns:aink="http://schemas.microsoft.com/office/drawing/2016/ink" xmlns:am3d="http://schemas.microsoft.com/office/drawing/2017/model3d" xmlns:o="urn:schemas-microsoft-com:office:office" xmlns:oel="http://schemas.microsoft.com/office/2019/extlst" xmlns:r="http://schemas.openxmlformats.org/officeDocument/2006/relationships" xmlns:m="http://schemas.openxmlformats.org/officeDocument/2006/math" xmlns:v="urn:schemas-microsoft-com:vml" xmlns:wp14="http://schemas.microsoft.com/office/word/2010/wordprocessingDrawing" xmlns:wp="http://schemas.openxmlformats.org/drawingml/2006/wordprocessingDrawing" xmlns:w10="urn:schemas-microsoft-com:office:word" xmlns:w="http://schemas.openxmlformats.org/wordprocessingml/2006/main" xmlns:w14="http://schemas.microsoft.com/office/word/2010/wordml" xmlns:w15="http://schemas.microsoft.com/office/word/2012/wordml" xmlns:w16cex="http://schemas.microsoft.com/office/word/2018/wordml/cex" xmlns:w16cid="http://schemas.microsoft.com/office/word/2016/wordml/cid" xmlns:w16="http://schemas.microsoft.com/office/word/2018/wordml" xmlns:w16du="http://schemas.microsoft.com/office/word/2023/wordml/word16du" xmlns:w16sdtdh="http://schemas.microsoft.com/office/word/2020/wordml/sdtdatahash" xmlns:w16sdtfl="http://schemas.microsoft.com/office/word/2024/wordml/sdtformatlock" xmlns:w16se="http://schemas.microsoft.com/office/word/2015/wordml/symex" xmlns:wpg="http://schemas.microsoft.com/office/word/2010/wordprocessingGroup" xmlns:wpi="http://schemas.microsoft.com/office/word/2010/wordprocessingInk" xmlns:wne="http://schemas.microsoft.com/office/word/2006/wordml" xmlns:wps="http://schemas.microsoft.com/office/word/2010/wordprocessingShape" mc:Ignorable="w14 w15 w16se w16cid w16 w16cex w16sdtdh w16sdtfl w16du wp14">
   <w:p>
     <w:pPr>
-      <w:pStyle w:val="Corpotesto"/>
+      <w:pStyle w:val="BodyText"/>
       <w:spacing w:line="0" w:lineRule="atLeast"/>
     </w:pPr>
     <w:r>
@@ -9864,7 +10152,6 @@
                   </w:rPr>
                   <w:t xml:space="preserve"> </w:t>
                 </w:r>
-                <w:proofErr w:type="spellStart"/>
                 <w:r>
                   <w:rPr>
                     <w:rFonts w:ascii="Arial" w:hAnsi="Arial"/>
@@ -9876,7 +10163,6 @@
                   </w:rPr>
                   <w:t>Altamedica</w:t>
                 </w:r>
-                <w:proofErr w:type="spellEnd"/>
                 <w:r>
                   <w:rPr>
                     <w:rFonts w:ascii="Arial" w:hAnsi="Arial"/>
@@ -10032,10 +10318,10 @@
 </file>
 
 <file path=word/footer6.xml><?xml version="1.0" encoding="utf-8"?>
-<w:ftr xmlns:wpc="http://schemas.microsoft.com/office/word/2010/wordprocessingCanvas" xmlns:cx="http://schemas.microsoft.com/office/drawing/2014/chartex" xmlns:cx1="http://schemas.microsoft.com/office/drawing/2015/9/8/chartex" xmlns:cx2="http://schemas.microsoft.com/office/drawing/2015/10/21/chartex" xmlns:cx3="http://schemas.microsoft.com/office/drawing/2016/5/9/chartex" xmlns:cx4="http://schemas.microsoft.com/office/drawing/2016/5/10/chartex" xmlns:cx5="http://schemas.microsoft.com/office/drawing/2016/5/11/chartex" xmlns:cx6="http://schemas.microsoft.com/office/drawing/2016/5/12/chartex" xmlns:cx7="http://schemas.microsoft.com/office/drawing/2016/5/13/chartex" xmlns:cx8="http://schemas.microsoft.com/office/drawing/2016/5/14/chartex" xmlns:mc="http://schemas.openxmlformats.org/markup-compatibility/2006" xmlns:aink="http://schemas.microsoft.com/office/drawing/2016/ink" xmlns:am3d="http://schemas.microsoft.com/office/drawing/2017/model3d" xmlns:o="urn:schemas-microsoft-com:office:office" xmlns:oel="http://schemas.microsoft.com/office/2019/extlst" xmlns:r="http://schemas.openxmlformats.org/officeDocument/2006/relationships" xmlns:m="http://schemas.openxmlformats.org/officeDocument/2006/math" xmlns:v="urn:schemas-microsoft-com:vml" xmlns:wp14="http://schemas.microsoft.com/office/word/2010/wordprocessingDrawing" xmlns:wp="http://schemas.openxmlformats.org/drawingml/2006/wordprocessingDrawing" xmlns:w10="urn:schemas-microsoft-com:office:word" xmlns:w="http://schemas.openxmlformats.org/wordprocessingml/2006/main" xmlns:w14="http://schemas.microsoft.com/office/word/2010/wordml" xmlns:w15="http://schemas.microsoft.com/office/word/2012/wordml" xmlns:w16cex="http://schemas.microsoft.com/office/word/2018/wordml/cex" xmlns:w16cid="http://schemas.microsoft.com/office/word/2016/wordml/cid" xmlns:w16="http://schemas.microsoft.com/office/word/2018/wordml" xmlns:w16du="http://schemas.microsoft.com/office/word/2023/wordml/word16du" xmlns:w16sdtdh="http://schemas.microsoft.com/office/word/2020/wordml/sdtdatahash" xmlns:w16se="http://schemas.microsoft.com/office/word/2015/wordml/symex" xmlns:wpg="http://schemas.microsoft.com/office/word/2010/wordprocessingGroup" xmlns:wpi="http://schemas.microsoft.com/office/word/2010/wordprocessingInk" xmlns:wne="http://schemas.microsoft.com/office/word/2006/wordml" xmlns:wps="http://schemas.microsoft.com/office/word/2010/wordprocessingShape" mc:Ignorable="w14 w15 w16se w16cid w16 w16cex w16sdtdh w16du wp14">
+<w:ftr xmlns:wpc="http://schemas.microsoft.com/office/word/2010/wordprocessingCanvas" xmlns:cx="http://schemas.microsoft.com/office/drawing/2014/chartex" xmlns:cx1="http://schemas.microsoft.com/office/drawing/2015/9/8/chartex" xmlns:cx2="http://schemas.microsoft.com/office/drawing/2015/10/21/chartex" xmlns:cx3="http://schemas.microsoft.com/office/drawing/2016/5/9/chartex" xmlns:cx4="http://schemas.microsoft.com/office/drawing/2016/5/10/chartex" xmlns:cx5="http://schemas.microsoft.com/office/drawing/2016/5/11/chartex" xmlns:cx6="http://schemas.microsoft.com/office/drawing/2016/5/12/chartex" xmlns:cx7="http://schemas.microsoft.com/office/drawing/2016/5/13/chartex" xmlns:cx8="http://schemas.microsoft.com/office/drawing/2016/5/14/chartex" xmlns:mc="http://schemas.openxmlformats.org/markup-compatibility/2006" xmlns:aink="http://schemas.microsoft.com/office/drawing/2016/ink" xmlns:am3d="http://schemas.microsoft.com/office/drawing/2017/model3d" xmlns:o="urn:schemas-microsoft-com:office:office" xmlns:oel="http://schemas.microsoft.com/office/2019/extlst" xmlns:r="http://schemas.openxmlformats.org/officeDocument/2006/relationships" xmlns:m="http://schemas.openxmlformats.org/officeDocument/2006/math" xmlns:v="urn:schemas-microsoft-com:vml" xmlns:wp14="http://schemas.microsoft.com/office/word/2010/wordprocessingDrawing" xmlns:wp="http://schemas.openxmlformats.org/drawingml/2006/wordprocessingDrawing" xmlns:w10="urn:schemas-microsoft-com:office:word" xmlns:w="http://schemas.openxmlformats.org/wordprocessingml/2006/main" xmlns:w14="http://schemas.microsoft.com/office/word/2010/wordml" xmlns:w15="http://schemas.microsoft.com/office/word/2012/wordml" xmlns:w16cex="http://schemas.microsoft.com/office/word/2018/wordml/cex" xmlns:w16cid="http://schemas.microsoft.com/office/word/2016/wordml/cid" xmlns:w16="http://schemas.microsoft.com/office/word/2018/wordml" xmlns:w16du="http://schemas.microsoft.com/office/word/2023/wordml/word16du" xmlns:w16sdtdh="http://schemas.microsoft.com/office/word/2020/wordml/sdtdatahash" xmlns:w16sdtfl="http://schemas.microsoft.com/office/word/2024/wordml/sdtformatlock" xmlns:w16se="http://schemas.microsoft.com/office/word/2015/wordml/symex" xmlns:wpg="http://schemas.microsoft.com/office/word/2010/wordprocessingGroup" xmlns:wpi="http://schemas.microsoft.com/office/word/2010/wordprocessingInk" xmlns:wne="http://schemas.microsoft.com/office/word/2006/wordml" xmlns:wps="http://schemas.microsoft.com/office/word/2010/wordprocessingShape" mc:Ignorable="w14 w15 w16se w16cid w16 w16cex w16sdtdh w16sdtfl w16du wp14">
   <w:p>
     <w:pPr>
-      <w:pStyle w:val="Corpotesto"/>
+      <w:pStyle w:val="BodyText"/>
       <w:spacing w:line="0" w:lineRule="atLeast"/>
     </w:pPr>
     <w:r>
@@ -10174,7 +10460,6 @@
                   </w:rPr>
                   <w:t xml:space="preserve"> </w:t>
                 </w:r>
-                <w:proofErr w:type="spellStart"/>
                 <w:r>
                   <w:rPr>
                     <w:rFonts w:ascii="Arial" w:hAnsi="Arial"/>
@@ -10186,7 +10471,6 @@
                   </w:rPr>
                   <w:t>Altamedica</w:t>
                 </w:r>
-                <w:proofErr w:type="spellEnd"/>
                 <w:r>
                   <w:rPr>
                     <w:rFonts w:ascii="Arial" w:hAnsi="Arial"/>
@@ -10342,10 +10626,10 @@
 </file>
 
 <file path=word/footer7.xml><?xml version="1.0" encoding="utf-8"?>
-<w:ftr xmlns:wpc="http://schemas.microsoft.com/office/word/2010/wordprocessingCanvas" xmlns:cx="http://schemas.microsoft.com/office/drawing/2014/chartex" xmlns:cx1="http://schemas.microsoft.com/office/drawing/2015/9/8/chartex" xmlns:cx2="http://schemas.microsoft.com/office/drawing/2015/10/21/chartex" xmlns:cx3="http://schemas.microsoft.com/office/drawing/2016/5/9/chartex" xmlns:cx4="http://schemas.microsoft.com/office/drawing/2016/5/10/chartex" xmlns:cx5="http://schemas.microsoft.com/office/drawing/2016/5/11/chartex" xmlns:cx6="http://schemas.microsoft.com/office/drawing/2016/5/12/chartex" xmlns:cx7="http://schemas.microsoft.com/office/drawing/2016/5/13/chartex" xmlns:cx8="http://schemas.microsoft.com/office/drawing/2016/5/14/chartex" xmlns:mc="http://schemas.openxmlformats.org/markup-compatibility/2006" xmlns:aink="http://schemas.microsoft.com/office/drawing/2016/ink" xmlns:am3d="http://schemas.microsoft.com/office/drawing/2017/model3d" xmlns:o="urn:schemas-microsoft-com:office:office" xmlns:oel="http://schemas.microsoft.com/office/2019/extlst" xmlns:r="http://schemas.openxmlformats.org/officeDocument/2006/relationships" xmlns:m="http://schemas.openxmlformats.org/officeDocument/2006/math" xmlns:v="urn:schemas-microsoft-com:vml" xmlns:wp14="http://schemas.microsoft.com/office/word/2010/wordprocessingDrawing" xmlns:wp="http://schemas.openxmlformats.org/drawingml/2006/wordprocessingDrawing" xmlns:w10="urn:schemas-microsoft-com:office:word" xmlns:w="http://schemas.openxmlformats.org/wordprocessingml/2006/main" xmlns:w14="http://schemas.microsoft.com/office/word/2010/wordml" xmlns:w15="http://schemas.microsoft.com/office/word/2012/wordml" xmlns:w16cex="http://schemas.microsoft.com/office/word/2018/wordml/cex" xmlns:w16cid="http://schemas.microsoft.com/office/word/2016/wordml/cid" xmlns:w16="http://schemas.microsoft.com/office/word/2018/wordml" xmlns:w16du="http://schemas.microsoft.com/office/word/2023/wordml/word16du" xmlns:w16sdtdh="http://schemas.microsoft.com/office/word/2020/wordml/sdtdatahash" xmlns:w16se="http://schemas.microsoft.com/office/word/2015/wordml/symex" xmlns:wpg="http://schemas.microsoft.com/office/word/2010/wordprocessingGroup" xmlns:wpi="http://schemas.microsoft.com/office/word/2010/wordprocessingInk" xmlns:wne="http://schemas.microsoft.com/office/word/2006/wordml" xmlns:wps="http://schemas.microsoft.com/office/word/2010/wordprocessingShape" mc:Ignorable="w14 w15 w16se w16cid w16 w16cex w16sdtdh w16du wp14">
+<w:ftr xmlns:wpc="http://schemas.microsoft.com/office/word/2010/wordprocessingCanvas" xmlns:cx="http://schemas.microsoft.com/office/drawing/2014/chartex" xmlns:cx1="http://schemas.microsoft.com/office/drawing/2015/9/8/chartex" xmlns:cx2="http://schemas.microsoft.com/office/drawing/2015/10/21/chartex" xmlns:cx3="http://schemas.microsoft.com/office/drawing/2016/5/9/chartex" xmlns:cx4="http://schemas.microsoft.com/office/drawing/2016/5/10/chartex" xmlns:cx5="http://schemas.microsoft.com/office/drawing/2016/5/11/chartex" xmlns:cx6="http://schemas.microsoft.com/office/drawing/2016/5/12/chartex" xmlns:cx7="http://schemas.microsoft.com/office/drawing/2016/5/13/chartex" xmlns:cx8="http://schemas.microsoft.com/office/drawing/2016/5/14/chartex" xmlns:mc="http://schemas.openxmlformats.org/markup-compatibility/2006" xmlns:aink="http://schemas.microsoft.com/office/drawing/2016/ink" xmlns:am3d="http://schemas.microsoft.com/office/drawing/2017/model3d" xmlns:o="urn:schemas-microsoft-com:office:office" xmlns:oel="http://schemas.microsoft.com/office/2019/extlst" xmlns:r="http://schemas.openxmlformats.org/officeDocument/2006/relationships" xmlns:m="http://schemas.openxmlformats.org/officeDocument/2006/math" xmlns:v="urn:schemas-microsoft-com:vml" xmlns:wp14="http://schemas.microsoft.com/office/word/2010/wordprocessingDrawing" xmlns:wp="http://schemas.openxmlformats.org/drawingml/2006/wordprocessingDrawing" xmlns:w10="urn:schemas-microsoft-com:office:word" xmlns:w="http://schemas.openxmlformats.org/wordprocessingml/2006/main" xmlns:w14="http://schemas.microsoft.com/office/word/2010/wordml" xmlns:w15="http://schemas.microsoft.com/office/word/2012/wordml" xmlns:w16cex="http://schemas.microsoft.com/office/word/2018/wordml/cex" xmlns:w16cid="http://schemas.microsoft.com/office/word/2016/wordml/cid" xmlns:w16="http://schemas.microsoft.com/office/word/2018/wordml" xmlns:w16du="http://schemas.microsoft.com/office/word/2023/wordml/word16du" xmlns:w16sdtdh="http://schemas.microsoft.com/office/word/2020/wordml/sdtdatahash" xmlns:w16sdtfl="http://schemas.microsoft.com/office/word/2024/wordml/sdtformatlock" xmlns:w16se="http://schemas.microsoft.com/office/word/2015/wordml/symex" xmlns:wpg="http://schemas.microsoft.com/office/word/2010/wordprocessingGroup" xmlns:wpi="http://schemas.microsoft.com/office/word/2010/wordprocessingInk" xmlns:wne="http://schemas.microsoft.com/office/word/2006/wordml" xmlns:wps="http://schemas.microsoft.com/office/word/2010/wordprocessingShape" mc:Ignorable="w14 w15 w16se w16cid w16 w16cex w16sdtdh w16sdtfl w16du wp14">
   <w:p>
     <w:pPr>
-      <w:pStyle w:val="Corpotesto"/>
+      <w:pStyle w:val="BodyText"/>
       <w:spacing w:line="0" w:lineRule="atLeast"/>
     </w:pPr>
     <w:r>
@@ -10484,7 +10768,6 @@
                   </w:rPr>
                   <w:t xml:space="preserve"> </w:t>
                 </w:r>
-                <w:proofErr w:type="spellStart"/>
                 <w:r>
                   <w:rPr>
                     <w:rFonts w:ascii="Arial" w:hAnsi="Arial"/>
@@ -10496,7 +10779,6 @@
                   </w:rPr>
                   <w:t>Altamedica</w:t>
                 </w:r>
-                <w:proofErr w:type="spellEnd"/>
                 <w:r>
                   <w:rPr>
                     <w:rFonts w:ascii="Arial" w:hAnsi="Arial"/>
@@ -10652,10 +10934,10 @@
 </file>
 
 <file path=word/footer8.xml><?xml version="1.0" encoding="utf-8"?>
-<w:ftr xmlns:wpc="http://schemas.microsoft.com/office/word/2010/wordprocessingCanvas" xmlns:cx="http://schemas.microsoft.com/office/drawing/2014/chartex" xmlns:cx1="http://schemas.microsoft.com/office/drawing/2015/9/8/chartex" xmlns:cx2="http://schemas.microsoft.com/office/drawing/2015/10/21/chartex" xmlns:cx3="http://schemas.microsoft.com/office/drawing/2016/5/9/chartex" xmlns:cx4="http://schemas.microsoft.com/office/drawing/2016/5/10/chartex" xmlns:cx5="http://schemas.microsoft.com/office/drawing/2016/5/11/chartex" xmlns:cx6="http://schemas.microsoft.com/office/drawing/2016/5/12/chartex" xmlns:cx7="http://schemas.microsoft.com/office/drawing/2016/5/13/chartex" xmlns:cx8="http://schemas.microsoft.com/office/drawing/2016/5/14/chartex" xmlns:mc="http://schemas.openxmlformats.org/markup-compatibility/2006" xmlns:aink="http://schemas.microsoft.com/office/drawing/2016/ink" xmlns:am3d="http://schemas.microsoft.com/office/drawing/2017/model3d" xmlns:o="urn:schemas-microsoft-com:office:office" xmlns:oel="http://schemas.microsoft.com/office/2019/extlst" xmlns:r="http://schemas.openxmlformats.org/officeDocument/2006/relationships" xmlns:m="http://schemas.openxmlformats.org/officeDocument/2006/math" xmlns:v="urn:schemas-microsoft-com:vml" xmlns:wp14="http://schemas.microsoft.com/office/word/2010/wordprocessingDrawing" xmlns:wp="http://schemas.openxmlformats.org/drawingml/2006/wordprocessingDrawing" xmlns:w10="urn:schemas-microsoft-com:office:word" xmlns:w="http://schemas.openxmlformats.org/wordprocessingml/2006/main" xmlns:w14="http://schemas.microsoft.com/office/word/2010/wordml" xmlns:w15="http://schemas.microsoft.com/office/word/2012/wordml" xmlns:w16cex="http://schemas.microsoft.com/office/word/2018/wordml/cex" xmlns:w16cid="http://schemas.microsoft.com/office/word/2016/wordml/cid" xmlns:w16="http://schemas.microsoft.com/office/word/2018/wordml" xmlns:w16du="http://schemas.microsoft.com/office/word/2023/wordml/word16du" xmlns:w16sdtdh="http://schemas.microsoft.com/office/word/2020/wordml/sdtdatahash" xmlns:w16se="http://schemas.microsoft.com/office/word/2015/wordml/symex" xmlns:wpg="http://schemas.microsoft.com/office/word/2010/wordprocessingGroup" xmlns:wpi="http://schemas.microsoft.com/office/word/2010/wordprocessingInk" xmlns:wne="http://schemas.microsoft.com/office/word/2006/wordml" xmlns:wps="http://schemas.microsoft.com/office/word/2010/wordprocessingShape" mc:Ignorable="w14 w15 w16se w16cid w16 w16cex w16sdtdh w16du wp14">
+<w:ftr xmlns:wpc="http://schemas.microsoft.com/office/word/2010/wordprocessingCanvas" xmlns:cx="http://schemas.microsoft.com/office/drawing/2014/chartex" xmlns:cx1="http://schemas.microsoft.com/office/drawing/2015/9/8/chartex" xmlns:cx2="http://schemas.microsoft.com/office/drawing/2015/10/21/chartex" xmlns:cx3="http://schemas.microsoft.com/office/drawing/2016/5/9/chartex" xmlns:cx4="http://schemas.microsoft.com/office/drawing/2016/5/10/chartex" xmlns:cx5="http://schemas.microsoft.com/office/drawing/2016/5/11/chartex" xmlns:cx6="http://schemas.microsoft.com/office/drawing/2016/5/12/chartex" xmlns:cx7="http://schemas.microsoft.com/office/drawing/2016/5/13/chartex" xmlns:cx8="http://schemas.microsoft.com/office/drawing/2016/5/14/chartex" xmlns:mc="http://schemas.openxmlformats.org/markup-compatibility/2006" xmlns:aink="http://schemas.microsoft.com/office/drawing/2016/ink" xmlns:am3d="http://schemas.microsoft.com/office/drawing/2017/model3d" xmlns:o="urn:schemas-microsoft-com:office:office" xmlns:oel="http://schemas.microsoft.com/office/2019/extlst" xmlns:r="http://schemas.openxmlformats.org/officeDocument/2006/relationships" xmlns:m="http://schemas.openxmlformats.org/officeDocument/2006/math" xmlns:v="urn:schemas-microsoft-com:vml" xmlns:wp14="http://schemas.microsoft.com/office/word/2010/wordprocessingDrawing" xmlns:wp="http://schemas.openxmlformats.org/drawingml/2006/wordprocessingDrawing" xmlns:w10="urn:schemas-microsoft-com:office:word" xmlns:w="http://schemas.openxmlformats.org/wordprocessingml/2006/main" xmlns:w14="http://schemas.microsoft.com/office/word/2010/wordml" xmlns:w15="http://schemas.microsoft.com/office/word/2012/wordml" xmlns:w16cex="http://schemas.microsoft.com/office/word/2018/wordml/cex" xmlns:w16cid="http://schemas.microsoft.com/office/word/2016/wordml/cid" xmlns:w16="http://schemas.microsoft.com/office/word/2018/wordml" xmlns:w16du="http://schemas.microsoft.com/office/word/2023/wordml/word16du" xmlns:w16sdtdh="http://schemas.microsoft.com/office/word/2020/wordml/sdtdatahash" xmlns:w16sdtfl="http://schemas.microsoft.com/office/word/2024/wordml/sdtformatlock" xmlns:w16se="http://schemas.microsoft.com/office/word/2015/wordml/symex" xmlns:wpg="http://schemas.microsoft.com/office/word/2010/wordprocessingGroup" xmlns:wpi="http://schemas.microsoft.com/office/word/2010/wordprocessingInk" xmlns:wne="http://schemas.microsoft.com/office/word/2006/wordml" xmlns:wps="http://schemas.microsoft.com/office/word/2010/wordprocessingShape" mc:Ignorable="w14 w15 w16se w16cid w16 w16cex w16sdtdh w16sdtfl w16du wp14">
   <w:p>
     <w:pPr>
-      <w:pStyle w:val="Corpotesto"/>
+      <w:pStyle w:val="BodyText"/>
       <w:spacing w:line="0" w:lineRule="atLeast"/>
     </w:pPr>
     <w:r>
@@ -10794,7 +11076,6 @@
                   </w:rPr>
                   <w:t xml:space="preserve"> </w:t>
                 </w:r>
-                <w:proofErr w:type="spellStart"/>
                 <w:r>
                   <w:rPr>
                     <w:rFonts w:ascii="Arial" w:hAnsi="Arial"/>
@@ -10806,7 +11087,6 @@
                   </w:rPr>
                   <w:t>Altamedica</w:t>
                 </w:r>
-                <w:proofErr w:type="spellEnd"/>
                 <w:r>
                   <w:rPr>
                     <w:rFonts w:ascii="Arial" w:hAnsi="Arial"/>
@@ -10962,10 +11242,10 @@
 </file>
 
 <file path=word/footer9.xml><?xml version="1.0" encoding="utf-8"?>
-<w:ftr xmlns:wpc="http://schemas.microsoft.com/office/word/2010/wordprocessingCanvas" xmlns:cx="http://schemas.microsoft.com/office/drawing/2014/chartex" xmlns:cx1="http://schemas.microsoft.com/office/drawing/2015/9/8/chartex" xmlns:cx2="http://schemas.microsoft.com/office/drawing/2015/10/21/chartex" xmlns:cx3="http://schemas.microsoft.com/office/drawing/2016/5/9/chartex" xmlns:cx4="http://schemas.microsoft.com/office/drawing/2016/5/10/chartex" xmlns:cx5="http://schemas.microsoft.com/office/drawing/2016/5/11/chartex" xmlns:cx6="http://schemas.microsoft.com/office/drawing/2016/5/12/chartex" xmlns:cx7="http://schemas.microsoft.com/office/drawing/2016/5/13/chartex" xmlns:cx8="http://schemas.microsoft.com/office/drawing/2016/5/14/chartex" xmlns:mc="http://schemas.openxmlformats.org/markup-compatibility/2006" xmlns:aink="http://schemas.microsoft.com/office/drawing/2016/ink" xmlns:am3d="http://schemas.microsoft.com/office/drawing/2017/model3d" xmlns:o="urn:schemas-microsoft-com:office:office" xmlns:oel="http://schemas.microsoft.com/office/2019/extlst" xmlns:r="http://schemas.openxmlformats.org/officeDocument/2006/relationships" xmlns:m="http://schemas.openxmlformats.org/officeDocument/2006/math" xmlns:v="urn:schemas-microsoft-com:vml" xmlns:wp14="http://schemas.microsoft.com/office/word/2010/wordprocessingDrawing" xmlns:wp="http://schemas.openxmlformats.org/drawingml/2006/wordprocessingDrawing" xmlns:w10="urn:schemas-microsoft-com:office:word" xmlns:w="http://schemas.openxmlformats.org/wordprocessingml/2006/main" xmlns:w14="http://schemas.microsoft.com/office/word/2010/wordml" xmlns:w15="http://schemas.microsoft.com/office/word/2012/wordml" xmlns:w16cex="http://schemas.microsoft.com/office/word/2018/wordml/cex" xmlns:w16cid="http://schemas.microsoft.com/office/word/2016/wordml/cid" xmlns:w16="http://schemas.microsoft.com/office/word/2018/wordml" xmlns:w16du="http://schemas.microsoft.com/office/word/2023/wordml/word16du" xmlns:w16sdtdh="http://schemas.microsoft.com/office/word/2020/wordml/sdtdatahash" xmlns:w16se="http://schemas.microsoft.com/office/word/2015/wordml/symex" xmlns:wpg="http://schemas.microsoft.com/office/word/2010/wordprocessingGroup" xmlns:wpi="http://schemas.microsoft.com/office/word/2010/wordprocessingInk" xmlns:wne="http://schemas.microsoft.com/office/word/2006/wordml" xmlns:wps="http://schemas.microsoft.com/office/word/2010/wordprocessingShape" mc:Ignorable="w14 w15 w16se w16cid w16 w16cex w16sdtdh w16du wp14">
+<w:ftr xmlns:wpc="http://schemas.microsoft.com/office/word/2010/wordprocessingCanvas" xmlns:cx="http://schemas.microsoft.com/office/drawing/2014/chartex" xmlns:cx1="http://schemas.microsoft.com/office/drawing/2015/9/8/chartex" xmlns:cx2="http://schemas.microsoft.com/office/drawing/2015/10/21/chartex" xmlns:cx3="http://schemas.microsoft.com/office/drawing/2016/5/9/chartex" xmlns:cx4="http://schemas.microsoft.com/office/drawing/2016/5/10/chartex" xmlns:cx5="http://schemas.microsoft.com/office/drawing/2016/5/11/chartex" xmlns:cx6="http://schemas.microsoft.com/office/drawing/2016/5/12/chartex" xmlns:cx7="http://schemas.microsoft.com/office/drawing/2016/5/13/chartex" xmlns:cx8="http://schemas.microsoft.com/office/drawing/2016/5/14/chartex" xmlns:mc="http://schemas.openxmlformats.org/markup-compatibility/2006" xmlns:aink="http://schemas.microsoft.com/office/drawing/2016/ink" xmlns:am3d="http://schemas.microsoft.com/office/drawing/2017/model3d" xmlns:o="urn:schemas-microsoft-com:office:office" xmlns:oel="http://schemas.microsoft.com/office/2019/extlst" xmlns:r="http://schemas.openxmlformats.org/officeDocument/2006/relationships" xmlns:m="http://schemas.openxmlformats.org/officeDocument/2006/math" xmlns:v="urn:schemas-microsoft-com:vml" xmlns:wp14="http://schemas.microsoft.com/office/word/2010/wordprocessingDrawing" xmlns:wp="http://schemas.openxmlformats.org/drawingml/2006/wordprocessingDrawing" xmlns:w10="urn:schemas-microsoft-com:office:word" xmlns:w="http://schemas.openxmlformats.org/wordprocessingml/2006/main" xmlns:w14="http://schemas.microsoft.com/office/word/2010/wordml" xmlns:w15="http://schemas.microsoft.com/office/word/2012/wordml" xmlns:w16cex="http://schemas.microsoft.com/office/word/2018/wordml/cex" xmlns:w16cid="http://schemas.microsoft.com/office/word/2016/wordml/cid" xmlns:w16="http://schemas.microsoft.com/office/word/2018/wordml" xmlns:w16du="http://schemas.microsoft.com/office/word/2023/wordml/word16du" xmlns:w16sdtdh="http://schemas.microsoft.com/office/word/2020/wordml/sdtdatahash" xmlns:w16sdtfl="http://schemas.microsoft.com/office/word/2024/wordml/sdtformatlock" xmlns:w16se="http://schemas.microsoft.com/office/word/2015/wordml/symex" xmlns:wpg="http://schemas.microsoft.com/office/word/2010/wordprocessingGroup" xmlns:wpi="http://schemas.microsoft.com/office/word/2010/wordprocessingInk" xmlns:wne="http://schemas.microsoft.com/office/word/2006/wordml" xmlns:wps="http://schemas.microsoft.com/office/word/2010/wordprocessingShape" mc:Ignorable="w14 w15 w16se w16cid w16 w16cex w16sdtdh w16sdtfl w16du wp14">
   <w:p>
     <w:pPr>
-      <w:pStyle w:val="Corpotesto"/>
+      <w:pStyle w:val="BodyText"/>
       <w:spacing w:line="0" w:lineRule="atLeast"/>
     </w:pPr>
     <w:r>
@@ -11104,7 +11384,6 @@
                   </w:rPr>
                   <w:t xml:space="preserve"> </w:t>
                 </w:r>
-                <w:proofErr w:type="spellStart"/>
                 <w:r>
                   <w:rPr>
                     <w:rFonts w:ascii="Arial" w:hAnsi="Arial"/>
@@ -11116,7 +11395,6 @@
                   </w:rPr>
                   <w:t>Altamedica</w:t>
                 </w:r>
-                <w:proofErr w:type="spellEnd"/>
                 <w:r>
                   <w:rPr>
                     <w:rFonts w:ascii="Arial" w:hAnsi="Arial"/>
@@ -11272,7 +11550,7 @@
 </file>
 
 <file path=word/footnotes.xml><?xml version="1.0" encoding="utf-8"?>
-<w:footnotes xmlns:wpc="http://schemas.microsoft.com/office/word/2010/wordprocessingCanvas" xmlns:cx="http://schemas.microsoft.com/office/drawing/2014/chartex" xmlns:cx1="http://schemas.microsoft.com/office/drawing/2015/9/8/chartex" xmlns:cx2="http://schemas.microsoft.com/office/drawing/2015/10/21/chartex" xmlns:cx3="http://schemas.microsoft.com/office/drawing/2016/5/9/chartex" xmlns:cx4="http://schemas.microsoft.com/office/drawing/2016/5/10/chartex" xmlns:cx5="http://schemas.microsoft.com/office/drawing/2016/5/11/chartex" xmlns:cx6="http://schemas.microsoft.com/office/drawing/2016/5/12/chartex" xmlns:cx7="http://schemas.microsoft.com/office/drawing/2016/5/13/chartex" xmlns:cx8="http://schemas.microsoft.com/office/drawing/2016/5/14/chartex" xmlns:mc="http://schemas.openxmlformats.org/markup-compatibility/2006" xmlns:aink="http://schemas.microsoft.com/office/drawing/2016/ink" xmlns:am3d="http://schemas.microsoft.com/office/drawing/2017/model3d" xmlns:o="urn:schemas-microsoft-com:office:office" xmlns:oel="http://schemas.microsoft.com/office/2019/extlst" xmlns:r="http://schemas.openxmlformats.org/officeDocument/2006/relationships" xmlns:m="http://schemas.openxmlformats.org/officeDocument/2006/math" xmlns:v="urn:schemas-microsoft-com:vml" xmlns:wp14="http://schemas.microsoft.com/office/word/2010/wordprocessingDrawing" xmlns:wp="http://schemas.openxmlformats.org/drawingml/2006/wordprocessingDrawing" xmlns:w10="urn:schemas-microsoft-com:office:word" xmlns:w="http://schemas.openxmlformats.org/wordprocessingml/2006/main" xmlns:w14="http://schemas.microsoft.com/office/word/2010/wordml" xmlns:w15="http://schemas.microsoft.com/office/word/2012/wordml" xmlns:w16cex="http://schemas.microsoft.com/office/word/2018/wordml/cex" xmlns:w16cid="http://schemas.microsoft.com/office/word/2016/wordml/cid" xmlns:w16="http://schemas.microsoft.com/office/word/2018/wordml" xmlns:w16du="http://schemas.microsoft.com/office/word/2023/wordml/word16du" xmlns:w16sdtdh="http://schemas.microsoft.com/office/word/2020/wordml/sdtdatahash" xmlns:w16se="http://schemas.microsoft.com/office/word/2015/wordml/symex" xmlns:wpg="http://schemas.microsoft.com/office/word/2010/wordprocessingGroup" xmlns:wpi="http://schemas.microsoft.com/office/word/2010/wordprocessingInk" xmlns:wne="http://schemas.microsoft.com/office/word/2006/wordml" xmlns:wps="http://schemas.microsoft.com/office/word/2010/wordprocessingShape" mc:Ignorable="w14 w15 w16se w16cid w16 w16cex w16sdtdh w16du wp14">
+<w:footnotes xmlns:wpc="http://schemas.microsoft.com/office/word/2010/wordprocessingCanvas" xmlns:cx="http://schemas.microsoft.com/office/drawing/2014/chartex" xmlns:cx1="http://schemas.microsoft.com/office/drawing/2015/9/8/chartex" xmlns:cx2="http://schemas.microsoft.com/office/drawing/2015/10/21/chartex" xmlns:cx3="http://schemas.microsoft.com/office/drawing/2016/5/9/chartex" xmlns:cx4="http://schemas.microsoft.com/office/drawing/2016/5/10/chartex" xmlns:cx5="http://schemas.microsoft.com/office/drawing/2016/5/11/chartex" xmlns:cx6="http://schemas.microsoft.com/office/drawing/2016/5/12/chartex" xmlns:cx7="http://schemas.microsoft.com/office/drawing/2016/5/13/chartex" xmlns:cx8="http://schemas.microsoft.com/office/drawing/2016/5/14/chartex" xmlns:mc="http://schemas.openxmlformats.org/markup-compatibility/2006" xmlns:aink="http://schemas.microsoft.com/office/drawing/2016/ink" xmlns:am3d="http://schemas.microsoft.com/office/drawing/2017/model3d" xmlns:o="urn:schemas-microsoft-com:office:office" xmlns:oel="http://schemas.microsoft.com/office/2019/extlst" xmlns:r="http://schemas.openxmlformats.org/officeDocument/2006/relationships" xmlns:m="http://schemas.openxmlformats.org/officeDocument/2006/math" xmlns:v="urn:schemas-microsoft-com:vml" xmlns:wp14="http://schemas.microsoft.com/office/word/2010/wordprocessingDrawing" xmlns:wp="http://schemas.openxmlformats.org/drawingml/2006/wordprocessingDrawing" xmlns:w10="urn:schemas-microsoft-com:office:word" xmlns:w="http://schemas.openxmlformats.org/wordprocessingml/2006/main" xmlns:w14="http://schemas.microsoft.com/office/word/2010/wordml" xmlns:w15="http://schemas.microsoft.com/office/word/2012/wordml" xmlns:w16cex="http://schemas.microsoft.com/office/word/2018/wordml/cex" xmlns:w16cid="http://schemas.microsoft.com/office/word/2016/wordml/cid" xmlns:w16="http://schemas.microsoft.com/office/word/2018/wordml" xmlns:w16du="http://schemas.microsoft.com/office/word/2023/wordml/word16du" xmlns:w16sdtdh="http://schemas.microsoft.com/office/word/2020/wordml/sdtdatahash" xmlns:w16sdtfl="http://schemas.microsoft.com/office/word/2024/wordml/sdtformatlock" xmlns:w16se="http://schemas.microsoft.com/office/word/2015/wordml/symex" xmlns:wpg="http://schemas.microsoft.com/office/word/2010/wordprocessingGroup" xmlns:wpi="http://schemas.microsoft.com/office/word/2010/wordprocessingInk" xmlns:wne="http://schemas.microsoft.com/office/word/2006/wordml" xmlns:wps="http://schemas.microsoft.com/office/word/2010/wordprocessingShape" mc:Ignorable="w14 w15 w16se w16cid w16 w16cex w16sdtdh w16sdtfl w16du wp14">
   <w:footnote w:type="separator" w:id="-1">
     <w:p>
       <w:r>
@@ -11291,20 +11569,20 @@
 </file>
 
 <file path=word/header1.xml><?xml version="1.0" encoding="utf-8"?>
-<w:hdr xmlns:wpc="http://schemas.microsoft.com/office/word/2010/wordprocessingCanvas" xmlns:cx="http://schemas.microsoft.com/office/drawing/2014/chartex" xmlns:cx1="http://schemas.microsoft.com/office/drawing/2015/9/8/chartex" xmlns:cx2="http://schemas.microsoft.com/office/drawing/2015/10/21/chartex" xmlns:cx3="http://schemas.microsoft.com/office/drawing/2016/5/9/chartex" xmlns:cx4="http://schemas.microsoft.com/office/drawing/2016/5/10/chartex" xmlns:cx5="http://schemas.microsoft.com/office/drawing/2016/5/11/chartex" xmlns:cx6="http://schemas.microsoft.com/office/drawing/2016/5/12/chartex" xmlns:cx7="http://schemas.microsoft.com/office/drawing/2016/5/13/chartex" xmlns:cx8="http://schemas.microsoft.com/office/drawing/2016/5/14/chartex" xmlns:mc="http://schemas.openxmlformats.org/markup-compatibility/2006" xmlns:aink="http://schemas.microsoft.com/office/drawing/2016/ink" xmlns:am3d="http://schemas.microsoft.com/office/drawing/2017/model3d" xmlns:o="urn:schemas-microsoft-com:office:office" xmlns:oel="http://schemas.microsoft.com/office/2019/extlst" xmlns:r="http://schemas.openxmlformats.org/officeDocument/2006/relationships" xmlns:m="http://schemas.openxmlformats.org/officeDocument/2006/math" xmlns:v="urn:schemas-microsoft-com:vml" xmlns:wp14="http://schemas.microsoft.com/office/word/2010/wordprocessingDrawing" xmlns:wp="http://schemas.openxmlformats.org/drawingml/2006/wordprocessingDrawing" xmlns:w10="urn:schemas-microsoft-com:office:word" xmlns:w="http://schemas.openxmlformats.org/wordprocessingml/2006/main" xmlns:w14="http://schemas.microsoft.com/office/word/2010/wordml" xmlns:w15="http://schemas.microsoft.com/office/word/2012/wordml" xmlns:w16cex="http://schemas.microsoft.com/office/word/2018/wordml/cex" xmlns:w16cid="http://schemas.microsoft.com/office/word/2016/wordml/cid" xmlns:w16="http://schemas.microsoft.com/office/word/2018/wordml" xmlns:w16du="http://schemas.microsoft.com/office/word/2023/wordml/word16du" xmlns:w16sdtdh="http://schemas.microsoft.com/office/word/2020/wordml/sdtdatahash" xmlns:w16se="http://schemas.microsoft.com/office/word/2015/wordml/symex" xmlns:wpg="http://schemas.microsoft.com/office/word/2010/wordprocessingGroup" xmlns:wpi="http://schemas.microsoft.com/office/word/2010/wordprocessingInk" xmlns:wne="http://schemas.microsoft.com/office/word/2006/wordml" xmlns:wps="http://schemas.microsoft.com/office/word/2010/wordprocessingShape" mc:Ignorable="w14 w15 w16se w16cid w16 w16cex w16sdtdh w16du wp14">
+<w:hdr xmlns:wpc="http://schemas.microsoft.com/office/word/2010/wordprocessingCanvas" xmlns:cx="http://schemas.microsoft.com/office/drawing/2014/chartex" xmlns:cx1="http://schemas.microsoft.com/office/drawing/2015/9/8/chartex" xmlns:cx2="http://schemas.microsoft.com/office/drawing/2015/10/21/chartex" xmlns:cx3="http://schemas.microsoft.com/office/drawing/2016/5/9/chartex" xmlns:cx4="http://schemas.microsoft.com/office/drawing/2016/5/10/chartex" xmlns:cx5="http://schemas.microsoft.com/office/drawing/2016/5/11/chartex" xmlns:cx6="http://schemas.microsoft.com/office/drawing/2016/5/12/chartex" xmlns:cx7="http://schemas.microsoft.com/office/drawing/2016/5/13/chartex" xmlns:cx8="http://schemas.microsoft.com/office/drawing/2016/5/14/chartex" xmlns:mc="http://schemas.openxmlformats.org/markup-compatibility/2006" xmlns:aink="http://schemas.microsoft.com/office/drawing/2016/ink" xmlns:am3d="http://schemas.microsoft.com/office/drawing/2017/model3d" xmlns:o="urn:schemas-microsoft-com:office:office" xmlns:oel="http://schemas.microsoft.com/office/2019/extlst" xmlns:r="http://schemas.openxmlformats.org/officeDocument/2006/relationships" xmlns:m="http://schemas.openxmlformats.org/officeDocument/2006/math" xmlns:v="urn:schemas-microsoft-com:vml" xmlns:wp14="http://schemas.microsoft.com/office/word/2010/wordprocessingDrawing" xmlns:wp="http://schemas.openxmlformats.org/drawingml/2006/wordprocessingDrawing" xmlns:w10="urn:schemas-microsoft-com:office:word" xmlns:w="http://schemas.openxmlformats.org/wordprocessingml/2006/main" xmlns:w14="http://schemas.microsoft.com/office/word/2010/wordml" xmlns:w15="http://schemas.microsoft.com/office/word/2012/wordml" xmlns:w16cex="http://schemas.microsoft.com/office/word/2018/wordml/cex" xmlns:w16cid="http://schemas.microsoft.com/office/word/2016/wordml/cid" xmlns:w16="http://schemas.microsoft.com/office/word/2018/wordml" xmlns:w16du="http://schemas.microsoft.com/office/word/2023/wordml/word16du" xmlns:w16sdtdh="http://schemas.microsoft.com/office/word/2020/wordml/sdtdatahash" xmlns:w16sdtfl="http://schemas.microsoft.com/office/word/2024/wordml/sdtformatlock" xmlns:w16se="http://schemas.microsoft.com/office/word/2015/wordml/symex" xmlns:wpg="http://schemas.microsoft.com/office/word/2010/wordprocessingGroup" xmlns:wpi="http://schemas.microsoft.com/office/word/2010/wordprocessingInk" xmlns:wne="http://schemas.microsoft.com/office/word/2006/wordml" xmlns:wps="http://schemas.microsoft.com/office/word/2010/wordprocessingShape" mc:Ignorable="w14 w15 w16se w16cid w16 w16cex w16sdtdh w16sdtfl w16du wp14">
   <w:p>
     <w:pPr>
-      <w:pStyle w:val="Intestazione"/>
+      <w:pStyle w:val="Header"/>
     </w:pPr>
   </w:p>
 </w:hdr>
 </file>
 
 <file path=word/header2.xml><?xml version="1.0" encoding="utf-8"?>
-<w:hdr xmlns:wpc="http://schemas.microsoft.com/office/word/2010/wordprocessingCanvas" xmlns:cx="http://schemas.microsoft.com/office/drawing/2014/chartex" xmlns:cx1="http://schemas.microsoft.com/office/drawing/2015/9/8/chartex" xmlns:cx2="http://schemas.microsoft.com/office/drawing/2015/10/21/chartex" xmlns:cx3="http://schemas.microsoft.com/office/drawing/2016/5/9/chartex" xmlns:cx4="http://schemas.microsoft.com/office/drawing/2016/5/10/chartex" xmlns:cx5="http://schemas.microsoft.com/office/drawing/2016/5/11/chartex" xmlns:cx6="http://schemas.microsoft.com/office/drawing/2016/5/12/chartex" xmlns:cx7="http://schemas.microsoft.com/office/drawing/2016/5/13/chartex" xmlns:cx8="http://schemas.microsoft.com/office/drawing/2016/5/14/chartex" xmlns:mc="http://schemas.openxmlformats.org/markup-compatibility/2006" xmlns:aink="http://schemas.microsoft.com/office/drawing/2016/ink" xmlns:am3d="http://schemas.microsoft.com/office/drawing/2017/model3d" xmlns:o="urn:schemas-microsoft-com:office:office" xmlns:oel="http://schemas.microsoft.com/office/2019/extlst" xmlns:r="http://schemas.openxmlformats.org/officeDocument/2006/relationships" xmlns:m="http://schemas.openxmlformats.org/officeDocument/2006/math" xmlns:v="urn:schemas-microsoft-com:vml" xmlns:wp14="http://schemas.microsoft.com/office/word/2010/wordprocessingDrawing" xmlns:wp="http://schemas.openxmlformats.org/drawingml/2006/wordprocessingDrawing" xmlns:w10="urn:schemas-microsoft-com:office:word" xmlns:w="http://schemas.openxmlformats.org/wordprocessingml/2006/main" xmlns:w14="http://schemas.microsoft.com/office/word/2010/wordml" xmlns:w15="http://schemas.microsoft.com/office/word/2012/wordml" xmlns:w16cex="http://schemas.microsoft.com/office/word/2018/wordml/cex" xmlns:w16cid="http://schemas.microsoft.com/office/word/2016/wordml/cid" xmlns:w16="http://schemas.microsoft.com/office/word/2018/wordml" xmlns:w16du="http://schemas.microsoft.com/office/word/2023/wordml/word16du" xmlns:w16sdtdh="http://schemas.microsoft.com/office/word/2020/wordml/sdtdatahash" xmlns:w16se="http://schemas.microsoft.com/office/word/2015/wordml/symex" xmlns:wpg="http://schemas.microsoft.com/office/word/2010/wordprocessingGroup" xmlns:wpi="http://schemas.microsoft.com/office/word/2010/wordprocessingInk" xmlns:wne="http://schemas.microsoft.com/office/word/2006/wordml" xmlns:wps="http://schemas.microsoft.com/office/word/2010/wordprocessingShape" mc:Ignorable="w14 w15 w16se w16cid w16 w16cex w16sdtdh w16du wp14">
+<w:hdr xmlns:wpc="http://schemas.microsoft.com/office/word/2010/wordprocessingCanvas" xmlns:cx="http://schemas.microsoft.com/office/drawing/2014/chartex" xmlns:cx1="http://schemas.microsoft.com/office/drawing/2015/9/8/chartex" xmlns:cx2="http://schemas.microsoft.com/office/drawing/2015/10/21/chartex" xmlns:cx3="http://schemas.microsoft.com/office/drawing/2016/5/9/chartex" xmlns:cx4="http://schemas.microsoft.com/office/drawing/2016/5/10/chartex" xmlns:cx5="http://schemas.microsoft.com/office/drawing/2016/5/11/chartex" xmlns:cx6="http://schemas.microsoft.com/office/drawing/2016/5/12/chartex" xmlns:cx7="http://schemas.microsoft.com/office/drawing/2016/5/13/chartex" xmlns:cx8="http://schemas.microsoft.com/office/drawing/2016/5/14/chartex" xmlns:mc="http://schemas.openxmlformats.org/markup-compatibility/2006" xmlns:aink="http://schemas.microsoft.com/office/drawing/2016/ink" xmlns:am3d="http://schemas.microsoft.com/office/drawing/2017/model3d" xmlns:o="urn:schemas-microsoft-com:office:office" xmlns:oel="http://schemas.microsoft.com/office/2019/extlst" xmlns:r="http://schemas.openxmlformats.org/officeDocument/2006/relationships" xmlns:m="http://schemas.openxmlformats.org/officeDocument/2006/math" xmlns:v="urn:schemas-microsoft-com:vml" xmlns:wp14="http://schemas.microsoft.com/office/word/2010/wordprocessingDrawing" xmlns:wp="http://schemas.openxmlformats.org/drawingml/2006/wordprocessingDrawing" xmlns:w10="urn:schemas-microsoft-com:office:word" xmlns:w="http://schemas.openxmlformats.org/wordprocessingml/2006/main" xmlns:w14="http://schemas.microsoft.com/office/word/2010/wordml" xmlns:w15="http://schemas.microsoft.com/office/word/2012/wordml" xmlns:w16cex="http://schemas.microsoft.com/office/word/2018/wordml/cex" xmlns:w16cid="http://schemas.microsoft.com/office/word/2016/wordml/cid" xmlns:w16="http://schemas.microsoft.com/office/word/2018/wordml" xmlns:w16du="http://schemas.microsoft.com/office/word/2023/wordml/word16du" xmlns:w16sdtdh="http://schemas.microsoft.com/office/word/2020/wordml/sdtdatahash" xmlns:w16sdtfl="http://schemas.microsoft.com/office/word/2024/wordml/sdtformatlock" xmlns:w16se="http://schemas.microsoft.com/office/word/2015/wordml/symex" xmlns:wpg="http://schemas.microsoft.com/office/word/2010/wordprocessingGroup" xmlns:wpi="http://schemas.microsoft.com/office/word/2010/wordprocessingInk" xmlns:wne="http://schemas.microsoft.com/office/word/2006/wordml" xmlns:wps="http://schemas.microsoft.com/office/word/2010/wordprocessingShape" mc:Ignorable="w14 w15 w16se w16cid w16 w16cex w16sdtdh w16sdtfl w16du wp14">
   <w:p>
     <w:pPr>
-      <w:pStyle w:val="Intestazione"/>
+      <w:pStyle w:val="Header"/>
       <w:ind w:left="180"/>
     </w:pPr>
   </w:p>
@@ -11312,10 +11590,10 @@
 </file>
 
 <file path=word/header3.xml><?xml version="1.0" encoding="utf-8"?>
-<w:hdr xmlns:wpc="http://schemas.microsoft.com/office/word/2010/wordprocessingCanvas" xmlns:cx="http://schemas.microsoft.com/office/drawing/2014/chartex" xmlns:cx1="http://schemas.microsoft.com/office/drawing/2015/9/8/chartex" xmlns:cx2="http://schemas.microsoft.com/office/drawing/2015/10/21/chartex" xmlns:cx3="http://schemas.microsoft.com/office/drawing/2016/5/9/chartex" xmlns:cx4="http://schemas.microsoft.com/office/drawing/2016/5/10/chartex" xmlns:cx5="http://schemas.microsoft.com/office/drawing/2016/5/11/chartex" xmlns:cx6="http://schemas.microsoft.com/office/drawing/2016/5/12/chartex" xmlns:cx7="http://schemas.microsoft.com/office/drawing/2016/5/13/chartex" xmlns:cx8="http://schemas.microsoft.com/office/drawing/2016/5/14/chartex" xmlns:mc="http://schemas.openxmlformats.org/markup-compatibility/2006" xmlns:aink="http://schemas.microsoft.com/office/drawing/2016/ink" xmlns:am3d="http://schemas.microsoft.com/office/drawing/2017/model3d" xmlns:o="urn:schemas-microsoft-com:office:office" xmlns:oel="http://schemas.microsoft.com/office/2019/extlst" xmlns:r="http://schemas.openxmlformats.org/officeDocument/2006/relationships" xmlns:m="http://schemas.openxmlformats.org/officeDocument/2006/math" xmlns:v="urn:schemas-microsoft-com:vml" xmlns:wp14="http://schemas.microsoft.com/office/word/2010/wordprocessingDrawing" xmlns:wp="http://schemas.openxmlformats.org/drawingml/2006/wordprocessingDrawing" xmlns:w10="urn:schemas-microsoft-com:office:word" xmlns:w="http://schemas.openxmlformats.org/wordprocessingml/2006/main" xmlns:w14="http://schemas.microsoft.com/office/word/2010/wordml" xmlns:w15="http://schemas.microsoft.com/office/word/2012/wordml" xmlns:w16cex="http://schemas.microsoft.com/office/word/2018/wordml/cex" xmlns:w16cid="http://schemas.microsoft.com/office/word/2016/wordml/cid" xmlns:w16="http://schemas.microsoft.com/office/word/2018/wordml" xmlns:w16du="http://schemas.microsoft.com/office/word/2023/wordml/word16du" xmlns:w16sdtdh="http://schemas.microsoft.com/office/word/2020/wordml/sdtdatahash" xmlns:w16se="http://schemas.microsoft.com/office/word/2015/wordml/symex" xmlns:wpg="http://schemas.microsoft.com/office/word/2010/wordprocessingGroup" xmlns:wpi="http://schemas.microsoft.com/office/word/2010/wordprocessingInk" xmlns:wne="http://schemas.microsoft.com/office/word/2006/wordml" xmlns:wps="http://schemas.microsoft.com/office/word/2010/wordprocessingShape" mc:Ignorable="w14 w15 w16se w16cid w16 w16cex w16sdtdh w16du wp14">
+<w:hdr xmlns:wpc="http://schemas.microsoft.com/office/word/2010/wordprocessingCanvas" xmlns:cx="http://schemas.microsoft.com/office/drawing/2014/chartex" xmlns:cx1="http://schemas.microsoft.com/office/drawing/2015/9/8/chartex" xmlns:cx2="http://schemas.microsoft.com/office/drawing/2015/10/21/chartex" xmlns:cx3="http://schemas.microsoft.com/office/drawing/2016/5/9/chartex" xmlns:cx4="http://schemas.microsoft.com/office/drawing/2016/5/10/chartex" xmlns:cx5="http://schemas.microsoft.com/office/drawing/2016/5/11/chartex" xmlns:cx6="http://schemas.microsoft.com/office/drawing/2016/5/12/chartex" xmlns:cx7="http://schemas.microsoft.com/office/drawing/2016/5/13/chartex" xmlns:cx8="http://schemas.microsoft.com/office/drawing/2016/5/14/chartex" xmlns:mc="http://schemas.openxmlformats.org/markup-compatibility/2006" xmlns:aink="http://schemas.microsoft.com/office/drawing/2016/ink" xmlns:am3d="http://schemas.microsoft.com/office/drawing/2017/model3d" xmlns:o="urn:schemas-microsoft-com:office:office" xmlns:oel="http://schemas.microsoft.com/office/2019/extlst" xmlns:r="http://schemas.openxmlformats.org/officeDocument/2006/relationships" xmlns:m="http://schemas.openxmlformats.org/officeDocument/2006/math" xmlns:v="urn:schemas-microsoft-com:vml" xmlns:wp14="http://schemas.microsoft.com/office/word/2010/wordprocessingDrawing" xmlns:wp="http://schemas.openxmlformats.org/drawingml/2006/wordprocessingDrawing" xmlns:w10="urn:schemas-microsoft-com:office:word" xmlns:w="http://schemas.openxmlformats.org/wordprocessingml/2006/main" xmlns:w14="http://schemas.microsoft.com/office/word/2010/wordml" xmlns:w15="http://schemas.microsoft.com/office/word/2012/wordml" xmlns:w16cex="http://schemas.microsoft.com/office/word/2018/wordml/cex" xmlns:w16cid="http://schemas.microsoft.com/office/word/2016/wordml/cid" xmlns:w16="http://schemas.microsoft.com/office/word/2018/wordml" xmlns:w16du="http://schemas.microsoft.com/office/word/2023/wordml/word16du" xmlns:w16sdtdh="http://schemas.microsoft.com/office/word/2020/wordml/sdtdatahash" xmlns:w16sdtfl="http://schemas.microsoft.com/office/word/2024/wordml/sdtformatlock" xmlns:w16se="http://schemas.microsoft.com/office/word/2015/wordml/symex" xmlns:wpg="http://schemas.microsoft.com/office/word/2010/wordprocessingGroup" xmlns:wpi="http://schemas.microsoft.com/office/word/2010/wordprocessingInk" xmlns:wne="http://schemas.microsoft.com/office/word/2006/wordml" xmlns:wps="http://schemas.microsoft.com/office/word/2010/wordprocessingShape" mc:Ignorable="w14 w15 w16se w16cid w16 w16cex w16sdtdh w16sdtfl w16du wp14">
   <w:p>
     <w:pPr>
-      <w:pStyle w:val="Intestazione"/>
+      <w:pStyle w:val="Header"/>
       <w:ind w:left="180"/>
     </w:pPr>
   </w:p>
@@ -11323,20 +11601,20 @@
 </file>
 
 <file path=word/header4.xml><?xml version="1.0" encoding="utf-8"?>
-<w:hdr xmlns:wpc="http://schemas.microsoft.com/office/word/2010/wordprocessingCanvas" xmlns:cx="http://schemas.microsoft.com/office/drawing/2014/chartex" xmlns:cx1="http://schemas.microsoft.com/office/drawing/2015/9/8/chartex" xmlns:cx2="http://schemas.microsoft.com/office/drawing/2015/10/21/chartex" xmlns:cx3="http://schemas.microsoft.com/office/drawing/2016/5/9/chartex" xmlns:cx4="http://schemas.microsoft.com/office/drawing/2016/5/10/chartex" xmlns:cx5="http://schemas.microsoft.com/office/drawing/2016/5/11/chartex" xmlns:cx6="http://schemas.microsoft.com/office/drawing/2016/5/12/chartex" xmlns:cx7="http://schemas.microsoft.com/office/drawing/2016/5/13/chartex" xmlns:cx8="http://schemas.microsoft.com/office/drawing/2016/5/14/chartex" xmlns:mc="http://schemas.openxmlformats.org/markup-compatibility/2006" xmlns:aink="http://schemas.microsoft.com/office/drawing/2016/ink" xmlns:am3d="http://schemas.microsoft.com/office/drawing/2017/model3d" xmlns:o="urn:schemas-microsoft-com:office:office" xmlns:oel="http://schemas.microsoft.com/office/2019/extlst" xmlns:r="http://schemas.openxmlformats.org/officeDocument/2006/relationships" xmlns:m="http://schemas.openxmlformats.org/officeDocument/2006/math" xmlns:v="urn:schemas-microsoft-com:vml" xmlns:wp14="http://schemas.microsoft.com/office/word/2010/wordprocessingDrawing" xmlns:wp="http://schemas.openxmlformats.org/drawingml/2006/wordprocessingDrawing" xmlns:w10="urn:schemas-microsoft-com:office:word" xmlns:w="http://schemas.openxmlformats.org/wordprocessingml/2006/main" xmlns:w14="http://schemas.microsoft.com/office/word/2010/wordml" xmlns:w15="http://schemas.microsoft.com/office/word/2012/wordml" xmlns:w16cex="http://schemas.microsoft.com/office/word/2018/wordml/cex" xmlns:w16cid="http://schemas.microsoft.com/office/word/2016/wordml/cid" xmlns:w16="http://schemas.microsoft.com/office/word/2018/wordml" xmlns:w16du="http://schemas.microsoft.com/office/word/2023/wordml/word16du" xmlns:w16sdtdh="http://schemas.microsoft.com/office/word/2020/wordml/sdtdatahash" xmlns:w16se="http://schemas.microsoft.com/office/word/2015/wordml/symex" xmlns:wpg="http://schemas.microsoft.com/office/word/2010/wordprocessingGroup" xmlns:wpi="http://schemas.microsoft.com/office/word/2010/wordprocessingInk" xmlns:wne="http://schemas.microsoft.com/office/word/2006/wordml" xmlns:wps="http://schemas.microsoft.com/office/word/2010/wordprocessingShape" mc:Ignorable="w14 w15 w16se w16cid w16 w16cex w16sdtdh w16du wp14">
+<w:hdr xmlns:wpc="http://schemas.microsoft.com/office/word/2010/wordprocessingCanvas" xmlns:cx="http://schemas.microsoft.com/office/drawing/2014/chartex" xmlns:cx1="http://schemas.microsoft.com/office/drawing/2015/9/8/chartex" xmlns:cx2="http://schemas.microsoft.com/office/drawing/2015/10/21/chartex" xmlns:cx3="http://schemas.microsoft.com/office/drawing/2016/5/9/chartex" xmlns:cx4="http://schemas.microsoft.com/office/drawing/2016/5/10/chartex" xmlns:cx5="http://schemas.microsoft.com/office/drawing/2016/5/11/chartex" xmlns:cx6="http://schemas.microsoft.com/office/drawing/2016/5/12/chartex" xmlns:cx7="http://schemas.microsoft.com/office/drawing/2016/5/13/chartex" xmlns:cx8="http://schemas.microsoft.com/office/drawing/2016/5/14/chartex" xmlns:mc="http://schemas.openxmlformats.org/markup-compatibility/2006" xmlns:aink="http://schemas.microsoft.com/office/drawing/2016/ink" xmlns:am3d="http://schemas.microsoft.com/office/drawing/2017/model3d" xmlns:o="urn:schemas-microsoft-com:office:office" xmlns:oel="http://schemas.microsoft.com/office/2019/extlst" xmlns:r="http://schemas.openxmlformats.org/officeDocument/2006/relationships" xmlns:m="http://schemas.openxmlformats.org/officeDocument/2006/math" xmlns:v="urn:schemas-microsoft-com:vml" xmlns:wp14="http://schemas.microsoft.com/office/word/2010/wordprocessingDrawing" xmlns:wp="http://schemas.openxmlformats.org/drawingml/2006/wordprocessingDrawing" xmlns:w10="urn:schemas-microsoft-com:office:word" xmlns:w="http://schemas.openxmlformats.org/wordprocessingml/2006/main" xmlns:w14="http://schemas.microsoft.com/office/word/2010/wordml" xmlns:w15="http://schemas.microsoft.com/office/word/2012/wordml" xmlns:w16cex="http://schemas.microsoft.com/office/word/2018/wordml/cex" xmlns:w16cid="http://schemas.microsoft.com/office/word/2016/wordml/cid" xmlns:w16="http://schemas.microsoft.com/office/word/2018/wordml" xmlns:w16du="http://schemas.microsoft.com/office/word/2023/wordml/word16du" xmlns:w16sdtdh="http://schemas.microsoft.com/office/word/2020/wordml/sdtdatahash" xmlns:w16sdtfl="http://schemas.microsoft.com/office/word/2024/wordml/sdtformatlock" xmlns:w16se="http://schemas.microsoft.com/office/word/2015/wordml/symex" xmlns:wpg="http://schemas.microsoft.com/office/word/2010/wordprocessingGroup" xmlns:wpi="http://schemas.microsoft.com/office/word/2010/wordprocessingInk" xmlns:wne="http://schemas.microsoft.com/office/word/2006/wordml" xmlns:wps="http://schemas.microsoft.com/office/word/2010/wordprocessingShape" mc:Ignorable="w14 w15 w16se w16cid w16 w16cex w16sdtdh w16sdtfl w16du wp14">
   <w:p>
     <w:pPr>
-      <w:pStyle w:val="Intestazione"/>
+      <w:pStyle w:val="Header"/>
     </w:pPr>
   </w:p>
 </w:hdr>
 </file>
 
 <file path=word/header5.xml><?xml version="1.0" encoding="utf-8"?>
-<w:hdr xmlns:wpc="http://schemas.microsoft.com/office/word/2010/wordprocessingCanvas" xmlns:cx="http://schemas.microsoft.com/office/drawing/2014/chartex" xmlns:cx1="http://schemas.microsoft.com/office/drawing/2015/9/8/chartex" xmlns:cx2="http://schemas.microsoft.com/office/drawing/2015/10/21/chartex" xmlns:cx3="http://schemas.microsoft.com/office/drawing/2016/5/9/chartex" xmlns:cx4="http://schemas.microsoft.com/office/drawing/2016/5/10/chartex" xmlns:cx5="http://schemas.microsoft.com/office/drawing/2016/5/11/chartex" xmlns:cx6="http://schemas.microsoft.com/office/drawing/2016/5/12/chartex" xmlns:cx7="http://schemas.microsoft.com/office/drawing/2016/5/13/chartex" xmlns:cx8="http://schemas.microsoft.com/office/drawing/2016/5/14/chartex" xmlns:mc="http://schemas.openxmlformats.org/markup-compatibility/2006" xmlns:aink="http://schemas.microsoft.com/office/drawing/2016/ink" xmlns:am3d="http://schemas.microsoft.com/office/drawing/2017/model3d" xmlns:o="urn:schemas-microsoft-com:office:office" xmlns:oel="http://schemas.microsoft.com/office/2019/extlst" xmlns:r="http://schemas.openxmlformats.org/officeDocument/2006/relationships" xmlns:m="http://schemas.openxmlformats.org/officeDocument/2006/math" xmlns:v="urn:schemas-microsoft-com:vml" xmlns:wp14="http://schemas.microsoft.com/office/word/2010/wordprocessingDrawing" xmlns:wp="http://schemas.openxmlformats.org/drawingml/2006/wordprocessingDrawing" xmlns:w10="urn:schemas-microsoft-com:office:word" xmlns:w="http://schemas.openxmlformats.org/wordprocessingml/2006/main" xmlns:w14="http://schemas.microsoft.com/office/word/2010/wordml" xmlns:w15="http://schemas.microsoft.com/office/word/2012/wordml" xmlns:w16cex="http://schemas.microsoft.com/office/word/2018/wordml/cex" xmlns:w16cid="http://schemas.microsoft.com/office/word/2016/wordml/cid" xmlns:w16="http://schemas.microsoft.com/office/word/2018/wordml" xmlns:w16du="http://schemas.microsoft.com/office/word/2023/wordml/word16du" xmlns:w16sdtdh="http://schemas.microsoft.com/office/word/2020/wordml/sdtdatahash" xmlns:w16se="http://schemas.microsoft.com/office/word/2015/wordml/symex" xmlns:wpg="http://schemas.microsoft.com/office/word/2010/wordprocessingGroup" xmlns:wpi="http://schemas.microsoft.com/office/word/2010/wordprocessingInk" xmlns:wne="http://schemas.microsoft.com/office/word/2006/wordml" xmlns:wps="http://schemas.microsoft.com/office/word/2010/wordprocessingShape" mc:Ignorable="w14 w15 w16se w16cid w16 w16cex w16sdtdh w16du wp14">
+<w:hdr xmlns:wpc="http://schemas.microsoft.com/office/word/2010/wordprocessingCanvas" xmlns:cx="http://schemas.microsoft.com/office/drawing/2014/chartex" xmlns:cx1="http://schemas.microsoft.com/office/drawing/2015/9/8/chartex" xmlns:cx2="http://schemas.microsoft.com/office/drawing/2015/10/21/chartex" xmlns:cx3="http://schemas.microsoft.com/office/drawing/2016/5/9/chartex" xmlns:cx4="http://schemas.microsoft.com/office/drawing/2016/5/10/chartex" xmlns:cx5="http://schemas.microsoft.com/office/drawing/2016/5/11/chartex" xmlns:cx6="http://schemas.microsoft.com/office/drawing/2016/5/12/chartex" xmlns:cx7="http://schemas.microsoft.com/office/drawing/2016/5/13/chartex" xmlns:cx8="http://schemas.microsoft.com/office/drawing/2016/5/14/chartex" xmlns:mc="http://schemas.openxmlformats.org/markup-compatibility/2006" xmlns:aink="http://schemas.microsoft.com/office/drawing/2016/ink" xmlns:am3d="http://schemas.microsoft.com/office/drawing/2017/model3d" xmlns:o="urn:schemas-microsoft-com:office:office" xmlns:oel="http://schemas.microsoft.com/office/2019/extlst" xmlns:r="http://schemas.openxmlformats.org/officeDocument/2006/relationships" xmlns:m="http://schemas.openxmlformats.org/officeDocument/2006/math" xmlns:v="urn:schemas-microsoft-com:vml" xmlns:wp14="http://schemas.microsoft.com/office/word/2010/wordprocessingDrawing" xmlns:wp="http://schemas.openxmlformats.org/drawingml/2006/wordprocessingDrawing" xmlns:w10="urn:schemas-microsoft-com:office:word" xmlns:w="http://schemas.openxmlformats.org/wordprocessingml/2006/main" xmlns:w14="http://schemas.microsoft.com/office/word/2010/wordml" xmlns:w15="http://schemas.microsoft.com/office/word/2012/wordml" xmlns:w16cex="http://schemas.microsoft.com/office/word/2018/wordml/cex" xmlns:w16cid="http://schemas.microsoft.com/office/word/2016/wordml/cid" xmlns:w16="http://schemas.microsoft.com/office/word/2018/wordml" xmlns:w16du="http://schemas.microsoft.com/office/word/2023/wordml/word16du" xmlns:w16sdtdh="http://schemas.microsoft.com/office/word/2020/wordml/sdtdatahash" xmlns:w16sdtfl="http://schemas.microsoft.com/office/word/2024/wordml/sdtformatlock" xmlns:w16se="http://schemas.microsoft.com/office/word/2015/wordml/symex" xmlns:wpg="http://schemas.microsoft.com/office/word/2010/wordprocessingGroup" xmlns:wpi="http://schemas.microsoft.com/office/word/2010/wordprocessingInk" xmlns:wne="http://schemas.microsoft.com/office/word/2006/wordml" xmlns:wps="http://schemas.microsoft.com/office/word/2010/wordprocessingShape" mc:Ignorable="w14 w15 w16se w16cid w16 w16cex w16sdtdh w16sdtfl w16du wp14">
   <w:p>
     <w:pPr>
-      <w:pStyle w:val="Intestazione"/>
+      <w:pStyle w:val="Header"/>
       <w:ind w:left="180"/>
     </w:pPr>
   </w:p>
@@ -11344,10 +11622,10 @@
 </file>
 
 <file path=word/header6.xml><?xml version="1.0" encoding="utf-8"?>
-<w:hdr xmlns:wpc="http://schemas.microsoft.com/office/word/2010/wordprocessingCanvas" xmlns:cx="http://schemas.microsoft.com/office/drawing/2014/chartex" xmlns:cx1="http://schemas.microsoft.com/office/drawing/2015/9/8/chartex" xmlns:cx2="http://schemas.microsoft.com/office/drawing/2015/10/21/chartex" xmlns:cx3="http://schemas.microsoft.com/office/drawing/2016/5/9/chartex" xmlns:cx4="http://schemas.microsoft.com/office/drawing/2016/5/10/chartex" xmlns:cx5="http://schemas.microsoft.com/office/drawing/2016/5/11/chartex" xmlns:cx6="http://schemas.microsoft.com/office/drawing/2016/5/12/chartex" xmlns:cx7="http://schemas.microsoft.com/office/drawing/2016/5/13/chartex" xmlns:cx8="http://schemas.microsoft.com/office/drawing/2016/5/14/chartex" xmlns:mc="http://schemas.openxmlformats.org/markup-compatibility/2006" xmlns:aink="http://schemas.microsoft.com/office/drawing/2016/ink" xmlns:am3d="http://schemas.microsoft.com/office/drawing/2017/model3d" xmlns:o="urn:schemas-microsoft-com:office:office" xmlns:oel="http://schemas.microsoft.com/office/2019/extlst" xmlns:r="http://schemas.openxmlformats.org/officeDocument/2006/relationships" xmlns:m="http://schemas.openxmlformats.org/officeDocument/2006/math" xmlns:v="urn:schemas-microsoft-com:vml" xmlns:wp14="http://schemas.microsoft.com/office/word/2010/wordprocessingDrawing" xmlns:wp="http://schemas.openxmlformats.org/drawingml/2006/wordprocessingDrawing" xmlns:w10="urn:schemas-microsoft-com:office:word" xmlns:w="http://schemas.openxmlformats.org/wordprocessingml/2006/main" xmlns:w14="http://schemas.microsoft.com/office/word/2010/wordml" xmlns:w15="http://schemas.microsoft.com/office/word/2012/wordml" xmlns:w16cex="http://schemas.microsoft.com/office/word/2018/wordml/cex" xmlns:w16cid="http://schemas.microsoft.com/office/word/2016/wordml/cid" xmlns:w16="http://schemas.microsoft.com/office/word/2018/wordml" xmlns:w16du="http://schemas.microsoft.com/office/word/2023/wordml/word16du" xmlns:w16sdtdh="http://schemas.microsoft.com/office/word/2020/wordml/sdtdatahash" xmlns:w16se="http://schemas.microsoft.com/office/word/2015/wordml/symex" xmlns:wpg="http://schemas.microsoft.com/office/word/2010/wordprocessingGroup" xmlns:wpi="http://schemas.microsoft.com/office/word/2010/wordprocessingInk" xmlns:wne="http://schemas.microsoft.com/office/word/2006/wordml" xmlns:wps="http://schemas.microsoft.com/office/word/2010/wordprocessingShape" mc:Ignorable="w14 w15 w16se w16cid w16 w16cex w16sdtdh w16du wp14">
+<w:hdr xmlns:wpc="http://schemas.microsoft.com/office/word/2010/wordprocessingCanvas" xmlns:cx="http://schemas.microsoft.com/office/drawing/2014/chartex" xmlns:cx1="http://schemas.microsoft.com/office/drawing/2015/9/8/chartex" xmlns:cx2="http://schemas.microsoft.com/office/drawing/2015/10/21/chartex" xmlns:cx3="http://schemas.microsoft.com/office/drawing/2016/5/9/chartex" xmlns:cx4="http://schemas.microsoft.com/office/drawing/2016/5/10/chartex" xmlns:cx5="http://schemas.microsoft.com/office/drawing/2016/5/11/chartex" xmlns:cx6="http://schemas.microsoft.com/office/drawing/2016/5/12/chartex" xmlns:cx7="http://schemas.microsoft.com/office/drawing/2016/5/13/chartex" xmlns:cx8="http://schemas.microsoft.com/office/drawing/2016/5/14/chartex" xmlns:mc="http://schemas.openxmlformats.org/markup-compatibility/2006" xmlns:aink="http://schemas.microsoft.com/office/drawing/2016/ink" xmlns:am3d="http://schemas.microsoft.com/office/drawing/2017/model3d" xmlns:o="urn:schemas-microsoft-com:office:office" xmlns:oel="http://schemas.microsoft.com/office/2019/extlst" xmlns:r="http://schemas.openxmlformats.org/officeDocument/2006/relationships" xmlns:m="http://schemas.openxmlformats.org/officeDocument/2006/math" xmlns:v="urn:schemas-microsoft-com:vml" xmlns:wp14="http://schemas.microsoft.com/office/word/2010/wordprocessingDrawing" xmlns:wp="http://schemas.openxmlformats.org/drawingml/2006/wordprocessingDrawing" xmlns:w10="urn:schemas-microsoft-com:office:word" xmlns:w="http://schemas.openxmlformats.org/wordprocessingml/2006/main" xmlns:w14="http://schemas.microsoft.com/office/word/2010/wordml" xmlns:w15="http://schemas.microsoft.com/office/word/2012/wordml" xmlns:w16cex="http://schemas.microsoft.com/office/word/2018/wordml/cex" xmlns:w16cid="http://schemas.microsoft.com/office/word/2016/wordml/cid" xmlns:w16="http://schemas.microsoft.com/office/word/2018/wordml" xmlns:w16du="http://schemas.microsoft.com/office/word/2023/wordml/word16du" xmlns:w16sdtdh="http://schemas.microsoft.com/office/word/2020/wordml/sdtdatahash" xmlns:w16sdtfl="http://schemas.microsoft.com/office/word/2024/wordml/sdtformatlock" xmlns:w16se="http://schemas.microsoft.com/office/word/2015/wordml/symex" xmlns:wpg="http://schemas.microsoft.com/office/word/2010/wordprocessingGroup" xmlns:wpi="http://schemas.microsoft.com/office/word/2010/wordprocessingInk" xmlns:wne="http://schemas.microsoft.com/office/word/2006/wordml" xmlns:wps="http://schemas.microsoft.com/office/word/2010/wordprocessingShape" mc:Ignorable="w14 w15 w16se w16cid w16 w16cex w16sdtdh w16sdtfl w16du wp14">
   <w:p>
     <w:pPr>
-      <w:pStyle w:val="Intestazione"/>
+      <w:pStyle w:val="Header"/>
       <w:ind w:left="180"/>
     </w:pPr>
   </w:p>
@@ -11355,20 +11633,20 @@
 </file>
 
 <file path=word/header7.xml><?xml version="1.0" encoding="utf-8"?>
-<w:hdr xmlns:wpc="http://schemas.microsoft.com/office/word/2010/wordprocessingCanvas" xmlns:cx="http://schemas.microsoft.com/office/drawing/2014/chartex" xmlns:cx1="http://schemas.microsoft.com/office/drawing/2015/9/8/chartex" xmlns:cx2="http://schemas.microsoft.com/office/drawing/2015/10/21/chartex" xmlns:cx3="http://schemas.microsoft.com/office/drawing/2016/5/9/chartex" xmlns:cx4="http://schemas.microsoft.com/office/drawing/2016/5/10/chartex" xmlns:cx5="http://schemas.microsoft.com/office/drawing/2016/5/11/chartex" xmlns:cx6="http://schemas.microsoft.com/office/drawing/2016/5/12/chartex" xmlns:cx7="http://schemas.microsoft.com/office/drawing/2016/5/13/chartex" xmlns:cx8="http://schemas.microsoft.com/office/drawing/2016/5/14/chartex" xmlns:mc="http://schemas.openxmlformats.org/markup-compatibility/2006" xmlns:aink="http://schemas.microsoft.com/office/drawing/2016/ink" xmlns:am3d="http://schemas.microsoft.com/office/drawing/2017/model3d" xmlns:o="urn:schemas-microsoft-com:office:office" xmlns:oel="http://schemas.microsoft.com/office/2019/extlst" xmlns:r="http://schemas.openxmlformats.org/officeDocument/2006/relationships" xmlns:m="http://schemas.openxmlformats.org/officeDocument/2006/math" xmlns:v="urn:schemas-microsoft-com:vml" xmlns:wp14="http://schemas.microsoft.com/office/word/2010/wordprocessingDrawing" xmlns:wp="http://schemas.openxmlformats.org/drawingml/2006/wordprocessingDrawing" xmlns:w10="urn:schemas-microsoft-com:office:word" xmlns:w="http://schemas.openxmlformats.org/wordprocessingml/2006/main" xmlns:w14="http://schemas.microsoft.com/office/word/2010/wordml" xmlns:w15="http://schemas.microsoft.com/office/word/2012/wordml" xmlns:w16cex="http://schemas.microsoft.com/office/word/2018/wordml/cex" xmlns:w16cid="http://schemas.microsoft.com/office/word/2016/wordml/cid" xmlns:w16="http://schemas.microsoft.com/office/word/2018/wordml" xmlns:w16du="http://schemas.microsoft.com/office/word/2023/wordml/word16du" xmlns:w16sdtdh="http://schemas.microsoft.com/office/word/2020/wordml/sdtdatahash" xmlns:w16se="http://schemas.microsoft.com/office/word/2015/wordml/symex" xmlns:wpg="http://schemas.microsoft.com/office/word/2010/wordprocessingGroup" xmlns:wpi="http://schemas.microsoft.com/office/word/2010/wordprocessingInk" xmlns:wne="http://schemas.microsoft.com/office/word/2006/wordml" xmlns:wps="http://schemas.microsoft.com/office/word/2010/wordprocessingShape" mc:Ignorable="w14 w15 w16se w16cid w16 w16cex w16sdtdh w16du wp14">
+<w:hdr xmlns:wpc="http://schemas.microsoft.com/office/word/2010/wordprocessingCanvas" xmlns:cx="http://schemas.microsoft.com/office/drawing/2014/chartex" xmlns:cx1="http://schemas.microsoft.com/office/drawing/2015/9/8/chartex" xmlns:cx2="http://schemas.microsoft.com/office/drawing/2015/10/21/chartex" xmlns:cx3="http://schemas.microsoft.com/office/drawing/2016/5/9/chartex" xmlns:cx4="http://schemas.microsoft.com/office/drawing/2016/5/10/chartex" xmlns:cx5="http://schemas.microsoft.com/office/drawing/2016/5/11/chartex" xmlns:cx6="http://schemas.microsoft.com/office/drawing/2016/5/12/chartex" xmlns:cx7="http://schemas.microsoft.com/office/drawing/2016/5/13/chartex" xmlns:cx8="http://schemas.microsoft.com/office/drawing/2016/5/14/chartex" xmlns:mc="http://schemas.openxmlformats.org/markup-compatibility/2006" xmlns:aink="http://schemas.microsoft.com/office/drawing/2016/ink" xmlns:am3d="http://schemas.microsoft.com/office/drawing/2017/model3d" xmlns:o="urn:schemas-microsoft-com:office:office" xmlns:oel="http://schemas.microsoft.com/office/2019/extlst" xmlns:r="http://schemas.openxmlformats.org/officeDocument/2006/relationships" xmlns:m="http://schemas.openxmlformats.org/officeDocument/2006/math" xmlns:v="urn:schemas-microsoft-com:vml" xmlns:wp14="http://schemas.microsoft.com/office/word/2010/wordprocessingDrawing" xmlns:wp="http://schemas.openxmlformats.org/drawingml/2006/wordprocessingDrawing" xmlns:w10="urn:schemas-microsoft-com:office:word" xmlns:w="http://schemas.openxmlformats.org/wordprocessingml/2006/main" xmlns:w14="http://schemas.microsoft.com/office/word/2010/wordml" xmlns:w15="http://schemas.microsoft.com/office/word/2012/wordml" xmlns:w16cex="http://schemas.microsoft.com/office/word/2018/wordml/cex" xmlns:w16cid="http://schemas.microsoft.com/office/word/2016/wordml/cid" xmlns:w16="http://schemas.microsoft.com/office/word/2018/wordml" xmlns:w16du="http://schemas.microsoft.com/office/word/2023/wordml/word16du" xmlns:w16sdtdh="http://schemas.microsoft.com/office/word/2020/wordml/sdtdatahash" xmlns:w16sdtfl="http://schemas.microsoft.com/office/word/2024/wordml/sdtformatlock" xmlns:w16se="http://schemas.microsoft.com/office/word/2015/wordml/symex" xmlns:wpg="http://schemas.microsoft.com/office/word/2010/wordprocessingGroup" xmlns:wpi="http://schemas.microsoft.com/office/word/2010/wordprocessingInk" xmlns:wne="http://schemas.microsoft.com/office/word/2006/wordml" xmlns:wps="http://schemas.microsoft.com/office/word/2010/wordprocessingShape" mc:Ignorable="w14 w15 w16se w16cid w16 w16cex w16sdtdh w16sdtfl w16du wp14">
   <w:p>
     <w:pPr>
-      <w:pStyle w:val="Intestazione"/>
+      <w:pStyle w:val="Header"/>
     </w:pPr>
   </w:p>
 </w:hdr>
 </file>
 
 <file path=word/header8.xml><?xml version="1.0" encoding="utf-8"?>
-<w:hdr xmlns:wpc="http://schemas.microsoft.com/office/word/2010/wordprocessingCanvas" xmlns:cx="http://schemas.microsoft.com/office/drawing/2014/chartex" xmlns:cx1="http://schemas.microsoft.com/office/drawing/2015/9/8/chartex" xmlns:cx2="http://schemas.microsoft.com/office/drawing/2015/10/21/chartex" xmlns:cx3="http://schemas.microsoft.com/office/drawing/2016/5/9/chartex" xmlns:cx4="http://schemas.microsoft.com/office/drawing/2016/5/10/chartex" xmlns:cx5="http://schemas.microsoft.com/office/drawing/2016/5/11/chartex" xmlns:cx6="http://schemas.microsoft.com/office/drawing/2016/5/12/chartex" xmlns:cx7="http://schemas.microsoft.com/office/drawing/2016/5/13/chartex" xmlns:cx8="http://schemas.microsoft.com/office/drawing/2016/5/14/chartex" xmlns:mc="http://schemas.openxmlformats.org/markup-compatibility/2006" xmlns:aink="http://schemas.microsoft.com/office/drawing/2016/ink" xmlns:am3d="http://schemas.microsoft.com/office/drawing/2017/model3d" xmlns:o="urn:schemas-microsoft-com:office:office" xmlns:oel="http://schemas.microsoft.com/office/2019/extlst" xmlns:r="http://schemas.openxmlformats.org/officeDocument/2006/relationships" xmlns:m="http://schemas.openxmlformats.org/officeDocument/2006/math" xmlns:v="urn:schemas-microsoft-com:vml" xmlns:wp14="http://schemas.microsoft.com/office/word/2010/wordprocessingDrawing" xmlns:wp="http://schemas.openxmlformats.org/drawingml/2006/wordprocessingDrawing" xmlns:w10="urn:schemas-microsoft-com:office:word" xmlns:w="http://schemas.openxmlformats.org/wordprocessingml/2006/main" xmlns:w14="http://schemas.microsoft.com/office/word/2010/wordml" xmlns:w15="http://schemas.microsoft.com/office/word/2012/wordml" xmlns:w16cex="http://schemas.microsoft.com/office/word/2018/wordml/cex" xmlns:w16cid="http://schemas.microsoft.com/office/word/2016/wordml/cid" xmlns:w16="http://schemas.microsoft.com/office/word/2018/wordml" xmlns:w16du="http://schemas.microsoft.com/office/word/2023/wordml/word16du" xmlns:w16sdtdh="http://schemas.microsoft.com/office/word/2020/wordml/sdtdatahash" xmlns:w16se="http://schemas.microsoft.com/office/word/2015/wordml/symex" xmlns:wpg="http://schemas.microsoft.com/office/word/2010/wordprocessingGroup" xmlns:wpi="http://schemas.microsoft.com/office/word/2010/wordprocessingInk" xmlns:wne="http://schemas.microsoft.com/office/word/2006/wordml" xmlns:wps="http://schemas.microsoft.com/office/word/2010/wordprocessingShape" mc:Ignorable="w14 w15 w16se w16cid w16 w16cex w16sdtdh w16du wp14">
+<w:hdr xmlns:wpc="http://schemas.microsoft.com/office/word/2010/wordprocessingCanvas" xmlns:cx="http://schemas.microsoft.com/office/drawing/2014/chartex" xmlns:cx1="http://schemas.microsoft.com/office/drawing/2015/9/8/chartex" xmlns:cx2="http://schemas.microsoft.com/office/drawing/2015/10/21/chartex" xmlns:cx3="http://schemas.microsoft.com/office/drawing/2016/5/9/chartex" xmlns:cx4="http://schemas.microsoft.com/office/drawing/2016/5/10/chartex" xmlns:cx5="http://schemas.microsoft.com/office/drawing/2016/5/11/chartex" xmlns:cx6="http://schemas.microsoft.com/office/drawing/2016/5/12/chartex" xmlns:cx7="http://schemas.microsoft.com/office/drawing/2016/5/13/chartex" xmlns:cx8="http://schemas.microsoft.com/office/drawing/2016/5/14/chartex" xmlns:mc="http://schemas.openxmlformats.org/markup-compatibility/2006" xmlns:aink="http://schemas.microsoft.com/office/drawing/2016/ink" xmlns:am3d="http://schemas.microsoft.com/office/drawing/2017/model3d" xmlns:o="urn:schemas-microsoft-com:office:office" xmlns:oel="http://schemas.microsoft.com/office/2019/extlst" xmlns:r="http://schemas.openxmlformats.org/officeDocument/2006/relationships" xmlns:m="http://schemas.openxmlformats.org/officeDocument/2006/math" xmlns:v="urn:schemas-microsoft-com:vml" xmlns:wp14="http://schemas.microsoft.com/office/word/2010/wordprocessingDrawing" xmlns:wp="http://schemas.openxmlformats.org/drawingml/2006/wordprocessingDrawing" xmlns:w10="urn:schemas-microsoft-com:office:word" xmlns:w="http://schemas.openxmlformats.org/wordprocessingml/2006/main" xmlns:w14="http://schemas.microsoft.com/office/word/2010/wordml" xmlns:w15="http://schemas.microsoft.com/office/word/2012/wordml" xmlns:w16cex="http://schemas.microsoft.com/office/word/2018/wordml/cex" xmlns:w16cid="http://schemas.microsoft.com/office/word/2016/wordml/cid" xmlns:w16="http://schemas.microsoft.com/office/word/2018/wordml" xmlns:w16du="http://schemas.microsoft.com/office/word/2023/wordml/word16du" xmlns:w16sdtdh="http://schemas.microsoft.com/office/word/2020/wordml/sdtdatahash" xmlns:w16sdtfl="http://schemas.microsoft.com/office/word/2024/wordml/sdtformatlock" xmlns:w16se="http://schemas.microsoft.com/office/word/2015/wordml/symex" xmlns:wpg="http://schemas.microsoft.com/office/word/2010/wordprocessingGroup" xmlns:wpi="http://schemas.microsoft.com/office/word/2010/wordprocessingInk" xmlns:wne="http://schemas.microsoft.com/office/word/2006/wordml" xmlns:wps="http://schemas.microsoft.com/office/word/2010/wordprocessingShape" mc:Ignorable="w14 w15 w16se w16cid w16 w16cex w16sdtdh w16sdtfl w16du wp14">
   <w:p>
     <w:pPr>
-      <w:pStyle w:val="Intestazione"/>
+      <w:pStyle w:val="Header"/>
       <w:ind w:left="180"/>
     </w:pPr>
   </w:p>
@@ -11376,10 +11654,10 @@
 </file>
 
 <file path=word/header9.xml><?xml version="1.0" encoding="utf-8"?>
-<w:hdr xmlns:wpc="http://schemas.microsoft.com/office/word/2010/wordprocessingCanvas" xmlns:cx="http://schemas.microsoft.com/office/drawing/2014/chartex" xmlns:cx1="http://schemas.microsoft.com/office/drawing/2015/9/8/chartex" xmlns:cx2="http://schemas.microsoft.com/office/drawing/2015/10/21/chartex" xmlns:cx3="http://schemas.microsoft.com/office/drawing/2016/5/9/chartex" xmlns:cx4="http://schemas.microsoft.com/office/drawing/2016/5/10/chartex" xmlns:cx5="http://schemas.microsoft.com/office/drawing/2016/5/11/chartex" xmlns:cx6="http://schemas.microsoft.com/office/drawing/2016/5/12/chartex" xmlns:cx7="http://schemas.microsoft.com/office/drawing/2016/5/13/chartex" xmlns:cx8="http://schemas.microsoft.com/office/drawing/2016/5/14/chartex" xmlns:mc="http://schemas.openxmlformats.org/markup-compatibility/2006" xmlns:aink="http://schemas.microsoft.com/office/drawing/2016/ink" xmlns:am3d="http://schemas.microsoft.com/office/drawing/2017/model3d" xmlns:o="urn:schemas-microsoft-com:office:office" xmlns:oel="http://schemas.microsoft.com/office/2019/extlst" xmlns:r="http://schemas.openxmlformats.org/officeDocument/2006/relationships" xmlns:m="http://schemas.openxmlformats.org/officeDocument/2006/math" xmlns:v="urn:schemas-microsoft-com:vml" xmlns:wp14="http://schemas.microsoft.com/office/word/2010/wordprocessingDrawing" xmlns:wp="http://schemas.openxmlformats.org/drawingml/2006/wordprocessingDrawing" xmlns:w10="urn:schemas-microsoft-com:office:word" xmlns:w="http://schemas.openxmlformats.org/wordprocessingml/2006/main" xmlns:w14="http://schemas.microsoft.com/office/word/2010/wordml" xmlns:w15="http://schemas.microsoft.com/office/word/2012/wordml" xmlns:w16cex="http://schemas.microsoft.com/office/word/2018/wordml/cex" xmlns:w16cid="http://schemas.microsoft.com/office/word/2016/wordml/cid" xmlns:w16="http://schemas.microsoft.com/office/word/2018/wordml" xmlns:w16du="http://schemas.microsoft.com/office/word/2023/wordml/word16du" xmlns:w16sdtdh="http://schemas.microsoft.com/office/word/2020/wordml/sdtdatahash" xmlns:w16se="http://schemas.microsoft.com/office/word/2015/wordml/symex" xmlns:wpg="http://schemas.microsoft.com/office/word/2010/wordprocessingGroup" xmlns:wpi="http://schemas.microsoft.com/office/word/2010/wordprocessingInk" xmlns:wne="http://schemas.microsoft.com/office/word/2006/wordml" xmlns:wps="http://schemas.microsoft.com/office/word/2010/wordprocessingShape" mc:Ignorable="w14 w15 w16se w16cid w16 w16cex w16sdtdh w16du wp14">
+<w:hdr xmlns:wpc="http://schemas.microsoft.com/office/word/2010/wordprocessingCanvas" xmlns:cx="http://schemas.microsoft.com/office/drawing/2014/chartex" xmlns:cx1="http://schemas.microsoft.com/office/drawing/2015/9/8/chartex" xmlns:cx2="http://schemas.microsoft.com/office/drawing/2015/10/21/chartex" xmlns:cx3="http://schemas.microsoft.com/office/drawing/2016/5/9/chartex" xmlns:cx4="http://schemas.microsoft.com/office/drawing/2016/5/10/chartex" xmlns:cx5="http://schemas.microsoft.com/office/drawing/2016/5/11/chartex" xmlns:cx6="http://schemas.microsoft.com/office/drawing/2016/5/12/chartex" xmlns:cx7="http://schemas.microsoft.com/office/drawing/2016/5/13/chartex" xmlns:cx8="http://schemas.microsoft.com/office/drawing/2016/5/14/chartex" xmlns:mc="http://schemas.openxmlformats.org/markup-compatibility/2006" xmlns:aink="http://schemas.microsoft.com/office/drawing/2016/ink" xmlns:am3d="http://schemas.microsoft.com/office/drawing/2017/model3d" xmlns:o="urn:schemas-microsoft-com:office:office" xmlns:oel="http://schemas.microsoft.com/office/2019/extlst" xmlns:r="http://schemas.openxmlformats.org/officeDocument/2006/relationships" xmlns:m="http://schemas.openxmlformats.org/officeDocument/2006/math" xmlns:v="urn:schemas-microsoft-com:vml" xmlns:wp14="http://schemas.microsoft.com/office/word/2010/wordprocessingDrawing" xmlns:wp="http://schemas.openxmlformats.org/drawingml/2006/wordprocessingDrawing" xmlns:w10="urn:schemas-microsoft-com:office:word" xmlns:w="http://schemas.openxmlformats.org/wordprocessingml/2006/main" xmlns:w14="http://schemas.microsoft.com/office/word/2010/wordml" xmlns:w15="http://schemas.microsoft.com/office/word/2012/wordml" xmlns:w16cex="http://schemas.microsoft.com/office/word/2018/wordml/cex" xmlns:w16cid="http://schemas.microsoft.com/office/word/2016/wordml/cid" xmlns:w16="http://schemas.microsoft.com/office/word/2018/wordml" xmlns:w16du="http://schemas.microsoft.com/office/word/2023/wordml/word16du" xmlns:w16sdtdh="http://schemas.microsoft.com/office/word/2020/wordml/sdtdatahash" xmlns:w16sdtfl="http://schemas.microsoft.com/office/word/2024/wordml/sdtformatlock" xmlns:w16se="http://schemas.microsoft.com/office/word/2015/wordml/symex" xmlns:wpg="http://schemas.microsoft.com/office/word/2010/wordprocessingGroup" xmlns:wpi="http://schemas.microsoft.com/office/word/2010/wordprocessingInk" xmlns:wne="http://schemas.microsoft.com/office/word/2006/wordml" xmlns:wps="http://schemas.microsoft.com/office/word/2010/wordprocessingShape" mc:Ignorable="w14 w15 w16se w16cid w16 w16cex w16sdtdh w16sdtfl w16du wp14">
   <w:p>
     <w:pPr>
-      <w:pStyle w:val="Intestazione"/>
+      <w:pStyle w:val="Header"/>
       <w:ind w:left="180"/>
     </w:pPr>
   </w:p>
@@ -11387,7 +11665,7 @@
 </file>
 
 <file path=word/styles.xml><?xml version="1.0" encoding="utf-8"?>
-<w:styles xmlns:mc="http://schemas.openxmlformats.org/markup-compatibility/2006" xmlns:r="http://schemas.openxmlformats.org/officeDocument/2006/relationships" xmlns:w="http://schemas.openxmlformats.org/wordprocessingml/2006/main" xmlns:w14="http://schemas.microsoft.com/office/word/2010/wordml" xmlns:w15="http://schemas.microsoft.com/office/word/2012/wordml" xmlns:w16cex="http://schemas.microsoft.com/office/word/2018/wordml/cex" xmlns:w16cid="http://schemas.microsoft.com/office/word/2016/wordml/cid" xmlns:w16="http://schemas.microsoft.com/office/word/2018/wordml" xmlns:w16du="http://schemas.microsoft.com/office/word/2023/wordml/word16du" xmlns:w16sdtdh="http://schemas.microsoft.com/office/word/2020/wordml/sdtdatahash" xmlns:w16se="http://schemas.microsoft.com/office/word/2015/wordml/symex" mc:Ignorable="w14 w15 w16se w16cid w16 w16cex w16sdtdh w16du">
+<w:styles xmlns:mc="http://schemas.openxmlformats.org/markup-compatibility/2006" xmlns:r="http://schemas.openxmlformats.org/officeDocument/2006/relationships" xmlns:w="http://schemas.openxmlformats.org/wordprocessingml/2006/main" xmlns:w14="http://schemas.microsoft.com/office/word/2010/wordml" xmlns:w15="http://schemas.microsoft.com/office/word/2012/wordml" xmlns:w16cex="http://schemas.microsoft.com/office/word/2018/wordml/cex" xmlns:w16cid="http://schemas.microsoft.com/office/word/2016/wordml/cid" xmlns:w16="http://schemas.microsoft.com/office/word/2018/wordml" xmlns:w16du="http://schemas.microsoft.com/office/word/2023/wordml/word16du" xmlns:w16sdtdh="http://schemas.microsoft.com/office/word/2020/wordml/sdtdatahash" xmlns:w16sdtfl="http://schemas.microsoft.com/office/word/2024/wordml/sdtformatlock" xmlns:w16se="http://schemas.microsoft.com/office/word/2015/wordml/symex" mc:Ignorable="w14 w15 w16se w16cid w16 w16cex w16sdtdh w16sdtfl w16du">
   <w:docDefaults>
     <w:rPrDefault>
       <w:rPr>
@@ -11491,14 +11769,14 @@
     <w:lsdException w:name="Block Text" w:semiHidden="1" w:unhideWhenUsed="1"/>
     <w:lsdException w:name="Hyperlink" w:semiHidden="1" w:unhideWhenUsed="1"/>
     <w:lsdException w:name="FollowedHyperlink" w:semiHidden="1" w:unhideWhenUsed="1"/>
-    <w:lsdException w:name="Strong" w:uiPriority="22" w:qFormat="1"/>
+    <w:lsdException w:name="Strong" w:uiPriority="0" w:qFormat="1"/>
     <w:lsdException w:name="Emphasis" w:uiPriority="20" w:qFormat="1"/>
     <w:lsdException w:name="Document Map" w:semiHidden="1" w:unhideWhenUsed="1"/>
     <w:lsdException w:name="Plain Text" w:semiHidden="1" w:unhideWhenUsed="1"/>
     <w:lsdException w:name="E-mail Signature" w:semiHidden="1" w:unhideWhenUsed="1"/>
     <w:lsdException w:name="HTML Top of Form" w:semiHidden="1" w:unhideWhenUsed="1"/>
     <w:lsdException w:name="HTML Bottom of Form" w:semiHidden="1" w:unhideWhenUsed="1"/>
-    <w:lsdException w:name="Normal (Web)" w:semiHidden="1" w:unhideWhenUsed="1"/>
+    <w:lsdException w:name="Normal (Web)" w:semiHidden="1" w:uiPriority="0" w:unhideWhenUsed="1"/>
     <w:lsdException w:name="HTML Acronym" w:semiHidden="1" w:unhideWhenUsed="1"/>
     <w:lsdException w:name="HTML Address" w:semiHidden="1" w:unhideWhenUsed="1"/>
     <w:lsdException w:name="HTML Cite" w:semiHidden="1" w:unhideWhenUsed="1"/>
@@ -11781,7 +12059,7 @@
     <w:lsdException w:name="Unresolved Mention" w:semiHidden="1" w:unhideWhenUsed="1"/>
     <w:lsdException w:name="Smart Link" w:semiHidden="1" w:unhideWhenUsed="1"/>
   </w:latentStyles>
-  <w:style w:type="paragraph" w:default="1" w:styleId="Normale">
+  <w:style w:type="paragraph" w:default="1" w:styleId="Normal">
     <w:name w:val="Normal"/>
     <w:qFormat/>
     <w:pPr>
@@ -11793,9 +12071,9 @@
       <w:lang w:val="it-IT"/>
     </w:rPr>
   </w:style>
-  <w:style w:type="paragraph" w:styleId="Titolo1">
+  <w:style w:type="paragraph" w:styleId="Heading1">
     <w:name w:val="heading 1"/>
-    <w:basedOn w:val="Normale"/>
+    <w:basedOn w:val="Normal"/>
     <w:uiPriority w:val="9"/>
     <w:qFormat/>
     <w:pPr>
@@ -11811,13 +12089,13 @@
       <w:szCs w:val="32"/>
     </w:rPr>
   </w:style>
-  <w:style w:type="character" w:default="1" w:styleId="Carpredefinitoparagrafo">
+  <w:style w:type="character" w:default="1" w:styleId="DefaultParagraphFont">
     <w:name w:val="Default Paragraph Font"/>
     <w:uiPriority w:val="1"/>
     <w:semiHidden/>
     <w:unhideWhenUsed/>
   </w:style>
-  <w:style w:type="table" w:default="1" w:styleId="Tabellanormale">
+  <w:style w:type="table" w:default="1" w:styleId="TableNormal">
     <w:name w:val="Normal Table"/>
     <w:uiPriority w:val="99"/>
     <w:semiHidden/>
@@ -11832,13 +12110,13 @@
       </w:tblCellMar>
     </w:tblPr>
   </w:style>
-  <w:style w:type="numbering" w:default="1" w:styleId="Nessunelenco">
+  <w:style w:type="numbering" w:default="1" w:styleId="NoList">
     <w:name w:val="No List"/>
     <w:uiPriority w:val="99"/>
     <w:semiHidden/>
     <w:unhideWhenUsed/>
   </w:style>
-  <w:style w:type="character" w:styleId="Collegamentoipertestuale">
+  <w:style w:type="character" w:styleId="Hyperlink">
     <w:name w:val="Hyperlink"/>
     <w:rPr>
       <w:color w:val="000080"/>
@@ -11847,8 +12125,8 @@
   </w:style>
   <w:style w:type="paragraph" w:customStyle="1" w:styleId="Heading">
     <w:name w:val="Heading"/>
-    <w:basedOn w:val="Normale"/>
-    <w:next w:val="Corpotesto"/>
+    <w:basedOn w:val="Normal"/>
+    <w:next w:val="BodyText"/>
     <w:qFormat/>
     <w:pPr>
       <w:keepNext/>
@@ -11860,9 +12138,9 @@
       <w:szCs w:val="28"/>
     </w:rPr>
   </w:style>
-  <w:style w:type="paragraph" w:styleId="Corpotesto">
+  <w:style w:type="paragraph" w:styleId="BodyText">
     <w:name w:val="Body Text"/>
-    <w:basedOn w:val="Normale"/>
+    <w:basedOn w:val="Normal"/>
     <w:uiPriority w:val="1"/>
     <w:qFormat/>
     <w:rPr>
@@ -11871,16 +12149,16 @@
       <w:szCs w:val="20"/>
     </w:rPr>
   </w:style>
-  <w:style w:type="paragraph" w:styleId="Elenco">
+  <w:style w:type="paragraph" w:styleId="List">
     <w:name w:val="List"/>
-    <w:basedOn w:val="Corpotesto"/>
+    <w:basedOn w:val="BodyText"/>
     <w:rPr>
       <w:rFonts w:ascii="Times New Roman" w:hAnsi="Times New Roman"/>
     </w:rPr>
   </w:style>
-  <w:style w:type="paragraph" w:styleId="Didascalia">
+  <w:style w:type="paragraph" w:styleId="Caption">
     <w:name w:val="caption"/>
-    <w:basedOn w:val="Normale"/>
+    <w:basedOn w:val="Normal"/>
     <w:qFormat/>
     <w:pPr>
       <w:suppressLineNumbers/>
@@ -11896,7 +12174,7 @@
   </w:style>
   <w:style w:type="paragraph" w:customStyle="1" w:styleId="Index">
     <w:name w:val="Index"/>
-    <w:basedOn w:val="Normale"/>
+    <w:basedOn w:val="Normal"/>
     <w:qFormat/>
     <w:pPr>
       <w:suppressLineNumbers/>
@@ -11905,15 +12183,15 @@
       <w:rFonts w:ascii="Times New Roman" w:hAnsi="Times New Roman"/>
     </w:rPr>
   </w:style>
-  <w:style w:type="paragraph" w:styleId="Paragrafoelenco">
+  <w:style w:type="paragraph" w:styleId="ListParagraph">
     <w:name w:val="List Paragraph"/>
-    <w:basedOn w:val="Normale"/>
+    <w:basedOn w:val="Normal"/>
     <w:uiPriority w:val="1"/>
     <w:qFormat/>
   </w:style>
   <w:style w:type="paragraph" w:customStyle="1" w:styleId="TableParagraph">
     <w:name w:val="Table Paragraph"/>
-    <w:basedOn w:val="Normale"/>
+    <w:basedOn w:val="Normal"/>
     <w:uiPriority w:val="1"/>
     <w:qFormat/>
     <w:rPr>
@@ -11922,25 +12200,25 @@
   </w:style>
   <w:style w:type="paragraph" w:customStyle="1" w:styleId="HeaderandFooter">
     <w:name w:val="Header and Footer"/>
-    <w:basedOn w:val="Normale"/>
+    <w:basedOn w:val="Normal"/>
     <w:qFormat/>
   </w:style>
-  <w:style w:type="paragraph" w:styleId="Intestazione">
+  <w:style w:type="paragraph" w:styleId="Header">
     <w:name w:val="header"/>
     <w:basedOn w:val="HeaderandFooter"/>
   </w:style>
   <w:style w:type="paragraph" w:customStyle="1" w:styleId="FrameContents">
     <w:name w:val="Frame Contents"/>
-    <w:basedOn w:val="Normale"/>
+    <w:basedOn w:val="Normal"/>
     <w:qFormat/>
   </w:style>
-  <w:style w:type="paragraph" w:styleId="Pidipagina">
+  <w:style w:type="paragraph" w:styleId="Footer">
     <w:name w:val="footer"/>
     <w:basedOn w:val="HeaderandFooter"/>
   </w:style>
   <w:style w:type="paragraph" w:customStyle="1" w:styleId="TableContents">
     <w:name w:val="Table Contents"/>
-    <w:basedOn w:val="Normale"/>
+    <w:basedOn w:val="Normal"/>
     <w:qFormat/>
     <w:pPr>
       <w:suppressLineNumbers/>
@@ -11958,8 +12236,8 @@
       <w:bCs/>
     </w:rPr>
   </w:style>
-  <w:style w:type="table" w:customStyle="1" w:styleId="TableNormal">
-    <w:name w:val="Table Normal"/>
+  <w:style w:type="table" w:customStyle="1" w:styleId="TableNormal1">
+    <w:name w:val="Table Normal1"/>
     <w:uiPriority w:val="2"/>
     <w:semiHidden/>
     <w:unhideWhenUsed/>
@@ -11972,6 +12250,84 @@
         <w:right w:w="0" w:type="dxa"/>
       </w:tblCellMar>
     </w:tblPr>
+  </w:style>
+  <w:style w:type="paragraph" w:styleId="NormalWeb">
+    <w:name w:val="Normal (Web)"/>
+    <w:rsid w:val="007340E1"/>
+    <w:pPr>
+      <w:suppressAutoHyphens w:val="0"/>
+      <w:spacing w:beforeAutospacing="1" w:afterAutospacing="1"/>
+    </w:pPr>
+    <w:rPr>
+      <w:rFonts w:ascii="Times New Roman" w:eastAsia="SimSun" w:hAnsi="Times New Roman" w:cs="Times New Roman"/>
+      <w:sz w:val="24"/>
+      <w:szCs w:val="24"/>
+      <w:lang w:eastAsia="zh-CN"/>
+    </w:rPr>
+  </w:style>
+  <w:style w:type="character" w:styleId="Strong">
+    <w:name w:val="Strong"/>
+    <w:basedOn w:val="DefaultParagraphFont"/>
+    <w:qFormat/>
+    <w:rsid w:val="007340E1"/>
+    <w:rPr>
+      <w:b/>
+      <w:bCs/>
+    </w:rPr>
+  </w:style>
+  <w:style w:type="table" w:styleId="GridTable1Light">
+    <w:name w:val="Grid Table 1 Light"/>
+    <w:basedOn w:val="TableNormal"/>
+    <w:uiPriority w:val="46"/>
+    <w:rsid w:val="007340E1"/>
+    <w:tblPr>
+      <w:tblStyleRowBandSize w:val="1"/>
+      <w:tblStyleColBandSize w:val="1"/>
+      <w:tblBorders>
+        <w:top w:val="single" w:sz="4" w:space="0" w:color="999999" w:themeColor="text1" w:themeTint="66"/>
+        <w:left w:val="single" w:sz="4" w:space="0" w:color="999999" w:themeColor="text1" w:themeTint="66"/>
+        <w:bottom w:val="single" w:sz="4" w:space="0" w:color="999999" w:themeColor="text1" w:themeTint="66"/>
+        <w:right w:val="single" w:sz="4" w:space="0" w:color="999999" w:themeColor="text1" w:themeTint="66"/>
+        <w:insideH w:val="single" w:sz="4" w:space="0" w:color="999999" w:themeColor="text1" w:themeTint="66"/>
+        <w:insideV w:val="single" w:sz="4" w:space="0" w:color="999999" w:themeColor="text1" w:themeTint="66"/>
+      </w:tblBorders>
+    </w:tblPr>
+    <w:tblStylePr w:type="firstRow">
+      <w:rPr>
+        <w:b/>
+        <w:bCs/>
+      </w:rPr>
+      <w:tblPr/>
+      <w:tcPr>
+        <w:tcBorders>
+          <w:bottom w:val="single" w:sz="12" w:space="0" w:color="666666" w:themeColor="text1" w:themeTint="99"/>
+        </w:tcBorders>
+      </w:tcPr>
+    </w:tblStylePr>
+    <w:tblStylePr w:type="lastRow">
+      <w:rPr>
+        <w:b/>
+        <w:bCs/>
+      </w:rPr>
+      <w:tblPr/>
+      <w:tcPr>
+        <w:tcBorders>
+          <w:top w:val="double" w:sz="2" w:space="0" w:color="666666" w:themeColor="text1" w:themeTint="99"/>
+        </w:tcBorders>
+      </w:tcPr>
+    </w:tblStylePr>
+    <w:tblStylePr w:type="firstCol">
+      <w:rPr>
+        <w:b/>
+        <w:bCs/>
+      </w:rPr>
+    </w:tblStylePr>
+    <w:tblStylePr w:type="lastCol">
+      <w:rPr>
+        <w:b/>
+        <w:bCs/>
+      </w:rPr>
+    </w:tblStylePr>
   </w:style>
 </w:styles>
 </file>

--- a/static/Indicazioni_alimentari_glut_latt.docx
+++ b/static/Indicazioni_alimentari_glut_latt.docx
@@ -151,10 +151,7 @@
             </w:pPr>
             <w:r>
               <w:rPr>
-                <w:kern w:val="0"/>
                 <w:sz w:val="28"/>
-                <w:szCs w:val="22"/>
-                <w:lang w:eastAsia="en-US" w:bidi="ar-SA"/>
               </w:rPr>
             </w:r>
           </w:p>
@@ -346,10 +343,7 @@
             </w:pPr>
             <w:r>
               <w:rPr>
-                <w:kern w:val="0"/>
-                <w:sz w:val="20"/>
-                <w:szCs w:val="22"/>
-                <w:lang w:eastAsia="en-US" w:bidi="ar-SA"/>
+                <w:sz w:val="20"/>
               </w:rPr>
             </w:r>
           </w:p>
@@ -822,10 +816,7 @@
             </w:pPr>
             <w:r>
               <w:rPr>
-                <w:kern w:val="0"/>
                 <w:sz w:val="28"/>
-                <w:szCs w:val="22"/>
-                <w:lang w:eastAsia="en-US" w:bidi="ar-SA"/>
               </w:rPr>
             </w:r>
           </w:p>
@@ -1017,10 +1008,7 @@
             </w:pPr>
             <w:r>
               <w:rPr>
-                <w:kern w:val="0"/>
-                <w:sz w:val="20"/>
-                <w:szCs w:val="22"/>
-                <w:lang w:eastAsia="en-US" w:bidi="ar-SA"/>
+                <w:sz w:val="20"/>
               </w:rPr>
             </w:r>
           </w:p>
@@ -1386,10 +1374,7 @@
             </w:pPr>
             <w:r>
               <w:rPr>
-                <w:kern w:val="0"/>
                 <w:sz w:val="28"/>
-                <w:szCs w:val="22"/>
-                <w:lang w:eastAsia="en-US" w:bidi="ar-SA"/>
               </w:rPr>
             </w:r>
           </w:p>
@@ -1581,10 +1566,7 @@
             </w:pPr>
             <w:r>
               <w:rPr>
-                <w:kern w:val="0"/>
-                <w:sz w:val="20"/>
-                <w:szCs w:val="22"/>
-                <w:lang w:eastAsia="en-US" w:bidi="ar-SA"/>
+                <w:sz w:val="20"/>
               </w:rPr>
             </w:r>
           </w:p>
@@ -2263,10 +2245,7 @@
             <w:r>
               <w:rPr>
                 <w:rFonts w:ascii="Times New Roman" w:hAnsi="Times New Roman"/>
-                <w:kern w:val="0"/>
-                <w:sz w:val="20"/>
-                <w:szCs w:val="22"/>
-                <w:lang w:eastAsia="en-US" w:bidi="ar-SA"/>
+                <w:sz w:val="20"/>
               </w:rPr>
             </w:r>
           </w:p>
@@ -2332,10 +2311,7 @@
             <w:r>
               <w:rPr>
                 <w:rFonts w:ascii="Times New Roman" w:hAnsi="Times New Roman"/>
-                <w:kern w:val="0"/>
-                <w:sz w:val="20"/>
-                <w:szCs w:val="22"/>
-                <w:lang w:eastAsia="en-US" w:bidi="ar-SA"/>
+                <w:sz w:val="20"/>
               </w:rPr>
             </w:r>
           </w:p>
@@ -2409,10 +2385,7 @@
             <w:r>
               <w:rPr>
                 <w:rFonts w:ascii="Times New Roman" w:hAnsi="Times New Roman"/>
-                <w:kern w:val="0"/>
                 <w:sz w:val="18"/>
-                <w:szCs w:val="22"/>
-                <w:lang w:eastAsia="en-US" w:bidi="ar-SA"/>
               </w:rPr>
             </w:r>
           </w:p>
@@ -2661,10 +2634,7 @@
               <w:rPr>
                 <w:rFonts w:ascii="Cambria" w:hAnsi="Cambria"/>
                 <w:i/>
-                <w:kern w:val="0"/>
-                <w:sz w:val="20"/>
-                <w:szCs w:val="22"/>
-                <w:lang w:eastAsia="en-US" w:bidi="ar-SA"/>
+                <w:sz w:val="20"/>
               </w:rPr>
             </w:r>
           </w:p>
@@ -2723,10 +2693,7 @@
             <w:r>
               <w:rPr>
                 <w:rFonts w:ascii="Times New Roman" w:hAnsi="Times New Roman"/>
-                <w:kern w:val="0"/>
-                <w:sz w:val="20"/>
-                <w:szCs w:val="22"/>
-                <w:lang w:eastAsia="en-US" w:bidi="ar-SA"/>
+                <w:sz w:val="20"/>
               </w:rPr>
             </w:r>
           </w:p>
@@ -2784,10 +2751,7 @@
             <w:r>
               <w:rPr>
                 <w:rFonts w:ascii="Times New Roman" w:hAnsi="Times New Roman"/>
-                <w:kern w:val="0"/>
-                <w:sz w:val="20"/>
-                <w:szCs w:val="22"/>
-                <w:lang w:eastAsia="en-US" w:bidi="ar-SA"/>
+                <w:sz w:val="20"/>
               </w:rPr>
             </w:r>
           </w:p>
@@ -2851,10 +2815,7 @@
             <w:r>
               <w:rPr>
                 <w:rFonts w:ascii="Times New Roman" w:hAnsi="Times New Roman"/>
-                <w:kern w:val="0"/>
-                <w:sz w:val="20"/>
-                <w:szCs w:val="22"/>
-                <w:lang w:eastAsia="en-US" w:bidi="ar-SA"/>
+                <w:sz w:val="20"/>
               </w:rPr>
             </w:r>
           </w:p>
@@ -2886,10 +2847,7 @@
             <w:r>
               <w:rPr>
                 <w:b/>
-                <w:kern w:val="0"/>
                 <w:sz w:val="24"/>
-                <w:szCs w:val="22"/>
-                <w:lang w:eastAsia="en-US" w:bidi="ar-SA"/>
               </w:rPr>
             </w:r>
           </w:p>
@@ -3186,10 +3144,7 @@
             <w:r>
               <w:rPr>
                 <w:rFonts w:ascii="Times New Roman" w:hAnsi="Times New Roman"/>
-                <w:kern w:val="0"/>
-                <w:sz w:val="20"/>
-                <w:szCs w:val="22"/>
-                <w:lang w:eastAsia="en-US" w:bidi="ar-SA"/>
+                <w:sz w:val="20"/>
               </w:rPr>
             </w:r>
           </w:p>
@@ -3248,10 +3203,7 @@
             <w:r>
               <w:rPr>
                 <w:rFonts w:ascii="Times New Roman" w:hAnsi="Times New Roman"/>
-                <w:kern w:val="0"/>
-                <w:sz w:val="20"/>
-                <w:szCs w:val="22"/>
-                <w:lang w:eastAsia="en-US" w:bidi="ar-SA"/>
+                <w:sz w:val="20"/>
               </w:rPr>
             </w:r>
           </w:p>
@@ -3316,10 +3268,7 @@
             <w:r>
               <w:rPr>
                 <w:rFonts w:ascii="Times New Roman" w:hAnsi="Times New Roman"/>
-                <w:kern w:val="0"/>
-                <w:sz w:val="20"/>
-                <w:szCs w:val="22"/>
-                <w:lang w:eastAsia="en-US" w:bidi="ar-SA"/>
+                <w:sz w:val="20"/>
               </w:rPr>
             </w:r>
           </w:p>
@@ -3351,10 +3300,7 @@
             <w:r>
               <w:rPr>
                 <w:b/>
-                <w:kern w:val="0"/>
                 <w:sz w:val="24"/>
-                <w:szCs w:val="22"/>
-                <w:lang w:eastAsia="en-US" w:bidi="ar-SA"/>
               </w:rPr>
             </w:r>
           </w:p>
@@ -3727,10 +3673,7 @@
             <w:r>
               <w:rPr>
                 <w:rFonts w:ascii="Times New Roman" w:hAnsi="Times New Roman"/>
-                <w:kern w:val="0"/>
-                <w:sz w:val="20"/>
-                <w:szCs w:val="22"/>
-                <w:lang w:eastAsia="en-US" w:bidi="ar-SA"/>
+                <w:sz w:val="20"/>
               </w:rPr>
             </w:r>
           </w:p>
@@ -3789,10 +3732,7 @@
             <w:r>
               <w:rPr>
                 <w:rFonts w:ascii="Times New Roman" w:hAnsi="Times New Roman"/>
-                <w:kern w:val="0"/>
-                <w:sz w:val="20"/>
-                <w:szCs w:val="22"/>
-                <w:lang w:eastAsia="en-US" w:bidi="ar-SA"/>
+                <w:sz w:val="20"/>
               </w:rPr>
             </w:r>
           </w:p>
@@ -4001,10 +3941,7 @@
             <w:r>
               <w:rPr>
                 <w:rFonts w:ascii="Times New Roman" w:hAnsi="Times New Roman"/>
-                <w:kern w:val="0"/>
-                <w:sz w:val="20"/>
-                <w:szCs w:val="22"/>
-                <w:lang w:eastAsia="en-US" w:bidi="ar-SA"/>
+                <w:sz w:val="20"/>
               </w:rPr>
             </w:r>
           </w:p>
@@ -4071,10 +4008,7 @@
             <w:r>
               <w:rPr>
                 <w:rFonts w:ascii="Times New Roman" w:hAnsi="Times New Roman"/>
-                <w:kern w:val="0"/>
-                <w:sz w:val="20"/>
-                <w:szCs w:val="22"/>
-                <w:lang w:eastAsia="en-US" w:bidi="ar-SA"/>
+                <w:sz w:val="20"/>
               </w:rPr>
             </w:r>
           </w:p>
@@ -4148,10 +4082,7 @@
             <w:r>
               <w:rPr>
                 <w:rFonts w:ascii="Times New Roman" w:hAnsi="Times New Roman"/>
-                <w:kern w:val="0"/>
                 <w:sz w:val="18"/>
-                <w:szCs w:val="22"/>
-                <w:lang w:eastAsia="en-US" w:bidi="ar-SA"/>
               </w:rPr>
             </w:r>
           </w:p>
@@ -4178,10 +4109,7 @@
             <w:r>
               <w:rPr>
                 <w:rFonts w:ascii="Times New Roman" w:hAnsi="Times New Roman"/>
-                <w:kern w:val="0"/>
                 <w:sz w:val="18"/>
-                <w:szCs w:val="22"/>
-                <w:lang w:eastAsia="en-US" w:bidi="ar-SA"/>
               </w:rPr>
             </w:r>
           </w:p>
@@ -4207,10 +4135,7 @@
             <w:r>
               <w:rPr>
                 <w:rFonts w:ascii="Times New Roman" w:hAnsi="Times New Roman"/>
-                <w:kern w:val="0"/>
                 <w:sz w:val="18"/>
-                <w:szCs w:val="22"/>
-                <w:lang w:eastAsia="en-US" w:bidi="ar-SA"/>
               </w:rPr>
             </w:r>
           </w:p>
@@ -4237,10 +4162,7 @@
             <w:r>
               <w:rPr>
                 <w:rFonts w:ascii="Times New Roman" w:hAnsi="Times New Roman"/>
-                <w:kern w:val="0"/>
                 <w:sz w:val="18"/>
-                <w:szCs w:val="22"/>
-                <w:lang w:eastAsia="en-US" w:bidi="ar-SA"/>
               </w:rPr>
             </w:r>
           </w:p>
@@ -4266,10 +4188,7 @@
             <w:r>
               <w:rPr>
                 <w:rFonts w:ascii="Times New Roman" w:hAnsi="Times New Roman"/>
-                <w:kern w:val="0"/>
                 <w:sz w:val="18"/>
-                <w:szCs w:val="22"/>
-                <w:lang w:eastAsia="en-US" w:bidi="ar-SA"/>
               </w:rPr>
             </w:r>
           </w:p>
@@ -4296,10 +4215,7 @@
             <w:r>
               <w:rPr>
                 <w:rFonts w:ascii="Times New Roman" w:hAnsi="Times New Roman"/>
-                <w:kern w:val="0"/>
                 <w:sz w:val="18"/>
-                <w:szCs w:val="22"/>
-                <w:lang w:eastAsia="en-US" w:bidi="ar-SA"/>
               </w:rPr>
             </w:r>
           </w:p>
@@ -4501,10 +4417,8 @@
             </w:pPr>
             <w:r>
               <w:rPr>
-                <w:kern w:val="0"/>
-                <w:sz w:val="16"/>
-                <w:szCs w:val="16"/>
-                <w:lang w:eastAsia="en-US" w:bidi="ar-SA"/>
+                <w:sz w:val="16"/>
+                <w:szCs w:val="16"/>
               </w:rPr>
             </w:r>
           </w:p>
@@ -4984,10 +4898,7 @@
             <w:r>
               <w:rPr>
                 <w:rFonts w:ascii="Times New Roman" w:hAnsi="Times New Roman"/>
-                <w:kern w:val="0"/>
-                <w:sz w:val="20"/>
-                <w:szCs w:val="22"/>
-                <w:lang w:eastAsia="en-US" w:bidi="ar-SA"/>
+                <w:sz w:val="20"/>
               </w:rPr>
             </w:r>
           </w:p>
@@ -5043,10 +4954,7 @@
             <w:r>
               <w:rPr>
                 <w:rFonts w:ascii="Times New Roman" w:hAnsi="Times New Roman"/>
-                <w:kern w:val="0"/>
-                <w:sz w:val="20"/>
-                <w:szCs w:val="22"/>
-                <w:lang w:eastAsia="en-US" w:bidi="ar-SA"/>
+                <w:sz w:val="20"/>
               </w:rPr>
             </w:r>
           </w:p>
@@ -5112,10 +5020,7 @@
             <w:r>
               <w:rPr>
                 <w:rFonts w:ascii="Times New Roman" w:hAnsi="Times New Roman"/>
-                <w:kern w:val="0"/>
-                <w:sz w:val="20"/>
-                <w:szCs w:val="22"/>
-                <w:lang w:eastAsia="en-US" w:bidi="ar-SA"/>
+                <w:sz w:val="20"/>
               </w:rPr>
             </w:r>
           </w:p>
@@ -5641,10 +5546,7 @@
             <w:r>
               <w:rPr>
                 <w:rFonts w:ascii="Times New Roman" w:hAnsi="Times New Roman"/>
-                <w:kern w:val="0"/>
-                <w:sz w:val="20"/>
-                <w:szCs w:val="22"/>
-                <w:lang w:eastAsia="en-US" w:bidi="ar-SA"/>
+                <w:sz w:val="20"/>
               </w:rPr>
             </w:r>
           </w:p>
@@ -5702,10 +5604,7 @@
             <w:r>
               <w:rPr>
                 <w:rFonts w:ascii="Times New Roman" w:hAnsi="Times New Roman"/>
-                <w:kern w:val="0"/>
-                <w:sz w:val="20"/>
-                <w:szCs w:val="22"/>
-                <w:lang w:eastAsia="en-US" w:bidi="ar-SA"/>
+                <w:sz w:val="20"/>
               </w:rPr>
             </w:r>
           </w:p>
@@ -5769,10 +5668,7 @@
             <w:r>
               <w:rPr>
                 <w:rFonts w:ascii="Times New Roman" w:hAnsi="Times New Roman"/>
-                <w:kern w:val="0"/>
-                <w:sz w:val="20"/>
-                <w:szCs w:val="22"/>
-                <w:lang w:eastAsia="en-US" w:bidi="ar-SA"/>
+                <w:sz w:val="20"/>
               </w:rPr>
             </w:r>
           </w:p>
@@ -6142,9 +6038,6 @@
                 <w:rFonts w:ascii="Cambria" w:hAnsi="Cambria"/>
                 <w:i/>
                 <w:spacing w:val="-2"/>
-                <w:kern w:val="0"/>
-                <w:szCs w:val="22"/>
-                <w:lang w:eastAsia="en-US" w:bidi="ar-SA"/>
               </w:rPr>
             </w:r>
           </w:p>
@@ -6203,10 +6096,7 @@
             <w:r>
               <w:rPr>
                 <w:rFonts w:ascii="Times New Roman" w:hAnsi="Times New Roman"/>
-                <w:kern w:val="0"/>
-                <w:sz w:val="20"/>
-                <w:szCs w:val="22"/>
-                <w:lang w:eastAsia="en-US" w:bidi="ar-SA"/>
+                <w:sz w:val="20"/>
               </w:rPr>
             </w:r>
           </w:p>
@@ -6265,10 +6155,7 @@
             <w:r>
               <w:rPr>
                 <w:rFonts w:ascii="Times New Roman" w:hAnsi="Times New Roman"/>
-                <w:kern w:val="0"/>
-                <w:sz w:val="20"/>
-                <w:szCs w:val="22"/>
-                <w:lang w:eastAsia="en-US" w:bidi="ar-SA"/>
+                <w:sz w:val="20"/>
               </w:rPr>
             </w:r>
           </w:p>
@@ -6374,10 +6261,8 @@
                 <w:i/>
                 <w:color w:val="FF0000"/>
                 <w:spacing w:val="-2"/>
-                <w:kern w:val="0"/>
-                <w:sz w:val="16"/>
-                <w:szCs w:val="16"/>
-                <w:lang w:eastAsia="en-US" w:bidi="ar-SA"/>
+                <w:sz w:val="16"/>
+                <w:szCs w:val="16"/>
               </w:rPr>
             </w:r>
           </w:p>
@@ -6500,10 +6385,7 @@
             <w:r>
               <w:rPr>
                 <w:rFonts w:ascii="Times New Roman" w:hAnsi="Times New Roman"/>
-                <w:kern w:val="0"/>
-                <w:sz w:val="20"/>
-                <w:szCs w:val="22"/>
-                <w:lang w:eastAsia="en-US" w:bidi="ar-SA"/>
+                <w:sz w:val="20"/>
               </w:rPr>
             </w:r>
           </w:p>
@@ -6652,10 +6534,7 @@
             <w:r>
               <w:rPr>
                 <w:rFonts w:ascii="Times New Roman" w:hAnsi="Times New Roman"/>
-                <w:kern w:val="0"/>
-                <w:sz w:val="20"/>
-                <w:szCs w:val="22"/>
-                <w:lang w:eastAsia="en-US" w:bidi="ar-SA"/>
+                <w:sz w:val="20"/>
               </w:rPr>
             </w:r>
           </w:p>
@@ -6721,10 +6600,7 @@
             <w:r>
               <w:rPr>
                 <w:rFonts w:ascii="Times New Roman" w:hAnsi="Times New Roman"/>
-                <w:kern w:val="0"/>
-                <w:sz w:val="20"/>
-                <w:szCs w:val="22"/>
-                <w:lang w:eastAsia="en-US" w:bidi="ar-SA"/>
+                <w:sz w:val="20"/>
               </w:rPr>
             </w:r>
           </w:p>
@@ -6798,10 +6674,7 @@
             <w:r>
               <w:rPr>
                 <w:rFonts w:ascii="Times New Roman" w:hAnsi="Times New Roman"/>
-                <w:kern w:val="0"/>
-                <w:sz w:val="20"/>
-                <w:szCs w:val="22"/>
-                <w:lang w:eastAsia="en-US" w:bidi="ar-SA"/>
+                <w:sz w:val="20"/>
               </w:rPr>
             </w:r>
           </w:p>
@@ -7319,10 +7192,7 @@
             <w:r>
               <w:rPr>
                 <w:rFonts w:ascii="Times New Roman" w:hAnsi="Times New Roman"/>
-                <w:kern w:val="0"/>
-                <w:sz w:val="20"/>
-                <w:szCs w:val="22"/>
-                <w:lang w:eastAsia="en-US" w:bidi="ar-SA"/>
+                <w:sz w:val="20"/>
               </w:rPr>
             </w:r>
           </w:p>
@@ -7381,10 +7251,7 @@
             <w:r>
               <w:rPr>
                 <w:rFonts w:ascii="Times New Roman" w:hAnsi="Times New Roman"/>
-                <w:kern w:val="0"/>
-                <w:sz w:val="20"/>
-                <w:szCs w:val="22"/>
-                <w:lang w:eastAsia="en-US" w:bidi="ar-SA"/>
+                <w:sz w:val="20"/>
               </w:rPr>
             </w:r>
           </w:p>
@@ -7449,10 +7316,7 @@
             <w:r>
               <w:rPr>
                 <w:rFonts w:ascii="Times New Roman" w:hAnsi="Times New Roman"/>
-                <w:kern w:val="0"/>
-                <w:sz w:val="20"/>
-                <w:szCs w:val="22"/>
-                <w:lang w:eastAsia="en-US" w:bidi="ar-SA"/>
+                <w:sz w:val="20"/>
               </w:rPr>
             </w:r>
           </w:p>
@@ -7834,9 +7698,6 @@
                 <w:rFonts w:ascii="Cambria" w:hAnsi="Cambria"/>
                 <w:i/>
                 <w:spacing w:val="-2"/>
-                <w:kern w:val="0"/>
-                <w:szCs w:val="22"/>
-                <w:lang w:eastAsia="en-US" w:bidi="ar-SA"/>
               </w:rPr>
             </w:r>
           </w:p>
@@ -7894,10 +7755,7 @@
             <w:r>
               <w:rPr>
                 <w:rFonts w:ascii="Times New Roman" w:hAnsi="Times New Roman"/>
-                <w:kern w:val="0"/>
-                <w:sz w:val="20"/>
-                <w:szCs w:val="22"/>
-                <w:lang w:eastAsia="en-US" w:bidi="ar-SA"/>
+                <w:sz w:val="20"/>
               </w:rPr>
             </w:r>
           </w:p>
@@ -7956,10 +7814,7 @@
             <w:r>
               <w:rPr>
                 <w:rFonts w:ascii="Times New Roman" w:hAnsi="Times New Roman"/>
-                <w:kern w:val="0"/>
-                <w:sz w:val="20"/>
-                <w:szCs w:val="22"/>
-                <w:lang w:eastAsia="en-US" w:bidi="ar-SA"/>
+                <w:sz w:val="20"/>
               </w:rPr>
             </w:r>
           </w:p>
@@ -8023,10 +7878,7 @@
             <w:r>
               <w:rPr>
                 <w:rFonts w:ascii="Times New Roman" w:hAnsi="Times New Roman"/>
-                <w:kern w:val="0"/>
-                <w:sz w:val="20"/>
-                <w:szCs w:val="22"/>
-                <w:lang w:eastAsia="en-US" w:bidi="ar-SA"/>
+                <w:sz w:val="20"/>
               </w:rPr>
             </w:r>
           </w:p>
@@ -8407,10 +8259,7 @@
             <w:r>
               <w:rPr>
                 <w:rFonts w:ascii="Times New Roman" w:hAnsi="Times New Roman"/>
-                <w:kern w:val="0"/>
-                <w:sz w:val="20"/>
-                <w:szCs w:val="22"/>
-                <w:lang w:eastAsia="en-US" w:bidi="ar-SA"/>
+                <w:sz w:val="20"/>
               </w:rPr>
             </w:r>
           </w:p>
@@ -8468,10 +8317,7 @@
             <w:r>
               <w:rPr>
                 <w:rFonts w:ascii="Times New Roman" w:hAnsi="Times New Roman"/>
-                <w:kern w:val="0"/>
-                <w:sz w:val="20"/>
-                <w:szCs w:val="22"/>
-                <w:lang w:eastAsia="en-US" w:bidi="ar-SA"/>
+                <w:sz w:val="20"/>
               </w:rPr>
             </w:r>
           </w:p>
@@ -8575,10 +8421,8 @@
                 <w:i/>
                 <w:color w:val="FF0000"/>
                 <w:spacing w:val="-2"/>
-                <w:kern w:val="0"/>
-                <w:sz w:val="16"/>
-                <w:szCs w:val="16"/>
-                <w:lang w:eastAsia="en-US" w:bidi="ar-SA"/>
+                <w:sz w:val="16"/>
+                <w:szCs w:val="16"/>
               </w:rPr>
             </w:r>
           </w:p>
@@ -8700,10 +8544,7 @@
             <w:r>
               <w:rPr>
                 <w:rFonts w:ascii="Times New Roman" w:hAnsi="Times New Roman"/>
-                <w:kern w:val="0"/>
-                <w:sz w:val="20"/>
-                <w:szCs w:val="22"/>
-                <w:lang w:eastAsia="en-US" w:bidi="ar-SA"/>
+                <w:sz w:val="20"/>
               </w:rPr>
             </w:r>
           </w:p>
@@ -8870,10 +8711,7 @@
             <w:r>
               <w:rPr>
                 <w:rFonts w:ascii="Times New Roman" w:hAnsi="Times New Roman"/>
-                <w:kern w:val="0"/>
-                <w:sz w:val="20"/>
-                <w:szCs w:val="22"/>
-                <w:lang w:eastAsia="en-US" w:bidi="ar-SA"/>
+                <w:sz w:val="20"/>
               </w:rPr>
             </w:r>
           </w:p>
@@ -8939,10 +8777,7 @@
             <w:r>
               <w:rPr>
                 <w:rFonts w:ascii="Times New Roman" w:hAnsi="Times New Roman"/>
-                <w:kern w:val="0"/>
-                <w:sz w:val="20"/>
-                <w:szCs w:val="22"/>
-                <w:lang w:eastAsia="en-US" w:bidi="ar-SA"/>
+                <w:sz w:val="20"/>
               </w:rPr>
             </w:r>
           </w:p>
@@ -9016,10 +8851,7 @@
             <w:r>
               <w:rPr>
                 <w:rFonts w:ascii="Times New Roman" w:hAnsi="Times New Roman"/>
-                <w:kern w:val="0"/>
-                <w:sz w:val="20"/>
-                <w:szCs w:val="22"/>
-                <w:lang w:eastAsia="en-US" w:bidi="ar-SA"/>
+                <w:sz w:val="20"/>
               </w:rPr>
             </w:r>
           </w:p>
@@ -9366,10 +9198,7 @@
               <w:rPr>
                 <w:rFonts w:ascii="Cambria" w:hAnsi="Cambria"/>
                 <w:i/>
-                <w:kern w:val="0"/>
-                <w:sz w:val="20"/>
-                <w:szCs w:val="22"/>
-                <w:lang w:eastAsia="en-US" w:bidi="ar-SA"/>
+                <w:sz w:val="20"/>
               </w:rPr>
             </w:r>
           </w:p>
@@ -9427,10 +9256,7 @@
             <w:r>
               <w:rPr>
                 <w:rFonts w:ascii="Times New Roman" w:hAnsi="Times New Roman"/>
-                <w:kern w:val="0"/>
-                <w:sz w:val="20"/>
-                <w:szCs w:val="22"/>
-                <w:lang w:eastAsia="en-US" w:bidi="ar-SA"/>
+                <w:sz w:val="20"/>
               </w:rPr>
             </w:r>
           </w:p>
@@ -9489,10 +9315,7 @@
             <w:r>
               <w:rPr>
                 <w:rFonts w:ascii="Times New Roman" w:hAnsi="Times New Roman"/>
-                <w:kern w:val="0"/>
-                <w:sz w:val="20"/>
-                <w:szCs w:val="22"/>
-                <w:lang w:eastAsia="en-US" w:bidi="ar-SA"/>
+                <w:sz w:val="20"/>
               </w:rPr>
             </w:r>
           </w:p>
@@ -9558,10 +9381,7 @@
             <w:r>
               <w:rPr>
                 <w:rFonts w:ascii="Times New Roman" w:hAnsi="Times New Roman"/>
-                <w:kern w:val="0"/>
-                <w:sz w:val="20"/>
-                <w:szCs w:val="22"/>
-                <w:lang w:eastAsia="en-US" w:bidi="ar-SA"/>
+                <w:sz w:val="20"/>
               </w:rPr>
             </w:r>
           </w:p>
@@ -9934,10 +9754,7 @@
             <w:r>
               <w:rPr>
                 <w:rFonts w:eastAsia="Calibri" w:eastAsiaTheme="minorHAnsi"/>
-                <w:kern w:val="0"/>
                 <w:sz w:val="22"/>
-                <w:szCs w:val="22"/>
-                <w:lang w:eastAsia="en-US" w:bidi="ar-SA"/>
               </w:rPr>
             </w:r>
           </w:p>
@@ -9996,10 +9813,7 @@
             <w:r>
               <w:rPr>
                 <w:rFonts w:ascii="Times New Roman" w:hAnsi="Times New Roman"/>
-                <w:kern w:val="0"/>
-                <w:sz w:val="20"/>
-                <w:szCs w:val="22"/>
-                <w:lang w:eastAsia="en-US" w:bidi="ar-SA"/>
+                <w:sz w:val="20"/>
               </w:rPr>
             </w:r>
           </w:p>
@@ -11378,14 +11192,14 @@
     <w:p>
       <w:pPr>
         <w:pStyle w:val="NormalWeb"/>
-        <w:spacing w:before="280" w:after="280"/>
+        <w:spacing w:before="0" w:after="280"/>
         <w:ind w:left="142"/>
         <w:rPr/>
       </w:pPr>
       <w:r>
         <w:rPr/>
         <w:drawing>
-          <wp:anchor behindDoc="0" distT="0" distB="0" distL="0" distR="0" simplePos="0" locked="0" layoutInCell="0" allowOverlap="1" relativeHeight="34">
+          <wp:anchor behindDoc="0" distT="0" distB="0" distL="0" distR="0" simplePos="0" locked="0" layoutInCell="0" allowOverlap="1" relativeHeight="55">
             <wp:simplePos x="0" y="0"/>
             <wp:positionH relativeFrom="column">
               <wp:align>center</wp:align>
@@ -11396,7 +11210,7 @@
             <wp:extent cx="6325235" cy="8074660"/>
             <wp:effectExtent l="0" t="0" r="0" b="0"/>
             <wp:wrapSquare wrapText="largest"/>
-            <wp:docPr id="15" name="Image1" descr=""/>
+            <wp:docPr id="40" name="Image1" descr=""/>
             <wp:cNvGraphicFramePr>
               <a:graphicFrameLocks xmlns:a="http://schemas.openxmlformats.org/drawingml/2006/main" noChangeAspect="1"/>
             </wp:cNvGraphicFramePr>
@@ -11404,7 +11218,7 @@
               <a:graphicData uri="http://schemas.openxmlformats.org/drawingml/2006/picture">
                 <pic:pic xmlns:pic="http://schemas.openxmlformats.org/drawingml/2006/picture">
                   <pic:nvPicPr>
-                    <pic:cNvPr id="15" name="Image1" descr=""/>
+                    <pic:cNvPr id="40" name="Image1" descr=""/>
                     <pic:cNvPicPr>
                       <a:picLocks noChangeAspect="1" noChangeArrowheads="1"/>
                     </pic:cNvPicPr>
@@ -11475,9 +11289,325 @@
     <w:r>
       <w:rPr/>
       <mc:AlternateContent>
+        <mc:Choice Requires="wps">
+          <w:drawing>
+            <wp:anchor behindDoc="1" distT="0" distB="0" distL="0" distR="0" simplePos="0" locked="0" layoutInCell="0" allowOverlap="1" relativeHeight="24">
+              <wp:simplePos x="0" y="0"/>
+              <wp:positionH relativeFrom="page">
+                <wp:posOffset>467360</wp:posOffset>
+              </wp:positionH>
+              <wp:positionV relativeFrom="page">
+                <wp:posOffset>10213975</wp:posOffset>
+              </wp:positionV>
+              <wp:extent cx="3241675" cy="143510"/>
+              <wp:effectExtent l="0" t="0" r="0" b="0"/>
+              <wp:wrapNone/>
+              <wp:docPr id="1" name="Frame1"/>
+              <a:graphic xmlns:a="http://schemas.openxmlformats.org/drawingml/2006/main">
+                <a:graphicData uri="http://schemas.microsoft.com/office/word/2010/wordprocessingShape">
+                  <wps:wsp>
+                    <wps:cNvSpPr/>
+                    <wps:spPr>
+                      <a:xfrm>
+                        <a:off x="0" y="0"/>
+                        <a:ext cx="3241800" cy="143640"/>
+                      </a:xfrm>
+                      <a:prstGeom prst="rect">
+                        <a:avLst/>
+                      </a:prstGeom>
+                      <a:noFill/>
+                      <a:ln w="0">
+                        <a:noFill/>
+                      </a:ln>
+                    </wps:spPr>
+                    <wps:style>
+                      <a:lnRef idx="0"/>
+                      <a:fillRef idx="0"/>
+                      <a:effectRef idx="0"/>
+                      <a:fontRef idx="minor"/>
+                    </wps:style>
+                    <wps:txbx>
+                      <w:txbxContent>
+                        <w:p>
+                          <w:pPr>
+                            <w:pStyle w:val="FrameContents"/>
+                            <w:spacing w:before="13" w:after="0"/>
+                            <w:ind w:left="20"/>
+                            <w:rPr>
+                              <w:rFonts w:ascii="Arial" w:hAnsi="Arial"/>
+                              <w:i/>
+                              <w:i/>
+                              <w:sz w:val="16"/>
+                            </w:rPr>
+                          </w:pPr>
+                          <w:r>
+                            <w:rPr>
+                              <w:rFonts w:ascii="Arial" w:hAnsi="Arial"/>
+                              <w:i/>
+                              <w:color w:val="000000"/>
+                              <w:spacing w:val="-2"/>
+                              <w:sz w:val="16"/>
+                            </w:rPr>
+                            <w:t>Indicazioni</w:t>
+                          </w:r>
+                          <w:r>
+                            <w:rPr>
+                              <w:rFonts w:ascii="Arial" w:hAnsi="Arial"/>
+                              <w:i/>
+                              <w:color w:val="000000"/>
+                              <w:spacing w:val="-1"/>
+                              <w:sz w:val="16"/>
+                            </w:rPr>
+                            <w:t xml:space="preserve"> </w:t>
+                          </w:r>
+                          <w:r>
+                            <w:rPr>
+                              <w:rFonts w:ascii="Arial" w:hAnsi="Arial"/>
+                              <w:i/>
+                              <w:color w:val="000000"/>
+                              <w:spacing w:val="-2"/>
+                              <w:sz w:val="16"/>
+                            </w:rPr>
+                            <w:t>alimentari</w:t>
+                          </w:r>
+                        </w:p>
+                      </w:txbxContent>
+                    </wps:txbx>
+                    <wps:bodyPr lIns="0" rIns="0" tIns="0" bIns="0" anchor="t">
+                      <a:noAutofit/>
+                    </wps:bodyPr>
+                  </wps:wsp>
+                </a:graphicData>
+              </a:graphic>
+            </wp:anchor>
+          </w:drawing>
+        </mc:Choice>
+        <mc:Fallback>
+          <w:pict>
+            <v:rect id="shape_0" ID="Frame1" path="m0,0l-2147483645,0l-2147483645,-2147483646l0,-2147483646xe" fillcolor="white" stroked="f" o:allowincell="f" style="position:absolute;margin-left:36.8pt;margin-top:804.25pt;width:255.2pt;height:11.25pt;mso-wrap-style:square;v-text-anchor:top;mso-position-horizontal-relative:page;mso-position-vertical-relative:page">
+              <v:fill o:detectmouseclick="t" type="solid" color2="black" opacity="0"/>
+              <v:stroke color="#3465a4" joinstyle="round" endcap="flat"/>
+              <v:textbox>
+                <w:txbxContent>
+                  <w:p>
+                    <w:pPr>
+                      <w:pStyle w:val="FrameContents"/>
+                      <w:spacing w:before="13" w:after="0"/>
+                      <w:ind w:left="20"/>
+                      <w:rPr>
+                        <w:rFonts w:ascii="Arial" w:hAnsi="Arial"/>
+                        <w:i/>
+                        <w:i/>
+                        <w:sz w:val="16"/>
+                      </w:rPr>
+                    </w:pPr>
+                    <w:r>
+                      <w:rPr>
+                        <w:rFonts w:ascii="Arial" w:hAnsi="Arial"/>
+                        <w:i/>
+                        <w:color w:val="000000"/>
+                        <w:spacing w:val="-2"/>
+                        <w:sz w:val="16"/>
+                      </w:rPr>
+                      <w:t>Indicazioni</w:t>
+                    </w:r>
+                    <w:r>
+                      <w:rPr>
+                        <w:rFonts w:ascii="Arial" w:hAnsi="Arial"/>
+                        <w:i/>
+                        <w:color w:val="000000"/>
+                        <w:spacing w:val="-1"/>
+                        <w:sz w:val="16"/>
+                      </w:rPr>
+                      <w:t xml:space="preserve"> </w:t>
+                    </w:r>
+                    <w:r>
+                      <w:rPr>
+                        <w:rFonts w:ascii="Arial" w:hAnsi="Arial"/>
+                        <w:i/>
+                        <w:color w:val="000000"/>
+                        <w:spacing w:val="-2"/>
+                        <w:sz w:val="16"/>
+                      </w:rPr>
+                      <w:t>alimentari</w:t>
+                    </w:r>
+                  </w:p>
+                </w:txbxContent>
+              </v:textbox>
+              <w10:wrap type="none"/>
+            </v:rect>
+          </w:pict>
+        </mc:Fallback>
+      </mc:AlternateContent>
+      <mc:AlternateContent>
+        <mc:Choice Requires="wps">
+          <w:drawing>
+            <wp:anchor behindDoc="1" distT="0" distB="0" distL="0" distR="0" simplePos="0" locked="0" layoutInCell="0" allowOverlap="1" relativeHeight="45">
+              <wp:simplePos x="0" y="0"/>
+              <wp:positionH relativeFrom="page">
+                <wp:posOffset>6515100</wp:posOffset>
+              </wp:positionH>
+              <wp:positionV relativeFrom="page">
+                <wp:posOffset>10243820</wp:posOffset>
+              </wp:positionV>
+              <wp:extent cx="160020" cy="165735"/>
+              <wp:effectExtent l="0" t="0" r="0" b="0"/>
+              <wp:wrapNone/>
+              <wp:docPr id="2" name="Frame2"/>
+              <a:graphic xmlns:a="http://schemas.openxmlformats.org/drawingml/2006/main">
+                <a:graphicData uri="http://schemas.microsoft.com/office/word/2010/wordprocessingShape">
+                  <wps:wsp>
+                    <wps:cNvSpPr/>
+                    <wps:spPr>
+                      <a:xfrm>
+                        <a:off x="0" y="0"/>
+                        <a:ext cx="160200" cy="165600"/>
+                      </a:xfrm>
+                      <a:prstGeom prst="rect">
+                        <a:avLst/>
+                      </a:prstGeom>
+                      <a:noFill/>
+                      <a:ln w="0">
+                        <a:noFill/>
+                      </a:ln>
+                    </wps:spPr>
+                    <wps:style>
+                      <a:lnRef idx="0"/>
+                      <a:fillRef idx="0"/>
+                      <a:effectRef idx="0"/>
+                      <a:fontRef idx="minor"/>
+                    </wps:style>
+                    <wps:txbx>
+                      <w:txbxContent>
+                        <w:p>
+                          <w:pPr>
+                            <w:pStyle w:val="FrameContents"/>
+                            <w:spacing w:lineRule="exact" w:line="245"/>
+                            <w:ind w:left="60"/>
+                            <w:rPr>
+                              <w:sz w:val="22"/>
+                            </w:rPr>
+                          </w:pPr>
+                          <w:r>
+                            <w:rPr>
+                              <w:color w:val="000000"/>
+                              <w:spacing w:val="-10"/>
+                              <w:sz w:val="22"/>
+                            </w:rPr>
+                            <w:fldChar w:fldCharType="begin"/>
+                          </w:r>
+                          <w:r>
+                            <w:rPr>
+                              <w:sz w:val="22"/>
+                              <w:spacing w:val="-10"/>
+                              <w:color w:val="000000"/>
+                            </w:rPr>
+                            <w:instrText xml:space="preserve"> PAGE </w:instrText>
+                          </w:r>
+                          <w:r>
+                            <w:rPr>
+                              <w:sz w:val="22"/>
+                              <w:spacing w:val="-10"/>
+                              <w:color w:val="000000"/>
+                            </w:rPr>
+                            <w:fldChar w:fldCharType="separate"/>
+                          </w:r>
+                          <w:r>
+                            <w:rPr>
+                              <w:sz w:val="22"/>
+                              <w:spacing w:val="-10"/>
+                              <w:color w:val="000000"/>
+                            </w:rPr>
+                            <w:t>3</w:t>
+                          </w:r>
+                          <w:r>
+                            <w:rPr>
+                              <w:sz w:val="22"/>
+                              <w:spacing w:val="-10"/>
+                              <w:color w:val="000000"/>
+                            </w:rPr>
+                            <w:fldChar w:fldCharType="end"/>
+                          </w:r>
+                        </w:p>
+                      </w:txbxContent>
+                    </wps:txbx>
+                    <wps:bodyPr lIns="0" rIns="0" tIns="0" bIns="0" anchor="t">
+                      <a:noAutofit/>
+                    </wps:bodyPr>
+                  </wps:wsp>
+                </a:graphicData>
+              </a:graphic>
+            </wp:anchor>
+          </w:drawing>
+        </mc:Choice>
+        <mc:Fallback>
+          <w:pict>
+            <v:rect id="shape_0" ID="Frame2" path="m0,0l-2147483645,0l-2147483645,-2147483646l0,-2147483646xe" fillcolor="white" stroked="f" o:allowincell="f" style="position:absolute;margin-left:513pt;margin-top:806.6pt;width:12.55pt;height:13pt;mso-wrap-style:square;v-text-anchor:top;mso-position-horizontal-relative:page;mso-position-vertical-relative:page">
+              <v:fill o:detectmouseclick="t" type="solid" color2="black" opacity="0"/>
+              <v:stroke color="#3465a4" joinstyle="round" endcap="flat"/>
+              <v:textbox>
+                <w:txbxContent>
+                  <w:p>
+                    <w:pPr>
+                      <w:pStyle w:val="FrameContents"/>
+                      <w:spacing w:lineRule="exact" w:line="245"/>
+                      <w:ind w:left="60"/>
+                      <w:rPr>
+                        <w:sz w:val="22"/>
+                      </w:rPr>
+                    </w:pPr>
+                    <w:r>
+                      <w:rPr>
+                        <w:color w:val="000000"/>
+                        <w:spacing w:val="-10"/>
+                        <w:sz w:val="22"/>
+                      </w:rPr>
+                      <w:fldChar w:fldCharType="begin"/>
+                    </w:r>
+                    <w:r>
+                      <w:rPr>
+                        <w:sz w:val="22"/>
+                        <w:spacing w:val="-10"/>
+                        <w:color w:val="000000"/>
+                      </w:rPr>
+                      <w:instrText xml:space="preserve"> PAGE </w:instrText>
+                    </w:r>
+                    <w:r>
+                      <w:rPr>
+                        <w:sz w:val="22"/>
+                        <w:spacing w:val="-10"/>
+                        <w:color w:val="000000"/>
+                      </w:rPr>
+                      <w:fldChar w:fldCharType="separate"/>
+                    </w:r>
+                    <w:r>
+                      <w:rPr>
+                        <w:sz w:val="22"/>
+                        <w:spacing w:val="-10"/>
+                        <w:color w:val="000000"/>
+                      </w:rPr>
+                      <w:t>3</w:t>
+                    </w:r>
+                    <w:r>
+                      <w:rPr>
+                        <w:sz w:val="22"/>
+                        <w:spacing w:val="-10"/>
+                        <w:color w:val="000000"/>
+                      </w:rPr>
+                      <w:fldChar w:fldCharType="end"/>
+                    </w:r>
+                  </w:p>
+                </w:txbxContent>
+              </v:textbox>
+              <w10:wrap type="none"/>
+            </v:rect>
+          </w:pict>
+        </mc:Fallback>
+      </mc:AlternateContent>
+      <mc:AlternateContent>
         <mc:Choice Requires="wpg">
           <w:drawing>
-            <wp:anchor behindDoc="1" distT="0" distB="0" distL="114300" distR="114300" simplePos="0" locked="0" layoutInCell="0" allowOverlap="1" relativeHeight="22">
+            <wp:anchor behindDoc="1" distT="0" distB="0" distL="0" distR="0" simplePos="0" locked="0" layoutInCell="0" allowOverlap="1" relativeHeight="61">
               <wp:simplePos x="0" y="0"/>
               <wp:positionH relativeFrom="page">
                 <wp:posOffset>396240</wp:posOffset>
@@ -11488,7 +11618,7 @@
               <wp:extent cx="6758940" cy="267970"/>
               <wp:effectExtent l="0" t="0" r="0" b="0"/>
               <wp:wrapNone/>
-              <wp:docPr id="1" name=""/>
+              <wp:docPr id="3" name="Shape1"/>
               <a:graphic xmlns:a="http://schemas.openxmlformats.org/drawingml/2006/main">
                 <a:graphicData uri="http://schemas.microsoft.com/office/word/2010/wordprocessingGroup">
                   <wpg:wgp>
@@ -11502,17 +11632,23 @@
                       </a:xfrm>
                     </wpg:grpSpPr>
                     <wps:wsp>
+                      <wps:cNvPr id="4" name=""/>
                       <wps:cNvSpPr/>
                       <wps:spPr>
                         <a:xfrm>
-                          <a:off x="6090120" y="5760"/>
-                          <a:ext cx="668520" cy="262080"/>
+                          <a:off x="6090840" y="5760"/>
+                          <a:ext cx="668160" cy="262080"/>
                         </a:xfrm>
                         <a:custGeom>
                           <a:avLst/>
-                          <a:gdLst/>
+                          <a:gdLst>
+                            <a:gd name="textAreaLeft" fmla="*/ 0 w 378720"/>
+                            <a:gd name="textAreaRight" fmla="*/ 379080 w 378720"/>
+                            <a:gd name="textAreaTop" fmla="*/ 0 h 148680"/>
+                            <a:gd name="textAreaBottom" fmla="*/ 149040 h 148680"/>
+                          </a:gdLst>
                           <a:ahLst/>
-                          <a:rect l="0" t="0" r="r" b="b"/>
+                          <a:rect l="textAreaLeft" t="textAreaTop" r="textAreaRight" b="textAreaBottom"/>
                           <a:pathLst>
                             <a:path w="1857" h="728">
                               <a:moveTo>
@@ -11541,9 +11677,16 @@
                           <a:noFill/>
                         </a:ln>
                       </wps:spPr>
+                      <wps:style>
+                        <a:lnRef idx="0"/>
+                        <a:fillRef idx="0"/>
+                        <a:effectRef idx="0"/>
+                        <a:fontRef idx="minor"/>
+                      </wps:style>
                       <wps:bodyPr/>
                     </wps:wsp>
                     <wps:wsp>
+                      <wps:cNvPr id="5" name=""/>
                       <wps:cNvSpPr/>
                       <wps:spPr>
                         <a:xfrm>
@@ -11552,9 +11695,14 @@
                         </a:xfrm>
                         <a:custGeom>
                           <a:avLst/>
-                          <a:gdLst/>
+                          <a:gdLst>
+                            <a:gd name="textAreaLeft" fmla="*/ 0 w 3448080"/>
+                            <a:gd name="textAreaRight" fmla="*/ 3448440 w 3448080"/>
+                            <a:gd name="textAreaTop" fmla="*/ 0 h 360"/>
+                            <a:gd name="textAreaBottom" fmla="*/ 720 h 360"/>
+                          </a:gdLst>
                           <a:ahLst/>
-                          <a:rect l="0" t="0" r="r" b="b"/>
+                          <a:rect l="textAreaLeft" t="textAreaTop" r="textAreaRight" b="textAreaBottom"/>
                           <a:pathLst>
                             <a:path w="16895" h="2">
                               <a:moveTo>
@@ -11583,20 +11731,32 @@
                           <a:noFill/>
                         </a:ln>
                       </wps:spPr>
+                      <wps:style>
+                        <a:lnRef idx="0"/>
+                        <a:fillRef idx="0"/>
+                        <a:effectRef idx="0"/>
+                        <a:fontRef idx="minor"/>
+                      </wps:style>
                       <wps:bodyPr/>
                     </wps:wsp>
                     <wps:wsp>
+                      <wps:cNvPr id="6" name=""/>
                       <wps:cNvSpPr/>
                       <wps:spPr>
                         <a:xfrm>
-                          <a:off x="6090120" y="5760"/>
-                          <a:ext cx="720" cy="37440"/>
+                          <a:off x="6090840" y="5760"/>
+                          <a:ext cx="720" cy="36720"/>
                         </a:xfrm>
                         <a:custGeom>
                           <a:avLst/>
-                          <a:gdLst/>
+                          <a:gdLst>
+                            <a:gd name="textAreaLeft" fmla="*/ 0 w 360"/>
+                            <a:gd name="textAreaRight" fmla="*/ 720 w 360"/>
+                            <a:gd name="textAreaTop" fmla="*/ 0 h 20880"/>
+                            <a:gd name="textAreaBottom" fmla="*/ 21240 h 20880"/>
+                          </a:gdLst>
                           <a:ahLst/>
-                          <a:rect l="0" t="0" r="r" b="b"/>
+                          <a:rect l="textAreaLeft" t="textAreaTop" r="textAreaRight" b="textAreaBottom"/>
                           <a:pathLst>
                             <a:path w="2" h="104">
                               <a:moveTo>
@@ -11625,20 +11785,32 @@
                           <a:noFill/>
                         </a:ln>
                       </wps:spPr>
+                      <wps:style>
+                        <a:lnRef idx="0"/>
+                        <a:fillRef idx="0"/>
+                        <a:effectRef idx="0"/>
+                        <a:fontRef idx="minor"/>
+                      </wps:style>
                       <wps:bodyPr/>
                     </wps:wsp>
                     <wps:wsp>
+                      <wps:cNvPr id="7" name=""/>
                       <wps:cNvSpPr/>
                       <wps:spPr>
                         <a:xfrm>
-                          <a:off x="6090120" y="0"/>
-                          <a:ext cx="667440" cy="720"/>
+                          <a:off x="6090840" y="0"/>
+                          <a:ext cx="666720" cy="720"/>
                         </a:xfrm>
                         <a:custGeom>
                           <a:avLst/>
-                          <a:gdLst/>
+                          <a:gdLst>
+                            <a:gd name="textAreaLeft" fmla="*/ 0 w 378000"/>
+                            <a:gd name="textAreaRight" fmla="*/ 378360 w 378000"/>
+                            <a:gd name="textAreaTop" fmla="*/ 0 h 360"/>
+                            <a:gd name="textAreaBottom" fmla="*/ 720 h 360"/>
+                          </a:gdLst>
                           <a:ahLst/>
-                          <a:rect l="0" t="0" r="r" b="b"/>
+                          <a:rect l="textAreaLeft" t="textAreaTop" r="textAreaRight" b="textAreaBottom"/>
                           <a:pathLst>
                             <a:path w="1854" h="2">
                               <a:moveTo>
@@ -11667,20 +11839,32 @@
                           <a:noFill/>
                         </a:ln>
                       </wps:spPr>
+                      <wps:style>
+                        <a:lnRef idx="0"/>
+                        <a:fillRef idx="0"/>
+                        <a:effectRef idx="0"/>
+                        <a:fontRef idx="minor"/>
+                      </wps:style>
                       <wps:bodyPr/>
                     </wps:wsp>
                     <wps:wsp>
+                      <wps:cNvPr id="8" name=""/>
                       <wps:cNvSpPr/>
                       <wps:spPr>
                         <a:xfrm>
-                          <a:off x="6090120" y="230400"/>
-                          <a:ext cx="667440" cy="37440"/>
+                          <a:off x="6090840" y="231120"/>
+                          <a:ext cx="666720" cy="36720"/>
                         </a:xfrm>
                         <a:custGeom>
                           <a:avLst/>
-                          <a:gdLst/>
+                          <a:gdLst>
+                            <a:gd name="textAreaLeft" fmla="*/ 0 w 378000"/>
+                            <a:gd name="textAreaRight" fmla="*/ 378360 w 378000"/>
+                            <a:gd name="textAreaTop" fmla="*/ 0 h 20880"/>
+                            <a:gd name="textAreaBottom" fmla="*/ 21240 h 20880"/>
+                          </a:gdLst>
                           <a:ahLst/>
-                          <a:rect l="0" t="0" r="r" b="b"/>
+                          <a:rect l="textAreaLeft" t="textAreaTop" r="textAreaRight" b="textAreaBottom"/>
                           <a:pathLst>
                             <a:path w="1854" h="104">
                               <a:moveTo>
@@ -11709,6 +11893,12 @@
                           <a:noFill/>
                         </a:ln>
                       </wps:spPr>
+                      <wps:style>
+                        <a:lnRef idx="0"/>
+                        <a:fillRef idx="0"/>
+                        <a:effectRef idx="0"/>
+                        <a:fontRef idx="minor"/>
+                      </wps:style>
                       <wps:bodyPr/>
                     </wps:wsp>
                   </wpg:wgp>
@@ -11719,42 +11909,29 @@
         </mc:Choice>
         <mc:Fallback>
           <w:pict>
-            <v:group id="shape_0" style="position:absolute;margin-left:31.2pt;margin-top:800.8pt;width:532.15pt;height:21.05pt" coordorigin="624,16016" coordsize="10643,421">
-              <v:shape id="shape_0" ID="Figura a mano libera: forma 2" coordsize="1858,729" path="m1857,0l0,0l0,728l1857,728l1857,0e" fillcolor="#bdbdbd" stroked="f" o:allowincell="f" style="position:absolute;left:10215;top:16024;width:1052;height:412;mso-wrap-style:none;v-text-anchor:middle;mso-position-horizontal-relative:page;mso-position-vertical-relative:page">
-                <v:fill o:detectmouseclick="t" type="solid" color2="#424242"/>
-                <v:stroke color="#3465a4" joinstyle="round" endcap="flat"/>
-                <w10:wrap type="none"/>
-              </v:shape>
-              <v:shape id="shape_0" ID="Figura a mano libera: forma 3" coordsize="16896,3" path="m16895,0l0,0l0,2l16895,2l16895,0e" fillcolor="black" stroked="f" o:allowincell="f" style="position:absolute;left:624;top:16015;width:9577;height:0;mso-wrap-style:none;v-text-anchor:middle;mso-position-horizontal-relative:page;mso-position-vertical-relative:page">
-                <v:fill o:detectmouseclick="t" type="solid" color2="white"/>
-                <v:stroke color="#3465a4" joinstyle="round" endcap="flat"/>
-                <w10:wrap type="none"/>
-              </v:shape>
-              <v:shape id="shape_0" ID="Figura a mano libera: forma 4" coordsize="3,105" path="m2,0l0,0l0,104l2,104l2,0e" fillcolor="#bdbdbd" stroked="f" o:allowincell="f" style="position:absolute;left:10215;top:16024;width:0;height:58;mso-wrap-style:none;v-text-anchor:middle;mso-position-horizontal-relative:page;mso-position-vertical-relative:page">
-                <v:fill o:detectmouseclick="t" type="solid" color2="#424242"/>
-                <v:stroke color="#3465a4" joinstyle="round" endcap="flat"/>
-                <w10:wrap type="none"/>
-              </v:shape>
-              <v:shape id="shape_0" ID="Figura a mano libera: forma 5" coordsize="1855,3" path="m0,2l1854,2l1854,0l0,0l0,2e" fillcolor="black" stroked="f" o:allowincell="f" style="position:absolute;left:10215;top:16015;width:1050;height:0;mso-wrap-style:none;v-text-anchor:middle;mso-position-horizontal-relative:page;mso-position-vertical-relative:page">
-                <v:fill o:detectmouseclick="t" type="solid" color2="white"/>
-                <v:stroke color="#3465a4" joinstyle="round" endcap="flat"/>
-                <w10:wrap type="none"/>
-              </v:shape>
-              <v:shape id="shape_0" ID="Figura a mano libera: forma 6" coordsize="1855,105" path="m1854,0l0,0l0,104l1854,104l1854,0e" fillcolor="#bdbdbd" stroked="f" o:allowincell="f" style="position:absolute;left:10215;top:16378;width:1050;height:58;mso-wrap-style:none;v-text-anchor:middle;mso-position-horizontal-relative:page;mso-position-vertical-relative:page">
-                <v:fill o:detectmouseclick="t" type="solid" color2="#424242"/>
-                <v:stroke color="#3465a4" joinstyle="round" endcap="flat"/>
-                <w10:wrap type="none"/>
-              </v:shape>
-            </v:group>
+            <v:group id="shape_0" alt="Shape1" style="position:absolute;margin-left:31.2pt;margin-top:800.75pt;width:532.2pt;height:21.1pt" coordorigin="624,16015" coordsize="10644,422"/>
           </w:pict>
         </mc:Fallback>
       </mc:AlternateContent>
     </w:r>
+  </w:p>
+</w:ftr>
+</file>
+
+<file path=word/footer3.xml><?xml version="1.0" encoding="utf-8"?>
+<w:ftr xmlns:o="urn:schemas-microsoft-com:office:office" xmlns:r="http://schemas.openxmlformats.org/officeDocument/2006/relationships" xmlns:v="urn:schemas-microsoft-com:vml" xmlns:w="http://schemas.openxmlformats.org/wordprocessingml/2006/main" xmlns:w10="urn:schemas-microsoft-com:office:word" xmlns:wp="http://schemas.openxmlformats.org/drawingml/2006/wordprocessingDrawing" xmlns:wps="http://schemas.microsoft.com/office/word/2010/wordprocessingShape" xmlns:wpg="http://schemas.microsoft.com/office/word/2010/wordprocessingGroup" xmlns:mc="http://schemas.openxmlformats.org/markup-compatibility/2006" xmlns:wp14="http://schemas.microsoft.com/office/word/2010/wordprocessingDrawing" xmlns:w14="http://schemas.microsoft.com/office/word/2010/wordml" xmlns:w15="http://schemas.microsoft.com/office/word/2012/wordml" mc:Ignorable="w14 wp14 w15">
+  <w:p>
+    <w:pPr>
+      <w:pStyle w:val="BodyText"/>
+      <w:spacing w:lineRule="atLeast" w:line="0"/>
+      <w:rPr/>
+    </w:pPr>
     <w:r>
+      <w:rPr/>
       <mc:AlternateContent>
         <mc:Choice Requires="wps">
           <w:drawing>
-            <wp:anchor behindDoc="1" distT="0" distB="0" distL="0" distR="0" simplePos="0" locked="0" layoutInCell="0" allowOverlap="1" relativeHeight="10">
+            <wp:anchor behindDoc="1" distT="0" distB="0" distL="0" distR="0" simplePos="0" locked="0" layoutInCell="0" allowOverlap="1" relativeHeight="24">
               <wp:simplePos x="0" y="0"/>
               <wp:positionH relativeFrom="page">
                 <wp:posOffset>467360</wp:posOffset>
@@ -11765,23 +11942,670 @@
               <wp:extent cx="3241675" cy="143510"/>
               <wp:effectExtent l="0" t="0" r="0" b="0"/>
               <wp:wrapNone/>
-              <wp:docPr id="2" name="Frame1"/>
+              <wp:docPr id="9" name="Frame1"/>
               <a:graphic xmlns:a="http://schemas.openxmlformats.org/drawingml/2006/main">
                 <a:graphicData uri="http://schemas.microsoft.com/office/word/2010/wordprocessingShape">
                   <wps:wsp>
-                    <wps:cNvSpPr txBox="1"/>
+                    <wps:cNvSpPr/>
                     <wps:spPr>
                       <a:xfrm>
                         <a:off x="0" y="0"/>
-                        <a:ext cx="3241675" cy="143510"/>
+                        <a:ext cx="3241800" cy="143640"/>
                       </a:xfrm>
-                      <a:prstGeom prst="rect"/>
-                      <a:solidFill>
-                        <a:srgbClr val="FFFFFF">
-                          <a:alpha val="0"/>
-                        </a:srgbClr>
-                      </a:solidFill>
+                      <a:prstGeom prst="rect">
+                        <a:avLst/>
+                      </a:prstGeom>
+                      <a:noFill/>
+                      <a:ln w="0">
+                        <a:noFill/>
+                      </a:ln>
                     </wps:spPr>
+                    <wps:style>
+                      <a:lnRef idx="0"/>
+                      <a:fillRef idx="0"/>
+                      <a:effectRef idx="0"/>
+                      <a:fontRef idx="minor"/>
+                    </wps:style>
+                    <wps:txbx>
+                      <w:txbxContent>
+                        <w:p>
+                          <w:pPr>
+                            <w:pStyle w:val="FrameContents"/>
+                            <w:spacing w:before="13" w:after="0"/>
+                            <w:ind w:left="20"/>
+                            <w:rPr>
+                              <w:rFonts w:ascii="Arial" w:hAnsi="Arial"/>
+                              <w:i/>
+                              <w:i/>
+                              <w:sz w:val="16"/>
+                            </w:rPr>
+                          </w:pPr>
+                          <w:r>
+                            <w:rPr>
+                              <w:rFonts w:ascii="Arial" w:hAnsi="Arial"/>
+                              <w:i/>
+                              <w:color w:val="000000"/>
+                              <w:spacing w:val="-2"/>
+                              <w:sz w:val="16"/>
+                            </w:rPr>
+                            <w:t>Indicazioni</w:t>
+                          </w:r>
+                          <w:r>
+                            <w:rPr>
+                              <w:rFonts w:ascii="Arial" w:hAnsi="Arial"/>
+                              <w:i/>
+                              <w:color w:val="000000"/>
+                              <w:spacing w:val="-1"/>
+                              <w:sz w:val="16"/>
+                            </w:rPr>
+                            <w:t xml:space="preserve"> </w:t>
+                          </w:r>
+                          <w:r>
+                            <w:rPr>
+                              <w:rFonts w:ascii="Arial" w:hAnsi="Arial"/>
+                              <w:i/>
+                              <w:color w:val="000000"/>
+                              <w:spacing w:val="-2"/>
+                              <w:sz w:val="16"/>
+                            </w:rPr>
+                            <w:t>alimentari</w:t>
+                          </w:r>
+                        </w:p>
+                      </w:txbxContent>
+                    </wps:txbx>
+                    <wps:bodyPr lIns="0" rIns="0" tIns="0" bIns="0" anchor="t">
+                      <a:noAutofit/>
+                    </wps:bodyPr>
+                  </wps:wsp>
+                </a:graphicData>
+              </a:graphic>
+            </wp:anchor>
+          </w:drawing>
+        </mc:Choice>
+        <mc:Fallback>
+          <w:pict>
+            <v:rect id="shape_0" ID="Frame1" path="m0,0l-2147483645,0l-2147483645,-2147483646l0,-2147483646xe" fillcolor="white" stroked="f" o:allowincell="f" style="position:absolute;margin-left:36.8pt;margin-top:804.25pt;width:255.2pt;height:11.25pt;mso-wrap-style:square;v-text-anchor:top;mso-position-horizontal-relative:page;mso-position-vertical-relative:page">
+              <v:fill o:detectmouseclick="t" type="solid" color2="black" opacity="0"/>
+              <v:stroke color="#3465a4" joinstyle="round" endcap="flat"/>
+              <v:textbox>
+                <w:txbxContent>
+                  <w:p>
+                    <w:pPr>
+                      <w:pStyle w:val="FrameContents"/>
+                      <w:spacing w:before="13" w:after="0"/>
+                      <w:ind w:left="20"/>
+                      <w:rPr>
+                        <w:rFonts w:ascii="Arial" w:hAnsi="Arial"/>
+                        <w:i/>
+                        <w:i/>
+                        <w:sz w:val="16"/>
+                      </w:rPr>
+                    </w:pPr>
+                    <w:r>
+                      <w:rPr>
+                        <w:rFonts w:ascii="Arial" w:hAnsi="Arial"/>
+                        <w:i/>
+                        <w:color w:val="000000"/>
+                        <w:spacing w:val="-2"/>
+                        <w:sz w:val="16"/>
+                      </w:rPr>
+                      <w:t>Indicazioni</w:t>
+                    </w:r>
+                    <w:r>
+                      <w:rPr>
+                        <w:rFonts w:ascii="Arial" w:hAnsi="Arial"/>
+                        <w:i/>
+                        <w:color w:val="000000"/>
+                        <w:spacing w:val="-1"/>
+                        <w:sz w:val="16"/>
+                      </w:rPr>
+                      <w:t xml:space="preserve"> </w:t>
+                    </w:r>
+                    <w:r>
+                      <w:rPr>
+                        <w:rFonts w:ascii="Arial" w:hAnsi="Arial"/>
+                        <w:i/>
+                        <w:color w:val="000000"/>
+                        <w:spacing w:val="-2"/>
+                        <w:sz w:val="16"/>
+                      </w:rPr>
+                      <w:t>alimentari</w:t>
+                    </w:r>
+                  </w:p>
+                </w:txbxContent>
+              </v:textbox>
+              <w10:wrap type="none"/>
+            </v:rect>
+          </w:pict>
+        </mc:Fallback>
+      </mc:AlternateContent>
+      <mc:AlternateContent>
+        <mc:Choice Requires="wps">
+          <w:drawing>
+            <wp:anchor behindDoc="1" distT="0" distB="0" distL="0" distR="0" simplePos="0" locked="0" layoutInCell="0" allowOverlap="1" relativeHeight="45">
+              <wp:simplePos x="0" y="0"/>
+              <wp:positionH relativeFrom="page">
+                <wp:posOffset>6515100</wp:posOffset>
+              </wp:positionH>
+              <wp:positionV relativeFrom="page">
+                <wp:posOffset>10243820</wp:posOffset>
+              </wp:positionV>
+              <wp:extent cx="160020" cy="165735"/>
+              <wp:effectExtent l="0" t="0" r="0" b="0"/>
+              <wp:wrapNone/>
+              <wp:docPr id="10" name="Frame2"/>
+              <a:graphic xmlns:a="http://schemas.openxmlformats.org/drawingml/2006/main">
+                <a:graphicData uri="http://schemas.microsoft.com/office/word/2010/wordprocessingShape">
+                  <wps:wsp>
+                    <wps:cNvSpPr/>
+                    <wps:spPr>
+                      <a:xfrm>
+                        <a:off x="0" y="0"/>
+                        <a:ext cx="160200" cy="165600"/>
+                      </a:xfrm>
+                      <a:prstGeom prst="rect">
+                        <a:avLst/>
+                      </a:prstGeom>
+                      <a:noFill/>
+                      <a:ln w="0">
+                        <a:noFill/>
+                      </a:ln>
+                    </wps:spPr>
+                    <wps:style>
+                      <a:lnRef idx="0"/>
+                      <a:fillRef idx="0"/>
+                      <a:effectRef idx="0"/>
+                      <a:fontRef idx="minor"/>
+                    </wps:style>
+                    <wps:txbx>
+                      <w:txbxContent>
+                        <w:p>
+                          <w:pPr>
+                            <w:pStyle w:val="FrameContents"/>
+                            <w:spacing w:lineRule="exact" w:line="245"/>
+                            <w:ind w:left="60"/>
+                            <w:rPr>
+                              <w:sz w:val="22"/>
+                            </w:rPr>
+                          </w:pPr>
+                          <w:r>
+                            <w:rPr>
+                              <w:color w:val="000000"/>
+                              <w:spacing w:val="-10"/>
+                              <w:sz w:val="22"/>
+                            </w:rPr>
+                            <w:fldChar w:fldCharType="begin"/>
+                          </w:r>
+                          <w:r>
+                            <w:rPr>
+                              <w:sz w:val="22"/>
+                              <w:spacing w:val="-10"/>
+                              <w:color w:val="000000"/>
+                            </w:rPr>
+                            <w:instrText xml:space="preserve"> PAGE </w:instrText>
+                          </w:r>
+                          <w:r>
+                            <w:rPr>
+                              <w:sz w:val="22"/>
+                              <w:spacing w:val="-10"/>
+                              <w:color w:val="000000"/>
+                            </w:rPr>
+                            <w:fldChar w:fldCharType="separate"/>
+                          </w:r>
+                          <w:r>
+                            <w:rPr>
+                              <w:sz w:val="22"/>
+                              <w:spacing w:val="-10"/>
+                              <w:color w:val="000000"/>
+                            </w:rPr>
+                            <w:t>3</w:t>
+                          </w:r>
+                          <w:r>
+                            <w:rPr>
+                              <w:sz w:val="22"/>
+                              <w:spacing w:val="-10"/>
+                              <w:color w:val="000000"/>
+                            </w:rPr>
+                            <w:fldChar w:fldCharType="end"/>
+                          </w:r>
+                        </w:p>
+                      </w:txbxContent>
+                    </wps:txbx>
+                    <wps:bodyPr lIns="0" rIns="0" tIns="0" bIns="0" anchor="t">
+                      <a:noAutofit/>
+                    </wps:bodyPr>
+                  </wps:wsp>
+                </a:graphicData>
+              </a:graphic>
+            </wp:anchor>
+          </w:drawing>
+        </mc:Choice>
+        <mc:Fallback>
+          <w:pict>
+            <v:rect id="shape_0" ID="Frame2" path="m0,0l-2147483645,0l-2147483645,-2147483646l0,-2147483646xe" fillcolor="white" stroked="f" o:allowincell="f" style="position:absolute;margin-left:513pt;margin-top:806.6pt;width:12.55pt;height:13pt;mso-wrap-style:square;v-text-anchor:top;mso-position-horizontal-relative:page;mso-position-vertical-relative:page">
+              <v:fill o:detectmouseclick="t" type="solid" color2="black" opacity="0"/>
+              <v:stroke color="#3465a4" joinstyle="round" endcap="flat"/>
+              <v:textbox>
+                <w:txbxContent>
+                  <w:p>
+                    <w:pPr>
+                      <w:pStyle w:val="FrameContents"/>
+                      <w:spacing w:lineRule="exact" w:line="245"/>
+                      <w:ind w:left="60"/>
+                      <w:rPr>
+                        <w:sz w:val="22"/>
+                      </w:rPr>
+                    </w:pPr>
+                    <w:r>
+                      <w:rPr>
+                        <w:color w:val="000000"/>
+                        <w:spacing w:val="-10"/>
+                        <w:sz w:val="22"/>
+                      </w:rPr>
+                      <w:fldChar w:fldCharType="begin"/>
+                    </w:r>
+                    <w:r>
+                      <w:rPr>
+                        <w:sz w:val="22"/>
+                        <w:spacing w:val="-10"/>
+                        <w:color w:val="000000"/>
+                      </w:rPr>
+                      <w:instrText xml:space="preserve"> PAGE </w:instrText>
+                    </w:r>
+                    <w:r>
+                      <w:rPr>
+                        <w:sz w:val="22"/>
+                        <w:spacing w:val="-10"/>
+                        <w:color w:val="000000"/>
+                      </w:rPr>
+                      <w:fldChar w:fldCharType="separate"/>
+                    </w:r>
+                    <w:r>
+                      <w:rPr>
+                        <w:sz w:val="22"/>
+                        <w:spacing w:val="-10"/>
+                        <w:color w:val="000000"/>
+                      </w:rPr>
+                      <w:t>3</w:t>
+                    </w:r>
+                    <w:r>
+                      <w:rPr>
+                        <w:sz w:val="22"/>
+                        <w:spacing w:val="-10"/>
+                        <w:color w:val="000000"/>
+                      </w:rPr>
+                      <w:fldChar w:fldCharType="end"/>
+                    </w:r>
+                  </w:p>
+                </w:txbxContent>
+              </v:textbox>
+              <w10:wrap type="none"/>
+            </v:rect>
+          </w:pict>
+        </mc:Fallback>
+      </mc:AlternateContent>
+      <mc:AlternateContent>
+        <mc:Choice Requires="wpg">
+          <w:drawing>
+            <wp:anchor behindDoc="1" distT="0" distB="0" distL="0" distR="0" simplePos="0" locked="0" layoutInCell="0" allowOverlap="1" relativeHeight="61">
+              <wp:simplePos x="0" y="0"/>
+              <wp:positionH relativeFrom="page">
+                <wp:posOffset>396240</wp:posOffset>
+              </wp:positionH>
+              <wp:positionV relativeFrom="page">
+                <wp:posOffset>10169525</wp:posOffset>
+              </wp:positionV>
+              <wp:extent cx="6758940" cy="267970"/>
+              <wp:effectExtent l="0" t="0" r="0" b="0"/>
+              <wp:wrapNone/>
+              <wp:docPr id="11" name="Shape1"/>
+              <a:graphic xmlns:a="http://schemas.openxmlformats.org/drawingml/2006/main">
+                <a:graphicData uri="http://schemas.microsoft.com/office/word/2010/wordprocessingGroup">
+                  <wpg:wgp>
+                    <wpg:cNvGrpSpPr/>
+                    <wpg:grpSpPr>
+                      <a:xfrm>
+                        <a:off x="0" y="0"/>
+                        <a:ext cx="6759000" cy="267840"/>
+                        <a:chOff x="0" y="0"/>
+                        <a:chExt cx="6759000" cy="267840"/>
+                      </a:xfrm>
+                    </wpg:grpSpPr>
+                    <wps:wsp>
+                      <wps:cNvPr id="12" name=""/>
+                      <wps:cNvSpPr/>
+                      <wps:spPr>
+                        <a:xfrm>
+                          <a:off x="6090840" y="5760"/>
+                          <a:ext cx="668160" cy="262080"/>
+                        </a:xfrm>
+                        <a:custGeom>
+                          <a:avLst/>
+                          <a:gdLst>
+                            <a:gd name="textAreaLeft" fmla="*/ 0 w 378720"/>
+                            <a:gd name="textAreaRight" fmla="*/ 379080 w 378720"/>
+                            <a:gd name="textAreaTop" fmla="*/ 0 h 148680"/>
+                            <a:gd name="textAreaBottom" fmla="*/ 149040 h 148680"/>
+                          </a:gdLst>
+                          <a:ahLst/>
+                          <a:rect l="textAreaLeft" t="textAreaTop" r="textAreaRight" b="textAreaBottom"/>
+                          <a:pathLst>
+                            <a:path w="1857" h="728">
+                              <a:moveTo>
+                                <a:pt x="1857" y="1"/>
+                              </a:moveTo>
+                              <a:lnTo>
+                                <a:pt x="0" y="1"/>
+                              </a:lnTo>
+                              <a:lnTo>
+                                <a:pt x="0" y="729"/>
+                              </a:lnTo>
+                              <a:lnTo>
+                                <a:pt x="1857" y="729"/>
+                              </a:lnTo>
+                              <a:lnTo>
+                                <a:pt x="1857" y="1"/>
+                              </a:lnTo>
+                              <a:close/>
+                            </a:path>
+                          </a:pathLst>
+                        </a:custGeom>
+                        <a:solidFill>
+                          <a:srgbClr val="bdbdbd"/>
+                        </a:solidFill>
+                        <a:ln w="0">
+                          <a:noFill/>
+                        </a:ln>
+                      </wps:spPr>
+                      <wps:style>
+                        <a:lnRef idx="0"/>
+                        <a:fillRef idx="0"/>
+                        <a:effectRef idx="0"/>
+                        <a:fontRef idx="minor"/>
+                      </wps:style>
+                      <wps:bodyPr/>
+                    </wps:wsp>
+                    <wps:wsp>
+                      <wps:cNvPr id="13" name=""/>
+                      <wps:cNvSpPr/>
+                      <wps:spPr>
+                        <a:xfrm>
+                          <a:off x="0" y="0"/>
+                          <a:ext cx="6082200" cy="720"/>
+                        </a:xfrm>
+                        <a:custGeom>
+                          <a:avLst/>
+                          <a:gdLst>
+                            <a:gd name="textAreaLeft" fmla="*/ 0 w 3448080"/>
+                            <a:gd name="textAreaRight" fmla="*/ 3448440 w 3448080"/>
+                            <a:gd name="textAreaTop" fmla="*/ 0 h 360"/>
+                            <a:gd name="textAreaBottom" fmla="*/ 720 h 360"/>
+                          </a:gdLst>
+                          <a:ahLst/>
+                          <a:rect l="textAreaLeft" t="textAreaTop" r="textAreaRight" b="textAreaBottom"/>
+                          <a:pathLst>
+                            <a:path w="16895" h="2">
+                              <a:moveTo>
+                                <a:pt x="16895" y="1"/>
+                              </a:moveTo>
+                              <a:lnTo>
+                                <a:pt x="0" y="1"/>
+                              </a:lnTo>
+                              <a:lnTo>
+                                <a:pt x="0" y="3"/>
+                              </a:lnTo>
+                              <a:lnTo>
+                                <a:pt x="16895" y="3"/>
+                              </a:lnTo>
+                              <a:lnTo>
+                                <a:pt x="16895" y="1"/>
+                              </a:lnTo>
+                              <a:close/>
+                            </a:path>
+                          </a:pathLst>
+                        </a:custGeom>
+                        <a:solidFill>
+                          <a:srgbClr val="000000"/>
+                        </a:solidFill>
+                        <a:ln w="0">
+                          <a:noFill/>
+                        </a:ln>
+                      </wps:spPr>
+                      <wps:style>
+                        <a:lnRef idx="0"/>
+                        <a:fillRef idx="0"/>
+                        <a:effectRef idx="0"/>
+                        <a:fontRef idx="minor"/>
+                      </wps:style>
+                      <wps:bodyPr/>
+                    </wps:wsp>
+                    <wps:wsp>
+                      <wps:cNvPr id="14" name=""/>
+                      <wps:cNvSpPr/>
+                      <wps:spPr>
+                        <a:xfrm>
+                          <a:off x="6090840" y="5760"/>
+                          <a:ext cx="720" cy="36720"/>
+                        </a:xfrm>
+                        <a:custGeom>
+                          <a:avLst/>
+                          <a:gdLst>
+                            <a:gd name="textAreaLeft" fmla="*/ 0 w 360"/>
+                            <a:gd name="textAreaRight" fmla="*/ 720 w 360"/>
+                            <a:gd name="textAreaTop" fmla="*/ 0 h 20880"/>
+                            <a:gd name="textAreaBottom" fmla="*/ 21240 h 20880"/>
+                          </a:gdLst>
+                          <a:ahLst/>
+                          <a:rect l="textAreaLeft" t="textAreaTop" r="textAreaRight" b="textAreaBottom"/>
+                          <a:pathLst>
+                            <a:path w="2" h="104">
+                              <a:moveTo>
+                                <a:pt x="2" y="1"/>
+                              </a:moveTo>
+                              <a:lnTo>
+                                <a:pt x="0" y="1"/>
+                              </a:lnTo>
+                              <a:lnTo>
+                                <a:pt x="0" y="105"/>
+                              </a:lnTo>
+                              <a:lnTo>
+                                <a:pt x="2" y="105"/>
+                              </a:lnTo>
+                              <a:lnTo>
+                                <a:pt x="2" y="1"/>
+                              </a:lnTo>
+                              <a:close/>
+                            </a:path>
+                          </a:pathLst>
+                        </a:custGeom>
+                        <a:solidFill>
+                          <a:srgbClr val="bdbdbd"/>
+                        </a:solidFill>
+                        <a:ln w="0">
+                          <a:noFill/>
+                        </a:ln>
+                      </wps:spPr>
+                      <wps:style>
+                        <a:lnRef idx="0"/>
+                        <a:fillRef idx="0"/>
+                        <a:effectRef idx="0"/>
+                        <a:fontRef idx="minor"/>
+                      </wps:style>
+                      <wps:bodyPr/>
+                    </wps:wsp>
+                    <wps:wsp>
+                      <wps:cNvPr id="15" name=""/>
+                      <wps:cNvSpPr/>
+                      <wps:spPr>
+                        <a:xfrm>
+                          <a:off x="6090840" y="0"/>
+                          <a:ext cx="666720" cy="720"/>
+                        </a:xfrm>
+                        <a:custGeom>
+                          <a:avLst/>
+                          <a:gdLst>
+                            <a:gd name="textAreaLeft" fmla="*/ 0 w 378000"/>
+                            <a:gd name="textAreaRight" fmla="*/ 378360 w 378000"/>
+                            <a:gd name="textAreaTop" fmla="*/ 0 h 360"/>
+                            <a:gd name="textAreaBottom" fmla="*/ 720 h 360"/>
+                          </a:gdLst>
+                          <a:ahLst/>
+                          <a:rect l="textAreaLeft" t="textAreaTop" r="textAreaRight" b="textAreaBottom"/>
+                          <a:pathLst>
+                            <a:path w="1854" h="2">
+                              <a:moveTo>
+                                <a:pt x="0" y="3"/>
+                              </a:moveTo>
+                              <a:lnTo>
+                                <a:pt x="1854" y="3"/>
+                              </a:lnTo>
+                              <a:lnTo>
+                                <a:pt x="1854" y="1"/>
+                              </a:lnTo>
+                              <a:lnTo>
+                                <a:pt x="0" y="1"/>
+                              </a:lnTo>
+                              <a:lnTo>
+                                <a:pt x="0" y="3"/>
+                              </a:lnTo>
+                              <a:close/>
+                            </a:path>
+                          </a:pathLst>
+                        </a:custGeom>
+                        <a:solidFill>
+                          <a:srgbClr val="000000"/>
+                        </a:solidFill>
+                        <a:ln w="0">
+                          <a:noFill/>
+                        </a:ln>
+                      </wps:spPr>
+                      <wps:style>
+                        <a:lnRef idx="0"/>
+                        <a:fillRef idx="0"/>
+                        <a:effectRef idx="0"/>
+                        <a:fontRef idx="minor"/>
+                      </wps:style>
+                      <wps:bodyPr/>
+                    </wps:wsp>
+                    <wps:wsp>
+                      <wps:cNvPr id="16" name=""/>
+                      <wps:cNvSpPr/>
+                      <wps:spPr>
+                        <a:xfrm>
+                          <a:off x="6090840" y="231120"/>
+                          <a:ext cx="666720" cy="36720"/>
+                        </a:xfrm>
+                        <a:custGeom>
+                          <a:avLst/>
+                          <a:gdLst>
+                            <a:gd name="textAreaLeft" fmla="*/ 0 w 378000"/>
+                            <a:gd name="textAreaRight" fmla="*/ 378360 w 378000"/>
+                            <a:gd name="textAreaTop" fmla="*/ 0 h 20880"/>
+                            <a:gd name="textAreaBottom" fmla="*/ 21240 h 20880"/>
+                          </a:gdLst>
+                          <a:ahLst/>
+                          <a:rect l="textAreaLeft" t="textAreaTop" r="textAreaRight" b="textAreaBottom"/>
+                          <a:pathLst>
+                            <a:path w="1854" h="104">
+                              <a:moveTo>
+                                <a:pt x="1854" y="0"/>
+                              </a:moveTo>
+                              <a:lnTo>
+                                <a:pt x="0" y="0"/>
+                              </a:lnTo>
+                              <a:lnTo>
+                                <a:pt x="0" y="104"/>
+                              </a:lnTo>
+                              <a:lnTo>
+                                <a:pt x="1854" y="104"/>
+                              </a:lnTo>
+                              <a:lnTo>
+                                <a:pt x="1854" y="0"/>
+                              </a:lnTo>
+                              <a:close/>
+                            </a:path>
+                          </a:pathLst>
+                        </a:custGeom>
+                        <a:solidFill>
+                          <a:srgbClr val="bdbdbd"/>
+                        </a:solidFill>
+                        <a:ln w="0">
+                          <a:noFill/>
+                        </a:ln>
+                      </wps:spPr>
+                      <wps:style>
+                        <a:lnRef idx="0"/>
+                        <a:fillRef idx="0"/>
+                        <a:effectRef idx="0"/>
+                        <a:fontRef idx="minor"/>
+                      </wps:style>
+                      <wps:bodyPr/>
+                    </wps:wsp>
+                  </wpg:wgp>
+                </a:graphicData>
+              </a:graphic>
+            </wp:anchor>
+          </w:drawing>
+        </mc:Choice>
+        <mc:Fallback>
+          <w:pict>
+            <v:group id="shape_0" alt="Shape1" style="position:absolute;margin-left:31.2pt;margin-top:800.75pt;width:532.2pt;height:21.1pt" coordorigin="624,16015" coordsize="10644,422"/>
+          </w:pict>
+        </mc:Fallback>
+      </mc:AlternateContent>
+    </w:r>
+  </w:p>
+</w:ftr>
+</file>
+
+<file path=word/footer4.xml><?xml version="1.0" encoding="utf-8"?>
+<w:ftr xmlns:o="urn:schemas-microsoft-com:office:office" xmlns:r="http://schemas.openxmlformats.org/officeDocument/2006/relationships" xmlns:v="urn:schemas-microsoft-com:vml" xmlns:w="http://schemas.openxmlformats.org/wordprocessingml/2006/main" xmlns:w10="urn:schemas-microsoft-com:office:word" xmlns:wp="http://schemas.openxmlformats.org/drawingml/2006/wordprocessingDrawing" xmlns:wps="http://schemas.microsoft.com/office/word/2010/wordprocessingShape" xmlns:wpg="http://schemas.microsoft.com/office/word/2010/wordprocessingGroup" xmlns:mc="http://schemas.openxmlformats.org/markup-compatibility/2006" xmlns:wp14="http://schemas.microsoft.com/office/word/2010/wordprocessingDrawing" xmlns:w14="http://schemas.microsoft.com/office/word/2010/wordml" xmlns:w15="http://schemas.microsoft.com/office/word/2012/wordml" mc:Ignorable="w14 wp14 w15">
+  <w:p>
+    <w:pPr>
+      <w:pStyle w:val="BodyText"/>
+      <w:spacing w:lineRule="atLeast" w:line="0"/>
+      <w:rPr/>
+    </w:pPr>
+    <w:r>
+      <w:rPr/>
+      <mc:AlternateContent>
+        <mc:Choice Requires="wps">
+          <w:drawing>
+            <wp:anchor behindDoc="1" distT="0" distB="0" distL="0" distR="0" simplePos="0" locked="0" layoutInCell="0" allowOverlap="1" relativeHeight="4">
+              <wp:simplePos x="0" y="0"/>
+              <wp:positionH relativeFrom="page">
+                <wp:posOffset>0</wp:posOffset>
+              </wp:positionH>
+              <wp:positionV relativeFrom="page">
+                <wp:posOffset>0</wp:posOffset>
+              </wp:positionV>
+              <wp:extent cx="3241675" cy="143510"/>
+              <wp:effectExtent l="0" t="0" r="0" b="0"/>
+              <wp:wrapNone/>
+              <wp:docPr id="17" name="Frame5"/>
+              <a:graphic xmlns:a="http://schemas.openxmlformats.org/drawingml/2006/main">
+                <a:graphicData uri="http://schemas.microsoft.com/office/word/2010/wordprocessingShape">
+                  <wps:wsp>
+                    <wps:cNvSpPr/>
+                    <wps:spPr>
+                      <a:xfrm>
+                        <a:off x="0" y="0"/>
+                        <a:ext cx="3241800" cy="143640"/>
+                      </a:xfrm>
+                      <a:prstGeom prst="rect">
+                        <a:avLst/>
+                      </a:prstGeom>
+                      <a:noFill/>
+                      <a:ln w="0">
+                        <a:noFill/>
+                      </a:ln>
+                    </wps:spPr>
+                    <wps:style>
+                      <a:lnRef idx="0"/>
+                      <a:fillRef idx="0"/>
+                      <a:effectRef idx="0"/>
+                      <a:fontRef idx="minor"/>
+                    </wps:style>
                     <wps:txbx>
                       <w:txbxContent>
                         <w:p>
@@ -11971,7 +12795,7 @@
                         </w:p>
                       </w:txbxContent>
                     </wps:txbx>
-                    <wps:bodyPr anchor="t" lIns="0" tIns="0" rIns="0" bIns="0">
+                    <wps:bodyPr lIns="0" rIns="0" tIns="0" bIns="0" anchor="t">
                       <a:noAutofit/>
                     </wps:bodyPr>
                   </wps:wsp>
@@ -11982,8 +12806,10 @@
         </mc:Choice>
         <mc:Fallback>
           <w:pict>
-            <v:rect stroked="f" strokeweight="0pt" style="position:absolute;rotation:-0;width:255.25pt;height:11.3pt;mso-wrap-distance-left:0pt;mso-wrap-distance-right:0pt;mso-wrap-distance-top:0pt;mso-wrap-distance-bottom:0pt;margin-top:804.25pt;mso-position-vertical-relative:page;margin-left:36.8pt;mso-position-horizontal-relative:page">
-              <v:textbox inset="0in,0in,0in,0in">
+            <v:rect id="shape_0" ID="Frame5" path="m0,0l-2147483645,0l-2147483645,-2147483646l0,-2147483646xe" fillcolor="white" stroked="f" o:allowincell="f" style="position:absolute;margin-left:0.05pt;margin-top:0pt;width:255.2pt;height:11.25pt;mso-wrap-style:square;v-text-anchor:top;mso-position-horizontal-relative:page;mso-position-vertical-relative:page">
+              <v:fill o:detectmouseclick="t" type="solid" color2="black" opacity="0"/>
+              <v:stroke color="#3465a4" joinstyle="round" endcap="flat"/>
+              <v:textbox>
                 <w:txbxContent>
                   <w:p>
                     <w:pPr>
@@ -12177,12 +13003,485 @@
           </w:pict>
         </mc:Fallback>
       </mc:AlternateContent>
+      <mc:AlternateContent>
+        <mc:Choice Requires="wpg">
+          <w:drawing>
+            <wp:anchor behindDoc="1" distT="0" distB="0" distL="635" distR="635" simplePos="0" locked="0" layoutInCell="0" allowOverlap="1" relativeHeight="48">
+              <wp:simplePos x="0" y="0"/>
+              <wp:positionH relativeFrom="page">
+                <wp:posOffset>0</wp:posOffset>
+              </wp:positionH>
+              <wp:positionV relativeFrom="page">
+                <wp:posOffset>0</wp:posOffset>
+              </wp:positionV>
+              <wp:extent cx="6758305" cy="267970"/>
+              <wp:effectExtent l="635" t="0" r="635" b="0"/>
+              <wp:wrapNone/>
+              <wp:docPr id="18" name="Group 3"/>
+              <a:graphic xmlns:a="http://schemas.openxmlformats.org/drawingml/2006/main">
+                <a:graphicData uri="http://schemas.microsoft.com/office/word/2010/wordprocessingGroup">
+                  <wpg:wgp>
+                    <wpg:cNvGrpSpPr/>
+                    <wpg:grpSpPr>
+                      <a:xfrm>
+                        <a:off x="0" y="0"/>
+                        <a:ext cx="6758280" cy="267840"/>
+                        <a:chOff x="0" y="0"/>
+                        <a:chExt cx="6758280" cy="267840"/>
+                      </a:xfrm>
+                    </wpg:grpSpPr>
+                    <wps:wsp>
+                      <wps:cNvPr id="19" name=""/>
+                      <wps:cNvSpPr/>
+                      <wps:spPr>
+                        <a:xfrm>
+                          <a:off x="6090120" y="5760"/>
+                          <a:ext cx="668160" cy="262080"/>
+                        </a:xfrm>
+                        <a:custGeom>
+                          <a:avLst/>
+                          <a:gdLst>
+                            <a:gd name="textAreaLeft" fmla="*/ 0 w 378720"/>
+                            <a:gd name="textAreaRight" fmla="*/ 379080 w 378720"/>
+                            <a:gd name="textAreaTop" fmla="*/ 0 h 148680"/>
+                            <a:gd name="textAreaBottom" fmla="*/ 149040 h 148680"/>
+                          </a:gdLst>
+                          <a:ahLst/>
+                          <a:rect l="textAreaLeft" t="textAreaTop" r="textAreaRight" b="textAreaBottom"/>
+                          <a:pathLst>
+                            <a:path w="1857" h="728">
+                              <a:moveTo>
+                                <a:pt x="1858" y="0"/>
+                              </a:moveTo>
+                              <a:lnTo>
+                                <a:pt x="1" y="0"/>
+                              </a:lnTo>
+                              <a:lnTo>
+                                <a:pt x="1" y="728"/>
+                              </a:lnTo>
+                              <a:lnTo>
+                                <a:pt x="1858" y="728"/>
+                              </a:lnTo>
+                              <a:lnTo>
+                                <a:pt x="1858" y="0"/>
+                              </a:lnTo>
+                              <a:close/>
+                            </a:path>
+                          </a:pathLst>
+                        </a:custGeom>
+                        <a:solidFill>
+                          <a:srgbClr val="bdbdbd"/>
+                        </a:solidFill>
+                        <a:ln w="0">
+                          <a:noFill/>
+                        </a:ln>
+                      </wps:spPr>
+                      <wps:style>
+                        <a:lnRef idx="0"/>
+                        <a:fillRef idx="0"/>
+                        <a:effectRef idx="0"/>
+                        <a:fontRef idx="minor"/>
+                      </wps:style>
+                      <wps:bodyPr/>
+                    </wps:wsp>
+                    <wps:wsp>
+                      <wps:cNvPr id="20" name=""/>
+                      <wps:cNvSpPr/>
+                      <wps:spPr>
+                        <a:xfrm>
+                          <a:off x="0" y="0"/>
+                          <a:ext cx="6082200" cy="720"/>
+                        </a:xfrm>
+                        <a:custGeom>
+                          <a:avLst/>
+                          <a:gdLst>
+                            <a:gd name="textAreaLeft" fmla="*/ 0 w 3448080"/>
+                            <a:gd name="textAreaRight" fmla="*/ 3448440 w 3448080"/>
+                            <a:gd name="textAreaTop" fmla="*/ 0 h 360"/>
+                            <a:gd name="textAreaBottom" fmla="*/ 720 h 360"/>
+                          </a:gdLst>
+                          <a:ahLst/>
+                          <a:rect l="textAreaLeft" t="textAreaTop" r="textAreaRight" b="textAreaBottom"/>
+                          <a:pathLst>
+                            <a:path w="16895" h="2">
+                              <a:moveTo>
+                                <a:pt x="16894" y="0"/>
+                              </a:moveTo>
+                              <a:lnTo>
+                                <a:pt x="-1" y="0"/>
+                              </a:lnTo>
+                              <a:lnTo>
+                                <a:pt x="-1" y="2"/>
+                              </a:lnTo>
+                              <a:lnTo>
+                                <a:pt x="16894" y="2"/>
+                              </a:lnTo>
+                              <a:lnTo>
+                                <a:pt x="16894" y="0"/>
+                              </a:lnTo>
+                              <a:close/>
+                            </a:path>
+                          </a:pathLst>
+                        </a:custGeom>
+                        <a:solidFill>
+                          <a:srgbClr val="000000"/>
+                        </a:solidFill>
+                        <a:ln w="0">
+                          <a:noFill/>
+                        </a:ln>
+                      </wps:spPr>
+                      <wps:style>
+                        <a:lnRef idx="0"/>
+                        <a:fillRef idx="0"/>
+                        <a:effectRef idx="0"/>
+                        <a:fontRef idx="minor"/>
+                      </wps:style>
+                      <wps:bodyPr/>
+                    </wps:wsp>
+                    <wps:wsp>
+                      <wps:cNvPr id="21" name=""/>
+                      <wps:cNvSpPr/>
+                      <wps:spPr>
+                        <a:xfrm>
+                          <a:off x="6090120" y="5760"/>
+                          <a:ext cx="720" cy="36720"/>
+                        </a:xfrm>
+                        <a:custGeom>
+                          <a:avLst/>
+                          <a:gdLst>
+                            <a:gd name="textAreaLeft" fmla="*/ 0 w 360"/>
+                            <a:gd name="textAreaRight" fmla="*/ 720 w 360"/>
+                            <a:gd name="textAreaTop" fmla="*/ 0 h 20880"/>
+                            <a:gd name="textAreaBottom" fmla="*/ 21240 h 20880"/>
+                          </a:gdLst>
+                          <a:ahLst/>
+                          <a:rect l="textAreaLeft" t="textAreaTop" r="textAreaRight" b="textAreaBottom"/>
+                          <a:pathLst>
+                            <a:path w="2" h="104">
+                              <a:moveTo>
+                                <a:pt x="3" y="0"/>
+                              </a:moveTo>
+                              <a:lnTo>
+                                <a:pt x="1" y="0"/>
+                              </a:lnTo>
+                              <a:lnTo>
+                                <a:pt x="1" y="104"/>
+                              </a:lnTo>
+                              <a:lnTo>
+                                <a:pt x="3" y="104"/>
+                              </a:lnTo>
+                              <a:lnTo>
+                                <a:pt x="3" y="0"/>
+                              </a:lnTo>
+                              <a:close/>
+                            </a:path>
+                          </a:pathLst>
+                        </a:custGeom>
+                        <a:solidFill>
+                          <a:srgbClr val="bdbdbd"/>
+                        </a:solidFill>
+                        <a:ln w="0">
+                          <a:noFill/>
+                        </a:ln>
+                      </wps:spPr>
+                      <wps:style>
+                        <a:lnRef idx="0"/>
+                        <a:fillRef idx="0"/>
+                        <a:effectRef idx="0"/>
+                        <a:fontRef idx="minor"/>
+                      </wps:style>
+                      <wps:bodyPr/>
+                    </wps:wsp>
+                    <wps:wsp>
+                      <wps:cNvPr id="22" name=""/>
+                      <wps:cNvSpPr/>
+                      <wps:spPr>
+                        <a:xfrm>
+                          <a:off x="6090120" y="0"/>
+                          <a:ext cx="666720" cy="720"/>
+                        </a:xfrm>
+                        <a:custGeom>
+                          <a:avLst/>
+                          <a:gdLst>
+                            <a:gd name="textAreaLeft" fmla="*/ 0 w 378000"/>
+                            <a:gd name="textAreaRight" fmla="*/ 378360 w 378000"/>
+                            <a:gd name="textAreaTop" fmla="*/ 0 h 360"/>
+                            <a:gd name="textAreaBottom" fmla="*/ 720 h 360"/>
+                          </a:gdLst>
+                          <a:ahLst/>
+                          <a:rect l="textAreaLeft" t="textAreaTop" r="textAreaRight" b="textAreaBottom"/>
+                          <a:pathLst>
+                            <a:path w="1854" h="2">
+                              <a:moveTo>
+                                <a:pt x="1" y="2"/>
+                              </a:moveTo>
+                              <a:lnTo>
+                                <a:pt x="1855" y="2"/>
+                              </a:lnTo>
+                              <a:lnTo>
+                                <a:pt x="1855" y="0"/>
+                              </a:lnTo>
+                              <a:lnTo>
+                                <a:pt x="1" y="0"/>
+                              </a:lnTo>
+                              <a:lnTo>
+                                <a:pt x="1" y="2"/>
+                              </a:lnTo>
+                              <a:close/>
+                            </a:path>
+                          </a:pathLst>
+                        </a:custGeom>
+                        <a:solidFill>
+                          <a:srgbClr val="000000"/>
+                        </a:solidFill>
+                        <a:ln w="0">
+                          <a:noFill/>
+                        </a:ln>
+                      </wps:spPr>
+                      <wps:style>
+                        <a:lnRef idx="0"/>
+                        <a:fillRef idx="0"/>
+                        <a:effectRef idx="0"/>
+                        <a:fontRef idx="minor"/>
+                      </wps:style>
+                      <wps:bodyPr/>
+                    </wps:wsp>
+                    <wps:wsp>
+                      <wps:cNvPr id="23" name=""/>
+                      <wps:cNvSpPr/>
+                      <wps:spPr>
+                        <a:xfrm>
+                          <a:off x="6090120" y="231120"/>
+                          <a:ext cx="666720" cy="36720"/>
+                        </a:xfrm>
+                        <a:custGeom>
+                          <a:avLst/>
+                          <a:gdLst>
+                            <a:gd name="textAreaLeft" fmla="*/ 0 w 378000"/>
+                            <a:gd name="textAreaRight" fmla="*/ 378360 w 378000"/>
+                            <a:gd name="textAreaTop" fmla="*/ 0 h 20880"/>
+                            <a:gd name="textAreaBottom" fmla="*/ 21240 h 20880"/>
+                          </a:gdLst>
+                          <a:ahLst/>
+                          <a:rect l="textAreaLeft" t="textAreaTop" r="textAreaRight" b="textAreaBottom"/>
+                          <a:pathLst>
+                            <a:path w="1854" h="104">
+                              <a:moveTo>
+                                <a:pt x="1855" y="0"/>
+                              </a:moveTo>
+                              <a:lnTo>
+                                <a:pt x="1" y="0"/>
+                              </a:lnTo>
+                              <a:lnTo>
+                                <a:pt x="1" y="104"/>
+                              </a:lnTo>
+                              <a:lnTo>
+                                <a:pt x="1855" y="104"/>
+                              </a:lnTo>
+                              <a:lnTo>
+                                <a:pt x="1855" y="0"/>
+                              </a:lnTo>
+                              <a:close/>
+                            </a:path>
+                          </a:pathLst>
+                        </a:custGeom>
+                        <a:solidFill>
+                          <a:srgbClr val="bdbdbd"/>
+                        </a:solidFill>
+                        <a:ln w="0">
+                          <a:noFill/>
+                        </a:ln>
+                      </wps:spPr>
+                      <wps:style>
+                        <a:lnRef idx="0"/>
+                        <a:fillRef idx="0"/>
+                        <a:effectRef idx="0"/>
+                        <a:fontRef idx="minor"/>
+                      </wps:style>
+                      <wps:bodyPr/>
+                    </wps:wsp>
+                  </wpg:wgp>
+                </a:graphicData>
+              </a:graphic>
+            </wp:anchor>
+          </w:drawing>
+        </mc:Choice>
+        <mc:Fallback>
+          <w:pict>
+            <v:group id="shape_0" alt="Group 3" style="position:absolute;margin-left:0pt;margin-top:0pt;width:532.15pt;height:21.1pt" coordorigin="0,0" coordsize="10643,422"/>
+          </w:pict>
+        </mc:Fallback>
+      </mc:AlternateContent>
     </w:r>
+  </w:p>
+</w:ftr>
+</file>
+
+<file path=word/footer5.xml><?xml version="1.0" encoding="utf-8"?>
+<w:ftr xmlns:o="urn:schemas-microsoft-com:office:office" xmlns:r="http://schemas.openxmlformats.org/officeDocument/2006/relationships" xmlns:v="urn:schemas-microsoft-com:vml" xmlns:w="http://schemas.openxmlformats.org/wordprocessingml/2006/main" xmlns:w10="urn:schemas-microsoft-com:office:word" xmlns:wp="http://schemas.openxmlformats.org/drawingml/2006/wordprocessingDrawing" xmlns:wps="http://schemas.microsoft.com/office/word/2010/wordprocessingShape" xmlns:wpg="http://schemas.microsoft.com/office/word/2010/wordprocessingGroup" xmlns:mc="http://schemas.openxmlformats.org/markup-compatibility/2006" xmlns:wp14="http://schemas.microsoft.com/office/word/2010/wordprocessingDrawing" xmlns:w14="http://schemas.microsoft.com/office/word/2010/wordml" xmlns:w15="http://schemas.microsoft.com/office/word/2012/wordml" mc:Ignorable="w14 wp14 w15">
+  <w:p>
+    <w:pPr>
+      <w:pStyle w:val="BodyText"/>
+      <w:spacing w:lineRule="atLeast" w:line="0"/>
+      <w:rPr/>
+    </w:pPr>
     <w:r>
+      <w:rPr/>
       <mc:AlternateContent>
         <mc:Choice Requires="wps">
           <w:drawing>
-            <wp:anchor behindDoc="1" distT="0" distB="0" distL="0" distR="0" simplePos="0" locked="0" layoutInCell="0" allowOverlap="1" relativeHeight="19">
+            <wp:anchor behindDoc="1" distT="0" distB="0" distL="0" distR="0" simplePos="0" locked="0" layoutInCell="0" allowOverlap="1" relativeHeight="17">
+              <wp:simplePos x="0" y="0"/>
+              <wp:positionH relativeFrom="page">
+                <wp:posOffset>467360</wp:posOffset>
+              </wp:positionH>
+              <wp:positionV relativeFrom="page">
+                <wp:posOffset>10213975</wp:posOffset>
+              </wp:positionV>
+              <wp:extent cx="3241675" cy="143510"/>
+              <wp:effectExtent l="0" t="0" r="0" b="0"/>
+              <wp:wrapNone/>
+              <wp:docPr id="24" name="Frame6"/>
+              <a:graphic xmlns:a="http://schemas.openxmlformats.org/drawingml/2006/main">
+                <a:graphicData uri="http://schemas.microsoft.com/office/word/2010/wordprocessingShape">
+                  <wps:wsp>
+                    <wps:cNvSpPr/>
+                    <wps:spPr>
+                      <a:xfrm>
+                        <a:off x="0" y="0"/>
+                        <a:ext cx="3241800" cy="143640"/>
+                      </a:xfrm>
+                      <a:prstGeom prst="rect">
+                        <a:avLst/>
+                      </a:prstGeom>
+                      <a:noFill/>
+                      <a:ln w="0">
+                        <a:noFill/>
+                      </a:ln>
+                    </wps:spPr>
+                    <wps:style>
+                      <a:lnRef idx="0"/>
+                      <a:fillRef idx="0"/>
+                      <a:effectRef idx="0"/>
+                      <a:fontRef idx="minor"/>
+                    </wps:style>
+                    <wps:txbx>
+                      <w:txbxContent>
+                        <w:p>
+                          <w:pPr>
+                            <w:pStyle w:val="FrameContents"/>
+                            <w:spacing w:before="13" w:after="0"/>
+                            <w:ind w:left="20"/>
+                            <w:rPr>
+                              <w:rFonts w:ascii="Arial" w:hAnsi="Arial"/>
+                              <w:i/>
+                              <w:i/>
+                              <w:sz w:val="16"/>
+                            </w:rPr>
+                          </w:pPr>
+                          <w:r>
+                            <w:rPr>
+                              <w:rFonts w:ascii="Arial" w:hAnsi="Arial"/>
+                              <w:i/>
+                              <w:color w:val="000000"/>
+                              <w:spacing w:val="-2"/>
+                              <w:sz w:val="16"/>
+                            </w:rPr>
+                            <w:t>Indicazioni</w:t>
+                          </w:r>
+                          <w:r>
+                            <w:rPr>
+                              <w:rFonts w:ascii="Arial" w:hAnsi="Arial"/>
+                              <w:i/>
+                              <w:color w:val="000000"/>
+                              <w:spacing w:val="-1"/>
+                              <w:sz w:val="16"/>
+                            </w:rPr>
+                            <w:t xml:space="preserve"> </w:t>
+                          </w:r>
+                          <w:r>
+                            <w:rPr>
+                              <w:rFonts w:ascii="Arial" w:hAnsi="Arial"/>
+                              <w:i/>
+                              <w:color w:val="000000"/>
+                              <w:spacing w:val="-2"/>
+                              <w:sz w:val="16"/>
+                            </w:rPr>
+                            <w:t>alimentari</w:t>
+                          </w:r>
+                        </w:p>
+                      </w:txbxContent>
+                    </wps:txbx>
+                    <wps:bodyPr lIns="0" rIns="0" tIns="0" bIns="0" anchor="t">
+                      <a:noAutofit/>
+                    </wps:bodyPr>
+                  </wps:wsp>
+                </a:graphicData>
+              </a:graphic>
+            </wp:anchor>
+          </w:drawing>
+        </mc:Choice>
+        <mc:Fallback>
+          <w:pict>
+            <v:rect id="shape_0" ID="Frame6" path="m0,0l-2147483645,0l-2147483645,-2147483646l0,-2147483646xe" fillcolor="white" stroked="f" o:allowincell="f" style="position:absolute;margin-left:36.8pt;margin-top:804.25pt;width:255.2pt;height:11.25pt;mso-wrap-style:square;v-text-anchor:top;mso-position-horizontal-relative:page;mso-position-vertical-relative:page">
+              <v:fill o:detectmouseclick="t" type="solid" color2="black" opacity="0"/>
+              <v:stroke color="#3465a4" joinstyle="round" endcap="flat"/>
+              <v:textbox>
+                <w:txbxContent>
+                  <w:p>
+                    <w:pPr>
+                      <w:pStyle w:val="FrameContents"/>
+                      <w:spacing w:before="13" w:after="0"/>
+                      <w:ind w:left="20"/>
+                      <w:rPr>
+                        <w:rFonts w:ascii="Arial" w:hAnsi="Arial"/>
+                        <w:i/>
+                        <w:i/>
+                        <w:sz w:val="16"/>
+                      </w:rPr>
+                    </w:pPr>
+                    <w:r>
+                      <w:rPr>
+                        <w:rFonts w:ascii="Arial" w:hAnsi="Arial"/>
+                        <w:i/>
+                        <w:color w:val="000000"/>
+                        <w:spacing w:val="-2"/>
+                        <w:sz w:val="16"/>
+                      </w:rPr>
+                      <w:t>Indicazioni</w:t>
+                    </w:r>
+                    <w:r>
+                      <w:rPr>
+                        <w:rFonts w:ascii="Arial" w:hAnsi="Arial"/>
+                        <w:i/>
+                        <w:color w:val="000000"/>
+                        <w:spacing w:val="-1"/>
+                        <w:sz w:val="16"/>
+                      </w:rPr>
+                      <w:t xml:space="preserve"> </w:t>
+                    </w:r>
+                    <w:r>
+                      <w:rPr>
+                        <w:rFonts w:ascii="Arial" w:hAnsi="Arial"/>
+                        <w:i/>
+                        <w:color w:val="000000"/>
+                        <w:spacing w:val="-2"/>
+                        <w:sz w:val="16"/>
+                      </w:rPr>
+                      <w:t>alimentari</w:t>
+                    </w:r>
+                  </w:p>
+                </w:txbxContent>
+              </v:textbox>
+              <w10:wrap type="none"/>
+            </v:rect>
+          </w:pict>
+        </mc:Fallback>
+      </mc:AlternateContent>
+      <mc:AlternateContent>
+        <mc:Choice Requires="wps">
+          <w:drawing>
+            <wp:anchor behindDoc="1" distT="0" distB="0" distL="0" distR="0" simplePos="0" locked="0" layoutInCell="0" allowOverlap="1" relativeHeight="38">
               <wp:simplePos x="0" y="0"/>
               <wp:positionH relativeFrom="page">
                 <wp:posOffset>6515100</wp:posOffset>
@@ -12193,23 +13492,30 @@
               <wp:extent cx="160020" cy="165735"/>
               <wp:effectExtent l="0" t="0" r="0" b="0"/>
               <wp:wrapNone/>
-              <wp:docPr id="3" name="Frame2"/>
+              <wp:docPr id="25" name="Frame7"/>
               <a:graphic xmlns:a="http://schemas.openxmlformats.org/drawingml/2006/main">
                 <a:graphicData uri="http://schemas.microsoft.com/office/word/2010/wordprocessingShape">
                   <wps:wsp>
-                    <wps:cNvSpPr txBox="1"/>
+                    <wps:cNvSpPr/>
                     <wps:spPr>
                       <a:xfrm>
                         <a:off x="0" y="0"/>
-                        <a:ext cx="160020" cy="165735"/>
+                        <a:ext cx="160200" cy="165600"/>
                       </a:xfrm>
-                      <a:prstGeom prst="rect"/>
-                      <a:solidFill>
-                        <a:srgbClr val="FFFFFF">
-                          <a:alpha val="0"/>
-                        </a:srgbClr>
-                      </a:solidFill>
+                      <a:prstGeom prst="rect">
+                        <a:avLst/>
+                      </a:prstGeom>
+                      <a:noFill/>
+                      <a:ln w="0">
+                        <a:noFill/>
+                      </a:ln>
                     </wps:spPr>
+                    <wps:style>
+                      <a:lnRef idx="0"/>
+                      <a:fillRef idx="0"/>
+                      <a:effectRef idx="0"/>
+                      <a:fontRef idx="minor"/>
+                    </wps:style>
                     <wps:txbx>
                       <w:txbxContent>
                         <w:p>
@@ -12251,7 +13557,7 @@
                               <w:spacing w:val="-10"/>
                               <w:color w:val="000000"/>
                             </w:rPr>
-                            <w:t>3</w:t>
+                            <w:t>6</w:t>
                           </w:r>
                           <w:r>
                             <w:rPr>
@@ -12264,7 +13570,7 @@
                         </w:p>
                       </w:txbxContent>
                     </wps:txbx>
-                    <wps:bodyPr anchor="t" lIns="0" tIns="0" rIns="0" bIns="0">
+                    <wps:bodyPr lIns="0" rIns="0" tIns="0" bIns="0" anchor="t">
                       <a:noAutofit/>
                     </wps:bodyPr>
                   </wps:wsp>
@@ -12275,8 +13581,10 @@
         </mc:Choice>
         <mc:Fallback>
           <w:pict>
-            <v:rect stroked="f" strokeweight="0pt" style="position:absolute;rotation:-0;width:12.6pt;height:13.05pt;mso-wrap-distance-left:0pt;mso-wrap-distance-right:0pt;mso-wrap-distance-top:0pt;mso-wrap-distance-bottom:0pt;margin-top:806.6pt;mso-position-vertical-relative:page;margin-left:513pt;mso-position-horizontal-relative:page">
-              <v:textbox inset="0in,0in,0in,0in">
+            <v:rect id="shape_0" ID="Frame7" path="m0,0l-2147483645,0l-2147483645,-2147483646l0,-2147483646xe" fillcolor="white" stroked="f" o:allowincell="f" style="position:absolute;margin-left:513pt;margin-top:806.6pt;width:12.55pt;height:13pt;mso-wrap-style:square;v-text-anchor:top;mso-position-horizontal-relative:page;mso-position-vertical-relative:page">
+              <v:fill o:detectmouseclick="t" type="solid" color2="black" opacity="0"/>
+              <v:stroke color="#3465a4" joinstyle="round" endcap="flat"/>
+              <v:textbox>
                 <w:txbxContent>
                   <w:p>
                     <w:pPr>
@@ -12317,7 +13625,7 @@
                         <w:spacing w:val="-10"/>
                         <w:color w:val="000000"/>
                       </w:rPr>
-                      <w:t>3</w:t>
+                      <w:t>6</w:t>
                     </w:r>
                     <w:r>
                       <w:rPr>
@@ -12335,25 +13643,10 @@
           </w:pict>
         </mc:Fallback>
       </mc:AlternateContent>
-    </w:r>
-  </w:p>
-</w:ftr>
-</file>
-
-<file path=word/footer3.xml><?xml version="1.0" encoding="utf-8"?>
-<w:ftr xmlns:o="urn:schemas-microsoft-com:office:office" xmlns:r="http://schemas.openxmlformats.org/officeDocument/2006/relationships" xmlns:v="urn:schemas-microsoft-com:vml" xmlns:w="http://schemas.openxmlformats.org/wordprocessingml/2006/main" xmlns:w10="urn:schemas-microsoft-com:office:word" xmlns:wp="http://schemas.openxmlformats.org/drawingml/2006/wordprocessingDrawing" xmlns:wps="http://schemas.microsoft.com/office/word/2010/wordprocessingShape" xmlns:wpg="http://schemas.microsoft.com/office/word/2010/wordprocessingGroup" xmlns:mc="http://schemas.openxmlformats.org/markup-compatibility/2006" xmlns:wp14="http://schemas.microsoft.com/office/word/2010/wordprocessingDrawing" xmlns:w14="http://schemas.microsoft.com/office/word/2010/wordml" xmlns:w15="http://schemas.microsoft.com/office/word/2012/wordml" mc:Ignorable="w14 wp14 w15">
-  <w:p>
-    <w:pPr>
-      <w:pStyle w:val="BodyText"/>
-      <w:spacing w:lineRule="atLeast" w:line="0"/>
-      <w:rPr/>
-    </w:pPr>
-    <w:r>
-      <w:rPr/>
       <mc:AlternateContent>
         <mc:Choice Requires="wpg">
           <w:drawing>
-            <wp:anchor behindDoc="1" distT="0" distB="0" distL="114300" distR="114300" simplePos="0" locked="0" layoutInCell="0" allowOverlap="1" relativeHeight="22">
+            <wp:anchor behindDoc="1" distT="0" distB="0" distL="0" distR="0" simplePos="0" locked="0" layoutInCell="0" allowOverlap="1" relativeHeight="58">
               <wp:simplePos x="0" y="0"/>
               <wp:positionH relativeFrom="page">
                 <wp:posOffset>396240</wp:posOffset>
@@ -12364,7 +13657,7 @@
               <wp:extent cx="6758940" cy="267970"/>
               <wp:effectExtent l="0" t="0" r="0" b="0"/>
               <wp:wrapNone/>
-              <wp:docPr id="4" name=""/>
+              <wp:docPr id="26" name="Shape9"/>
               <a:graphic xmlns:a="http://schemas.openxmlformats.org/drawingml/2006/main">
                 <a:graphicData uri="http://schemas.microsoft.com/office/word/2010/wordprocessingGroup">
                   <wpg:wgp>
@@ -12378,17 +13671,23 @@
                       </a:xfrm>
                     </wpg:grpSpPr>
                     <wps:wsp>
+                      <wps:cNvPr id="27" name=""/>
                       <wps:cNvSpPr/>
                       <wps:spPr>
                         <a:xfrm>
-                          <a:off x="6090120" y="5760"/>
-                          <a:ext cx="668520" cy="262080"/>
+                          <a:off x="6090840" y="5760"/>
+                          <a:ext cx="668160" cy="262080"/>
                         </a:xfrm>
                         <a:custGeom>
                           <a:avLst/>
-                          <a:gdLst/>
+                          <a:gdLst>
+                            <a:gd name="textAreaLeft" fmla="*/ 0 w 378720"/>
+                            <a:gd name="textAreaRight" fmla="*/ 379080 w 378720"/>
+                            <a:gd name="textAreaTop" fmla="*/ 0 h 148680"/>
+                            <a:gd name="textAreaBottom" fmla="*/ 149040 h 148680"/>
+                          </a:gdLst>
                           <a:ahLst/>
-                          <a:rect l="0" t="0" r="r" b="b"/>
+                          <a:rect l="textAreaLeft" t="textAreaTop" r="textAreaRight" b="textAreaBottom"/>
                           <a:pathLst>
                             <a:path w="1857" h="728">
                               <a:moveTo>
@@ -12417,9 +13716,16 @@
                           <a:noFill/>
                         </a:ln>
                       </wps:spPr>
+                      <wps:style>
+                        <a:lnRef idx="0"/>
+                        <a:fillRef idx="0"/>
+                        <a:effectRef idx="0"/>
+                        <a:fontRef idx="minor"/>
+                      </wps:style>
                       <wps:bodyPr/>
                     </wps:wsp>
                     <wps:wsp>
+                      <wps:cNvPr id="28" name=""/>
                       <wps:cNvSpPr/>
                       <wps:spPr>
                         <a:xfrm>
@@ -12428,9 +13734,14 @@
                         </a:xfrm>
                         <a:custGeom>
                           <a:avLst/>
-                          <a:gdLst/>
+                          <a:gdLst>
+                            <a:gd name="textAreaLeft" fmla="*/ 0 w 3448080"/>
+                            <a:gd name="textAreaRight" fmla="*/ 3448440 w 3448080"/>
+                            <a:gd name="textAreaTop" fmla="*/ 0 h 360"/>
+                            <a:gd name="textAreaBottom" fmla="*/ 720 h 360"/>
+                          </a:gdLst>
                           <a:ahLst/>
-                          <a:rect l="0" t="0" r="r" b="b"/>
+                          <a:rect l="textAreaLeft" t="textAreaTop" r="textAreaRight" b="textAreaBottom"/>
                           <a:pathLst>
                             <a:path w="16895" h="2">
                               <a:moveTo>
@@ -12459,20 +13770,32 @@
                           <a:noFill/>
                         </a:ln>
                       </wps:spPr>
+                      <wps:style>
+                        <a:lnRef idx="0"/>
+                        <a:fillRef idx="0"/>
+                        <a:effectRef idx="0"/>
+                        <a:fontRef idx="minor"/>
+                      </wps:style>
                       <wps:bodyPr/>
                     </wps:wsp>
                     <wps:wsp>
+                      <wps:cNvPr id="29" name=""/>
                       <wps:cNvSpPr/>
                       <wps:spPr>
                         <a:xfrm>
-                          <a:off x="6090120" y="5760"/>
-                          <a:ext cx="720" cy="37440"/>
+                          <a:off x="6090840" y="5760"/>
+                          <a:ext cx="720" cy="36720"/>
                         </a:xfrm>
                         <a:custGeom>
                           <a:avLst/>
-                          <a:gdLst/>
+                          <a:gdLst>
+                            <a:gd name="textAreaLeft" fmla="*/ 0 w 360"/>
+                            <a:gd name="textAreaRight" fmla="*/ 720 w 360"/>
+                            <a:gd name="textAreaTop" fmla="*/ 0 h 20880"/>
+                            <a:gd name="textAreaBottom" fmla="*/ 21240 h 20880"/>
+                          </a:gdLst>
                           <a:ahLst/>
-                          <a:rect l="0" t="0" r="r" b="b"/>
+                          <a:rect l="textAreaLeft" t="textAreaTop" r="textAreaRight" b="textAreaBottom"/>
                           <a:pathLst>
                             <a:path w="2" h="104">
                               <a:moveTo>
@@ -12501,20 +13824,32 @@
                           <a:noFill/>
                         </a:ln>
                       </wps:spPr>
+                      <wps:style>
+                        <a:lnRef idx="0"/>
+                        <a:fillRef idx="0"/>
+                        <a:effectRef idx="0"/>
+                        <a:fontRef idx="minor"/>
+                      </wps:style>
                       <wps:bodyPr/>
                     </wps:wsp>
                     <wps:wsp>
+                      <wps:cNvPr id="30" name=""/>
                       <wps:cNvSpPr/>
                       <wps:spPr>
                         <a:xfrm>
-                          <a:off x="6090120" y="0"/>
-                          <a:ext cx="667440" cy="720"/>
+                          <a:off x="6090840" y="0"/>
+                          <a:ext cx="666720" cy="720"/>
                         </a:xfrm>
                         <a:custGeom>
                           <a:avLst/>
-                          <a:gdLst/>
+                          <a:gdLst>
+                            <a:gd name="textAreaLeft" fmla="*/ 0 w 378000"/>
+                            <a:gd name="textAreaRight" fmla="*/ 378360 w 378000"/>
+                            <a:gd name="textAreaTop" fmla="*/ 0 h 360"/>
+                            <a:gd name="textAreaBottom" fmla="*/ 720 h 360"/>
+                          </a:gdLst>
                           <a:ahLst/>
-                          <a:rect l="0" t="0" r="r" b="b"/>
+                          <a:rect l="textAreaLeft" t="textAreaTop" r="textAreaRight" b="textAreaBottom"/>
                           <a:pathLst>
                             <a:path w="1854" h="2">
                               <a:moveTo>
@@ -12543,20 +13878,32 @@
                           <a:noFill/>
                         </a:ln>
                       </wps:spPr>
+                      <wps:style>
+                        <a:lnRef idx="0"/>
+                        <a:fillRef idx="0"/>
+                        <a:effectRef idx="0"/>
+                        <a:fontRef idx="minor"/>
+                      </wps:style>
                       <wps:bodyPr/>
                     </wps:wsp>
                     <wps:wsp>
+                      <wps:cNvPr id="31" name=""/>
                       <wps:cNvSpPr/>
                       <wps:spPr>
                         <a:xfrm>
-                          <a:off x="6090120" y="230400"/>
-                          <a:ext cx="667440" cy="37440"/>
+                          <a:off x="6090840" y="231120"/>
+                          <a:ext cx="666720" cy="36720"/>
                         </a:xfrm>
                         <a:custGeom>
                           <a:avLst/>
-                          <a:gdLst/>
+                          <a:gdLst>
+                            <a:gd name="textAreaLeft" fmla="*/ 0 w 378000"/>
+                            <a:gd name="textAreaRight" fmla="*/ 378360 w 378000"/>
+                            <a:gd name="textAreaTop" fmla="*/ 0 h 20880"/>
+                            <a:gd name="textAreaBottom" fmla="*/ 21240 h 20880"/>
+                          </a:gdLst>
                           <a:ahLst/>
-                          <a:rect l="0" t="0" r="r" b="b"/>
+                          <a:rect l="textAreaLeft" t="textAreaTop" r="textAreaRight" b="textAreaBottom"/>
                           <a:pathLst>
                             <a:path w="1854" h="104">
                               <a:moveTo>
@@ -12585,6 +13932,12 @@
                           <a:noFill/>
                         </a:ln>
                       </wps:spPr>
+                      <wps:style>
+                        <a:lnRef idx="0"/>
+                        <a:fillRef idx="0"/>
+                        <a:effectRef idx="0"/>
+                        <a:fontRef idx="minor"/>
+                      </wps:style>
                       <wps:bodyPr/>
                     </wps:wsp>
                   </wpg:wgp>
@@ -12595,42 +13948,29 @@
         </mc:Choice>
         <mc:Fallback>
           <w:pict>
-            <v:group id="shape_0" style="position:absolute;margin-left:31.2pt;margin-top:800.8pt;width:532.15pt;height:21.05pt" coordorigin="624,16016" coordsize="10643,421">
-              <v:shape id="shape_0" ID="Figura a mano libera: forma 2" coordsize="1858,729" path="m1857,0l0,0l0,728l1857,728l1857,0e" fillcolor="#bdbdbd" stroked="f" o:allowincell="f" style="position:absolute;left:10215;top:16024;width:1052;height:412;mso-wrap-style:none;v-text-anchor:middle;mso-position-horizontal-relative:page;mso-position-vertical-relative:page">
-                <v:fill o:detectmouseclick="t" type="solid" color2="#424242"/>
-                <v:stroke color="#3465a4" joinstyle="round" endcap="flat"/>
-                <w10:wrap type="none"/>
-              </v:shape>
-              <v:shape id="shape_0" ID="Figura a mano libera: forma 3" coordsize="16896,3" path="m16895,0l0,0l0,2l16895,2l16895,0e" fillcolor="black" stroked="f" o:allowincell="f" style="position:absolute;left:624;top:16015;width:9577;height:0;mso-wrap-style:none;v-text-anchor:middle;mso-position-horizontal-relative:page;mso-position-vertical-relative:page">
-                <v:fill o:detectmouseclick="t" type="solid" color2="white"/>
-                <v:stroke color="#3465a4" joinstyle="round" endcap="flat"/>
-                <w10:wrap type="none"/>
-              </v:shape>
-              <v:shape id="shape_0" ID="Figura a mano libera: forma 4" coordsize="3,105" path="m2,0l0,0l0,104l2,104l2,0e" fillcolor="#bdbdbd" stroked="f" o:allowincell="f" style="position:absolute;left:10215;top:16024;width:0;height:58;mso-wrap-style:none;v-text-anchor:middle;mso-position-horizontal-relative:page;mso-position-vertical-relative:page">
-                <v:fill o:detectmouseclick="t" type="solid" color2="#424242"/>
-                <v:stroke color="#3465a4" joinstyle="round" endcap="flat"/>
-                <w10:wrap type="none"/>
-              </v:shape>
-              <v:shape id="shape_0" ID="Figura a mano libera: forma 5" coordsize="1855,3" path="m0,2l1854,2l1854,0l0,0l0,2e" fillcolor="black" stroked="f" o:allowincell="f" style="position:absolute;left:10215;top:16015;width:1050;height:0;mso-wrap-style:none;v-text-anchor:middle;mso-position-horizontal-relative:page;mso-position-vertical-relative:page">
-                <v:fill o:detectmouseclick="t" type="solid" color2="white"/>
-                <v:stroke color="#3465a4" joinstyle="round" endcap="flat"/>
-                <w10:wrap type="none"/>
-              </v:shape>
-              <v:shape id="shape_0" ID="Figura a mano libera: forma 6" coordsize="1855,105" path="m1854,0l0,0l0,104l1854,104l1854,0e" fillcolor="#bdbdbd" stroked="f" o:allowincell="f" style="position:absolute;left:10215;top:16378;width:1050;height:58;mso-wrap-style:none;v-text-anchor:middle;mso-position-horizontal-relative:page;mso-position-vertical-relative:page">
-                <v:fill o:detectmouseclick="t" type="solid" color2="#424242"/>
-                <v:stroke color="#3465a4" joinstyle="round" endcap="flat"/>
-                <w10:wrap type="none"/>
-              </v:shape>
-            </v:group>
+            <v:group id="shape_0" alt="Shape9" style="position:absolute;margin-left:31.2pt;margin-top:800.75pt;width:532.2pt;height:21.1pt" coordorigin="624,16015" coordsize="10644,422"/>
           </w:pict>
         </mc:Fallback>
       </mc:AlternateContent>
     </w:r>
+  </w:p>
+</w:ftr>
+</file>
+
+<file path=word/footer6.xml><?xml version="1.0" encoding="utf-8"?>
+<w:ftr xmlns:o="urn:schemas-microsoft-com:office:office" xmlns:r="http://schemas.openxmlformats.org/officeDocument/2006/relationships" xmlns:v="urn:schemas-microsoft-com:vml" xmlns:w="http://schemas.openxmlformats.org/wordprocessingml/2006/main" xmlns:w10="urn:schemas-microsoft-com:office:word" xmlns:wp="http://schemas.openxmlformats.org/drawingml/2006/wordprocessingDrawing" xmlns:wps="http://schemas.microsoft.com/office/word/2010/wordprocessingShape" xmlns:wpg="http://schemas.microsoft.com/office/word/2010/wordprocessingGroup" xmlns:mc="http://schemas.openxmlformats.org/markup-compatibility/2006" xmlns:wp14="http://schemas.microsoft.com/office/word/2010/wordprocessingDrawing" xmlns:w14="http://schemas.microsoft.com/office/word/2010/wordml" xmlns:w15="http://schemas.microsoft.com/office/word/2012/wordml" mc:Ignorable="w14 wp14 w15">
+  <w:p>
+    <w:pPr>
+      <w:pStyle w:val="BodyText"/>
+      <w:spacing w:lineRule="atLeast" w:line="0"/>
+      <w:rPr/>
+    </w:pPr>
     <w:r>
+      <w:rPr/>
       <mc:AlternateContent>
         <mc:Choice Requires="wps">
           <w:drawing>
-            <wp:anchor behindDoc="1" distT="0" distB="0" distL="0" distR="0" simplePos="0" locked="0" layoutInCell="0" allowOverlap="1" relativeHeight="10">
+            <wp:anchor behindDoc="1" distT="0" distB="0" distL="0" distR="0" simplePos="0" locked="0" layoutInCell="0" allowOverlap="1" relativeHeight="17">
               <wp:simplePos x="0" y="0"/>
               <wp:positionH relativeFrom="page">
                 <wp:posOffset>467360</wp:posOffset>
@@ -12641,23 +13981,835 @@
               <wp:extent cx="3241675" cy="143510"/>
               <wp:effectExtent l="0" t="0" r="0" b="0"/>
               <wp:wrapNone/>
-              <wp:docPr id="5" name="Frame1"/>
+              <wp:docPr id="32" name="Frame6"/>
               <a:graphic xmlns:a="http://schemas.openxmlformats.org/drawingml/2006/main">
                 <a:graphicData uri="http://schemas.microsoft.com/office/word/2010/wordprocessingShape">
                   <wps:wsp>
-                    <wps:cNvSpPr txBox="1"/>
+                    <wps:cNvSpPr/>
                     <wps:spPr>
                       <a:xfrm>
                         <a:off x="0" y="0"/>
-                        <a:ext cx="3241675" cy="143510"/>
+                        <a:ext cx="3241800" cy="143640"/>
                       </a:xfrm>
-                      <a:prstGeom prst="rect"/>
-                      <a:solidFill>
-                        <a:srgbClr val="FFFFFF">
-                          <a:alpha val="0"/>
-                        </a:srgbClr>
-                      </a:solidFill>
+                      <a:prstGeom prst="rect">
+                        <a:avLst/>
+                      </a:prstGeom>
+                      <a:noFill/>
+                      <a:ln w="0">
+                        <a:noFill/>
+                      </a:ln>
                     </wps:spPr>
+                    <wps:style>
+                      <a:lnRef idx="0"/>
+                      <a:fillRef idx="0"/>
+                      <a:effectRef idx="0"/>
+                      <a:fontRef idx="minor"/>
+                    </wps:style>
+                    <wps:txbx>
+                      <w:txbxContent>
+                        <w:p>
+                          <w:pPr>
+                            <w:pStyle w:val="FrameContents"/>
+                            <w:spacing w:before="13" w:after="0"/>
+                            <w:ind w:left="20"/>
+                            <w:rPr>
+                              <w:rFonts w:ascii="Arial" w:hAnsi="Arial"/>
+                              <w:i/>
+                              <w:i/>
+                              <w:sz w:val="16"/>
+                            </w:rPr>
+                          </w:pPr>
+                          <w:r>
+                            <w:rPr>
+                              <w:rFonts w:ascii="Arial" w:hAnsi="Arial"/>
+                              <w:i/>
+                              <w:color w:val="000000"/>
+                              <w:spacing w:val="-2"/>
+                              <w:sz w:val="16"/>
+                            </w:rPr>
+                            <w:t>Indicazioni</w:t>
+                          </w:r>
+                          <w:r>
+                            <w:rPr>
+                              <w:rFonts w:ascii="Arial" w:hAnsi="Arial"/>
+                              <w:i/>
+                              <w:color w:val="000000"/>
+                              <w:spacing w:val="-1"/>
+                              <w:sz w:val="16"/>
+                            </w:rPr>
+                            <w:t xml:space="preserve"> </w:t>
+                          </w:r>
+                          <w:r>
+                            <w:rPr>
+                              <w:rFonts w:ascii="Arial" w:hAnsi="Arial"/>
+                              <w:i/>
+                              <w:color w:val="000000"/>
+                              <w:spacing w:val="-2"/>
+                              <w:sz w:val="16"/>
+                            </w:rPr>
+                            <w:t>alimentari</w:t>
+                          </w:r>
+                        </w:p>
+                      </w:txbxContent>
+                    </wps:txbx>
+                    <wps:bodyPr lIns="0" rIns="0" tIns="0" bIns="0" anchor="t">
+                      <a:noAutofit/>
+                    </wps:bodyPr>
+                  </wps:wsp>
+                </a:graphicData>
+              </a:graphic>
+            </wp:anchor>
+          </w:drawing>
+        </mc:Choice>
+        <mc:Fallback>
+          <w:pict>
+            <v:rect id="shape_0" ID="Frame6" path="m0,0l-2147483645,0l-2147483645,-2147483646l0,-2147483646xe" fillcolor="white" stroked="f" o:allowincell="f" style="position:absolute;margin-left:36.8pt;margin-top:804.25pt;width:255.2pt;height:11.25pt;mso-wrap-style:square;v-text-anchor:top;mso-position-horizontal-relative:page;mso-position-vertical-relative:page">
+              <v:fill o:detectmouseclick="t" type="solid" color2="black" opacity="0"/>
+              <v:stroke color="#3465a4" joinstyle="round" endcap="flat"/>
+              <v:textbox>
+                <w:txbxContent>
+                  <w:p>
+                    <w:pPr>
+                      <w:pStyle w:val="FrameContents"/>
+                      <w:spacing w:before="13" w:after="0"/>
+                      <w:ind w:left="20"/>
+                      <w:rPr>
+                        <w:rFonts w:ascii="Arial" w:hAnsi="Arial"/>
+                        <w:i/>
+                        <w:i/>
+                        <w:sz w:val="16"/>
+                      </w:rPr>
+                    </w:pPr>
+                    <w:r>
+                      <w:rPr>
+                        <w:rFonts w:ascii="Arial" w:hAnsi="Arial"/>
+                        <w:i/>
+                        <w:color w:val="000000"/>
+                        <w:spacing w:val="-2"/>
+                        <w:sz w:val="16"/>
+                      </w:rPr>
+                      <w:t>Indicazioni</w:t>
+                    </w:r>
+                    <w:r>
+                      <w:rPr>
+                        <w:rFonts w:ascii="Arial" w:hAnsi="Arial"/>
+                        <w:i/>
+                        <w:color w:val="000000"/>
+                        <w:spacing w:val="-1"/>
+                        <w:sz w:val="16"/>
+                      </w:rPr>
+                      <w:t xml:space="preserve"> </w:t>
+                    </w:r>
+                    <w:r>
+                      <w:rPr>
+                        <w:rFonts w:ascii="Arial" w:hAnsi="Arial"/>
+                        <w:i/>
+                        <w:color w:val="000000"/>
+                        <w:spacing w:val="-2"/>
+                        <w:sz w:val="16"/>
+                      </w:rPr>
+                      <w:t>alimentari</w:t>
+                    </w:r>
+                  </w:p>
+                </w:txbxContent>
+              </v:textbox>
+              <w10:wrap type="none"/>
+            </v:rect>
+          </w:pict>
+        </mc:Fallback>
+      </mc:AlternateContent>
+      <mc:AlternateContent>
+        <mc:Choice Requires="wps">
+          <w:drawing>
+            <wp:anchor behindDoc="1" distT="0" distB="0" distL="0" distR="0" simplePos="0" locked="0" layoutInCell="0" allowOverlap="1" relativeHeight="38">
+              <wp:simplePos x="0" y="0"/>
+              <wp:positionH relativeFrom="page">
+                <wp:posOffset>6515100</wp:posOffset>
+              </wp:positionH>
+              <wp:positionV relativeFrom="page">
+                <wp:posOffset>10243820</wp:posOffset>
+              </wp:positionV>
+              <wp:extent cx="160020" cy="165735"/>
+              <wp:effectExtent l="0" t="0" r="0" b="0"/>
+              <wp:wrapNone/>
+              <wp:docPr id="33" name="Frame7"/>
+              <a:graphic xmlns:a="http://schemas.openxmlformats.org/drawingml/2006/main">
+                <a:graphicData uri="http://schemas.microsoft.com/office/word/2010/wordprocessingShape">
+                  <wps:wsp>
+                    <wps:cNvSpPr/>
+                    <wps:spPr>
+                      <a:xfrm>
+                        <a:off x="0" y="0"/>
+                        <a:ext cx="160200" cy="165600"/>
+                      </a:xfrm>
+                      <a:prstGeom prst="rect">
+                        <a:avLst/>
+                      </a:prstGeom>
+                      <a:noFill/>
+                      <a:ln w="0">
+                        <a:noFill/>
+                      </a:ln>
+                    </wps:spPr>
+                    <wps:style>
+                      <a:lnRef idx="0"/>
+                      <a:fillRef idx="0"/>
+                      <a:effectRef idx="0"/>
+                      <a:fontRef idx="minor"/>
+                    </wps:style>
+                    <wps:txbx>
+                      <w:txbxContent>
+                        <w:p>
+                          <w:pPr>
+                            <w:pStyle w:val="FrameContents"/>
+                            <w:spacing w:lineRule="exact" w:line="245"/>
+                            <w:ind w:left="60"/>
+                            <w:rPr>
+                              <w:sz w:val="22"/>
+                            </w:rPr>
+                          </w:pPr>
+                          <w:r>
+                            <w:rPr>
+                              <w:color w:val="000000"/>
+                              <w:spacing w:val="-10"/>
+                              <w:sz w:val="22"/>
+                            </w:rPr>
+                            <w:fldChar w:fldCharType="begin"/>
+                          </w:r>
+                          <w:r>
+                            <w:rPr>
+                              <w:sz w:val="22"/>
+                              <w:spacing w:val="-10"/>
+                              <w:color w:val="000000"/>
+                            </w:rPr>
+                            <w:instrText xml:space="preserve"> PAGE </w:instrText>
+                          </w:r>
+                          <w:r>
+                            <w:rPr>
+                              <w:sz w:val="22"/>
+                              <w:spacing w:val="-10"/>
+                              <w:color w:val="000000"/>
+                            </w:rPr>
+                            <w:fldChar w:fldCharType="separate"/>
+                          </w:r>
+                          <w:r>
+                            <w:rPr>
+                              <w:sz w:val="22"/>
+                              <w:spacing w:val="-10"/>
+                              <w:color w:val="000000"/>
+                            </w:rPr>
+                            <w:t>6</w:t>
+                          </w:r>
+                          <w:r>
+                            <w:rPr>
+                              <w:sz w:val="22"/>
+                              <w:spacing w:val="-10"/>
+                              <w:color w:val="000000"/>
+                            </w:rPr>
+                            <w:fldChar w:fldCharType="end"/>
+                          </w:r>
+                        </w:p>
+                      </w:txbxContent>
+                    </wps:txbx>
+                    <wps:bodyPr lIns="0" rIns="0" tIns="0" bIns="0" anchor="t">
+                      <a:noAutofit/>
+                    </wps:bodyPr>
+                  </wps:wsp>
+                </a:graphicData>
+              </a:graphic>
+            </wp:anchor>
+          </w:drawing>
+        </mc:Choice>
+        <mc:Fallback>
+          <w:pict>
+            <v:rect id="shape_0" ID="Frame7" path="m0,0l-2147483645,0l-2147483645,-2147483646l0,-2147483646xe" fillcolor="white" stroked="f" o:allowincell="f" style="position:absolute;margin-left:513pt;margin-top:806.6pt;width:12.55pt;height:13pt;mso-wrap-style:square;v-text-anchor:top;mso-position-horizontal-relative:page;mso-position-vertical-relative:page">
+              <v:fill o:detectmouseclick="t" type="solid" color2="black" opacity="0"/>
+              <v:stroke color="#3465a4" joinstyle="round" endcap="flat"/>
+              <v:textbox>
+                <w:txbxContent>
+                  <w:p>
+                    <w:pPr>
+                      <w:pStyle w:val="FrameContents"/>
+                      <w:spacing w:lineRule="exact" w:line="245"/>
+                      <w:ind w:left="60"/>
+                      <w:rPr>
+                        <w:sz w:val="22"/>
+                      </w:rPr>
+                    </w:pPr>
+                    <w:r>
+                      <w:rPr>
+                        <w:color w:val="000000"/>
+                        <w:spacing w:val="-10"/>
+                        <w:sz w:val="22"/>
+                      </w:rPr>
+                      <w:fldChar w:fldCharType="begin"/>
+                    </w:r>
+                    <w:r>
+                      <w:rPr>
+                        <w:sz w:val="22"/>
+                        <w:spacing w:val="-10"/>
+                        <w:color w:val="000000"/>
+                      </w:rPr>
+                      <w:instrText xml:space="preserve"> PAGE </w:instrText>
+                    </w:r>
+                    <w:r>
+                      <w:rPr>
+                        <w:sz w:val="22"/>
+                        <w:spacing w:val="-10"/>
+                        <w:color w:val="000000"/>
+                      </w:rPr>
+                      <w:fldChar w:fldCharType="separate"/>
+                    </w:r>
+                    <w:r>
+                      <w:rPr>
+                        <w:sz w:val="22"/>
+                        <w:spacing w:val="-10"/>
+                        <w:color w:val="000000"/>
+                      </w:rPr>
+                      <w:t>6</w:t>
+                    </w:r>
+                    <w:r>
+                      <w:rPr>
+                        <w:sz w:val="22"/>
+                        <w:spacing w:val="-10"/>
+                        <w:color w:val="000000"/>
+                      </w:rPr>
+                      <w:fldChar w:fldCharType="end"/>
+                    </w:r>
+                  </w:p>
+                </w:txbxContent>
+              </v:textbox>
+              <w10:wrap type="none"/>
+            </v:rect>
+          </w:pict>
+        </mc:Fallback>
+      </mc:AlternateContent>
+      <mc:AlternateContent>
+        <mc:Choice Requires="wpg">
+          <w:drawing>
+            <wp:anchor behindDoc="1" distT="0" distB="0" distL="0" distR="0" simplePos="0" locked="0" layoutInCell="0" allowOverlap="1" relativeHeight="58">
+              <wp:simplePos x="0" y="0"/>
+              <wp:positionH relativeFrom="page">
+                <wp:posOffset>396240</wp:posOffset>
+              </wp:positionH>
+              <wp:positionV relativeFrom="page">
+                <wp:posOffset>10169525</wp:posOffset>
+              </wp:positionV>
+              <wp:extent cx="6758940" cy="267970"/>
+              <wp:effectExtent l="0" t="0" r="0" b="0"/>
+              <wp:wrapNone/>
+              <wp:docPr id="34" name="Shape9"/>
+              <a:graphic xmlns:a="http://schemas.openxmlformats.org/drawingml/2006/main">
+                <a:graphicData uri="http://schemas.microsoft.com/office/word/2010/wordprocessingGroup">
+                  <wpg:wgp>
+                    <wpg:cNvGrpSpPr/>
+                    <wpg:grpSpPr>
+                      <a:xfrm>
+                        <a:off x="0" y="0"/>
+                        <a:ext cx="6759000" cy="267840"/>
+                        <a:chOff x="0" y="0"/>
+                        <a:chExt cx="6759000" cy="267840"/>
+                      </a:xfrm>
+                    </wpg:grpSpPr>
+                    <wps:wsp>
+                      <wps:cNvPr id="35" name=""/>
+                      <wps:cNvSpPr/>
+                      <wps:spPr>
+                        <a:xfrm>
+                          <a:off x="6090840" y="5760"/>
+                          <a:ext cx="668160" cy="262080"/>
+                        </a:xfrm>
+                        <a:custGeom>
+                          <a:avLst/>
+                          <a:gdLst>
+                            <a:gd name="textAreaLeft" fmla="*/ 0 w 378720"/>
+                            <a:gd name="textAreaRight" fmla="*/ 379080 w 378720"/>
+                            <a:gd name="textAreaTop" fmla="*/ 0 h 148680"/>
+                            <a:gd name="textAreaBottom" fmla="*/ 149040 h 148680"/>
+                          </a:gdLst>
+                          <a:ahLst/>
+                          <a:rect l="textAreaLeft" t="textAreaTop" r="textAreaRight" b="textAreaBottom"/>
+                          <a:pathLst>
+                            <a:path w="1857" h="728">
+                              <a:moveTo>
+                                <a:pt x="1857" y="1"/>
+                              </a:moveTo>
+                              <a:lnTo>
+                                <a:pt x="0" y="1"/>
+                              </a:lnTo>
+                              <a:lnTo>
+                                <a:pt x="0" y="729"/>
+                              </a:lnTo>
+                              <a:lnTo>
+                                <a:pt x="1857" y="729"/>
+                              </a:lnTo>
+                              <a:lnTo>
+                                <a:pt x="1857" y="1"/>
+                              </a:lnTo>
+                              <a:close/>
+                            </a:path>
+                          </a:pathLst>
+                        </a:custGeom>
+                        <a:solidFill>
+                          <a:srgbClr val="bdbdbd"/>
+                        </a:solidFill>
+                        <a:ln w="0">
+                          <a:noFill/>
+                        </a:ln>
+                      </wps:spPr>
+                      <wps:style>
+                        <a:lnRef idx="0"/>
+                        <a:fillRef idx="0"/>
+                        <a:effectRef idx="0"/>
+                        <a:fontRef idx="minor"/>
+                      </wps:style>
+                      <wps:bodyPr/>
+                    </wps:wsp>
+                    <wps:wsp>
+                      <wps:cNvPr id="36" name=""/>
+                      <wps:cNvSpPr/>
+                      <wps:spPr>
+                        <a:xfrm>
+                          <a:off x="0" y="0"/>
+                          <a:ext cx="6082200" cy="720"/>
+                        </a:xfrm>
+                        <a:custGeom>
+                          <a:avLst/>
+                          <a:gdLst>
+                            <a:gd name="textAreaLeft" fmla="*/ 0 w 3448080"/>
+                            <a:gd name="textAreaRight" fmla="*/ 3448440 w 3448080"/>
+                            <a:gd name="textAreaTop" fmla="*/ 0 h 360"/>
+                            <a:gd name="textAreaBottom" fmla="*/ 720 h 360"/>
+                          </a:gdLst>
+                          <a:ahLst/>
+                          <a:rect l="textAreaLeft" t="textAreaTop" r="textAreaRight" b="textAreaBottom"/>
+                          <a:pathLst>
+                            <a:path w="16895" h="2">
+                              <a:moveTo>
+                                <a:pt x="16895" y="1"/>
+                              </a:moveTo>
+                              <a:lnTo>
+                                <a:pt x="0" y="1"/>
+                              </a:lnTo>
+                              <a:lnTo>
+                                <a:pt x="0" y="3"/>
+                              </a:lnTo>
+                              <a:lnTo>
+                                <a:pt x="16895" y="3"/>
+                              </a:lnTo>
+                              <a:lnTo>
+                                <a:pt x="16895" y="1"/>
+                              </a:lnTo>
+                              <a:close/>
+                            </a:path>
+                          </a:pathLst>
+                        </a:custGeom>
+                        <a:solidFill>
+                          <a:srgbClr val="000000"/>
+                        </a:solidFill>
+                        <a:ln w="0">
+                          <a:noFill/>
+                        </a:ln>
+                      </wps:spPr>
+                      <wps:style>
+                        <a:lnRef idx="0"/>
+                        <a:fillRef idx="0"/>
+                        <a:effectRef idx="0"/>
+                        <a:fontRef idx="minor"/>
+                      </wps:style>
+                      <wps:bodyPr/>
+                    </wps:wsp>
+                    <wps:wsp>
+                      <wps:cNvPr id="37" name=""/>
+                      <wps:cNvSpPr/>
+                      <wps:spPr>
+                        <a:xfrm>
+                          <a:off x="6090840" y="5760"/>
+                          <a:ext cx="720" cy="36720"/>
+                        </a:xfrm>
+                        <a:custGeom>
+                          <a:avLst/>
+                          <a:gdLst>
+                            <a:gd name="textAreaLeft" fmla="*/ 0 w 360"/>
+                            <a:gd name="textAreaRight" fmla="*/ 720 w 360"/>
+                            <a:gd name="textAreaTop" fmla="*/ 0 h 20880"/>
+                            <a:gd name="textAreaBottom" fmla="*/ 21240 h 20880"/>
+                          </a:gdLst>
+                          <a:ahLst/>
+                          <a:rect l="textAreaLeft" t="textAreaTop" r="textAreaRight" b="textAreaBottom"/>
+                          <a:pathLst>
+                            <a:path w="2" h="104">
+                              <a:moveTo>
+                                <a:pt x="2" y="1"/>
+                              </a:moveTo>
+                              <a:lnTo>
+                                <a:pt x="0" y="1"/>
+                              </a:lnTo>
+                              <a:lnTo>
+                                <a:pt x="0" y="105"/>
+                              </a:lnTo>
+                              <a:lnTo>
+                                <a:pt x="2" y="105"/>
+                              </a:lnTo>
+                              <a:lnTo>
+                                <a:pt x="2" y="1"/>
+                              </a:lnTo>
+                              <a:close/>
+                            </a:path>
+                          </a:pathLst>
+                        </a:custGeom>
+                        <a:solidFill>
+                          <a:srgbClr val="bdbdbd"/>
+                        </a:solidFill>
+                        <a:ln w="0">
+                          <a:noFill/>
+                        </a:ln>
+                      </wps:spPr>
+                      <wps:style>
+                        <a:lnRef idx="0"/>
+                        <a:fillRef idx="0"/>
+                        <a:effectRef idx="0"/>
+                        <a:fontRef idx="minor"/>
+                      </wps:style>
+                      <wps:bodyPr/>
+                    </wps:wsp>
+                    <wps:wsp>
+                      <wps:cNvPr id="38" name=""/>
+                      <wps:cNvSpPr/>
+                      <wps:spPr>
+                        <a:xfrm>
+                          <a:off x="6090840" y="0"/>
+                          <a:ext cx="666720" cy="720"/>
+                        </a:xfrm>
+                        <a:custGeom>
+                          <a:avLst/>
+                          <a:gdLst>
+                            <a:gd name="textAreaLeft" fmla="*/ 0 w 378000"/>
+                            <a:gd name="textAreaRight" fmla="*/ 378360 w 378000"/>
+                            <a:gd name="textAreaTop" fmla="*/ 0 h 360"/>
+                            <a:gd name="textAreaBottom" fmla="*/ 720 h 360"/>
+                          </a:gdLst>
+                          <a:ahLst/>
+                          <a:rect l="textAreaLeft" t="textAreaTop" r="textAreaRight" b="textAreaBottom"/>
+                          <a:pathLst>
+                            <a:path w="1854" h="2">
+                              <a:moveTo>
+                                <a:pt x="0" y="3"/>
+                              </a:moveTo>
+                              <a:lnTo>
+                                <a:pt x="1854" y="3"/>
+                              </a:lnTo>
+                              <a:lnTo>
+                                <a:pt x="1854" y="1"/>
+                              </a:lnTo>
+                              <a:lnTo>
+                                <a:pt x="0" y="1"/>
+                              </a:lnTo>
+                              <a:lnTo>
+                                <a:pt x="0" y="3"/>
+                              </a:lnTo>
+                              <a:close/>
+                            </a:path>
+                          </a:pathLst>
+                        </a:custGeom>
+                        <a:solidFill>
+                          <a:srgbClr val="000000"/>
+                        </a:solidFill>
+                        <a:ln w="0">
+                          <a:noFill/>
+                        </a:ln>
+                      </wps:spPr>
+                      <wps:style>
+                        <a:lnRef idx="0"/>
+                        <a:fillRef idx="0"/>
+                        <a:effectRef idx="0"/>
+                        <a:fontRef idx="minor"/>
+                      </wps:style>
+                      <wps:bodyPr/>
+                    </wps:wsp>
+                    <wps:wsp>
+                      <wps:cNvPr id="39" name=""/>
+                      <wps:cNvSpPr/>
+                      <wps:spPr>
+                        <a:xfrm>
+                          <a:off x="6090840" y="231120"/>
+                          <a:ext cx="666720" cy="36720"/>
+                        </a:xfrm>
+                        <a:custGeom>
+                          <a:avLst/>
+                          <a:gdLst>
+                            <a:gd name="textAreaLeft" fmla="*/ 0 w 378000"/>
+                            <a:gd name="textAreaRight" fmla="*/ 378360 w 378000"/>
+                            <a:gd name="textAreaTop" fmla="*/ 0 h 20880"/>
+                            <a:gd name="textAreaBottom" fmla="*/ 21240 h 20880"/>
+                          </a:gdLst>
+                          <a:ahLst/>
+                          <a:rect l="textAreaLeft" t="textAreaTop" r="textAreaRight" b="textAreaBottom"/>
+                          <a:pathLst>
+                            <a:path w="1854" h="104">
+                              <a:moveTo>
+                                <a:pt x="1854" y="0"/>
+                              </a:moveTo>
+                              <a:lnTo>
+                                <a:pt x="0" y="0"/>
+                              </a:lnTo>
+                              <a:lnTo>
+                                <a:pt x="0" y="104"/>
+                              </a:lnTo>
+                              <a:lnTo>
+                                <a:pt x="1854" y="104"/>
+                              </a:lnTo>
+                              <a:lnTo>
+                                <a:pt x="1854" y="0"/>
+                              </a:lnTo>
+                              <a:close/>
+                            </a:path>
+                          </a:pathLst>
+                        </a:custGeom>
+                        <a:solidFill>
+                          <a:srgbClr val="bdbdbd"/>
+                        </a:solidFill>
+                        <a:ln w="0">
+                          <a:noFill/>
+                        </a:ln>
+                      </wps:spPr>
+                      <wps:style>
+                        <a:lnRef idx="0"/>
+                        <a:fillRef idx="0"/>
+                        <a:effectRef idx="0"/>
+                        <a:fontRef idx="minor"/>
+                      </wps:style>
+                      <wps:bodyPr/>
+                    </wps:wsp>
+                  </wpg:wgp>
+                </a:graphicData>
+              </a:graphic>
+            </wp:anchor>
+          </w:drawing>
+        </mc:Choice>
+        <mc:Fallback>
+          <w:pict>
+            <v:group id="shape_0" alt="Shape9" style="position:absolute;margin-left:31.2pt;margin-top:800.75pt;width:532.2pt;height:21.1pt" coordorigin="624,16015" coordsize="10644,422"/>
+          </w:pict>
+        </mc:Fallback>
+      </mc:AlternateContent>
+    </w:r>
+  </w:p>
+</w:ftr>
+</file>
+
+<file path=word/footer7.xml><?xml version="1.0" encoding="utf-8"?>
+<w:ftr xmlns:o="urn:schemas-microsoft-com:office:office" xmlns:r="http://schemas.openxmlformats.org/officeDocument/2006/relationships" xmlns:v="urn:schemas-microsoft-com:vml" xmlns:w="http://schemas.openxmlformats.org/wordprocessingml/2006/main" xmlns:w10="urn:schemas-microsoft-com:office:word" xmlns:wp="http://schemas.openxmlformats.org/drawingml/2006/wordprocessingDrawing" xmlns:wps="http://schemas.microsoft.com/office/word/2010/wordprocessingShape" xmlns:wpg="http://schemas.microsoft.com/office/word/2010/wordprocessingGroup" xmlns:mc="http://schemas.openxmlformats.org/markup-compatibility/2006" xmlns:wp14="http://schemas.microsoft.com/office/word/2010/wordprocessingDrawing" xmlns:w14="http://schemas.microsoft.com/office/word/2010/wordml" xmlns:w15="http://schemas.microsoft.com/office/word/2012/wordml" mc:Ignorable="w14 wp14 w15">
+  <w:p>
+    <w:pPr>
+      <w:pStyle w:val="BodyText"/>
+      <w:spacing w:lineRule="atLeast" w:line="0"/>
+      <w:rPr/>
+    </w:pPr>
+    <w:r>
+      <w:rPr/>
+      <mc:AlternateContent>
+        <mc:Choice Requires="wps">
+          <w:drawing>
+            <wp:anchor behindDoc="1" distT="0" distB="0" distL="0" distR="0" simplePos="0" locked="0" layoutInCell="0" allowOverlap="1" relativeHeight="2">
+              <wp:simplePos x="0" y="0"/>
+              <wp:positionH relativeFrom="page">
+                <wp:posOffset>0</wp:posOffset>
+              </wp:positionH>
+              <wp:positionV relativeFrom="page">
+                <wp:posOffset>0</wp:posOffset>
+              </wp:positionV>
+              <wp:extent cx="160020" cy="165735"/>
+              <wp:effectExtent l="0" t="0" r="0" b="0"/>
+              <wp:wrapNone/>
+              <wp:docPr id="41" name="Frame11"/>
+              <a:graphic xmlns:a="http://schemas.openxmlformats.org/drawingml/2006/main">
+                <a:graphicData uri="http://schemas.microsoft.com/office/word/2010/wordprocessingShape">
+                  <wps:wsp>
+                    <wps:cNvSpPr/>
+                    <wps:spPr>
+                      <a:xfrm>
+                        <a:off x="0" y="0"/>
+                        <a:ext cx="160200" cy="165600"/>
+                      </a:xfrm>
+                      <a:prstGeom prst="rect">
+                        <a:avLst/>
+                      </a:prstGeom>
+                      <a:noFill/>
+                      <a:ln w="0">
+                        <a:noFill/>
+                      </a:ln>
+                    </wps:spPr>
+                    <wps:style>
+                      <a:lnRef idx="0"/>
+                      <a:fillRef idx="0"/>
+                      <a:effectRef idx="0"/>
+                      <a:fontRef idx="minor"/>
+                    </wps:style>
+                    <wps:txbx>
+                      <w:txbxContent>
+                        <w:p>
+                          <w:pPr>
+                            <w:pStyle w:val="FrameContents"/>
+                            <w:spacing w:lineRule="exact" w:line="245"/>
+                            <w:ind w:left="60"/>
+                            <w:rPr>
+                              <w:sz w:val="22"/>
+                            </w:rPr>
+                          </w:pPr>
+                          <w:r>
+                            <w:rPr>
+                              <w:color w:val="000000"/>
+                              <w:spacing w:val="-10"/>
+                              <w:sz w:val="22"/>
+                            </w:rPr>
+                            <w:fldChar w:fldCharType="begin"/>
+                          </w:r>
+                          <w:r>
+                            <w:rPr>
+                              <w:sz w:val="22"/>
+                              <w:spacing w:val="-10"/>
+                              <w:color w:val="000000"/>
+                            </w:rPr>
+                            <w:instrText xml:space="preserve"> PAGE </w:instrText>
+                          </w:r>
+                          <w:r>
+                            <w:rPr>
+                              <w:sz w:val="22"/>
+                              <w:spacing w:val="-10"/>
+                              <w:color w:val="000000"/>
+                            </w:rPr>
+                            <w:fldChar w:fldCharType="separate"/>
+                          </w:r>
+                          <w:r>
+                            <w:rPr>
+                              <w:sz w:val="22"/>
+                              <w:spacing w:val="-10"/>
+                              <w:color w:val="000000"/>
+                            </w:rPr>
+                            <w:t>0</w:t>
+                          </w:r>
+                          <w:r>
+                            <w:rPr>
+                              <w:sz w:val="22"/>
+                              <w:spacing w:val="-10"/>
+                              <w:color w:val="000000"/>
+                            </w:rPr>
+                            <w:fldChar w:fldCharType="end"/>
+                          </w:r>
+                        </w:p>
+                      </w:txbxContent>
+                    </wps:txbx>
+                    <wps:bodyPr lIns="0" rIns="0" tIns="0" bIns="0" anchor="t">
+                      <a:noAutofit/>
+                    </wps:bodyPr>
+                  </wps:wsp>
+                </a:graphicData>
+              </a:graphic>
+            </wp:anchor>
+          </w:drawing>
+        </mc:Choice>
+        <mc:Fallback>
+          <w:pict>
+            <v:rect id="shape_0" ID="Frame11" path="m0,0l-2147483645,0l-2147483645,-2147483646l0,-2147483646xe" fillcolor="white" stroked="f" o:allowincell="f" style="position:absolute;margin-left:0.05pt;margin-top:0pt;width:12.55pt;height:13pt;mso-wrap-style:square;v-text-anchor:top;mso-position-horizontal-relative:page;mso-position-vertical-relative:page">
+              <v:fill o:detectmouseclick="t" type="solid" color2="black" opacity="0"/>
+              <v:stroke color="#3465a4" joinstyle="round" endcap="flat"/>
+              <v:textbox>
+                <w:txbxContent>
+                  <w:p>
+                    <w:pPr>
+                      <w:pStyle w:val="FrameContents"/>
+                      <w:spacing w:lineRule="exact" w:line="245"/>
+                      <w:ind w:left="60"/>
+                      <w:rPr>
+                        <w:sz w:val="22"/>
+                      </w:rPr>
+                    </w:pPr>
+                    <w:r>
+                      <w:rPr>
+                        <w:color w:val="000000"/>
+                        <w:spacing w:val="-10"/>
+                        <w:sz w:val="22"/>
+                      </w:rPr>
+                      <w:fldChar w:fldCharType="begin"/>
+                    </w:r>
+                    <w:r>
+                      <w:rPr>
+                        <w:sz w:val="22"/>
+                        <w:spacing w:val="-10"/>
+                        <w:color w:val="000000"/>
+                      </w:rPr>
+                      <w:instrText xml:space="preserve"> PAGE </w:instrText>
+                    </w:r>
+                    <w:r>
+                      <w:rPr>
+                        <w:sz w:val="22"/>
+                        <w:spacing w:val="-10"/>
+                        <w:color w:val="000000"/>
+                      </w:rPr>
+                      <w:fldChar w:fldCharType="separate"/>
+                    </w:r>
+                    <w:r>
+                      <w:rPr>
+                        <w:sz w:val="22"/>
+                        <w:spacing w:val="-10"/>
+                        <w:color w:val="000000"/>
+                      </w:rPr>
+                      <w:t>0</w:t>
+                    </w:r>
+                    <w:r>
+                      <w:rPr>
+                        <w:sz w:val="22"/>
+                        <w:spacing w:val="-10"/>
+                        <w:color w:val="000000"/>
+                      </w:rPr>
+                      <w:fldChar w:fldCharType="end"/>
+                    </w:r>
+                  </w:p>
+                </w:txbxContent>
+              </v:textbox>
+              <w10:wrap type="none"/>
+            </v:rect>
+          </w:pict>
+        </mc:Fallback>
+      </mc:AlternateContent>
+      <mc:AlternateContent>
+        <mc:Choice Requires="wps">
+          <w:drawing>
+            <wp:anchor behindDoc="1" distT="0" distB="0" distL="0" distR="0" simplePos="0" locked="0" layoutInCell="0" allowOverlap="1" relativeHeight="3">
+              <wp:simplePos x="0" y="0"/>
+              <wp:positionH relativeFrom="page">
+                <wp:posOffset>0</wp:posOffset>
+              </wp:positionH>
+              <wp:positionV relativeFrom="page">
+                <wp:posOffset>0</wp:posOffset>
+              </wp:positionV>
+              <wp:extent cx="3241675" cy="143510"/>
+              <wp:effectExtent l="0" t="0" r="0" b="0"/>
+              <wp:wrapNone/>
+              <wp:docPr id="42" name="Frame10"/>
+              <a:graphic xmlns:a="http://schemas.openxmlformats.org/drawingml/2006/main">
+                <a:graphicData uri="http://schemas.microsoft.com/office/word/2010/wordprocessingShape">
+                  <wps:wsp>
+                    <wps:cNvSpPr/>
+                    <wps:spPr>
+                      <a:xfrm>
+                        <a:off x="0" y="0"/>
+                        <a:ext cx="3241800" cy="143640"/>
+                      </a:xfrm>
+                      <a:prstGeom prst="rect">
+                        <a:avLst/>
+                      </a:prstGeom>
+                      <a:noFill/>
+                      <a:ln w="0">
+                        <a:noFill/>
+                      </a:ln>
+                    </wps:spPr>
+                    <wps:style>
+                      <a:lnRef idx="0"/>
+                      <a:fillRef idx="0"/>
+                      <a:effectRef idx="0"/>
+                      <a:fontRef idx="minor"/>
+                    </wps:style>
                     <wps:txbx>
                       <w:txbxContent>
                         <w:p>
@@ -12847,7 +14999,7 @@
                         </w:p>
                       </w:txbxContent>
                     </wps:txbx>
-                    <wps:bodyPr anchor="t" lIns="0" tIns="0" rIns="0" bIns="0">
+                    <wps:bodyPr lIns="0" rIns="0" tIns="0" bIns="0" anchor="t">
                       <a:noAutofit/>
                     </wps:bodyPr>
                   </wps:wsp>
@@ -12858,8 +15010,10 @@
         </mc:Choice>
         <mc:Fallback>
           <w:pict>
-            <v:rect stroked="f" strokeweight="0pt" style="position:absolute;rotation:-0;width:255.25pt;height:11.3pt;mso-wrap-distance-left:0pt;mso-wrap-distance-right:0pt;mso-wrap-distance-top:0pt;mso-wrap-distance-bottom:0pt;margin-top:804.25pt;mso-position-vertical-relative:page;margin-left:36.8pt;mso-position-horizontal-relative:page">
-              <v:textbox inset="0in,0in,0in,0in">
+            <v:rect id="shape_0" ID="Frame10" path="m0,0l-2147483645,0l-2147483645,-2147483646l0,-2147483646xe" fillcolor="white" stroked="f" o:allowincell="f" style="position:absolute;margin-left:0.05pt;margin-top:0pt;width:255.2pt;height:11.25pt;mso-wrap-style:square;v-text-anchor:top;mso-position-horizontal-relative:page;mso-position-vertical-relative:page">
+              <v:fill o:detectmouseclick="t" type="solid" color2="black" opacity="0"/>
+              <v:stroke color="#3465a4" joinstyle="round" endcap="flat"/>
+              <v:textbox>
                 <w:txbxContent>
                   <w:p>
                     <w:pPr>
@@ -13053,12 +15207,485 @@
           </w:pict>
         </mc:Fallback>
       </mc:AlternateContent>
+      <mc:AlternateContent>
+        <mc:Choice Requires="wpg">
+          <w:drawing>
+            <wp:anchor behindDoc="1" distT="0" distB="0" distL="635" distR="635" simplePos="0" locked="0" layoutInCell="0" allowOverlap="1" relativeHeight="50">
+              <wp:simplePos x="0" y="0"/>
+              <wp:positionH relativeFrom="page">
+                <wp:posOffset>0</wp:posOffset>
+              </wp:positionH>
+              <wp:positionV relativeFrom="page">
+                <wp:posOffset>0</wp:posOffset>
+              </wp:positionV>
+              <wp:extent cx="6758305" cy="267970"/>
+              <wp:effectExtent l="635" t="0" r="635" b="0"/>
+              <wp:wrapNone/>
+              <wp:docPr id="43" name="Group 4"/>
+              <a:graphic xmlns:a="http://schemas.openxmlformats.org/drawingml/2006/main">
+                <a:graphicData uri="http://schemas.microsoft.com/office/word/2010/wordprocessingGroup">
+                  <wpg:wgp>
+                    <wpg:cNvGrpSpPr/>
+                    <wpg:grpSpPr>
+                      <a:xfrm>
+                        <a:off x="0" y="0"/>
+                        <a:ext cx="6758280" cy="267840"/>
+                        <a:chOff x="0" y="0"/>
+                        <a:chExt cx="6758280" cy="267840"/>
+                      </a:xfrm>
+                    </wpg:grpSpPr>
+                    <wps:wsp>
+                      <wps:cNvPr id="44" name=""/>
+                      <wps:cNvSpPr/>
+                      <wps:spPr>
+                        <a:xfrm>
+                          <a:off x="6090120" y="5760"/>
+                          <a:ext cx="668160" cy="262080"/>
+                        </a:xfrm>
+                        <a:custGeom>
+                          <a:avLst/>
+                          <a:gdLst>
+                            <a:gd name="textAreaLeft" fmla="*/ 0 w 378720"/>
+                            <a:gd name="textAreaRight" fmla="*/ 379080 w 378720"/>
+                            <a:gd name="textAreaTop" fmla="*/ 0 h 148680"/>
+                            <a:gd name="textAreaBottom" fmla="*/ 149040 h 148680"/>
+                          </a:gdLst>
+                          <a:ahLst/>
+                          <a:rect l="textAreaLeft" t="textAreaTop" r="textAreaRight" b="textAreaBottom"/>
+                          <a:pathLst>
+                            <a:path w="1857" h="728">
+                              <a:moveTo>
+                                <a:pt x="1858" y="0"/>
+                              </a:moveTo>
+                              <a:lnTo>
+                                <a:pt x="1" y="0"/>
+                              </a:lnTo>
+                              <a:lnTo>
+                                <a:pt x="1" y="728"/>
+                              </a:lnTo>
+                              <a:lnTo>
+                                <a:pt x="1858" y="728"/>
+                              </a:lnTo>
+                              <a:lnTo>
+                                <a:pt x="1858" y="0"/>
+                              </a:lnTo>
+                              <a:close/>
+                            </a:path>
+                          </a:pathLst>
+                        </a:custGeom>
+                        <a:solidFill>
+                          <a:srgbClr val="bdbdbd"/>
+                        </a:solidFill>
+                        <a:ln w="0">
+                          <a:noFill/>
+                        </a:ln>
+                      </wps:spPr>
+                      <wps:style>
+                        <a:lnRef idx="0"/>
+                        <a:fillRef idx="0"/>
+                        <a:effectRef idx="0"/>
+                        <a:fontRef idx="minor"/>
+                      </wps:style>
+                      <wps:bodyPr/>
+                    </wps:wsp>
+                    <wps:wsp>
+                      <wps:cNvPr id="45" name=""/>
+                      <wps:cNvSpPr/>
+                      <wps:spPr>
+                        <a:xfrm>
+                          <a:off x="0" y="0"/>
+                          <a:ext cx="6082200" cy="720"/>
+                        </a:xfrm>
+                        <a:custGeom>
+                          <a:avLst/>
+                          <a:gdLst>
+                            <a:gd name="textAreaLeft" fmla="*/ 0 w 3448080"/>
+                            <a:gd name="textAreaRight" fmla="*/ 3448440 w 3448080"/>
+                            <a:gd name="textAreaTop" fmla="*/ 0 h 360"/>
+                            <a:gd name="textAreaBottom" fmla="*/ 720 h 360"/>
+                          </a:gdLst>
+                          <a:ahLst/>
+                          <a:rect l="textAreaLeft" t="textAreaTop" r="textAreaRight" b="textAreaBottom"/>
+                          <a:pathLst>
+                            <a:path w="16895" h="2">
+                              <a:moveTo>
+                                <a:pt x="16894" y="0"/>
+                              </a:moveTo>
+                              <a:lnTo>
+                                <a:pt x="-1" y="0"/>
+                              </a:lnTo>
+                              <a:lnTo>
+                                <a:pt x="-1" y="2"/>
+                              </a:lnTo>
+                              <a:lnTo>
+                                <a:pt x="16894" y="2"/>
+                              </a:lnTo>
+                              <a:lnTo>
+                                <a:pt x="16894" y="0"/>
+                              </a:lnTo>
+                              <a:close/>
+                            </a:path>
+                          </a:pathLst>
+                        </a:custGeom>
+                        <a:solidFill>
+                          <a:srgbClr val="000000"/>
+                        </a:solidFill>
+                        <a:ln w="0">
+                          <a:noFill/>
+                        </a:ln>
+                      </wps:spPr>
+                      <wps:style>
+                        <a:lnRef idx="0"/>
+                        <a:fillRef idx="0"/>
+                        <a:effectRef idx="0"/>
+                        <a:fontRef idx="minor"/>
+                      </wps:style>
+                      <wps:bodyPr/>
+                    </wps:wsp>
+                    <wps:wsp>
+                      <wps:cNvPr id="46" name=""/>
+                      <wps:cNvSpPr/>
+                      <wps:spPr>
+                        <a:xfrm>
+                          <a:off x="6090120" y="5760"/>
+                          <a:ext cx="720" cy="36720"/>
+                        </a:xfrm>
+                        <a:custGeom>
+                          <a:avLst/>
+                          <a:gdLst>
+                            <a:gd name="textAreaLeft" fmla="*/ 0 w 360"/>
+                            <a:gd name="textAreaRight" fmla="*/ 720 w 360"/>
+                            <a:gd name="textAreaTop" fmla="*/ 0 h 20880"/>
+                            <a:gd name="textAreaBottom" fmla="*/ 21240 h 20880"/>
+                          </a:gdLst>
+                          <a:ahLst/>
+                          <a:rect l="textAreaLeft" t="textAreaTop" r="textAreaRight" b="textAreaBottom"/>
+                          <a:pathLst>
+                            <a:path w="2" h="104">
+                              <a:moveTo>
+                                <a:pt x="3" y="0"/>
+                              </a:moveTo>
+                              <a:lnTo>
+                                <a:pt x="1" y="0"/>
+                              </a:lnTo>
+                              <a:lnTo>
+                                <a:pt x="1" y="104"/>
+                              </a:lnTo>
+                              <a:lnTo>
+                                <a:pt x="3" y="104"/>
+                              </a:lnTo>
+                              <a:lnTo>
+                                <a:pt x="3" y="0"/>
+                              </a:lnTo>
+                              <a:close/>
+                            </a:path>
+                          </a:pathLst>
+                        </a:custGeom>
+                        <a:solidFill>
+                          <a:srgbClr val="bdbdbd"/>
+                        </a:solidFill>
+                        <a:ln w="0">
+                          <a:noFill/>
+                        </a:ln>
+                      </wps:spPr>
+                      <wps:style>
+                        <a:lnRef idx="0"/>
+                        <a:fillRef idx="0"/>
+                        <a:effectRef idx="0"/>
+                        <a:fontRef idx="minor"/>
+                      </wps:style>
+                      <wps:bodyPr/>
+                    </wps:wsp>
+                    <wps:wsp>
+                      <wps:cNvPr id="47" name=""/>
+                      <wps:cNvSpPr/>
+                      <wps:spPr>
+                        <a:xfrm>
+                          <a:off x="6090120" y="0"/>
+                          <a:ext cx="666720" cy="720"/>
+                        </a:xfrm>
+                        <a:custGeom>
+                          <a:avLst/>
+                          <a:gdLst>
+                            <a:gd name="textAreaLeft" fmla="*/ 0 w 378000"/>
+                            <a:gd name="textAreaRight" fmla="*/ 378360 w 378000"/>
+                            <a:gd name="textAreaTop" fmla="*/ 0 h 360"/>
+                            <a:gd name="textAreaBottom" fmla="*/ 720 h 360"/>
+                          </a:gdLst>
+                          <a:ahLst/>
+                          <a:rect l="textAreaLeft" t="textAreaTop" r="textAreaRight" b="textAreaBottom"/>
+                          <a:pathLst>
+                            <a:path w="1854" h="2">
+                              <a:moveTo>
+                                <a:pt x="1" y="2"/>
+                              </a:moveTo>
+                              <a:lnTo>
+                                <a:pt x="1855" y="2"/>
+                              </a:lnTo>
+                              <a:lnTo>
+                                <a:pt x="1855" y="0"/>
+                              </a:lnTo>
+                              <a:lnTo>
+                                <a:pt x="1" y="0"/>
+                              </a:lnTo>
+                              <a:lnTo>
+                                <a:pt x="1" y="2"/>
+                              </a:lnTo>
+                              <a:close/>
+                            </a:path>
+                          </a:pathLst>
+                        </a:custGeom>
+                        <a:solidFill>
+                          <a:srgbClr val="000000"/>
+                        </a:solidFill>
+                        <a:ln w="0">
+                          <a:noFill/>
+                        </a:ln>
+                      </wps:spPr>
+                      <wps:style>
+                        <a:lnRef idx="0"/>
+                        <a:fillRef idx="0"/>
+                        <a:effectRef idx="0"/>
+                        <a:fontRef idx="minor"/>
+                      </wps:style>
+                      <wps:bodyPr/>
+                    </wps:wsp>
+                    <wps:wsp>
+                      <wps:cNvPr id="48" name=""/>
+                      <wps:cNvSpPr/>
+                      <wps:spPr>
+                        <a:xfrm>
+                          <a:off x="6090120" y="231120"/>
+                          <a:ext cx="666720" cy="36720"/>
+                        </a:xfrm>
+                        <a:custGeom>
+                          <a:avLst/>
+                          <a:gdLst>
+                            <a:gd name="textAreaLeft" fmla="*/ 0 w 378000"/>
+                            <a:gd name="textAreaRight" fmla="*/ 378360 w 378000"/>
+                            <a:gd name="textAreaTop" fmla="*/ 0 h 20880"/>
+                            <a:gd name="textAreaBottom" fmla="*/ 21240 h 20880"/>
+                          </a:gdLst>
+                          <a:ahLst/>
+                          <a:rect l="textAreaLeft" t="textAreaTop" r="textAreaRight" b="textAreaBottom"/>
+                          <a:pathLst>
+                            <a:path w="1854" h="104">
+                              <a:moveTo>
+                                <a:pt x="1855" y="0"/>
+                              </a:moveTo>
+                              <a:lnTo>
+                                <a:pt x="1" y="0"/>
+                              </a:lnTo>
+                              <a:lnTo>
+                                <a:pt x="1" y="104"/>
+                              </a:lnTo>
+                              <a:lnTo>
+                                <a:pt x="1855" y="104"/>
+                              </a:lnTo>
+                              <a:lnTo>
+                                <a:pt x="1855" y="0"/>
+                              </a:lnTo>
+                              <a:close/>
+                            </a:path>
+                          </a:pathLst>
+                        </a:custGeom>
+                        <a:solidFill>
+                          <a:srgbClr val="bdbdbd"/>
+                        </a:solidFill>
+                        <a:ln w="0">
+                          <a:noFill/>
+                        </a:ln>
+                      </wps:spPr>
+                      <wps:style>
+                        <a:lnRef idx="0"/>
+                        <a:fillRef idx="0"/>
+                        <a:effectRef idx="0"/>
+                        <a:fontRef idx="minor"/>
+                      </wps:style>
+                      <wps:bodyPr/>
+                    </wps:wsp>
+                  </wpg:wgp>
+                </a:graphicData>
+              </a:graphic>
+            </wp:anchor>
+          </w:drawing>
+        </mc:Choice>
+        <mc:Fallback>
+          <w:pict>
+            <v:group id="shape_0" alt="Group 4" style="position:absolute;margin-left:0pt;margin-top:0pt;width:532.15pt;height:21.1pt" coordorigin="0,0" coordsize="10643,422"/>
+          </w:pict>
+        </mc:Fallback>
+      </mc:AlternateContent>
     </w:r>
+  </w:p>
+</w:ftr>
+</file>
+
+<file path=word/footer8.xml><?xml version="1.0" encoding="utf-8"?>
+<w:ftr xmlns:o="urn:schemas-microsoft-com:office:office" xmlns:r="http://schemas.openxmlformats.org/officeDocument/2006/relationships" xmlns:v="urn:schemas-microsoft-com:vml" xmlns:w="http://schemas.openxmlformats.org/wordprocessingml/2006/main" xmlns:w10="urn:schemas-microsoft-com:office:word" xmlns:wp="http://schemas.openxmlformats.org/drawingml/2006/wordprocessingDrawing" xmlns:wps="http://schemas.microsoft.com/office/word/2010/wordprocessingShape" xmlns:wpg="http://schemas.microsoft.com/office/word/2010/wordprocessingGroup" xmlns:mc="http://schemas.openxmlformats.org/markup-compatibility/2006" xmlns:wp14="http://schemas.microsoft.com/office/word/2010/wordprocessingDrawing" xmlns:w14="http://schemas.microsoft.com/office/word/2010/wordml" xmlns:w15="http://schemas.microsoft.com/office/word/2012/wordml" mc:Ignorable="w14 wp14 w15">
+  <w:p>
+    <w:pPr>
+      <w:pStyle w:val="BodyText"/>
+      <w:spacing w:lineRule="atLeast" w:line="0"/>
+      <w:rPr/>
+    </w:pPr>
     <w:r>
+      <w:rPr/>
       <mc:AlternateContent>
         <mc:Choice Requires="wps">
           <w:drawing>
-            <wp:anchor behindDoc="1" distT="0" distB="0" distL="0" distR="0" simplePos="0" locked="0" layoutInCell="0" allowOverlap="1" relativeHeight="19">
+            <wp:anchor behindDoc="1" distT="0" distB="0" distL="0" distR="0" simplePos="0" locked="0" layoutInCell="0" allowOverlap="1" relativeHeight="10">
+              <wp:simplePos x="0" y="0"/>
+              <wp:positionH relativeFrom="page">
+                <wp:posOffset>467360</wp:posOffset>
+              </wp:positionH>
+              <wp:positionV relativeFrom="page">
+                <wp:posOffset>10213975</wp:posOffset>
+              </wp:positionV>
+              <wp:extent cx="3241675" cy="143510"/>
+              <wp:effectExtent l="0" t="0" r="0" b="0"/>
+              <wp:wrapNone/>
+              <wp:docPr id="49" name="Frame12"/>
+              <a:graphic xmlns:a="http://schemas.openxmlformats.org/drawingml/2006/main">
+                <a:graphicData uri="http://schemas.microsoft.com/office/word/2010/wordprocessingShape">
+                  <wps:wsp>
+                    <wps:cNvSpPr/>
+                    <wps:spPr>
+                      <a:xfrm>
+                        <a:off x="0" y="0"/>
+                        <a:ext cx="3241800" cy="143640"/>
+                      </a:xfrm>
+                      <a:prstGeom prst="rect">
+                        <a:avLst/>
+                      </a:prstGeom>
+                      <a:noFill/>
+                      <a:ln w="0">
+                        <a:noFill/>
+                      </a:ln>
+                    </wps:spPr>
+                    <wps:style>
+                      <a:lnRef idx="0"/>
+                      <a:fillRef idx="0"/>
+                      <a:effectRef idx="0"/>
+                      <a:fontRef idx="minor"/>
+                    </wps:style>
+                    <wps:txbx>
+                      <w:txbxContent>
+                        <w:p>
+                          <w:pPr>
+                            <w:pStyle w:val="FrameContents"/>
+                            <w:spacing w:before="13" w:after="0"/>
+                            <w:ind w:left="20"/>
+                            <w:rPr>
+                              <w:rFonts w:ascii="Arial" w:hAnsi="Arial"/>
+                              <w:i/>
+                              <w:i/>
+                              <w:sz w:val="16"/>
+                            </w:rPr>
+                          </w:pPr>
+                          <w:r>
+                            <w:rPr>
+                              <w:rFonts w:ascii="Arial" w:hAnsi="Arial"/>
+                              <w:i/>
+                              <w:color w:val="000000"/>
+                              <w:spacing w:val="-2"/>
+                              <w:sz w:val="16"/>
+                            </w:rPr>
+                            <w:t>Indicazioni</w:t>
+                          </w:r>
+                          <w:r>
+                            <w:rPr>
+                              <w:rFonts w:ascii="Arial" w:hAnsi="Arial"/>
+                              <w:i/>
+                              <w:color w:val="000000"/>
+                              <w:spacing w:val="-1"/>
+                              <w:sz w:val="16"/>
+                            </w:rPr>
+                            <w:t xml:space="preserve"> </w:t>
+                          </w:r>
+                          <w:r>
+                            <w:rPr>
+                              <w:rFonts w:ascii="Arial" w:hAnsi="Arial"/>
+                              <w:i/>
+                              <w:color w:val="000000"/>
+                              <w:spacing w:val="-2"/>
+                              <w:sz w:val="16"/>
+                            </w:rPr>
+                            <w:t>alimentari</w:t>
+                          </w:r>
+                        </w:p>
+                      </w:txbxContent>
+                    </wps:txbx>
+                    <wps:bodyPr lIns="0" rIns="0" tIns="0" bIns="0" anchor="t">
+                      <a:noAutofit/>
+                    </wps:bodyPr>
+                  </wps:wsp>
+                </a:graphicData>
+              </a:graphic>
+            </wp:anchor>
+          </w:drawing>
+        </mc:Choice>
+        <mc:Fallback>
+          <w:pict>
+            <v:rect id="shape_0" ID="Frame12" path="m0,0l-2147483645,0l-2147483645,-2147483646l0,-2147483646xe" fillcolor="white" stroked="f" o:allowincell="f" style="position:absolute;margin-left:36.8pt;margin-top:804.25pt;width:255.2pt;height:11.25pt;mso-wrap-style:square;v-text-anchor:top;mso-position-horizontal-relative:page;mso-position-vertical-relative:page">
+              <v:fill o:detectmouseclick="t" type="solid" color2="black" opacity="0"/>
+              <v:stroke color="#3465a4" joinstyle="round" endcap="flat"/>
+              <v:textbox>
+                <w:txbxContent>
+                  <w:p>
+                    <w:pPr>
+                      <w:pStyle w:val="FrameContents"/>
+                      <w:spacing w:before="13" w:after="0"/>
+                      <w:ind w:left="20"/>
+                      <w:rPr>
+                        <w:rFonts w:ascii="Arial" w:hAnsi="Arial"/>
+                        <w:i/>
+                        <w:i/>
+                        <w:sz w:val="16"/>
+                      </w:rPr>
+                    </w:pPr>
+                    <w:r>
+                      <w:rPr>
+                        <w:rFonts w:ascii="Arial" w:hAnsi="Arial"/>
+                        <w:i/>
+                        <w:color w:val="000000"/>
+                        <w:spacing w:val="-2"/>
+                        <w:sz w:val="16"/>
+                      </w:rPr>
+                      <w:t>Indicazioni</w:t>
+                    </w:r>
+                    <w:r>
+                      <w:rPr>
+                        <w:rFonts w:ascii="Arial" w:hAnsi="Arial"/>
+                        <w:i/>
+                        <w:color w:val="000000"/>
+                        <w:spacing w:val="-1"/>
+                        <w:sz w:val="16"/>
+                      </w:rPr>
+                      <w:t xml:space="preserve"> </w:t>
+                    </w:r>
+                    <w:r>
+                      <w:rPr>
+                        <w:rFonts w:ascii="Arial" w:hAnsi="Arial"/>
+                        <w:i/>
+                        <w:color w:val="000000"/>
+                        <w:spacing w:val="-2"/>
+                        <w:sz w:val="16"/>
+                      </w:rPr>
+                      <w:t>alimentari</w:t>
+                    </w:r>
+                  </w:p>
+                </w:txbxContent>
+              </v:textbox>
+              <w10:wrap type="none"/>
+            </v:rect>
+          </w:pict>
+        </mc:Fallback>
+      </mc:AlternateContent>
+      <mc:AlternateContent>
+        <mc:Choice Requires="wps">
+          <w:drawing>
+            <wp:anchor behindDoc="1" distT="0" distB="0" distL="0" distR="0" simplePos="0" locked="0" layoutInCell="0" allowOverlap="1" relativeHeight="31">
               <wp:simplePos x="0" y="0"/>
               <wp:positionH relativeFrom="page">
                 <wp:posOffset>6515100</wp:posOffset>
@@ -13069,23 +15696,30 @@
               <wp:extent cx="160020" cy="165735"/>
               <wp:effectExtent l="0" t="0" r="0" b="0"/>
               <wp:wrapNone/>
-              <wp:docPr id="6" name="Frame2"/>
+              <wp:docPr id="50" name="Frame13"/>
               <a:graphic xmlns:a="http://schemas.openxmlformats.org/drawingml/2006/main">
                 <a:graphicData uri="http://schemas.microsoft.com/office/word/2010/wordprocessingShape">
                   <wps:wsp>
-                    <wps:cNvSpPr txBox="1"/>
+                    <wps:cNvSpPr/>
                     <wps:spPr>
                       <a:xfrm>
                         <a:off x="0" y="0"/>
-                        <a:ext cx="160020" cy="165735"/>
+                        <a:ext cx="160200" cy="165600"/>
                       </a:xfrm>
-                      <a:prstGeom prst="rect"/>
-                      <a:solidFill>
-                        <a:srgbClr val="FFFFFF">
-                          <a:alpha val="0"/>
-                        </a:srgbClr>
-                      </a:solidFill>
+                      <a:prstGeom prst="rect">
+                        <a:avLst/>
+                      </a:prstGeom>
+                      <a:noFill/>
+                      <a:ln w="0">
+                        <a:noFill/>
+                      </a:ln>
                     </wps:spPr>
+                    <wps:style>
+                      <a:lnRef idx="0"/>
+                      <a:fillRef idx="0"/>
+                      <a:effectRef idx="0"/>
+                      <a:fontRef idx="minor"/>
+                    </wps:style>
                     <wps:txbx>
                       <w:txbxContent>
                         <w:p>
@@ -13127,7 +15761,7 @@
                               <w:spacing w:val="-10"/>
                               <w:color w:val="000000"/>
                             </w:rPr>
-                            <w:t>3</w:t>
+                            <w:t>9</w:t>
                           </w:r>
                           <w:r>
                             <w:rPr>
@@ -13140,7 +15774,7 @@
                         </w:p>
                       </w:txbxContent>
                     </wps:txbx>
-                    <wps:bodyPr anchor="t" lIns="0" tIns="0" rIns="0" bIns="0">
+                    <wps:bodyPr lIns="0" rIns="0" tIns="0" bIns="0" anchor="t">
                       <a:noAutofit/>
                     </wps:bodyPr>
                   </wps:wsp>
@@ -13151,8 +15785,10 @@
         </mc:Choice>
         <mc:Fallback>
           <w:pict>
-            <v:rect stroked="f" strokeweight="0pt" style="position:absolute;rotation:-0;width:12.6pt;height:13.05pt;mso-wrap-distance-left:0pt;mso-wrap-distance-right:0pt;mso-wrap-distance-top:0pt;mso-wrap-distance-bottom:0pt;margin-top:806.6pt;mso-position-vertical-relative:page;margin-left:513pt;mso-position-horizontal-relative:page">
-              <v:textbox inset="0in,0in,0in,0in">
+            <v:rect id="shape_0" ID="Frame13" path="m0,0l-2147483645,0l-2147483645,-2147483646l0,-2147483646xe" fillcolor="white" stroked="f" o:allowincell="f" style="position:absolute;margin-left:513pt;margin-top:806.6pt;width:12.55pt;height:13pt;mso-wrap-style:square;v-text-anchor:top;mso-position-horizontal-relative:page;mso-position-vertical-relative:page">
+              <v:fill o:detectmouseclick="t" type="solid" color2="black" opacity="0"/>
+              <v:stroke color="#3465a4" joinstyle="round" endcap="flat"/>
+              <v:textbox>
                 <w:txbxContent>
                   <w:p>
                     <w:pPr>
@@ -13193,7 +15829,7 @@
                         <w:spacing w:val="-10"/>
                         <w:color w:val="000000"/>
                       </w:rPr>
-                      <w:t>3</w:t>
+                      <w:t>9</w:t>
                     </w:r>
                     <w:r>
                       <w:rPr>
@@ -13211,36 +15847,21 @@
           </w:pict>
         </mc:Fallback>
       </mc:AlternateContent>
-    </w:r>
-  </w:p>
-</w:ftr>
-</file>
-
-<file path=word/footer4.xml><?xml version="1.0" encoding="utf-8"?>
-<w:ftr xmlns:o="urn:schemas-microsoft-com:office:office" xmlns:r="http://schemas.openxmlformats.org/officeDocument/2006/relationships" xmlns:v="urn:schemas-microsoft-com:vml" xmlns:w="http://schemas.openxmlformats.org/wordprocessingml/2006/main" xmlns:w10="urn:schemas-microsoft-com:office:word" xmlns:wp="http://schemas.openxmlformats.org/drawingml/2006/wordprocessingDrawing" xmlns:wps="http://schemas.microsoft.com/office/word/2010/wordprocessingShape" xmlns:wpg="http://schemas.microsoft.com/office/word/2010/wordprocessingGroup" xmlns:mc="http://schemas.openxmlformats.org/markup-compatibility/2006" xmlns:wp14="http://schemas.microsoft.com/office/word/2010/wordprocessingDrawing" xmlns:w14="http://schemas.microsoft.com/office/word/2010/wordml" xmlns:w15="http://schemas.microsoft.com/office/word/2012/wordml" mc:Ignorable="w14 wp14 w15">
-  <w:p>
-    <w:pPr>
-      <w:pStyle w:val="BodyText"/>
-      <w:spacing w:lineRule="atLeast" w:line="0"/>
-      <w:rPr/>
-    </w:pPr>
-    <w:r>
-      <w:rPr/>
       <mc:AlternateContent>
         <mc:Choice Requires="wpg">
           <w:drawing>
-            <wp:anchor behindDoc="1" distT="0" distB="0" distL="114300" distR="114300" simplePos="0" locked="0" layoutInCell="0" allowOverlap="1" relativeHeight="24">
+            <wp:anchor behindDoc="1" distT="0" distB="0" distL="0" distR="0" simplePos="0" locked="0" layoutInCell="0" allowOverlap="1" relativeHeight="54">
               <wp:simplePos x="0" y="0"/>
               <wp:positionH relativeFrom="page">
-                <wp:posOffset>0</wp:posOffset>
+                <wp:posOffset>396240</wp:posOffset>
               </wp:positionH>
               <wp:positionV relativeFrom="page">
-                <wp:posOffset>0</wp:posOffset>
+                <wp:posOffset>10169525</wp:posOffset>
               </wp:positionV>
-              <wp:extent cx="6758305" cy="267970"/>
-              <wp:effectExtent l="635" t="0" r="635" b="0"/>
+              <wp:extent cx="6758940" cy="267970"/>
+              <wp:effectExtent l="0" t="0" r="0" b="0"/>
               <wp:wrapNone/>
-              <wp:docPr id="7" name="Group 3"/>
+              <wp:docPr id="51" name="Group 1"/>
               <a:graphic xmlns:a="http://schemas.openxmlformats.org/drawingml/2006/main">
                 <a:graphicData uri="http://schemas.microsoft.com/office/word/2010/wordprocessingGroup">
                   <wpg:wgp>
@@ -13248,39 +15869,45 @@
                     <wpg:grpSpPr>
                       <a:xfrm>
                         <a:off x="0" y="0"/>
-                        <a:ext cx="6758280" cy="267840"/>
+                        <a:ext cx="6759000" cy="267840"/>
                         <a:chOff x="0" y="0"/>
-                        <a:chExt cx="6758280" cy="267840"/>
+                        <a:chExt cx="6759000" cy="267840"/>
                       </a:xfrm>
                     </wpg:grpSpPr>
                     <wps:wsp>
+                      <wps:cNvPr id="52" name=""/>
                       <wps:cNvSpPr/>
                       <wps:spPr>
                         <a:xfrm>
-                          <a:off x="6089760" y="5760"/>
-                          <a:ext cx="668520" cy="262080"/>
+                          <a:off x="6090840" y="5760"/>
+                          <a:ext cx="668160" cy="262080"/>
                         </a:xfrm>
                         <a:custGeom>
                           <a:avLst/>
-                          <a:gdLst/>
+                          <a:gdLst>
+                            <a:gd name="textAreaLeft" fmla="*/ 0 w 378720"/>
+                            <a:gd name="textAreaRight" fmla="*/ 379080 w 378720"/>
+                            <a:gd name="textAreaTop" fmla="*/ 0 h 148680"/>
+                            <a:gd name="textAreaBottom" fmla="*/ 149040 h 148680"/>
+                          </a:gdLst>
                           <a:ahLst/>
-                          <a:rect l="0" t="0" r="r" b="b"/>
+                          <a:rect l="textAreaLeft" t="textAreaTop" r="textAreaRight" b="textAreaBottom"/>
                           <a:pathLst>
                             <a:path w="1857" h="728">
                               <a:moveTo>
-                                <a:pt x="1858" y="0"/>
+                                <a:pt x="1857" y="1"/>
                               </a:moveTo>
                               <a:lnTo>
-                                <a:pt x="1" y="0"/>
+                                <a:pt x="0" y="1"/>
                               </a:lnTo>
                               <a:lnTo>
-                                <a:pt x="1" y="728"/>
+                                <a:pt x="0" y="729"/>
                               </a:lnTo>
                               <a:lnTo>
-                                <a:pt x="1858" y="728"/>
+                                <a:pt x="1857" y="729"/>
                               </a:lnTo>
                               <a:lnTo>
-                                <a:pt x="1858" y="0"/>
+                                <a:pt x="1857" y="1"/>
                               </a:lnTo>
                               <a:close/>
                             </a:path>
@@ -13293,9 +15920,16 @@
                           <a:noFill/>
                         </a:ln>
                       </wps:spPr>
+                      <wps:style>
+                        <a:lnRef idx="0"/>
+                        <a:fillRef idx="0"/>
+                        <a:effectRef idx="0"/>
+                        <a:fontRef idx="minor"/>
+                      </wps:style>
                       <wps:bodyPr/>
                     </wps:wsp>
                     <wps:wsp>
+                      <wps:cNvPr id="53" name=""/>
                       <wps:cNvSpPr/>
                       <wps:spPr>
                         <a:xfrm>
@@ -13304,25 +15938,30 @@
                         </a:xfrm>
                         <a:custGeom>
                           <a:avLst/>
-                          <a:gdLst/>
+                          <a:gdLst>
+                            <a:gd name="textAreaLeft" fmla="*/ 0 w 3448080"/>
+                            <a:gd name="textAreaRight" fmla="*/ 3448440 w 3448080"/>
+                            <a:gd name="textAreaTop" fmla="*/ 0 h 360"/>
+                            <a:gd name="textAreaBottom" fmla="*/ 720 h 360"/>
+                          </a:gdLst>
                           <a:ahLst/>
-                          <a:rect l="0" t="0" r="r" b="b"/>
+                          <a:rect l="textAreaLeft" t="textAreaTop" r="textAreaRight" b="textAreaBottom"/>
                           <a:pathLst>
                             <a:path w="16895" h="2">
                               <a:moveTo>
-                                <a:pt x="16894" y="0"/>
+                                <a:pt x="16895" y="1"/>
                               </a:moveTo>
                               <a:lnTo>
-                                <a:pt x="-1" y="0"/>
+                                <a:pt x="0" y="1"/>
                               </a:lnTo>
                               <a:lnTo>
-                                <a:pt x="-1" y="2"/>
+                                <a:pt x="0" y="3"/>
                               </a:lnTo>
                               <a:lnTo>
-                                <a:pt x="16894" y="2"/>
+                                <a:pt x="16895" y="3"/>
                               </a:lnTo>
                               <a:lnTo>
-                                <a:pt x="16894" y="0"/>
+                                <a:pt x="16895" y="1"/>
                               </a:lnTo>
                               <a:close/>
                             </a:path>
@@ -13335,36 +15974,48 @@
                           <a:noFill/>
                         </a:ln>
                       </wps:spPr>
+                      <wps:style>
+                        <a:lnRef idx="0"/>
+                        <a:fillRef idx="0"/>
+                        <a:effectRef idx="0"/>
+                        <a:fontRef idx="minor"/>
+                      </wps:style>
                       <wps:bodyPr/>
                     </wps:wsp>
                     <wps:wsp>
+                      <wps:cNvPr id="54" name=""/>
                       <wps:cNvSpPr/>
                       <wps:spPr>
                         <a:xfrm>
-                          <a:off x="6089760" y="5760"/>
-                          <a:ext cx="720" cy="37440"/>
+                          <a:off x="6090840" y="5760"/>
+                          <a:ext cx="720" cy="36720"/>
                         </a:xfrm>
                         <a:custGeom>
                           <a:avLst/>
-                          <a:gdLst/>
+                          <a:gdLst>
+                            <a:gd name="textAreaLeft" fmla="*/ 0 w 360"/>
+                            <a:gd name="textAreaRight" fmla="*/ 720 w 360"/>
+                            <a:gd name="textAreaTop" fmla="*/ 0 h 20880"/>
+                            <a:gd name="textAreaBottom" fmla="*/ 21240 h 20880"/>
+                          </a:gdLst>
                           <a:ahLst/>
-                          <a:rect l="0" t="0" r="r" b="b"/>
+                          <a:rect l="textAreaLeft" t="textAreaTop" r="textAreaRight" b="textAreaBottom"/>
                           <a:pathLst>
                             <a:path w="2" h="104">
                               <a:moveTo>
-                                <a:pt x="3" y="0"/>
+                                <a:pt x="2" y="1"/>
                               </a:moveTo>
                               <a:lnTo>
-                                <a:pt x="1" y="0"/>
+                                <a:pt x="0" y="1"/>
                               </a:lnTo>
                               <a:lnTo>
-                                <a:pt x="1" y="104"/>
+                                <a:pt x="0" y="105"/>
                               </a:lnTo>
                               <a:lnTo>
-                                <a:pt x="3" y="104"/>
+                                <a:pt x="2" y="105"/>
                               </a:lnTo>
                               <a:lnTo>
-                                <a:pt x="3" y="0"/>
+                                <a:pt x="2" y="1"/>
                               </a:lnTo>
                               <a:close/>
                             </a:path>
@@ -13377,36 +16028,48 @@
                           <a:noFill/>
                         </a:ln>
                       </wps:spPr>
+                      <wps:style>
+                        <a:lnRef idx="0"/>
+                        <a:fillRef idx="0"/>
+                        <a:effectRef idx="0"/>
+                        <a:fontRef idx="minor"/>
+                      </wps:style>
                       <wps:bodyPr/>
                     </wps:wsp>
                     <wps:wsp>
+                      <wps:cNvPr id="55" name=""/>
                       <wps:cNvSpPr/>
                       <wps:spPr>
                         <a:xfrm>
-                          <a:off x="6089760" y="0"/>
-                          <a:ext cx="667440" cy="720"/>
+                          <a:off x="6090840" y="0"/>
+                          <a:ext cx="666720" cy="720"/>
                         </a:xfrm>
                         <a:custGeom>
                           <a:avLst/>
-                          <a:gdLst/>
+                          <a:gdLst>
+                            <a:gd name="textAreaLeft" fmla="*/ 0 w 378000"/>
+                            <a:gd name="textAreaRight" fmla="*/ 378360 w 378000"/>
+                            <a:gd name="textAreaTop" fmla="*/ 0 h 360"/>
+                            <a:gd name="textAreaBottom" fmla="*/ 720 h 360"/>
+                          </a:gdLst>
                           <a:ahLst/>
-                          <a:rect l="0" t="0" r="r" b="b"/>
+                          <a:rect l="textAreaLeft" t="textAreaTop" r="textAreaRight" b="textAreaBottom"/>
                           <a:pathLst>
                             <a:path w="1854" h="2">
                               <a:moveTo>
-                                <a:pt x="1" y="2"/>
+                                <a:pt x="0" y="3"/>
                               </a:moveTo>
                               <a:lnTo>
-                                <a:pt x="1855" y="2"/>
+                                <a:pt x="1854" y="3"/>
                               </a:lnTo>
                               <a:lnTo>
-                                <a:pt x="1855" y="0"/>
+                                <a:pt x="1854" y="1"/>
                               </a:lnTo>
                               <a:lnTo>
-                                <a:pt x="1" y="0"/>
+                                <a:pt x="0" y="1"/>
                               </a:lnTo>
                               <a:lnTo>
-                                <a:pt x="1" y="2"/>
+                                <a:pt x="0" y="3"/>
                               </a:lnTo>
                               <a:close/>
                             </a:path>
@@ -13419,36 +16082,48 @@
                           <a:noFill/>
                         </a:ln>
                       </wps:spPr>
+                      <wps:style>
+                        <a:lnRef idx="0"/>
+                        <a:fillRef idx="0"/>
+                        <a:effectRef idx="0"/>
+                        <a:fontRef idx="minor"/>
+                      </wps:style>
                       <wps:bodyPr/>
                     </wps:wsp>
                     <wps:wsp>
+                      <wps:cNvPr id="56" name=""/>
                       <wps:cNvSpPr/>
                       <wps:spPr>
                         <a:xfrm>
-                          <a:off x="6089760" y="230400"/>
-                          <a:ext cx="667440" cy="37440"/>
+                          <a:off x="6090840" y="231120"/>
+                          <a:ext cx="666720" cy="36720"/>
                         </a:xfrm>
                         <a:custGeom>
                           <a:avLst/>
-                          <a:gdLst/>
+                          <a:gdLst>
+                            <a:gd name="textAreaLeft" fmla="*/ 0 w 378000"/>
+                            <a:gd name="textAreaRight" fmla="*/ 378360 w 378000"/>
+                            <a:gd name="textAreaTop" fmla="*/ 0 h 20880"/>
+                            <a:gd name="textAreaBottom" fmla="*/ 21240 h 20880"/>
+                          </a:gdLst>
                           <a:ahLst/>
-                          <a:rect l="0" t="0" r="r" b="b"/>
+                          <a:rect l="textAreaLeft" t="textAreaTop" r="textAreaRight" b="textAreaBottom"/>
                           <a:pathLst>
                             <a:path w="1854" h="104">
                               <a:moveTo>
-                                <a:pt x="1855" y="0"/>
+                                <a:pt x="1854" y="0"/>
                               </a:moveTo>
                               <a:lnTo>
-                                <a:pt x="1" y="0"/>
+                                <a:pt x="0" y="0"/>
                               </a:lnTo>
                               <a:lnTo>
-                                <a:pt x="1" y="104"/>
+                                <a:pt x="0" y="104"/>
                               </a:lnTo>
                               <a:lnTo>
-                                <a:pt x="1855" y="104"/>
+                                <a:pt x="1854" y="104"/>
                               </a:lnTo>
                               <a:lnTo>
-                                <a:pt x="1855" y="0"/>
+                                <a:pt x="1854" y="0"/>
                               </a:lnTo>
                               <a:close/>
                             </a:path>
@@ -13461,6 +16136,12 @@
                           <a:noFill/>
                         </a:ln>
                       </wps:spPr>
+                      <wps:style>
+                        <a:lnRef idx="0"/>
+                        <a:fillRef idx="0"/>
+                        <a:effectRef idx="0"/>
+                        <a:fontRef idx="minor"/>
+                      </wps:style>
                       <wps:bodyPr/>
                     </wps:wsp>
                   </wpg:wgp>
@@ -13471,69 +16152,63 @@
         </mc:Choice>
         <mc:Fallback>
           <w:pict>
-            <v:group id="shape_0" alt="Group 3" style="position:absolute;margin-left:0.05pt;margin-top:0pt;width:532.15pt;height:21.05pt" coordorigin="1,0" coordsize="10643,421">
-              <v:shape id="shape_0" ID="Figura a mano libera: forma 18" coordsize="1858,729" path="m1857,0l0,0l0,728l1857,728l1857,0e" fillcolor="#bdbdbd" stroked="f" o:allowincell="f" style="position:absolute;left:9591;top:9;width:1052;height:412;mso-wrap-style:none;v-text-anchor:middle;mso-position-horizontal-relative:page;mso-position-vertical-relative:page">
-                <v:fill o:detectmouseclick="t" type="solid" color2="#424242"/>
-                <v:stroke color="#3465a4" joinstyle="round" endcap="flat"/>
-                <w10:wrap type="none"/>
-              </v:shape>
-              <v:shape id="shape_0" ID="Figura a mano libera: forma 19" coordsize="16896,3" path="m16895,0l0,0l0,2l16895,2l16895,0e" fillcolor="black" stroked="f" o:allowincell="f" style="position:absolute;left:1;top:0;width:9577;height:0;mso-wrap-style:none;v-text-anchor:middle;mso-position-horizontal-relative:page;mso-position-vertical-relative:page">
-                <v:fill o:detectmouseclick="t" type="solid" color2="white"/>
-                <v:stroke color="#3465a4" joinstyle="round" endcap="flat"/>
-                <w10:wrap type="none"/>
-              </v:shape>
-              <v:shape id="shape_0" ID="Figura a mano libera: forma 20" coordsize="3,105" path="m2,0l0,0l0,104l2,104l2,0e" fillcolor="#bdbdbd" stroked="f" o:allowincell="f" style="position:absolute;left:9591;top:9;width:0;height:58;mso-wrap-style:none;v-text-anchor:middle;mso-position-horizontal-relative:page;mso-position-vertical-relative:page">
-                <v:fill o:detectmouseclick="t" type="solid" color2="#424242"/>
-                <v:stroke color="#3465a4" joinstyle="round" endcap="flat"/>
-                <w10:wrap type="none"/>
-              </v:shape>
-              <v:shape id="shape_0" ID="Figura a mano libera: forma 21" coordsize="1855,3" path="m0,2l1854,2l1854,0l0,0l0,2e" fillcolor="black" stroked="f" o:allowincell="f" style="position:absolute;left:9591;top:0;width:1050;height:0;mso-wrap-style:none;v-text-anchor:middle;mso-position-horizontal-relative:page;mso-position-vertical-relative:page">
-                <v:fill o:detectmouseclick="t" type="solid" color2="white"/>
-                <v:stroke color="#3465a4" joinstyle="round" endcap="flat"/>
-                <w10:wrap type="none"/>
-              </v:shape>
-              <v:shape id="shape_0" ID="Figura a mano libera: forma 22" coordsize="1855,105" path="m1854,0l0,0l0,104l1854,104l1854,0e" fillcolor="#bdbdbd" stroked="f" o:allowincell="f" style="position:absolute;left:9591;top:363;width:1050;height:58;mso-wrap-style:none;v-text-anchor:middle;mso-position-horizontal-relative:page;mso-position-vertical-relative:page">
-                <v:fill o:detectmouseclick="t" type="solid" color2="#424242"/>
-                <v:stroke color="#3465a4" joinstyle="round" endcap="flat"/>
-                <w10:wrap type="none"/>
-              </v:shape>
-            </v:group>
+            <v:group id="shape_0" alt="Group 1" style="position:absolute;margin-left:31.2pt;margin-top:800.75pt;width:532.2pt;height:21.1pt" coordorigin="624,16015" coordsize="10644,422"/>
           </w:pict>
         </mc:Fallback>
       </mc:AlternateContent>
     </w:r>
+  </w:p>
+</w:ftr>
+</file>
+
+<file path=word/footer9.xml><?xml version="1.0" encoding="utf-8"?>
+<w:ftr xmlns:o="urn:schemas-microsoft-com:office:office" xmlns:r="http://schemas.openxmlformats.org/officeDocument/2006/relationships" xmlns:v="urn:schemas-microsoft-com:vml" xmlns:w="http://schemas.openxmlformats.org/wordprocessingml/2006/main" xmlns:w10="urn:schemas-microsoft-com:office:word" xmlns:wp="http://schemas.openxmlformats.org/drawingml/2006/wordprocessingDrawing" xmlns:wps="http://schemas.microsoft.com/office/word/2010/wordprocessingShape" xmlns:wpg="http://schemas.microsoft.com/office/word/2010/wordprocessingGroup" xmlns:mc="http://schemas.openxmlformats.org/markup-compatibility/2006" xmlns:wp14="http://schemas.microsoft.com/office/word/2010/wordprocessingDrawing" xmlns:w14="http://schemas.microsoft.com/office/word/2010/wordml" xmlns:w15="http://schemas.microsoft.com/office/word/2012/wordml" mc:Ignorable="w14 wp14 w15">
+  <w:p>
+    <w:pPr>
+      <w:pStyle w:val="BodyText"/>
+      <w:spacing w:lineRule="atLeast" w:line="0"/>
+      <w:rPr/>
+    </w:pPr>
     <w:r>
+      <w:rPr/>
       <mc:AlternateContent>
         <mc:Choice Requires="wps">
           <w:drawing>
-            <wp:anchor behindDoc="1" distT="0" distB="0" distL="0" distR="0" simplePos="0" locked="0" layoutInCell="1" allowOverlap="1" relativeHeight="0">
+            <wp:anchor behindDoc="1" distT="0" distB="0" distL="0" distR="0" simplePos="0" locked="0" layoutInCell="0" allowOverlap="1" relativeHeight="10">
               <wp:simplePos x="0" y="0"/>
               <wp:positionH relativeFrom="page">
-                <wp:posOffset>635</wp:posOffset>
+                <wp:posOffset>467360</wp:posOffset>
               </wp:positionH>
               <wp:positionV relativeFrom="page">
-                <wp:posOffset>0</wp:posOffset>
+                <wp:posOffset>10213975</wp:posOffset>
               </wp:positionV>
               <wp:extent cx="3241675" cy="143510"/>
               <wp:effectExtent l="0" t="0" r="0" b="0"/>
               <wp:wrapNone/>
-              <wp:docPr id="8" name="Frame5"/>
+              <wp:docPr id="57" name="Frame12"/>
               <a:graphic xmlns:a="http://schemas.openxmlformats.org/drawingml/2006/main">
                 <a:graphicData uri="http://schemas.microsoft.com/office/word/2010/wordprocessingShape">
                   <wps:wsp>
-                    <wps:cNvSpPr txBox="1"/>
+                    <wps:cNvSpPr/>
                     <wps:spPr>
                       <a:xfrm>
                         <a:off x="0" y="0"/>
-                        <a:ext cx="3241675" cy="143510"/>
+                        <a:ext cx="3241800" cy="143640"/>
                       </a:xfrm>
-                      <a:prstGeom prst="rect"/>
-                      <a:solidFill>
-                        <a:srgbClr val="FFFFFF">
-                          <a:alpha val="0"/>
-                        </a:srgbClr>
-                      </a:solidFill>
+                      <a:prstGeom prst="rect">
+                        <a:avLst/>
+                      </a:prstGeom>
+                      <a:noFill/>
+                      <a:ln w="0">
+                        <a:noFill/>
+                      </a:ln>
                     </wps:spPr>
+                    <wps:style>
+                      <a:lnRef idx="0"/>
+                      <a:fillRef idx="0"/>
+                      <a:effectRef idx="0"/>
+                      <a:fontRef idx="minor"/>
+                    </wps:style>
                     <wps:txbx>
                       <w:txbxContent>
                         <w:p>
@@ -13548,148 +16223,6 @@
                               <w:sz w:val="16"/>
                             </w:rPr>
                           </w:pPr>
-                          <w:r>
-                            <w:rPr>
-                              <w:rFonts w:ascii="Arial" w:hAnsi="Arial"/>
-                              <w:i/>
-                              <w:color w:val="000000"/>
-                              <w:spacing w:val="-2"/>
-                              <w:sz w:val="16"/>
-                            </w:rPr>
-                            <w:t>Referto</w:t>
-                          </w:r>
-                          <w:r>
-                            <w:rPr>
-                              <w:rFonts w:ascii="Arial" w:hAnsi="Arial"/>
-                              <w:i/>
-                              <w:color w:val="000000"/>
-                              <w:spacing w:val="-5"/>
-                              <w:sz w:val="16"/>
-                            </w:rPr>
-                            <w:t xml:space="preserve"> </w:t>
-                          </w:r>
-                          <w:r>
-                            <w:rPr>
-                              <w:rFonts w:ascii="Arial" w:hAnsi="Arial"/>
-                              <w:i/>
-                              <w:color w:val="000000"/>
-                              <w:spacing w:val="-2"/>
-                              <w:sz w:val="16"/>
-                            </w:rPr>
-                            <w:t>emesso</w:t>
-                          </w:r>
-                          <w:r>
-                            <w:rPr>
-                              <w:rFonts w:ascii="Arial" w:hAnsi="Arial"/>
-                              <w:i/>
-                              <w:color w:val="000000"/>
-                              <w:spacing w:val="-6"/>
-                              <w:sz w:val="16"/>
-                            </w:rPr>
-                            <w:t xml:space="preserve"> </w:t>
-                          </w:r>
-                          <w:r>
-                            <w:rPr>
-                              <w:rFonts w:ascii="Arial" w:hAnsi="Arial"/>
-                              <w:i/>
-                              <w:color w:val="000000"/>
-                              <w:spacing w:val="-2"/>
-                              <w:sz w:val="16"/>
-                            </w:rPr>
-                            <w:t>dal</w:t>
-                          </w:r>
-                          <w:r>
-                            <w:rPr>
-                              <w:rFonts w:ascii="Arial" w:hAnsi="Arial"/>
-                              <w:i/>
-                              <w:color w:val="000000"/>
-                              <w:spacing w:val="1"/>
-                              <w:sz w:val="16"/>
-                            </w:rPr>
-                            <w:t xml:space="preserve"> </w:t>
-                          </w:r>
-                          <w:r>
-                            <w:rPr>
-                              <w:rFonts w:ascii="Arial" w:hAnsi="Arial"/>
-                              <w:b/>
-                              <w:i/>
-                              <w:color w:val="000000"/>
-                              <w:spacing w:val="-2"/>
-                              <w:sz w:val="16"/>
-                            </w:rPr>
-                            <w:t>Centro</w:t>
-                          </w:r>
-                          <w:r>
-                            <w:rPr>
-                              <w:rFonts w:ascii="Arial" w:hAnsi="Arial"/>
-                              <w:b/>
-                              <w:i/>
-                              <w:color w:val="000000"/>
-                              <w:spacing w:val="-4"/>
-                              <w:sz w:val="16"/>
-                            </w:rPr>
-                            <w:t xml:space="preserve"> </w:t>
-                          </w:r>
-                          <w:r>
-                            <w:rPr>
-                              <w:rFonts w:ascii="Arial" w:hAnsi="Arial"/>
-                              <w:b/>
-                              <w:i/>
-                              <w:color w:val="000000"/>
-                              <w:spacing w:val="-2"/>
-                              <w:sz w:val="16"/>
-                            </w:rPr>
-                            <w:t>Altamedica</w:t>
-                          </w:r>
-                          <w:r>
-                            <w:rPr>
-                              <w:rFonts w:ascii="Arial" w:hAnsi="Arial"/>
-                              <w:b/>
-                              <w:i/>
-                              <w:color w:val="000000"/>
-                              <w:spacing w:val="1"/>
-                              <w:sz w:val="16"/>
-                            </w:rPr>
-                            <w:t xml:space="preserve"> </w:t>
-                          </w:r>
-                          <w:r>
-                            <w:rPr>
-                              <w:rFonts w:ascii="Arial" w:hAnsi="Arial"/>
-                              <w:i/>
-                              <w:color w:val="000000"/>
-                              <w:spacing w:val="-2"/>
-                              <w:sz w:val="16"/>
-                            </w:rPr>
-                            <w:t>di Roma</w:t>
-                          </w:r>
-                          <w:r>
-                            <w:rPr>
-                              <w:rFonts w:ascii="Arial" w:hAnsi="Arial"/>
-                              <w:i/>
-                              <w:color w:val="000000"/>
-                              <w:spacing w:val="-3"/>
-                              <w:sz w:val="16"/>
-                            </w:rPr>
-                            <w:t xml:space="preserve"> </w:t>
-                          </w:r>
-                          <w:r>
-                            <w:rPr>
-                              <w:i/>
-                              <w:color w:val="000000"/>
-                              <w:spacing w:val="-2"/>
-                              <w:sz w:val="16"/>
-                            </w:rPr>
-                            <w:t>–</w:t>
-                          </w:r>
-                          <w:r>
-                            <w:rPr>
-                              <w:i/>
-                              <w:color w:val="000000"/>
-                              <w:spacing w:val="3"/>
-                              <w:sz w:val="16"/>
-                            </w:rPr>
-                            <w:t xml:space="preserve"> </w:t>
-                          </w:r>
                           <w:r>
                             <w:rPr>
                               <w:rFonts w:ascii="Arial" w:hAnsi="Arial"/>
@@ -13723,7 +16256,7 @@
                         </w:p>
                       </w:txbxContent>
                     </wps:txbx>
-                    <wps:bodyPr anchor="t" lIns="0" tIns="0" rIns="0" bIns="0">
+                    <wps:bodyPr lIns="0" rIns="0" tIns="0" bIns="0" anchor="t">
                       <a:noAutofit/>
                     </wps:bodyPr>
                   </wps:wsp>
@@ -13734,8 +16267,10 @@
         </mc:Choice>
         <mc:Fallback>
           <w:pict>
-            <v:rect stroked="f" strokeweight="0pt" style="position:absolute;rotation:-0;width:255.25pt;height:11.3pt;mso-wrap-distance-left:0pt;mso-wrap-distance-right:0pt;mso-wrap-distance-top:0pt;mso-wrap-distance-bottom:0pt;margin-top:0pt;mso-position-vertical-relative:page;margin-left:0.05pt;mso-position-horizontal-relative:page">
-              <v:textbox inset="0in,0in,0in,0in">
+            <v:rect id="shape_0" ID="Frame12" path="m0,0l-2147483645,0l-2147483645,-2147483646l0,-2147483646xe" fillcolor="white" stroked="f" o:allowincell="f" style="position:absolute;margin-left:36.8pt;margin-top:804.25pt;width:255.2pt;height:11.25pt;mso-wrap-style:square;v-text-anchor:top;mso-position-horizontal-relative:page;mso-position-vertical-relative:page">
+              <v:fill o:detectmouseclick="t" type="solid" color2="black" opacity="0"/>
+              <v:stroke color="#3465a4" joinstyle="round" endcap="flat"/>
+              <v:textbox>
                 <w:txbxContent>
                   <w:p>
                     <w:pPr>
@@ -13749,148 +16284,6 @@
                         <w:sz w:val="16"/>
                       </w:rPr>
                     </w:pPr>
-                    <w:r>
-                      <w:rPr>
-                        <w:rFonts w:ascii="Arial" w:hAnsi="Arial"/>
-                        <w:i/>
-                        <w:color w:val="000000"/>
-                        <w:spacing w:val="-2"/>
-                        <w:sz w:val="16"/>
-                      </w:rPr>
-                      <w:t>Referto</w:t>
-                    </w:r>
-                    <w:r>
-                      <w:rPr>
-                        <w:rFonts w:ascii="Arial" w:hAnsi="Arial"/>
-                        <w:i/>
-                        <w:color w:val="000000"/>
-                        <w:spacing w:val="-5"/>
-                        <w:sz w:val="16"/>
-                      </w:rPr>
-                      <w:t xml:space="preserve"> </w:t>
-                    </w:r>
-                    <w:r>
-                      <w:rPr>
-                        <w:rFonts w:ascii="Arial" w:hAnsi="Arial"/>
-                        <w:i/>
-                        <w:color w:val="000000"/>
-                        <w:spacing w:val="-2"/>
-                        <w:sz w:val="16"/>
-                      </w:rPr>
-                      <w:t>emesso</w:t>
-                    </w:r>
-                    <w:r>
-                      <w:rPr>
-                        <w:rFonts w:ascii="Arial" w:hAnsi="Arial"/>
-                        <w:i/>
-                        <w:color w:val="000000"/>
-                        <w:spacing w:val="-6"/>
-                        <w:sz w:val="16"/>
-                      </w:rPr>
-                      <w:t xml:space="preserve"> </w:t>
-                    </w:r>
-                    <w:r>
-                      <w:rPr>
-                        <w:rFonts w:ascii="Arial" w:hAnsi="Arial"/>
-                        <w:i/>
-                        <w:color w:val="000000"/>
-                        <w:spacing w:val="-2"/>
-                        <w:sz w:val="16"/>
-                      </w:rPr>
-                      <w:t>dal</w:t>
-                    </w:r>
-                    <w:r>
-                      <w:rPr>
-                        <w:rFonts w:ascii="Arial" w:hAnsi="Arial"/>
-                        <w:i/>
-                        <w:color w:val="000000"/>
-                        <w:spacing w:val="1"/>
-                        <w:sz w:val="16"/>
-                      </w:rPr>
-                      <w:t xml:space="preserve"> </w:t>
-                    </w:r>
-                    <w:r>
-                      <w:rPr>
-                        <w:rFonts w:ascii="Arial" w:hAnsi="Arial"/>
-                        <w:b/>
-                        <w:i/>
-                        <w:color w:val="000000"/>
-                        <w:spacing w:val="-2"/>
-                        <w:sz w:val="16"/>
-                      </w:rPr>
-                      <w:t>Centro</w:t>
-                    </w:r>
-                    <w:r>
-                      <w:rPr>
-                        <w:rFonts w:ascii="Arial" w:hAnsi="Arial"/>
-                        <w:b/>
-                        <w:i/>
-                        <w:color w:val="000000"/>
-                        <w:spacing w:val="-4"/>
-                        <w:sz w:val="16"/>
-                      </w:rPr>
-                      <w:t xml:space="preserve"> </w:t>
-                    </w:r>
-                    <w:r>
-                      <w:rPr>
-                        <w:rFonts w:ascii="Arial" w:hAnsi="Arial"/>
-                        <w:b/>
-                        <w:i/>
-                        <w:color w:val="000000"/>
-                        <w:spacing w:val="-2"/>
-                        <w:sz w:val="16"/>
-                      </w:rPr>
-                      <w:t>Altamedica</w:t>
-                    </w:r>
-                    <w:r>
-                      <w:rPr>
-                        <w:rFonts w:ascii="Arial" w:hAnsi="Arial"/>
-                        <w:b/>
-                        <w:i/>
-                        <w:color w:val="000000"/>
-                        <w:spacing w:val="1"/>
-                        <w:sz w:val="16"/>
-                      </w:rPr>
-                      <w:t xml:space="preserve"> </w:t>
-                    </w:r>
-                    <w:r>
-                      <w:rPr>
-                        <w:rFonts w:ascii="Arial" w:hAnsi="Arial"/>
-                        <w:i/>
-                        <w:color w:val="000000"/>
-                        <w:spacing w:val="-2"/>
-                        <w:sz w:val="16"/>
-                      </w:rPr>
-                      <w:t>di Roma</w:t>
-                    </w:r>
-                    <w:r>
-                      <w:rPr>
-                        <w:rFonts w:ascii="Arial" w:hAnsi="Arial"/>
-                        <w:i/>
-                        <w:color w:val="000000"/>
-                        <w:spacing w:val="-3"/>
-                        <w:sz w:val="16"/>
-                      </w:rPr>
-                      <w:t xml:space="preserve"> </w:t>
-                    </w:r>
-                    <w:r>
-                      <w:rPr>
-                        <w:i/>
-                        <w:color w:val="000000"/>
-                        <w:spacing w:val="-2"/>
-                        <w:sz w:val="16"/>
-                      </w:rPr>
-                      <w:t>–</w:t>
-                    </w:r>
-                    <w:r>
-                      <w:rPr>
-                        <w:i/>
-                        <w:color w:val="000000"/>
-                        <w:spacing w:val="3"/>
-                        <w:sz w:val="16"/>
-                      </w:rPr>
-                      <w:t xml:space="preserve"> </w:t>
-                    </w:r>
                     <w:r>
                       <w:rPr>
                         <w:rFonts w:ascii="Arial" w:hAnsi="Arial"/>
@@ -13929,730 +16322,10 @@
           </w:pict>
         </mc:Fallback>
       </mc:AlternateContent>
-    </w:r>
-  </w:p>
-</w:ftr>
-</file>
-
-<file path=word/footer5.xml><?xml version="1.0" encoding="utf-8"?>
-<w:ftr xmlns:o="urn:schemas-microsoft-com:office:office" xmlns:r="http://schemas.openxmlformats.org/officeDocument/2006/relationships" xmlns:v="urn:schemas-microsoft-com:vml" xmlns:w="http://schemas.openxmlformats.org/wordprocessingml/2006/main" xmlns:w10="urn:schemas-microsoft-com:office:word" xmlns:wp="http://schemas.openxmlformats.org/drawingml/2006/wordprocessingDrawing" xmlns:wps="http://schemas.microsoft.com/office/word/2010/wordprocessingShape" xmlns:wpg="http://schemas.microsoft.com/office/word/2010/wordprocessingGroup" xmlns:mc="http://schemas.openxmlformats.org/markup-compatibility/2006" xmlns:wp14="http://schemas.microsoft.com/office/word/2010/wordprocessingDrawing" xmlns:w14="http://schemas.microsoft.com/office/word/2010/wordml" xmlns:w15="http://schemas.microsoft.com/office/word/2012/wordml" mc:Ignorable="w14 wp14 w15">
-  <w:p>
-    <w:pPr>
-      <w:pStyle w:val="BodyText"/>
-      <w:spacing w:lineRule="atLeast" w:line="0"/>
-      <w:rPr/>
-    </w:pPr>
-    <w:r>
-      <w:rPr/>
-      <mc:AlternateContent>
-        <mc:Choice Requires="wpg">
-          <w:drawing>
-            <wp:anchor behindDoc="1" distT="0" distB="0" distL="114300" distR="114300" simplePos="0" locked="0" layoutInCell="0" allowOverlap="1" relativeHeight="27">
-              <wp:simplePos x="0" y="0"/>
-              <wp:positionH relativeFrom="page">
-                <wp:posOffset>396240</wp:posOffset>
-              </wp:positionH>
-              <wp:positionV relativeFrom="page">
-                <wp:posOffset>10169525</wp:posOffset>
-              </wp:positionV>
-              <wp:extent cx="6758940" cy="267970"/>
-              <wp:effectExtent l="0" t="0" r="0" b="0"/>
-              <wp:wrapNone/>
-              <wp:docPr id="9" name=""/>
-              <a:graphic xmlns:a="http://schemas.openxmlformats.org/drawingml/2006/main">
-                <a:graphicData uri="http://schemas.microsoft.com/office/word/2010/wordprocessingGroup">
-                  <wpg:wgp>
-                    <wpg:cNvGrpSpPr/>
-                    <wpg:grpSpPr>
-                      <a:xfrm>
-                        <a:off x="0" y="0"/>
-                        <a:ext cx="6759000" cy="267840"/>
-                        <a:chOff x="0" y="0"/>
-                        <a:chExt cx="6759000" cy="267840"/>
-                      </a:xfrm>
-                    </wpg:grpSpPr>
-                    <wps:wsp>
-                      <wps:cNvSpPr/>
-                      <wps:spPr>
-                        <a:xfrm>
-                          <a:off x="6090120" y="5760"/>
-                          <a:ext cx="668520" cy="262080"/>
-                        </a:xfrm>
-                        <a:custGeom>
-                          <a:avLst/>
-                          <a:gdLst/>
-                          <a:ahLst/>
-                          <a:rect l="0" t="0" r="r" b="b"/>
-                          <a:pathLst>
-                            <a:path w="1857" h="728">
-                              <a:moveTo>
-                                <a:pt x="1857" y="1"/>
-                              </a:moveTo>
-                              <a:lnTo>
-                                <a:pt x="0" y="1"/>
-                              </a:lnTo>
-                              <a:lnTo>
-                                <a:pt x="0" y="729"/>
-                              </a:lnTo>
-                              <a:lnTo>
-                                <a:pt x="1857" y="729"/>
-                              </a:lnTo>
-                              <a:lnTo>
-                                <a:pt x="1857" y="1"/>
-                              </a:lnTo>
-                              <a:close/>
-                            </a:path>
-                          </a:pathLst>
-                        </a:custGeom>
-                        <a:solidFill>
-                          <a:srgbClr val="bdbdbd"/>
-                        </a:solidFill>
-                        <a:ln w="0">
-                          <a:noFill/>
-                        </a:ln>
-                      </wps:spPr>
-                      <wps:bodyPr/>
-                    </wps:wsp>
-                    <wps:wsp>
-                      <wps:cNvSpPr/>
-                      <wps:spPr>
-                        <a:xfrm>
-                          <a:off x="0" y="0"/>
-                          <a:ext cx="6082200" cy="720"/>
-                        </a:xfrm>
-                        <a:custGeom>
-                          <a:avLst/>
-                          <a:gdLst/>
-                          <a:ahLst/>
-                          <a:rect l="0" t="0" r="r" b="b"/>
-                          <a:pathLst>
-                            <a:path w="16895" h="2">
-                              <a:moveTo>
-                                <a:pt x="16895" y="1"/>
-                              </a:moveTo>
-                              <a:lnTo>
-                                <a:pt x="0" y="1"/>
-                              </a:lnTo>
-                              <a:lnTo>
-                                <a:pt x="0" y="3"/>
-                              </a:lnTo>
-                              <a:lnTo>
-                                <a:pt x="16895" y="3"/>
-                              </a:lnTo>
-                              <a:lnTo>
-                                <a:pt x="16895" y="1"/>
-                              </a:lnTo>
-                              <a:close/>
-                            </a:path>
-                          </a:pathLst>
-                        </a:custGeom>
-                        <a:solidFill>
-                          <a:srgbClr val="000000"/>
-                        </a:solidFill>
-                        <a:ln w="0">
-                          <a:noFill/>
-                        </a:ln>
-                      </wps:spPr>
-                      <wps:bodyPr/>
-                    </wps:wsp>
-                    <wps:wsp>
-                      <wps:cNvSpPr/>
-                      <wps:spPr>
-                        <a:xfrm>
-                          <a:off x="6090120" y="5760"/>
-                          <a:ext cx="720" cy="37440"/>
-                        </a:xfrm>
-                        <a:custGeom>
-                          <a:avLst/>
-                          <a:gdLst/>
-                          <a:ahLst/>
-                          <a:rect l="0" t="0" r="r" b="b"/>
-                          <a:pathLst>
-                            <a:path w="2" h="104">
-                              <a:moveTo>
-                                <a:pt x="2" y="1"/>
-                              </a:moveTo>
-                              <a:lnTo>
-                                <a:pt x="0" y="1"/>
-                              </a:lnTo>
-                              <a:lnTo>
-                                <a:pt x="0" y="105"/>
-                              </a:lnTo>
-                              <a:lnTo>
-                                <a:pt x="2" y="105"/>
-                              </a:lnTo>
-                              <a:lnTo>
-                                <a:pt x="2" y="1"/>
-                              </a:lnTo>
-                              <a:close/>
-                            </a:path>
-                          </a:pathLst>
-                        </a:custGeom>
-                        <a:solidFill>
-                          <a:srgbClr val="bdbdbd"/>
-                        </a:solidFill>
-                        <a:ln w="0">
-                          <a:noFill/>
-                        </a:ln>
-                      </wps:spPr>
-                      <wps:bodyPr/>
-                    </wps:wsp>
-                    <wps:wsp>
-                      <wps:cNvSpPr/>
-                      <wps:spPr>
-                        <a:xfrm>
-                          <a:off x="6090120" y="0"/>
-                          <a:ext cx="667440" cy="720"/>
-                        </a:xfrm>
-                        <a:custGeom>
-                          <a:avLst/>
-                          <a:gdLst/>
-                          <a:ahLst/>
-                          <a:rect l="0" t="0" r="r" b="b"/>
-                          <a:pathLst>
-                            <a:path w="1854" h="2">
-                              <a:moveTo>
-                                <a:pt x="0" y="3"/>
-                              </a:moveTo>
-                              <a:lnTo>
-                                <a:pt x="1854" y="3"/>
-                              </a:lnTo>
-                              <a:lnTo>
-                                <a:pt x="1854" y="1"/>
-                              </a:lnTo>
-                              <a:lnTo>
-                                <a:pt x="0" y="1"/>
-                              </a:lnTo>
-                              <a:lnTo>
-                                <a:pt x="0" y="3"/>
-                              </a:lnTo>
-                              <a:close/>
-                            </a:path>
-                          </a:pathLst>
-                        </a:custGeom>
-                        <a:solidFill>
-                          <a:srgbClr val="000000"/>
-                        </a:solidFill>
-                        <a:ln w="0">
-                          <a:noFill/>
-                        </a:ln>
-                      </wps:spPr>
-                      <wps:bodyPr/>
-                    </wps:wsp>
-                    <wps:wsp>
-                      <wps:cNvSpPr/>
-                      <wps:spPr>
-                        <a:xfrm>
-                          <a:off x="6090120" y="230400"/>
-                          <a:ext cx="667440" cy="37440"/>
-                        </a:xfrm>
-                        <a:custGeom>
-                          <a:avLst/>
-                          <a:gdLst/>
-                          <a:ahLst/>
-                          <a:rect l="0" t="0" r="r" b="b"/>
-                          <a:pathLst>
-                            <a:path w="1854" h="104">
-                              <a:moveTo>
-                                <a:pt x="1854" y="0"/>
-                              </a:moveTo>
-                              <a:lnTo>
-                                <a:pt x="0" y="0"/>
-                              </a:lnTo>
-                              <a:lnTo>
-                                <a:pt x="0" y="104"/>
-                              </a:lnTo>
-                              <a:lnTo>
-                                <a:pt x="1854" y="104"/>
-                              </a:lnTo>
-                              <a:lnTo>
-                                <a:pt x="1854" y="0"/>
-                              </a:lnTo>
-                              <a:close/>
-                            </a:path>
-                          </a:pathLst>
-                        </a:custGeom>
-                        <a:solidFill>
-                          <a:srgbClr val="bdbdbd"/>
-                        </a:solidFill>
-                        <a:ln w="0">
-                          <a:noFill/>
-                        </a:ln>
-                      </wps:spPr>
-                      <wps:bodyPr/>
-                    </wps:wsp>
-                  </wpg:wgp>
-                </a:graphicData>
-              </a:graphic>
-            </wp:anchor>
-          </w:drawing>
-        </mc:Choice>
-        <mc:Fallback>
-          <w:pict>
-            <v:group id="shape_0" style="position:absolute;margin-left:31.2pt;margin-top:800.8pt;width:532.15pt;height:21.05pt" coordorigin="624,16016" coordsize="10643,421">
-              <v:shape id="shape_0" ID="Figura a mano libera: forma 25" coordsize="1858,729" path="m1857,0l0,0l0,728l1857,728l1857,0e" fillcolor="#bdbdbd" stroked="f" o:allowincell="f" style="position:absolute;left:10215;top:16024;width:1052;height:412;mso-wrap-style:none;v-text-anchor:middle;mso-position-horizontal-relative:page;mso-position-vertical-relative:page">
-                <v:fill o:detectmouseclick="t" type="solid" color2="#424242"/>
-                <v:stroke color="#3465a4" joinstyle="round" endcap="flat"/>
-                <w10:wrap type="none"/>
-              </v:shape>
-              <v:shape id="shape_0" ID="Figura a mano libera: forma 26" coordsize="16896,3" path="m16895,0l0,0l0,2l16895,2l16895,0e" fillcolor="black" stroked="f" o:allowincell="f" style="position:absolute;left:624;top:16015;width:9577;height:0;mso-wrap-style:none;v-text-anchor:middle;mso-position-horizontal-relative:page;mso-position-vertical-relative:page">
-                <v:fill o:detectmouseclick="t" type="solid" color2="white"/>
-                <v:stroke color="#3465a4" joinstyle="round" endcap="flat"/>
-                <w10:wrap type="none"/>
-              </v:shape>
-              <v:shape id="shape_0" ID="Figura a mano libera: forma 27" coordsize="3,105" path="m2,0l0,0l0,104l2,104l2,0e" fillcolor="#bdbdbd" stroked="f" o:allowincell="f" style="position:absolute;left:10215;top:16024;width:0;height:58;mso-wrap-style:none;v-text-anchor:middle;mso-position-horizontal-relative:page;mso-position-vertical-relative:page">
-                <v:fill o:detectmouseclick="t" type="solid" color2="#424242"/>
-                <v:stroke color="#3465a4" joinstyle="round" endcap="flat"/>
-                <w10:wrap type="none"/>
-              </v:shape>
-              <v:shape id="shape_0" ID="Figura a mano libera: forma 28" coordsize="1855,3" path="m0,2l1854,2l1854,0l0,0l0,2e" fillcolor="black" stroked="f" o:allowincell="f" style="position:absolute;left:10215;top:16015;width:1050;height:0;mso-wrap-style:none;v-text-anchor:middle;mso-position-horizontal-relative:page;mso-position-vertical-relative:page">
-                <v:fill o:detectmouseclick="t" type="solid" color2="white"/>
-                <v:stroke color="#3465a4" joinstyle="round" endcap="flat"/>
-                <w10:wrap type="none"/>
-              </v:shape>
-              <v:shape id="shape_0" ID="Figura a mano libera: forma 29" coordsize="1855,105" path="m1854,0l0,0l0,104l1854,104l1854,0e" fillcolor="#bdbdbd" stroked="f" o:allowincell="f" style="position:absolute;left:10215;top:16378;width:1050;height:58;mso-wrap-style:none;v-text-anchor:middle;mso-position-horizontal-relative:page;mso-position-vertical-relative:page">
-                <v:fill o:detectmouseclick="t" type="solid" color2="#424242"/>
-                <v:stroke color="#3465a4" joinstyle="round" endcap="flat"/>
-                <w10:wrap type="none"/>
-              </v:shape>
-            </v:group>
-          </w:pict>
-        </mc:Fallback>
-      </mc:AlternateContent>
-    </w:r>
-    <w:r>
       <mc:AlternateContent>
         <mc:Choice Requires="wps">
           <w:drawing>
-            <wp:anchor behindDoc="1" distT="0" distB="0" distL="0" distR="0" simplePos="0" locked="0" layoutInCell="0" allowOverlap="1" relativeHeight="7">
-              <wp:simplePos x="0" y="0"/>
-              <wp:positionH relativeFrom="page">
-                <wp:posOffset>467360</wp:posOffset>
-              </wp:positionH>
-              <wp:positionV relativeFrom="page">
-                <wp:posOffset>10213975</wp:posOffset>
-              </wp:positionV>
-              <wp:extent cx="3241675" cy="143510"/>
-              <wp:effectExtent l="0" t="0" r="0" b="0"/>
-              <wp:wrapNone/>
-              <wp:docPr id="10" name="Frame6"/>
-              <a:graphic xmlns:a="http://schemas.openxmlformats.org/drawingml/2006/main">
-                <a:graphicData uri="http://schemas.microsoft.com/office/word/2010/wordprocessingShape">
-                  <wps:wsp>
-                    <wps:cNvSpPr txBox="1"/>
-                    <wps:spPr>
-                      <a:xfrm>
-                        <a:off x="0" y="0"/>
-                        <a:ext cx="3241675" cy="143510"/>
-                      </a:xfrm>
-                      <a:prstGeom prst="rect"/>
-                      <a:solidFill>
-                        <a:srgbClr val="FFFFFF">
-                          <a:alpha val="0"/>
-                        </a:srgbClr>
-                      </a:solidFill>
-                    </wps:spPr>
-                    <wps:txbx>
-                      <w:txbxContent>
-                        <w:p>
-                          <w:pPr>
-                            <w:pStyle w:val="FrameContents"/>
-                            <w:spacing w:before="13" w:after="0"/>
-                            <w:ind w:left="20"/>
-                            <w:rPr>
-                              <w:rFonts w:ascii="Arial" w:hAnsi="Arial"/>
-                              <w:i/>
-                              <w:i/>
-                              <w:sz w:val="16"/>
-                            </w:rPr>
-                          </w:pPr>
-                          <w:r>
-                            <w:rPr>
-                              <w:rFonts w:ascii="Arial" w:hAnsi="Arial"/>
-                              <w:i/>
-                              <w:color w:val="000000"/>
-                              <w:spacing w:val="-2"/>
-                              <w:sz w:val="16"/>
-                            </w:rPr>
-                            <w:t>Referto</w:t>
-                          </w:r>
-                          <w:r>
-                            <w:rPr>
-                              <w:rFonts w:ascii="Arial" w:hAnsi="Arial"/>
-                              <w:i/>
-                              <w:color w:val="000000"/>
-                              <w:spacing w:val="-5"/>
-                              <w:sz w:val="16"/>
-                            </w:rPr>
-                            <w:t xml:space="preserve"> </w:t>
-                          </w:r>
-                          <w:r>
-                            <w:rPr>
-                              <w:rFonts w:ascii="Arial" w:hAnsi="Arial"/>
-                              <w:i/>
-                              <w:color w:val="000000"/>
-                              <w:spacing w:val="-2"/>
-                              <w:sz w:val="16"/>
-                            </w:rPr>
-                            <w:t>emesso</w:t>
-                          </w:r>
-                          <w:r>
-                            <w:rPr>
-                              <w:rFonts w:ascii="Arial" w:hAnsi="Arial"/>
-                              <w:i/>
-                              <w:color w:val="000000"/>
-                              <w:spacing w:val="-6"/>
-                              <w:sz w:val="16"/>
-                            </w:rPr>
-                            <w:t xml:space="preserve"> </w:t>
-                          </w:r>
-                          <w:r>
-                            <w:rPr>
-                              <w:rFonts w:ascii="Arial" w:hAnsi="Arial"/>
-                              <w:i/>
-                              <w:color w:val="000000"/>
-                              <w:spacing w:val="-2"/>
-                              <w:sz w:val="16"/>
-                            </w:rPr>
-                            <w:t>dal</w:t>
-                          </w:r>
-                          <w:r>
-                            <w:rPr>
-                              <w:rFonts w:ascii="Arial" w:hAnsi="Arial"/>
-                              <w:i/>
-                              <w:color w:val="000000"/>
-                              <w:spacing w:val="1"/>
-                              <w:sz w:val="16"/>
-                            </w:rPr>
-                            <w:t xml:space="preserve"> </w:t>
-                          </w:r>
-                          <w:r>
-                            <w:rPr>
-                              <w:rFonts w:ascii="Arial" w:hAnsi="Arial"/>
-                              <w:b/>
-                              <w:i/>
-                              <w:color w:val="000000"/>
-                              <w:spacing w:val="-2"/>
-                              <w:sz w:val="16"/>
-                            </w:rPr>
-                            <w:t>Centro</w:t>
-                          </w:r>
-                          <w:r>
-                            <w:rPr>
-                              <w:rFonts w:ascii="Arial" w:hAnsi="Arial"/>
-                              <w:b/>
-                              <w:i/>
-                              <w:color w:val="000000"/>
-                              <w:spacing w:val="-4"/>
-                              <w:sz w:val="16"/>
-                            </w:rPr>
-                            <w:t xml:space="preserve"> </w:t>
-                          </w:r>
-                          <w:r>
-                            <w:rPr>
-                              <w:rFonts w:ascii="Arial" w:hAnsi="Arial"/>
-                              <w:b/>
-                              <w:i/>
-                              <w:color w:val="000000"/>
-                              <w:spacing w:val="-2"/>
-                              <w:sz w:val="16"/>
-                            </w:rPr>
-                            <w:t>Altamedica</w:t>
-                          </w:r>
-                          <w:r>
-                            <w:rPr>
-                              <w:rFonts w:ascii="Arial" w:hAnsi="Arial"/>
-                              <w:b/>
-                              <w:i/>
-                              <w:color w:val="000000"/>
-                              <w:spacing w:val="1"/>
-                              <w:sz w:val="16"/>
-                            </w:rPr>
-                            <w:t xml:space="preserve"> </w:t>
-                          </w:r>
-                          <w:r>
-                            <w:rPr>
-                              <w:rFonts w:ascii="Arial" w:hAnsi="Arial"/>
-                              <w:i/>
-                              <w:color w:val="000000"/>
-                              <w:spacing w:val="-2"/>
-                              <w:sz w:val="16"/>
-                            </w:rPr>
-                            <w:t>di Roma</w:t>
-                          </w:r>
-                          <w:r>
-                            <w:rPr>
-                              <w:rFonts w:ascii="Arial" w:hAnsi="Arial"/>
-                              <w:i/>
-                              <w:color w:val="000000"/>
-                              <w:spacing w:val="-3"/>
-                              <w:sz w:val="16"/>
-                            </w:rPr>
-                            <w:t xml:space="preserve"> </w:t>
-                          </w:r>
-                          <w:r>
-                            <w:rPr>
-                              <w:i/>
-                              <w:color w:val="000000"/>
-                              <w:spacing w:val="-2"/>
-                              <w:sz w:val="16"/>
-                            </w:rPr>
-                            <w:t>–</w:t>
-                          </w:r>
-                          <w:r>
-                            <w:rPr>
-                              <w:i/>
-                              <w:color w:val="000000"/>
-                              <w:spacing w:val="3"/>
-                              <w:sz w:val="16"/>
-                            </w:rPr>
-                            <w:t xml:space="preserve"> </w:t>
-                          </w:r>
-                          <w:r>
-                            <w:rPr>
-                              <w:rFonts w:ascii="Arial" w:hAnsi="Arial"/>
-                              <w:i/>
-                              <w:color w:val="000000"/>
-                              <w:spacing w:val="-2"/>
-                              <w:sz w:val="16"/>
-                            </w:rPr>
-                            <w:t>Indicazioni</w:t>
-                          </w:r>
-                          <w:r>
-                            <w:rPr>
-                              <w:rFonts w:ascii="Arial" w:hAnsi="Arial"/>
-                              <w:i/>
-                              <w:color w:val="000000"/>
-                              <w:spacing w:val="-1"/>
-                              <w:sz w:val="16"/>
-                            </w:rPr>
-                            <w:t xml:space="preserve"> </w:t>
-                          </w:r>
-                          <w:r>
-                            <w:rPr>
-                              <w:rFonts w:ascii="Arial" w:hAnsi="Arial"/>
-                              <w:i/>
-                              <w:color w:val="000000"/>
-                              <w:spacing w:val="-2"/>
-                              <w:sz w:val="16"/>
-                            </w:rPr>
-                            <w:t>alimentari</w:t>
-                          </w:r>
-                        </w:p>
-                      </w:txbxContent>
-                    </wps:txbx>
-                    <wps:bodyPr anchor="t" lIns="0" tIns="0" rIns="0" bIns="0">
-                      <a:noAutofit/>
-                    </wps:bodyPr>
-                  </wps:wsp>
-                </a:graphicData>
-              </a:graphic>
-            </wp:anchor>
-          </w:drawing>
-        </mc:Choice>
-        <mc:Fallback>
-          <w:pict>
-            <v:rect stroked="f" strokeweight="0pt" style="position:absolute;rotation:-0;width:255.25pt;height:11.3pt;mso-wrap-distance-left:0pt;mso-wrap-distance-right:0pt;mso-wrap-distance-top:0pt;mso-wrap-distance-bottom:0pt;margin-top:804.25pt;mso-position-vertical-relative:page;margin-left:36.8pt;mso-position-horizontal-relative:page">
-              <v:textbox inset="0in,0in,0in,0in">
-                <w:txbxContent>
-                  <w:p>
-                    <w:pPr>
-                      <w:pStyle w:val="FrameContents"/>
-                      <w:spacing w:before="13" w:after="0"/>
-                      <w:ind w:left="20"/>
-                      <w:rPr>
-                        <w:rFonts w:ascii="Arial" w:hAnsi="Arial"/>
-                        <w:i/>
-                        <w:i/>
-                        <w:sz w:val="16"/>
-                      </w:rPr>
-                    </w:pPr>
-                    <w:r>
-                      <w:rPr>
-                        <w:rFonts w:ascii="Arial" w:hAnsi="Arial"/>
-                        <w:i/>
-                        <w:color w:val="000000"/>
-                        <w:spacing w:val="-2"/>
-                        <w:sz w:val="16"/>
-                      </w:rPr>
-                      <w:t>Referto</w:t>
-                    </w:r>
-                    <w:r>
-                      <w:rPr>
-                        <w:rFonts w:ascii="Arial" w:hAnsi="Arial"/>
-                        <w:i/>
-                        <w:color w:val="000000"/>
-                        <w:spacing w:val="-5"/>
-                        <w:sz w:val="16"/>
-                      </w:rPr>
-                      <w:t xml:space="preserve"> </w:t>
-                    </w:r>
-                    <w:r>
-                      <w:rPr>
-                        <w:rFonts w:ascii="Arial" w:hAnsi="Arial"/>
-                        <w:i/>
-                        <w:color w:val="000000"/>
-                        <w:spacing w:val="-2"/>
-                        <w:sz w:val="16"/>
-                      </w:rPr>
-                      <w:t>emesso</w:t>
-                    </w:r>
-                    <w:r>
-                      <w:rPr>
-                        <w:rFonts w:ascii="Arial" w:hAnsi="Arial"/>
-                        <w:i/>
-                        <w:color w:val="000000"/>
-                        <w:spacing w:val="-6"/>
-                        <w:sz w:val="16"/>
-                      </w:rPr>
-                      <w:t xml:space="preserve"> </w:t>
-                    </w:r>
-                    <w:r>
-                      <w:rPr>
-                        <w:rFonts w:ascii="Arial" w:hAnsi="Arial"/>
-                        <w:i/>
-                        <w:color w:val="000000"/>
-                        <w:spacing w:val="-2"/>
-                        <w:sz w:val="16"/>
-                      </w:rPr>
-                      <w:t>dal</w:t>
-                    </w:r>
-                    <w:r>
-                      <w:rPr>
-                        <w:rFonts w:ascii="Arial" w:hAnsi="Arial"/>
-                        <w:i/>
-                        <w:color w:val="000000"/>
-                        <w:spacing w:val="1"/>
-                        <w:sz w:val="16"/>
-                      </w:rPr>
-                      <w:t xml:space="preserve"> </w:t>
-                    </w:r>
-                    <w:r>
-                      <w:rPr>
-                        <w:rFonts w:ascii="Arial" w:hAnsi="Arial"/>
-                        <w:b/>
-                        <w:i/>
-                        <w:color w:val="000000"/>
-                        <w:spacing w:val="-2"/>
-                        <w:sz w:val="16"/>
-                      </w:rPr>
-                      <w:t>Centro</w:t>
-                    </w:r>
-                    <w:r>
-                      <w:rPr>
-                        <w:rFonts w:ascii="Arial" w:hAnsi="Arial"/>
-                        <w:b/>
-                        <w:i/>
-                        <w:color w:val="000000"/>
-                        <w:spacing w:val="-4"/>
-                        <w:sz w:val="16"/>
-                      </w:rPr>
-                      <w:t xml:space="preserve"> </w:t>
-                    </w:r>
-                    <w:r>
-                      <w:rPr>
-                        <w:rFonts w:ascii="Arial" w:hAnsi="Arial"/>
-                        <w:b/>
-                        <w:i/>
-                        <w:color w:val="000000"/>
-                        <w:spacing w:val="-2"/>
-                        <w:sz w:val="16"/>
-                      </w:rPr>
-                      <w:t>Altamedica</w:t>
-                    </w:r>
-                    <w:r>
-                      <w:rPr>
-                        <w:rFonts w:ascii="Arial" w:hAnsi="Arial"/>
-                        <w:b/>
-                        <w:i/>
-                        <w:color w:val="000000"/>
-                        <w:spacing w:val="1"/>
-                        <w:sz w:val="16"/>
-                      </w:rPr>
-                      <w:t xml:space="preserve"> </w:t>
-                    </w:r>
-                    <w:r>
-                      <w:rPr>
-                        <w:rFonts w:ascii="Arial" w:hAnsi="Arial"/>
-                        <w:i/>
-                        <w:color w:val="000000"/>
-                        <w:spacing w:val="-2"/>
-                        <w:sz w:val="16"/>
-                      </w:rPr>
-                      <w:t>di Roma</w:t>
-                    </w:r>
-                    <w:r>
-                      <w:rPr>
-                        <w:rFonts w:ascii="Arial" w:hAnsi="Arial"/>
-                        <w:i/>
-                        <w:color w:val="000000"/>
-                        <w:spacing w:val="-3"/>
-                        <w:sz w:val="16"/>
-                      </w:rPr>
-                      <w:t xml:space="preserve"> </w:t>
-                    </w:r>
-                    <w:r>
-                      <w:rPr>
-                        <w:i/>
-                        <w:color w:val="000000"/>
-                        <w:spacing w:val="-2"/>
-                        <w:sz w:val="16"/>
-                      </w:rPr>
-                      <w:t>–</w:t>
-                    </w:r>
-                    <w:r>
-                      <w:rPr>
-                        <w:i/>
-                        <w:color w:val="000000"/>
-                        <w:spacing w:val="3"/>
-                        <w:sz w:val="16"/>
-                      </w:rPr>
-                      <w:t xml:space="preserve"> </w:t>
-                    </w:r>
-                    <w:r>
-                      <w:rPr>
-                        <w:rFonts w:ascii="Arial" w:hAnsi="Arial"/>
-                        <w:i/>
-                        <w:color w:val="000000"/>
-                        <w:spacing w:val="-2"/>
-                        <w:sz w:val="16"/>
-                      </w:rPr>
-                      <w:t>Indicazioni</w:t>
-                    </w:r>
-                    <w:r>
-                      <w:rPr>
-                        <w:rFonts w:ascii="Arial" w:hAnsi="Arial"/>
-                        <w:i/>
-                        <w:color w:val="000000"/>
-                        <w:spacing w:val="-1"/>
-                        <w:sz w:val="16"/>
-                      </w:rPr>
-                      <w:t xml:space="preserve"> </w:t>
-                    </w:r>
-                    <w:r>
-                      <w:rPr>
-                        <w:rFonts w:ascii="Arial" w:hAnsi="Arial"/>
-                        <w:i/>
-                        <w:color w:val="000000"/>
-                        <w:spacing w:val="-2"/>
-                        <w:sz w:val="16"/>
-                      </w:rPr>
-                      <w:t>alimentari</w:t>
-                    </w:r>
-                  </w:p>
-                </w:txbxContent>
-              </v:textbox>
-              <w10:wrap type="none"/>
-            </v:rect>
-          </w:pict>
-        </mc:Fallback>
-      </mc:AlternateContent>
-    </w:r>
-    <w:r>
-      <mc:AlternateContent>
-        <mc:Choice Requires="wps">
-          <w:drawing>
-            <wp:anchor behindDoc="1" distT="0" distB="0" distL="0" distR="0" simplePos="0" locked="0" layoutInCell="0" allowOverlap="1" relativeHeight="16">
+            <wp:anchor behindDoc="1" distT="0" distB="0" distL="0" distR="0" simplePos="0" locked="0" layoutInCell="0" allowOverlap="1" relativeHeight="31">
               <wp:simplePos x="0" y="0"/>
               <wp:positionH relativeFrom="page">
                 <wp:posOffset>6515100</wp:posOffset>
@@ -14663,23 +16336,30 @@
               <wp:extent cx="160020" cy="165735"/>
               <wp:effectExtent l="0" t="0" r="0" b="0"/>
               <wp:wrapNone/>
-              <wp:docPr id="11" name="Frame7"/>
+              <wp:docPr id="58" name="Frame13"/>
               <a:graphic xmlns:a="http://schemas.openxmlformats.org/drawingml/2006/main">
                 <a:graphicData uri="http://schemas.microsoft.com/office/word/2010/wordprocessingShape">
                   <wps:wsp>
-                    <wps:cNvSpPr txBox="1"/>
+                    <wps:cNvSpPr/>
                     <wps:spPr>
                       <a:xfrm>
                         <a:off x="0" y="0"/>
-                        <a:ext cx="160020" cy="165735"/>
+                        <a:ext cx="160200" cy="165600"/>
                       </a:xfrm>
-                      <a:prstGeom prst="rect"/>
-                      <a:solidFill>
-                        <a:srgbClr val="FFFFFF">
-                          <a:alpha val="0"/>
-                        </a:srgbClr>
-                      </a:solidFill>
+                      <a:prstGeom prst="rect">
+                        <a:avLst/>
+                      </a:prstGeom>
+                      <a:noFill/>
+                      <a:ln w="0">
+                        <a:noFill/>
+                      </a:ln>
                     </wps:spPr>
+                    <wps:style>
+                      <a:lnRef idx="0"/>
+                      <a:fillRef idx="0"/>
+                      <a:effectRef idx="0"/>
+                      <a:fontRef idx="minor"/>
+                    </wps:style>
                     <wps:txbx>
                       <w:txbxContent>
                         <w:p>
@@ -14721,7 +16401,7 @@
                               <w:spacing w:val="-10"/>
                               <w:color w:val="000000"/>
                             </w:rPr>
-                            <w:t>6</w:t>
+                            <w:t>9</w:t>
                           </w:r>
                           <w:r>
                             <w:rPr>
@@ -14734,7 +16414,7 @@
                         </w:p>
                       </w:txbxContent>
                     </wps:txbx>
-                    <wps:bodyPr anchor="t" lIns="0" tIns="0" rIns="0" bIns="0">
+                    <wps:bodyPr lIns="0" rIns="0" tIns="0" bIns="0" anchor="t">
                       <a:noAutofit/>
                     </wps:bodyPr>
                   </wps:wsp>
@@ -14745,8 +16425,10 @@
         </mc:Choice>
         <mc:Fallback>
           <w:pict>
-            <v:rect stroked="f" strokeweight="0pt" style="position:absolute;rotation:-0;width:12.6pt;height:13.05pt;mso-wrap-distance-left:0pt;mso-wrap-distance-right:0pt;mso-wrap-distance-top:0pt;mso-wrap-distance-bottom:0pt;margin-top:806.6pt;mso-position-vertical-relative:page;margin-left:513pt;mso-position-horizontal-relative:page">
-              <v:textbox inset="0in,0in,0in,0in">
+            <v:rect id="shape_0" ID="Frame13" path="m0,0l-2147483645,0l-2147483645,-2147483646l0,-2147483646xe" fillcolor="white" stroked="f" o:allowincell="f" style="position:absolute;margin-left:513pt;margin-top:806.6pt;width:12.55pt;height:13pt;mso-wrap-style:square;v-text-anchor:top;mso-position-horizontal-relative:page;mso-position-vertical-relative:page">
+              <v:fill o:detectmouseclick="t" type="solid" color2="black" opacity="0"/>
+              <v:stroke color="#3465a4" joinstyle="round" endcap="flat"/>
+              <v:textbox>
                 <w:txbxContent>
                   <w:p>
                     <w:pPr>
@@ -14787,7 +16469,7 @@
                         <w:spacing w:val="-10"/>
                         <w:color w:val="000000"/>
                       </w:rPr>
-                      <w:t>6</w:t>
+                      <w:t>9</w:t>
                     </w:r>
                     <w:r>
                       <w:rPr>
@@ -14805,25 +16487,10 @@
           </w:pict>
         </mc:Fallback>
       </mc:AlternateContent>
-    </w:r>
-  </w:p>
-</w:ftr>
-</file>
-
-<file path=word/footer6.xml><?xml version="1.0" encoding="utf-8"?>
-<w:ftr xmlns:o="urn:schemas-microsoft-com:office:office" xmlns:r="http://schemas.openxmlformats.org/officeDocument/2006/relationships" xmlns:v="urn:schemas-microsoft-com:vml" xmlns:w="http://schemas.openxmlformats.org/wordprocessingml/2006/main" xmlns:w10="urn:schemas-microsoft-com:office:word" xmlns:wp="http://schemas.openxmlformats.org/drawingml/2006/wordprocessingDrawing" xmlns:wps="http://schemas.microsoft.com/office/word/2010/wordprocessingShape" xmlns:wpg="http://schemas.microsoft.com/office/word/2010/wordprocessingGroup" xmlns:mc="http://schemas.openxmlformats.org/markup-compatibility/2006" xmlns:wp14="http://schemas.microsoft.com/office/word/2010/wordprocessingDrawing" xmlns:w14="http://schemas.microsoft.com/office/word/2010/wordml" xmlns:w15="http://schemas.microsoft.com/office/word/2012/wordml" mc:Ignorable="w14 wp14 w15">
-  <w:p>
-    <w:pPr>
-      <w:pStyle w:val="BodyText"/>
-      <w:spacing w:lineRule="atLeast" w:line="0"/>
-      <w:rPr/>
-    </w:pPr>
-    <w:r>
-      <w:rPr/>
       <mc:AlternateContent>
         <mc:Choice Requires="wpg">
           <w:drawing>
-            <wp:anchor behindDoc="1" distT="0" distB="0" distL="114300" distR="114300" simplePos="0" locked="0" layoutInCell="0" allowOverlap="1" relativeHeight="27">
+            <wp:anchor behindDoc="1" distT="0" distB="0" distL="0" distR="0" simplePos="0" locked="0" layoutInCell="0" allowOverlap="1" relativeHeight="54">
               <wp:simplePos x="0" y="0"/>
               <wp:positionH relativeFrom="page">
                 <wp:posOffset>396240</wp:posOffset>
@@ -14834,7 +16501,7 @@
               <wp:extent cx="6758940" cy="267970"/>
               <wp:effectExtent l="0" t="0" r="0" b="0"/>
               <wp:wrapNone/>
-              <wp:docPr id="12" name=""/>
+              <wp:docPr id="59" name="Group 1"/>
               <a:graphic xmlns:a="http://schemas.openxmlformats.org/drawingml/2006/main">
                 <a:graphicData uri="http://schemas.microsoft.com/office/word/2010/wordprocessingGroup">
                   <wpg:wgp>
@@ -14848,17 +16515,23 @@
                       </a:xfrm>
                     </wpg:grpSpPr>
                     <wps:wsp>
+                      <wps:cNvPr id="60" name=""/>
                       <wps:cNvSpPr/>
                       <wps:spPr>
                         <a:xfrm>
-                          <a:off x="6090120" y="5760"/>
-                          <a:ext cx="668520" cy="262080"/>
+                          <a:off x="6090840" y="5760"/>
+                          <a:ext cx="668160" cy="262080"/>
                         </a:xfrm>
                         <a:custGeom>
                           <a:avLst/>
-                          <a:gdLst/>
+                          <a:gdLst>
+                            <a:gd name="textAreaLeft" fmla="*/ 0 w 378720"/>
+                            <a:gd name="textAreaRight" fmla="*/ 379080 w 378720"/>
+                            <a:gd name="textAreaTop" fmla="*/ 0 h 148680"/>
+                            <a:gd name="textAreaBottom" fmla="*/ 149040 h 148680"/>
+                          </a:gdLst>
                           <a:ahLst/>
-                          <a:rect l="0" t="0" r="r" b="b"/>
+                          <a:rect l="textAreaLeft" t="textAreaTop" r="textAreaRight" b="textAreaBottom"/>
                           <a:pathLst>
                             <a:path w="1857" h="728">
                               <a:moveTo>
@@ -14887,9 +16560,16 @@
                           <a:noFill/>
                         </a:ln>
                       </wps:spPr>
+                      <wps:style>
+                        <a:lnRef idx="0"/>
+                        <a:fillRef idx="0"/>
+                        <a:effectRef idx="0"/>
+                        <a:fontRef idx="minor"/>
+                      </wps:style>
                       <wps:bodyPr/>
                     </wps:wsp>
                     <wps:wsp>
+                      <wps:cNvPr id="61" name=""/>
                       <wps:cNvSpPr/>
                       <wps:spPr>
                         <a:xfrm>
@@ -14898,9 +16578,14 @@
                         </a:xfrm>
                         <a:custGeom>
                           <a:avLst/>
-                          <a:gdLst/>
+                          <a:gdLst>
+                            <a:gd name="textAreaLeft" fmla="*/ 0 w 3448080"/>
+                            <a:gd name="textAreaRight" fmla="*/ 3448440 w 3448080"/>
+                            <a:gd name="textAreaTop" fmla="*/ 0 h 360"/>
+                            <a:gd name="textAreaBottom" fmla="*/ 720 h 360"/>
+                          </a:gdLst>
                           <a:ahLst/>
-                          <a:rect l="0" t="0" r="r" b="b"/>
+                          <a:rect l="textAreaLeft" t="textAreaTop" r="textAreaRight" b="textAreaBottom"/>
                           <a:pathLst>
                             <a:path w="16895" h="2">
                               <a:moveTo>
@@ -14929,20 +16614,32 @@
                           <a:noFill/>
                         </a:ln>
                       </wps:spPr>
+                      <wps:style>
+                        <a:lnRef idx="0"/>
+                        <a:fillRef idx="0"/>
+                        <a:effectRef idx="0"/>
+                        <a:fontRef idx="minor"/>
+                      </wps:style>
                       <wps:bodyPr/>
                     </wps:wsp>
                     <wps:wsp>
+                      <wps:cNvPr id="62" name=""/>
                       <wps:cNvSpPr/>
                       <wps:spPr>
                         <a:xfrm>
-                          <a:off x="6090120" y="5760"/>
-                          <a:ext cx="720" cy="37440"/>
+                          <a:off x="6090840" y="5760"/>
+                          <a:ext cx="720" cy="36720"/>
                         </a:xfrm>
                         <a:custGeom>
                           <a:avLst/>
-                          <a:gdLst/>
+                          <a:gdLst>
+                            <a:gd name="textAreaLeft" fmla="*/ 0 w 360"/>
+                            <a:gd name="textAreaRight" fmla="*/ 720 w 360"/>
+                            <a:gd name="textAreaTop" fmla="*/ 0 h 20880"/>
+                            <a:gd name="textAreaBottom" fmla="*/ 21240 h 20880"/>
+                          </a:gdLst>
                           <a:ahLst/>
-                          <a:rect l="0" t="0" r="r" b="b"/>
+                          <a:rect l="textAreaLeft" t="textAreaTop" r="textAreaRight" b="textAreaBottom"/>
                           <a:pathLst>
                             <a:path w="2" h="104">
                               <a:moveTo>
@@ -14971,20 +16668,32 @@
                           <a:noFill/>
                         </a:ln>
                       </wps:spPr>
+                      <wps:style>
+                        <a:lnRef idx="0"/>
+                        <a:fillRef idx="0"/>
+                        <a:effectRef idx="0"/>
+                        <a:fontRef idx="minor"/>
+                      </wps:style>
                       <wps:bodyPr/>
                     </wps:wsp>
                     <wps:wsp>
+                      <wps:cNvPr id="63" name=""/>
                       <wps:cNvSpPr/>
                       <wps:spPr>
                         <a:xfrm>
-                          <a:off x="6090120" y="0"/>
-                          <a:ext cx="667440" cy="720"/>
+                          <a:off x="6090840" y="0"/>
+                          <a:ext cx="666720" cy="720"/>
                         </a:xfrm>
                         <a:custGeom>
                           <a:avLst/>
-                          <a:gdLst/>
+                          <a:gdLst>
+                            <a:gd name="textAreaLeft" fmla="*/ 0 w 378000"/>
+                            <a:gd name="textAreaRight" fmla="*/ 378360 w 378000"/>
+                            <a:gd name="textAreaTop" fmla="*/ 0 h 360"/>
+                            <a:gd name="textAreaBottom" fmla="*/ 720 h 360"/>
+                          </a:gdLst>
                           <a:ahLst/>
-                          <a:rect l="0" t="0" r="r" b="b"/>
+                          <a:rect l="textAreaLeft" t="textAreaTop" r="textAreaRight" b="textAreaBottom"/>
                           <a:pathLst>
                             <a:path w="1854" h="2">
                               <a:moveTo>
@@ -15013,20 +16722,32 @@
                           <a:noFill/>
                         </a:ln>
                       </wps:spPr>
+                      <wps:style>
+                        <a:lnRef idx="0"/>
+                        <a:fillRef idx="0"/>
+                        <a:effectRef idx="0"/>
+                        <a:fontRef idx="minor"/>
+                      </wps:style>
                       <wps:bodyPr/>
                     </wps:wsp>
                     <wps:wsp>
+                      <wps:cNvPr id="64" name=""/>
                       <wps:cNvSpPr/>
                       <wps:spPr>
                         <a:xfrm>
-                          <a:off x="6090120" y="230400"/>
-                          <a:ext cx="667440" cy="37440"/>
+                          <a:off x="6090840" y="231120"/>
+                          <a:ext cx="666720" cy="36720"/>
                         </a:xfrm>
                         <a:custGeom>
                           <a:avLst/>
-                          <a:gdLst/>
+                          <a:gdLst>
+                            <a:gd name="textAreaLeft" fmla="*/ 0 w 378000"/>
+                            <a:gd name="textAreaRight" fmla="*/ 378360 w 378000"/>
+                            <a:gd name="textAreaTop" fmla="*/ 0 h 20880"/>
+                            <a:gd name="textAreaBottom" fmla="*/ 21240 h 20880"/>
+                          </a:gdLst>
                           <a:ahLst/>
-                          <a:rect l="0" t="0" r="r" b="b"/>
+                          <a:rect l="textAreaLeft" t="textAreaTop" r="textAreaRight" b="textAreaBottom"/>
                           <a:pathLst>
                             <a:path w="1854" h="104">
                               <a:moveTo>
@@ -15055,6 +16776,12 @@
                           <a:noFill/>
                         </a:ln>
                       </wps:spPr>
+                      <wps:style>
+                        <a:lnRef idx="0"/>
+                        <a:fillRef idx="0"/>
+                        <a:effectRef idx="0"/>
+                        <a:fontRef idx="minor"/>
+                      </wps:style>
                       <wps:bodyPr/>
                     </wps:wsp>
                   </wpg:wgp>
@@ -15065,3247 +16792,7 @@
         </mc:Choice>
         <mc:Fallback>
           <w:pict>
-            <v:group id="shape_0" style="position:absolute;margin-left:31.2pt;margin-top:800.8pt;width:532.15pt;height:21.05pt" coordorigin="624,16016" coordsize="10643,421">
-              <v:shape id="shape_0" ID="Figura a mano libera: forma 25" coordsize="1858,729" path="m1857,0l0,0l0,728l1857,728l1857,0e" fillcolor="#bdbdbd" stroked="f" o:allowincell="f" style="position:absolute;left:10215;top:16024;width:1052;height:412;mso-wrap-style:none;v-text-anchor:middle;mso-position-horizontal-relative:page;mso-position-vertical-relative:page">
-                <v:fill o:detectmouseclick="t" type="solid" color2="#424242"/>
-                <v:stroke color="#3465a4" joinstyle="round" endcap="flat"/>
-                <w10:wrap type="none"/>
-              </v:shape>
-              <v:shape id="shape_0" ID="Figura a mano libera: forma 26" coordsize="16896,3" path="m16895,0l0,0l0,2l16895,2l16895,0e" fillcolor="black" stroked="f" o:allowincell="f" style="position:absolute;left:624;top:16015;width:9577;height:0;mso-wrap-style:none;v-text-anchor:middle;mso-position-horizontal-relative:page;mso-position-vertical-relative:page">
-                <v:fill o:detectmouseclick="t" type="solid" color2="white"/>
-                <v:stroke color="#3465a4" joinstyle="round" endcap="flat"/>
-                <w10:wrap type="none"/>
-              </v:shape>
-              <v:shape id="shape_0" ID="Figura a mano libera: forma 27" coordsize="3,105" path="m2,0l0,0l0,104l2,104l2,0e" fillcolor="#bdbdbd" stroked="f" o:allowincell="f" style="position:absolute;left:10215;top:16024;width:0;height:58;mso-wrap-style:none;v-text-anchor:middle;mso-position-horizontal-relative:page;mso-position-vertical-relative:page">
-                <v:fill o:detectmouseclick="t" type="solid" color2="#424242"/>
-                <v:stroke color="#3465a4" joinstyle="round" endcap="flat"/>
-                <w10:wrap type="none"/>
-              </v:shape>
-              <v:shape id="shape_0" ID="Figura a mano libera: forma 28" coordsize="1855,3" path="m0,2l1854,2l1854,0l0,0l0,2e" fillcolor="black" stroked="f" o:allowincell="f" style="position:absolute;left:10215;top:16015;width:1050;height:0;mso-wrap-style:none;v-text-anchor:middle;mso-position-horizontal-relative:page;mso-position-vertical-relative:page">
-                <v:fill o:detectmouseclick="t" type="solid" color2="white"/>
-                <v:stroke color="#3465a4" joinstyle="round" endcap="flat"/>
-                <w10:wrap type="none"/>
-              </v:shape>
-              <v:shape id="shape_0" ID="Figura a mano libera: forma 29" coordsize="1855,105" path="m1854,0l0,0l0,104l1854,104l1854,0e" fillcolor="#bdbdbd" stroked="f" o:allowincell="f" style="position:absolute;left:10215;top:16378;width:1050;height:58;mso-wrap-style:none;v-text-anchor:middle;mso-position-horizontal-relative:page;mso-position-vertical-relative:page">
-                <v:fill o:detectmouseclick="t" type="solid" color2="#424242"/>
-                <v:stroke color="#3465a4" joinstyle="round" endcap="flat"/>
-                <w10:wrap type="none"/>
-              </v:shape>
-            </v:group>
-          </w:pict>
-        </mc:Fallback>
-      </mc:AlternateContent>
-    </w:r>
-    <w:r>
-      <mc:AlternateContent>
-        <mc:Choice Requires="wps">
-          <w:drawing>
-            <wp:anchor behindDoc="1" distT="0" distB="0" distL="0" distR="0" simplePos="0" locked="0" layoutInCell="0" allowOverlap="1" relativeHeight="7">
-              <wp:simplePos x="0" y="0"/>
-              <wp:positionH relativeFrom="page">
-                <wp:posOffset>467360</wp:posOffset>
-              </wp:positionH>
-              <wp:positionV relativeFrom="page">
-                <wp:posOffset>10213975</wp:posOffset>
-              </wp:positionV>
-              <wp:extent cx="3241675" cy="143510"/>
-              <wp:effectExtent l="0" t="0" r="0" b="0"/>
-              <wp:wrapNone/>
-              <wp:docPr id="13" name="Frame6"/>
-              <a:graphic xmlns:a="http://schemas.openxmlformats.org/drawingml/2006/main">
-                <a:graphicData uri="http://schemas.microsoft.com/office/word/2010/wordprocessingShape">
-                  <wps:wsp>
-                    <wps:cNvSpPr txBox="1"/>
-                    <wps:spPr>
-                      <a:xfrm>
-                        <a:off x="0" y="0"/>
-                        <a:ext cx="3241675" cy="143510"/>
-                      </a:xfrm>
-                      <a:prstGeom prst="rect"/>
-                      <a:solidFill>
-                        <a:srgbClr val="FFFFFF">
-                          <a:alpha val="0"/>
-                        </a:srgbClr>
-                      </a:solidFill>
-                    </wps:spPr>
-                    <wps:txbx>
-                      <w:txbxContent>
-                        <w:p>
-                          <w:pPr>
-                            <w:pStyle w:val="FrameContents"/>
-                            <w:spacing w:before="13" w:after="0"/>
-                            <w:ind w:left="20"/>
-                            <w:rPr>
-                              <w:rFonts w:ascii="Arial" w:hAnsi="Arial"/>
-                              <w:i/>
-                              <w:i/>
-                              <w:sz w:val="16"/>
-                            </w:rPr>
-                          </w:pPr>
-                          <w:r>
-                            <w:rPr>
-                              <w:rFonts w:ascii="Arial" w:hAnsi="Arial"/>
-                              <w:i/>
-                              <w:color w:val="000000"/>
-                              <w:spacing w:val="-2"/>
-                              <w:sz w:val="16"/>
-                            </w:rPr>
-                            <w:t>Referto</w:t>
-                          </w:r>
-                          <w:r>
-                            <w:rPr>
-                              <w:rFonts w:ascii="Arial" w:hAnsi="Arial"/>
-                              <w:i/>
-                              <w:color w:val="000000"/>
-                              <w:spacing w:val="-5"/>
-                              <w:sz w:val="16"/>
-                            </w:rPr>
-                            <w:t xml:space="preserve"> </w:t>
-                          </w:r>
-                          <w:r>
-                            <w:rPr>
-                              <w:rFonts w:ascii="Arial" w:hAnsi="Arial"/>
-                              <w:i/>
-                              <w:color w:val="000000"/>
-                              <w:spacing w:val="-2"/>
-                              <w:sz w:val="16"/>
-                            </w:rPr>
-                            <w:t>emesso</w:t>
-                          </w:r>
-                          <w:r>
-                            <w:rPr>
-                              <w:rFonts w:ascii="Arial" w:hAnsi="Arial"/>
-                              <w:i/>
-                              <w:color w:val="000000"/>
-                              <w:spacing w:val="-6"/>
-                              <w:sz w:val="16"/>
-                            </w:rPr>
-                            <w:t xml:space="preserve"> </w:t>
-                          </w:r>
-                          <w:r>
-                            <w:rPr>
-                              <w:rFonts w:ascii="Arial" w:hAnsi="Arial"/>
-                              <w:i/>
-                              <w:color w:val="000000"/>
-                              <w:spacing w:val="-2"/>
-                              <w:sz w:val="16"/>
-                            </w:rPr>
-                            <w:t>dal</w:t>
-                          </w:r>
-                          <w:r>
-                            <w:rPr>
-                              <w:rFonts w:ascii="Arial" w:hAnsi="Arial"/>
-                              <w:i/>
-                              <w:color w:val="000000"/>
-                              <w:spacing w:val="1"/>
-                              <w:sz w:val="16"/>
-                            </w:rPr>
-                            <w:t xml:space="preserve"> </w:t>
-                          </w:r>
-                          <w:r>
-                            <w:rPr>
-                              <w:rFonts w:ascii="Arial" w:hAnsi="Arial"/>
-                              <w:b/>
-                              <w:i/>
-                              <w:color w:val="000000"/>
-                              <w:spacing w:val="-2"/>
-                              <w:sz w:val="16"/>
-                            </w:rPr>
-                            <w:t>Centro</w:t>
-                          </w:r>
-                          <w:r>
-                            <w:rPr>
-                              <w:rFonts w:ascii="Arial" w:hAnsi="Arial"/>
-                              <w:b/>
-                              <w:i/>
-                              <w:color w:val="000000"/>
-                              <w:spacing w:val="-4"/>
-                              <w:sz w:val="16"/>
-                            </w:rPr>
-                            <w:t xml:space="preserve"> </w:t>
-                          </w:r>
-                          <w:r>
-                            <w:rPr>
-                              <w:rFonts w:ascii="Arial" w:hAnsi="Arial"/>
-                              <w:b/>
-                              <w:i/>
-                              <w:color w:val="000000"/>
-                              <w:spacing w:val="-2"/>
-                              <w:sz w:val="16"/>
-                            </w:rPr>
-                            <w:t>Altamedica</w:t>
-                          </w:r>
-                          <w:r>
-                            <w:rPr>
-                              <w:rFonts w:ascii="Arial" w:hAnsi="Arial"/>
-                              <w:b/>
-                              <w:i/>
-                              <w:color w:val="000000"/>
-                              <w:spacing w:val="1"/>
-                              <w:sz w:val="16"/>
-                            </w:rPr>
-                            <w:t xml:space="preserve"> </w:t>
-                          </w:r>
-                          <w:r>
-                            <w:rPr>
-                              <w:rFonts w:ascii="Arial" w:hAnsi="Arial"/>
-                              <w:i/>
-                              <w:color w:val="000000"/>
-                              <w:spacing w:val="-2"/>
-                              <w:sz w:val="16"/>
-                            </w:rPr>
-                            <w:t>di Roma</w:t>
-                          </w:r>
-                          <w:r>
-                            <w:rPr>
-                              <w:rFonts w:ascii="Arial" w:hAnsi="Arial"/>
-                              <w:i/>
-                              <w:color w:val="000000"/>
-                              <w:spacing w:val="-3"/>
-                              <w:sz w:val="16"/>
-                            </w:rPr>
-                            <w:t xml:space="preserve"> </w:t>
-                          </w:r>
-                          <w:r>
-                            <w:rPr>
-                              <w:i/>
-                              <w:color w:val="000000"/>
-                              <w:spacing w:val="-2"/>
-                              <w:sz w:val="16"/>
-                            </w:rPr>
-                            <w:t>–</w:t>
-                          </w:r>
-                          <w:r>
-                            <w:rPr>
-                              <w:i/>
-                              <w:color w:val="000000"/>
-                              <w:spacing w:val="3"/>
-                              <w:sz w:val="16"/>
-                            </w:rPr>
-                            <w:t xml:space="preserve"> </w:t>
-                          </w:r>
-                          <w:r>
-                            <w:rPr>
-                              <w:rFonts w:ascii="Arial" w:hAnsi="Arial"/>
-                              <w:i/>
-                              <w:color w:val="000000"/>
-                              <w:spacing w:val="-2"/>
-                              <w:sz w:val="16"/>
-                            </w:rPr>
-                            <w:t>Indicazioni</w:t>
-                          </w:r>
-                          <w:r>
-                            <w:rPr>
-                              <w:rFonts w:ascii="Arial" w:hAnsi="Arial"/>
-                              <w:i/>
-                              <w:color w:val="000000"/>
-                              <w:spacing w:val="-1"/>
-                              <w:sz w:val="16"/>
-                            </w:rPr>
-                            <w:t xml:space="preserve"> </w:t>
-                          </w:r>
-                          <w:r>
-                            <w:rPr>
-                              <w:rFonts w:ascii="Arial" w:hAnsi="Arial"/>
-                              <w:i/>
-                              <w:color w:val="000000"/>
-                              <w:spacing w:val="-2"/>
-                              <w:sz w:val="16"/>
-                            </w:rPr>
-                            <w:t>alimentari</w:t>
-                          </w:r>
-                        </w:p>
-                      </w:txbxContent>
-                    </wps:txbx>
-                    <wps:bodyPr anchor="t" lIns="0" tIns="0" rIns="0" bIns="0">
-                      <a:noAutofit/>
-                    </wps:bodyPr>
-                  </wps:wsp>
-                </a:graphicData>
-              </a:graphic>
-            </wp:anchor>
-          </w:drawing>
-        </mc:Choice>
-        <mc:Fallback>
-          <w:pict>
-            <v:rect stroked="f" strokeweight="0pt" style="position:absolute;rotation:-0;width:255.25pt;height:11.3pt;mso-wrap-distance-left:0pt;mso-wrap-distance-right:0pt;mso-wrap-distance-top:0pt;mso-wrap-distance-bottom:0pt;margin-top:804.25pt;mso-position-vertical-relative:page;margin-left:36.8pt;mso-position-horizontal-relative:page">
-              <v:textbox inset="0in,0in,0in,0in">
-                <w:txbxContent>
-                  <w:p>
-                    <w:pPr>
-                      <w:pStyle w:val="FrameContents"/>
-                      <w:spacing w:before="13" w:after="0"/>
-                      <w:ind w:left="20"/>
-                      <w:rPr>
-                        <w:rFonts w:ascii="Arial" w:hAnsi="Arial"/>
-                        <w:i/>
-                        <w:i/>
-                        <w:sz w:val="16"/>
-                      </w:rPr>
-                    </w:pPr>
-                    <w:r>
-                      <w:rPr>
-                        <w:rFonts w:ascii="Arial" w:hAnsi="Arial"/>
-                        <w:i/>
-                        <w:color w:val="000000"/>
-                        <w:spacing w:val="-2"/>
-                        <w:sz w:val="16"/>
-                      </w:rPr>
-                      <w:t>Referto</w:t>
-                    </w:r>
-                    <w:r>
-                      <w:rPr>
-                        <w:rFonts w:ascii="Arial" w:hAnsi="Arial"/>
-                        <w:i/>
-                        <w:color w:val="000000"/>
-                        <w:spacing w:val="-5"/>
-                        <w:sz w:val="16"/>
-                      </w:rPr>
-                      <w:t xml:space="preserve"> </w:t>
-                    </w:r>
-                    <w:r>
-                      <w:rPr>
-                        <w:rFonts w:ascii="Arial" w:hAnsi="Arial"/>
-                        <w:i/>
-                        <w:color w:val="000000"/>
-                        <w:spacing w:val="-2"/>
-                        <w:sz w:val="16"/>
-                      </w:rPr>
-                      <w:t>emesso</w:t>
-                    </w:r>
-                    <w:r>
-                      <w:rPr>
-                        <w:rFonts w:ascii="Arial" w:hAnsi="Arial"/>
-                        <w:i/>
-                        <w:color w:val="000000"/>
-                        <w:spacing w:val="-6"/>
-                        <w:sz w:val="16"/>
-                      </w:rPr>
-                      <w:t xml:space="preserve"> </w:t>
-                    </w:r>
-                    <w:r>
-                      <w:rPr>
-                        <w:rFonts w:ascii="Arial" w:hAnsi="Arial"/>
-                        <w:i/>
-                        <w:color w:val="000000"/>
-                        <w:spacing w:val="-2"/>
-                        <w:sz w:val="16"/>
-                      </w:rPr>
-                      <w:t>dal</w:t>
-                    </w:r>
-                    <w:r>
-                      <w:rPr>
-                        <w:rFonts w:ascii="Arial" w:hAnsi="Arial"/>
-                        <w:i/>
-                        <w:color w:val="000000"/>
-                        <w:spacing w:val="1"/>
-                        <w:sz w:val="16"/>
-                      </w:rPr>
-                      <w:t xml:space="preserve"> </w:t>
-                    </w:r>
-                    <w:r>
-                      <w:rPr>
-                        <w:rFonts w:ascii="Arial" w:hAnsi="Arial"/>
-                        <w:b/>
-                        <w:i/>
-                        <w:color w:val="000000"/>
-                        <w:spacing w:val="-2"/>
-                        <w:sz w:val="16"/>
-                      </w:rPr>
-                      <w:t>Centro</w:t>
-                    </w:r>
-                    <w:r>
-                      <w:rPr>
-                        <w:rFonts w:ascii="Arial" w:hAnsi="Arial"/>
-                        <w:b/>
-                        <w:i/>
-                        <w:color w:val="000000"/>
-                        <w:spacing w:val="-4"/>
-                        <w:sz w:val="16"/>
-                      </w:rPr>
-                      <w:t xml:space="preserve"> </w:t>
-                    </w:r>
-                    <w:r>
-                      <w:rPr>
-                        <w:rFonts w:ascii="Arial" w:hAnsi="Arial"/>
-                        <w:b/>
-                        <w:i/>
-                        <w:color w:val="000000"/>
-                        <w:spacing w:val="-2"/>
-                        <w:sz w:val="16"/>
-                      </w:rPr>
-                      <w:t>Altamedica</w:t>
-                    </w:r>
-                    <w:r>
-                      <w:rPr>
-                        <w:rFonts w:ascii="Arial" w:hAnsi="Arial"/>
-                        <w:b/>
-                        <w:i/>
-                        <w:color w:val="000000"/>
-                        <w:spacing w:val="1"/>
-                        <w:sz w:val="16"/>
-                      </w:rPr>
-                      <w:t xml:space="preserve"> </w:t>
-                    </w:r>
-                    <w:r>
-                      <w:rPr>
-                        <w:rFonts w:ascii="Arial" w:hAnsi="Arial"/>
-                        <w:i/>
-                        <w:color w:val="000000"/>
-                        <w:spacing w:val="-2"/>
-                        <w:sz w:val="16"/>
-                      </w:rPr>
-                      <w:t>di Roma</w:t>
-                    </w:r>
-                    <w:r>
-                      <w:rPr>
-                        <w:rFonts w:ascii="Arial" w:hAnsi="Arial"/>
-                        <w:i/>
-                        <w:color w:val="000000"/>
-                        <w:spacing w:val="-3"/>
-                        <w:sz w:val="16"/>
-                      </w:rPr>
-                      <w:t xml:space="preserve"> </w:t>
-                    </w:r>
-                    <w:r>
-                      <w:rPr>
-                        <w:i/>
-                        <w:color w:val="000000"/>
-                        <w:spacing w:val="-2"/>
-                        <w:sz w:val="16"/>
-                      </w:rPr>
-                      <w:t>–</w:t>
-                    </w:r>
-                    <w:r>
-                      <w:rPr>
-                        <w:i/>
-                        <w:color w:val="000000"/>
-                        <w:spacing w:val="3"/>
-                        <w:sz w:val="16"/>
-                      </w:rPr>
-                      <w:t xml:space="preserve"> </w:t>
-                    </w:r>
-                    <w:r>
-                      <w:rPr>
-                        <w:rFonts w:ascii="Arial" w:hAnsi="Arial"/>
-                        <w:i/>
-                        <w:color w:val="000000"/>
-                        <w:spacing w:val="-2"/>
-                        <w:sz w:val="16"/>
-                      </w:rPr>
-                      <w:t>Indicazioni</w:t>
-                    </w:r>
-                    <w:r>
-                      <w:rPr>
-                        <w:rFonts w:ascii="Arial" w:hAnsi="Arial"/>
-                        <w:i/>
-                        <w:color w:val="000000"/>
-                        <w:spacing w:val="-1"/>
-                        <w:sz w:val="16"/>
-                      </w:rPr>
-                      <w:t xml:space="preserve"> </w:t>
-                    </w:r>
-                    <w:r>
-                      <w:rPr>
-                        <w:rFonts w:ascii="Arial" w:hAnsi="Arial"/>
-                        <w:i/>
-                        <w:color w:val="000000"/>
-                        <w:spacing w:val="-2"/>
-                        <w:sz w:val="16"/>
-                      </w:rPr>
-                      <w:t>alimentari</w:t>
-                    </w:r>
-                  </w:p>
-                </w:txbxContent>
-              </v:textbox>
-              <w10:wrap type="none"/>
-            </v:rect>
-          </w:pict>
-        </mc:Fallback>
-      </mc:AlternateContent>
-    </w:r>
-    <w:r>
-      <mc:AlternateContent>
-        <mc:Choice Requires="wps">
-          <w:drawing>
-            <wp:anchor behindDoc="1" distT="0" distB="0" distL="0" distR="0" simplePos="0" locked="0" layoutInCell="0" allowOverlap="1" relativeHeight="16">
-              <wp:simplePos x="0" y="0"/>
-              <wp:positionH relativeFrom="page">
-                <wp:posOffset>6515100</wp:posOffset>
-              </wp:positionH>
-              <wp:positionV relativeFrom="page">
-                <wp:posOffset>10243820</wp:posOffset>
-              </wp:positionV>
-              <wp:extent cx="160020" cy="165735"/>
-              <wp:effectExtent l="0" t="0" r="0" b="0"/>
-              <wp:wrapNone/>
-              <wp:docPr id="14" name="Frame7"/>
-              <a:graphic xmlns:a="http://schemas.openxmlformats.org/drawingml/2006/main">
-                <a:graphicData uri="http://schemas.microsoft.com/office/word/2010/wordprocessingShape">
-                  <wps:wsp>
-                    <wps:cNvSpPr txBox="1"/>
-                    <wps:spPr>
-                      <a:xfrm>
-                        <a:off x="0" y="0"/>
-                        <a:ext cx="160020" cy="165735"/>
-                      </a:xfrm>
-                      <a:prstGeom prst="rect"/>
-                      <a:solidFill>
-                        <a:srgbClr val="FFFFFF">
-                          <a:alpha val="0"/>
-                        </a:srgbClr>
-                      </a:solidFill>
-                    </wps:spPr>
-                    <wps:txbx>
-                      <w:txbxContent>
-                        <w:p>
-                          <w:pPr>
-                            <w:pStyle w:val="FrameContents"/>
-                            <w:spacing w:lineRule="exact" w:line="245"/>
-                            <w:ind w:left="60"/>
-                            <w:rPr>
-                              <w:sz w:val="22"/>
-                            </w:rPr>
-                          </w:pPr>
-                          <w:r>
-                            <w:rPr>
-                              <w:color w:val="000000"/>
-                              <w:spacing w:val="-10"/>
-                              <w:sz w:val="22"/>
-                            </w:rPr>
-                            <w:fldChar w:fldCharType="begin"/>
-                          </w:r>
-                          <w:r>
-                            <w:rPr>
-                              <w:sz w:val="22"/>
-                              <w:spacing w:val="-10"/>
-                              <w:color w:val="000000"/>
-                            </w:rPr>
-                            <w:instrText xml:space="preserve"> PAGE </w:instrText>
-                          </w:r>
-                          <w:r>
-                            <w:rPr>
-                              <w:sz w:val="22"/>
-                              <w:spacing w:val="-10"/>
-                              <w:color w:val="000000"/>
-                            </w:rPr>
-                            <w:fldChar w:fldCharType="separate"/>
-                          </w:r>
-                          <w:r>
-                            <w:rPr>
-                              <w:sz w:val="22"/>
-                              <w:spacing w:val="-10"/>
-                              <w:color w:val="000000"/>
-                            </w:rPr>
-                            <w:t>6</w:t>
-                          </w:r>
-                          <w:r>
-                            <w:rPr>
-                              <w:sz w:val="22"/>
-                              <w:spacing w:val="-10"/>
-                              <w:color w:val="000000"/>
-                            </w:rPr>
-                            <w:fldChar w:fldCharType="end"/>
-                          </w:r>
-                        </w:p>
-                      </w:txbxContent>
-                    </wps:txbx>
-                    <wps:bodyPr anchor="t" lIns="0" tIns="0" rIns="0" bIns="0">
-                      <a:noAutofit/>
-                    </wps:bodyPr>
-                  </wps:wsp>
-                </a:graphicData>
-              </a:graphic>
-            </wp:anchor>
-          </w:drawing>
-        </mc:Choice>
-        <mc:Fallback>
-          <w:pict>
-            <v:rect stroked="f" strokeweight="0pt" style="position:absolute;rotation:-0;width:12.6pt;height:13.05pt;mso-wrap-distance-left:0pt;mso-wrap-distance-right:0pt;mso-wrap-distance-top:0pt;mso-wrap-distance-bottom:0pt;margin-top:806.6pt;mso-position-vertical-relative:page;margin-left:513pt;mso-position-horizontal-relative:page">
-              <v:textbox inset="0in,0in,0in,0in">
-                <w:txbxContent>
-                  <w:p>
-                    <w:pPr>
-                      <w:pStyle w:val="FrameContents"/>
-                      <w:spacing w:lineRule="exact" w:line="245"/>
-                      <w:ind w:left="60"/>
-                      <w:rPr>
-                        <w:sz w:val="22"/>
-                      </w:rPr>
-                    </w:pPr>
-                    <w:r>
-                      <w:rPr>
-                        <w:color w:val="000000"/>
-                        <w:spacing w:val="-10"/>
-                        <w:sz w:val="22"/>
-                      </w:rPr>
-                      <w:fldChar w:fldCharType="begin"/>
-                    </w:r>
-                    <w:r>
-                      <w:rPr>
-                        <w:sz w:val="22"/>
-                        <w:spacing w:val="-10"/>
-                        <w:color w:val="000000"/>
-                      </w:rPr>
-                      <w:instrText xml:space="preserve"> PAGE </w:instrText>
-                    </w:r>
-                    <w:r>
-                      <w:rPr>
-                        <w:sz w:val="22"/>
-                        <w:spacing w:val="-10"/>
-                        <w:color w:val="000000"/>
-                      </w:rPr>
-                      <w:fldChar w:fldCharType="separate"/>
-                    </w:r>
-                    <w:r>
-                      <w:rPr>
-                        <w:sz w:val="22"/>
-                        <w:spacing w:val="-10"/>
-                        <w:color w:val="000000"/>
-                      </w:rPr>
-                      <w:t>6</w:t>
-                    </w:r>
-                    <w:r>
-                      <w:rPr>
-                        <w:sz w:val="22"/>
-                        <w:spacing w:val="-10"/>
-                        <w:color w:val="000000"/>
-                      </w:rPr>
-                      <w:fldChar w:fldCharType="end"/>
-                    </w:r>
-                  </w:p>
-                </w:txbxContent>
-              </v:textbox>
-              <w10:wrap type="none"/>
-            </v:rect>
-          </w:pict>
-        </mc:Fallback>
-      </mc:AlternateContent>
-    </w:r>
-  </w:p>
-</w:ftr>
-</file>
-
-<file path=word/footer7.xml><?xml version="1.0" encoding="utf-8"?>
-<w:ftr xmlns:o="urn:schemas-microsoft-com:office:office" xmlns:r="http://schemas.openxmlformats.org/officeDocument/2006/relationships" xmlns:v="urn:schemas-microsoft-com:vml" xmlns:w="http://schemas.openxmlformats.org/wordprocessingml/2006/main" xmlns:w10="urn:schemas-microsoft-com:office:word" xmlns:wp="http://schemas.openxmlformats.org/drawingml/2006/wordprocessingDrawing" xmlns:wps="http://schemas.microsoft.com/office/word/2010/wordprocessingShape" xmlns:wpg="http://schemas.microsoft.com/office/word/2010/wordprocessingGroup" xmlns:mc="http://schemas.openxmlformats.org/markup-compatibility/2006" xmlns:wp14="http://schemas.microsoft.com/office/word/2010/wordprocessingDrawing" xmlns:w14="http://schemas.microsoft.com/office/word/2010/wordml" xmlns:w15="http://schemas.microsoft.com/office/word/2012/wordml" mc:Ignorable="w14 wp14 w15">
-  <w:p>
-    <w:pPr>
-      <w:pStyle w:val="BodyText"/>
-      <w:spacing w:lineRule="atLeast" w:line="0"/>
-      <w:rPr/>
-    </w:pPr>
-    <w:r>
-      <w:rPr/>
-      <mc:AlternateContent>
-        <mc:Choice Requires="wpg">
-          <w:drawing>
-            <wp:anchor behindDoc="1" distT="0" distB="0" distL="114300" distR="114300" simplePos="0" locked="0" layoutInCell="0" allowOverlap="1" relativeHeight="29">
-              <wp:simplePos x="0" y="0"/>
-              <wp:positionH relativeFrom="page">
-                <wp:posOffset>0</wp:posOffset>
-              </wp:positionH>
-              <wp:positionV relativeFrom="page">
-                <wp:posOffset>0</wp:posOffset>
-              </wp:positionV>
-              <wp:extent cx="6758305" cy="267970"/>
-              <wp:effectExtent l="635" t="0" r="635" b="0"/>
-              <wp:wrapNone/>
-              <wp:docPr id="16" name="Group 4"/>
-              <a:graphic xmlns:a="http://schemas.openxmlformats.org/drawingml/2006/main">
-                <a:graphicData uri="http://schemas.microsoft.com/office/word/2010/wordprocessingGroup">
-                  <wpg:wgp>
-                    <wpg:cNvGrpSpPr/>
-                    <wpg:grpSpPr>
-                      <a:xfrm>
-                        <a:off x="0" y="0"/>
-                        <a:ext cx="6758280" cy="267840"/>
-                        <a:chOff x="0" y="0"/>
-                        <a:chExt cx="6758280" cy="267840"/>
-                      </a:xfrm>
-                    </wpg:grpSpPr>
-                    <wps:wsp>
-                      <wps:cNvSpPr/>
-                      <wps:spPr>
-                        <a:xfrm>
-                          <a:off x="6089760" y="5760"/>
-                          <a:ext cx="668520" cy="262080"/>
-                        </a:xfrm>
-                        <a:custGeom>
-                          <a:avLst/>
-                          <a:gdLst/>
-                          <a:ahLst/>
-                          <a:rect l="0" t="0" r="r" b="b"/>
-                          <a:pathLst>
-                            <a:path w="1857" h="728">
-                              <a:moveTo>
-                                <a:pt x="1858" y="0"/>
-                              </a:moveTo>
-                              <a:lnTo>
-                                <a:pt x="1" y="0"/>
-                              </a:lnTo>
-                              <a:lnTo>
-                                <a:pt x="1" y="728"/>
-                              </a:lnTo>
-                              <a:lnTo>
-                                <a:pt x="1858" y="728"/>
-                              </a:lnTo>
-                              <a:lnTo>
-                                <a:pt x="1858" y="0"/>
-                              </a:lnTo>
-                              <a:close/>
-                            </a:path>
-                          </a:pathLst>
-                        </a:custGeom>
-                        <a:solidFill>
-                          <a:srgbClr val="bdbdbd"/>
-                        </a:solidFill>
-                        <a:ln w="0">
-                          <a:noFill/>
-                        </a:ln>
-                      </wps:spPr>
-                      <wps:bodyPr/>
-                    </wps:wsp>
-                    <wps:wsp>
-                      <wps:cNvSpPr/>
-                      <wps:spPr>
-                        <a:xfrm>
-                          <a:off x="0" y="0"/>
-                          <a:ext cx="6082200" cy="720"/>
-                        </a:xfrm>
-                        <a:custGeom>
-                          <a:avLst/>
-                          <a:gdLst/>
-                          <a:ahLst/>
-                          <a:rect l="0" t="0" r="r" b="b"/>
-                          <a:pathLst>
-                            <a:path w="16895" h="2">
-                              <a:moveTo>
-                                <a:pt x="16894" y="0"/>
-                              </a:moveTo>
-                              <a:lnTo>
-                                <a:pt x="-1" y="0"/>
-                              </a:lnTo>
-                              <a:lnTo>
-                                <a:pt x="-1" y="2"/>
-                              </a:lnTo>
-                              <a:lnTo>
-                                <a:pt x="16894" y="2"/>
-                              </a:lnTo>
-                              <a:lnTo>
-                                <a:pt x="16894" y="0"/>
-                              </a:lnTo>
-                              <a:close/>
-                            </a:path>
-                          </a:pathLst>
-                        </a:custGeom>
-                        <a:solidFill>
-                          <a:srgbClr val="000000"/>
-                        </a:solidFill>
-                        <a:ln w="0">
-                          <a:noFill/>
-                        </a:ln>
-                      </wps:spPr>
-                      <wps:bodyPr/>
-                    </wps:wsp>
-                    <wps:wsp>
-                      <wps:cNvSpPr/>
-                      <wps:spPr>
-                        <a:xfrm>
-                          <a:off x="6089760" y="5760"/>
-                          <a:ext cx="720" cy="37440"/>
-                        </a:xfrm>
-                        <a:custGeom>
-                          <a:avLst/>
-                          <a:gdLst/>
-                          <a:ahLst/>
-                          <a:rect l="0" t="0" r="r" b="b"/>
-                          <a:pathLst>
-                            <a:path w="2" h="104">
-                              <a:moveTo>
-                                <a:pt x="3" y="0"/>
-                              </a:moveTo>
-                              <a:lnTo>
-                                <a:pt x="1" y="0"/>
-                              </a:lnTo>
-                              <a:lnTo>
-                                <a:pt x="1" y="104"/>
-                              </a:lnTo>
-                              <a:lnTo>
-                                <a:pt x="3" y="104"/>
-                              </a:lnTo>
-                              <a:lnTo>
-                                <a:pt x="3" y="0"/>
-                              </a:lnTo>
-                              <a:close/>
-                            </a:path>
-                          </a:pathLst>
-                        </a:custGeom>
-                        <a:solidFill>
-                          <a:srgbClr val="bdbdbd"/>
-                        </a:solidFill>
-                        <a:ln w="0">
-                          <a:noFill/>
-                        </a:ln>
-                      </wps:spPr>
-                      <wps:bodyPr/>
-                    </wps:wsp>
-                    <wps:wsp>
-                      <wps:cNvSpPr/>
-                      <wps:spPr>
-                        <a:xfrm>
-                          <a:off x="6089760" y="0"/>
-                          <a:ext cx="667440" cy="720"/>
-                        </a:xfrm>
-                        <a:custGeom>
-                          <a:avLst/>
-                          <a:gdLst/>
-                          <a:ahLst/>
-                          <a:rect l="0" t="0" r="r" b="b"/>
-                          <a:pathLst>
-                            <a:path w="1854" h="2">
-                              <a:moveTo>
-                                <a:pt x="1" y="2"/>
-                              </a:moveTo>
-                              <a:lnTo>
-                                <a:pt x="1855" y="2"/>
-                              </a:lnTo>
-                              <a:lnTo>
-                                <a:pt x="1855" y="0"/>
-                              </a:lnTo>
-                              <a:lnTo>
-                                <a:pt x="1" y="0"/>
-                              </a:lnTo>
-                              <a:lnTo>
-                                <a:pt x="1" y="2"/>
-                              </a:lnTo>
-                              <a:close/>
-                            </a:path>
-                          </a:pathLst>
-                        </a:custGeom>
-                        <a:solidFill>
-                          <a:srgbClr val="000000"/>
-                        </a:solidFill>
-                        <a:ln w="0">
-                          <a:noFill/>
-                        </a:ln>
-                      </wps:spPr>
-                      <wps:bodyPr/>
-                    </wps:wsp>
-                    <wps:wsp>
-                      <wps:cNvSpPr/>
-                      <wps:spPr>
-                        <a:xfrm>
-                          <a:off x="6089760" y="230400"/>
-                          <a:ext cx="667440" cy="37440"/>
-                        </a:xfrm>
-                        <a:custGeom>
-                          <a:avLst/>
-                          <a:gdLst/>
-                          <a:ahLst/>
-                          <a:rect l="0" t="0" r="r" b="b"/>
-                          <a:pathLst>
-                            <a:path w="1854" h="104">
-                              <a:moveTo>
-                                <a:pt x="1855" y="0"/>
-                              </a:moveTo>
-                              <a:lnTo>
-                                <a:pt x="1" y="0"/>
-                              </a:lnTo>
-                              <a:lnTo>
-                                <a:pt x="1" y="104"/>
-                              </a:lnTo>
-                              <a:lnTo>
-                                <a:pt x="1855" y="104"/>
-                              </a:lnTo>
-                              <a:lnTo>
-                                <a:pt x="1855" y="0"/>
-                              </a:lnTo>
-                              <a:close/>
-                            </a:path>
-                          </a:pathLst>
-                        </a:custGeom>
-                        <a:solidFill>
-                          <a:srgbClr val="bdbdbd"/>
-                        </a:solidFill>
-                        <a:ln w="0">
-                          <a:noFill/>
-                        </a:ln>
-                      </wps:spPr>
-                      <wps:bodyPr/>
-                    </wps:wsp>
-                  </wpg:wgp>
-                </a:graphicData>
-              </a:graphic>
-            </wp:anchor>
-          </w:drawing>
-        </mc:Choice>
-        <mc:Fallback>
-          <w:pict>
-            <v:group id="shape_0" alt="Group 4" style="position:absolute;margin-left:0.05pt;margin-top:0pt;width:532.15pt;height:21.05pt" coordorigin="1,0" coordsize="10643,421">
-              <v:shape id="shape_0" ID="Figura a mano libera: forma 41" coordsize="1858,729" path="m1857,0l0,0l0,728l1857,728l1857,0e" fillcolor="#bdbdbd" stroked="f" o:allowincell="f" style="position:absolute;left:9591;top:9;width:1052;height:412;mso-wrap-style:none;v-text-anchor:middle;mso-position-horizontal-relative:page;mso-position-vertical-relative:page">
-                <v:fill o:detectmouseclick="t" type="solid" color2="#424242"/>
-                <v:stroke color="#3465a4" joinstyle="round" endcap="flat"/>
-                <w10:wrap type="none"/>
-              </v:shape>
-              <v:shape id="shape_0" ID="Figura a mano libera: forma 42" coordsize="16896,3" path="m16895,0l0,0l0,2l16895,2l16895,0e" fillcolor="black" stroked="f" o:allowincell="f" style="position:absolute;left:1;top:0;width:9577;height:0;mso-wrap-style:none;v-text-anchor:middle;mso-position-horizontal-relative:page;mso-position-vertical-relative:page">
-                <v:fill o:detectmouseclick="t" type="solid" color2="white"/>
-                <v:stroke color="#3465a4" joinstyle="round" endcap="flat"/>
-                <w10:wrap type="none"/>
-              </v:shape>
-              <v:shape id="shape_0" ID="Figura a mano libera: forma 43" coordsize="3,105" path="m2,0l0,0l0,104l2,104l2,0e" fillcolor="#bdbdbd" stroked="f" o:allowincell="f" style="position:absolute;left:9591;top:9;width:0;height:58;mso-wrap-style:none;v-text-anchor:middle;mso-position-horizontal-relative:page;mso-position-vertical-relative:page">
-                <v:fill o:detectmouseclick="t" type="solid" color2="#424242"/>
-                <v:stroke color="#3465a4" joinstyle="round" endcap="flat"/>
-                <w10:wrap type="none"/>
-              </v:shape>
-              <v:shape id="shape_0" ID="Figura a mano libera: forma 44" coordsize="1855,3" path="m0,2l1854,2l1854,0l0,0l0,2e" fillcolor="black" stroked="f" o:allowincell="f" style="position:absolute;left:9591;top:0;width:1050;height:0;mso-wrap-style:none;v-text-anchor:middle;mso-position-horizontal-relative:page;mso-position-vertical-relative:page">
-                <v:fill o:detectmouseclick="t" type="solid" color2="white"/>
-                <v:stroke color="#3465a4" joinstyle="round" endcap="flat"/>
-                <w10:wrap type="none"/>
-              </v:shape>
-              <v:shape id="shape_0" ID="Figura a mano libera: forma 45" coordsize="1855,105" path="m1854,0l0,0l0,104l1854,104l1854,0e" fillcolor="#bdbdbd" stroked="f" o:allowincell="f" style="position:absolute;left:9591;top:363;width:1050;height:58;mso-wrap-style:none;v-text-anchor:middle;mso-position-horizontal-relative:page;mso-position-vertical-relative:page">
-                <v:fill o:detectmouseclick="t" type="solid" color2="#424242"/>
-                <v:stroke color="#3465a4" joinstyle="round" endcap="flat"/>
-                <w10:wrap type="none"/>
-              </v:shape>
-            </v:group>
-          </w:pict>
-        </mc:Fallback>
-      </mc:AlternateContent>
-    </w:r>
-    <w:r>
-      <mc:AlternateContent>
-        <mc:Choice Requires="wps">
-          <w:drawing>
-            <wp:anchor behindDoc="1" distT="0" distB="0" distL="0" distR="0" simplePos="0" locked="0" layoutInCell="1" allowOverlap="1" relativeHeight="0">
-              <wp:simplePos x="0" y="0"/>
-              <wp:positionH relativeFrom="page">
-                <wp:posOffset>635</wp:posOffset>
-              </wp:positionH>
-              <wp:positionV relativeFrom="page">
-                <wp:posOffset>0</wp:posOffset>
-              </wp:positionV>
-              <wp:extent cx="3241675" cy="143510"/>
-              <wp:effectExtent l="0" t="0" r="0" b="0"/>
-              <wp:wrapNone/>
-              <wp:docPr id="17" name="Frame10"/>
-              <a:graphic xmlns:a="http://schemas.openxmlformats.org/drawingml/2006/main">
-                <a:graphicData uri="http://schemas.microsoft.com/office/word/2010/wordprocessingShape">
-                  <wps:wsp>
-                    <wps:cNvSpPr txBox="1"/>
-                    <wps:spPr>
-                      <a:xfrm>
-                        <a:off x="0" y="0"/>
-                        <a:ext cx="3241675" cy="143510"/>
-                      </a:xfrm>
-                      <a:prstGeom prst="rect"/>
-                      <a:solidFill>
-                        <a:srgbClr val="FFFFFF">
-                          <a:alpha val="0"/>
-                        </a:srgbClr>
-                      </a:solidFill>
-                    </wps:spPr>
-                    <wps:txbx>
-                      <w:txbxContent>
-                        <w:p>
-                          <w:pPr>
-                            <w:pStyle w:val="FrameContents"/>
-                            <w:spacing w:before="13" w:after="0"/>
-                            <w:ind w:left="20"/>
-                            <w:rPr>
-                              <w:rFonts w:ascii="Arial" w:hAnsi="Arial"/>
-                              <w:i/>
-                              <w:i/>
-                              <w:sz w:val="16"/>
-                            </w:rPr>
-                          </w:pPr>
-                          <w:r>
-                            <w:rPr>
-                              <w:rFonts w:ascii="Arial" w:hAnsi="Arial"/>
-                              <w:i/>
-                              <w:color w:val="000000"/>
-                              <w:spacing w:val="-2"/>
-                              <w:sz w:val="16"/>
-                            </w:rPr>
-                            <w:t>Referto</w:t>
-                          </w:r>
-                          <w:r>
-                            <w:rPr>
-                              <w:rFonts w:ascii="Arial" w:hAnsi="Arial"/>
-                              <w:i/>
-                              <w:color w:val="000000"/>
-                              <w:spacing w:val="-5"/>
-                              <w:sz w:val="16"/>
-                            </w:rPr>
-                            <w:t xml:space="preserve"> </w:t>
-                          </w:r>
-                          <w:r>
-                            <w:rPr>
-                              <w:rFonts w:ascii="Arial" w:hAnsi="Arial"/>
-                              <w:i/>
-                              <w:color w:val="000000"/>
-                              <w:spacing w:val="-2"/>
-                              <w:sz w:val="16"/>
-                            </w:rPr>
-                            <w:t>emesso</w:t>
-                          </w:r>
-                          <w:r>
-                            <w:rPr>
-                              <w:rFonts w:ascii="Arial" w:hAnsi="Arial"/>
-                              <w:i/>
-                              <w:color w:val="000000"/>
-                              <w:spacing w:val="-6"/>
-                              <w:sz w:val="16"/>
-                            </w:rPr>
-                            <w:t xml:space="preserve"> </w:t>
-                          </w:r>
-                          <w:r>
-                            <w:rPr>
-                              <w:rFonts w:ascii="Arial" w:hAnsi="Arial"/>
-                              <w:i/>
-                              <w:color w:val="000000"/>
-                              <w:spacing w:val="-2"/>
-                              <w:sz w:val="16"/>
-                            </w:rPr>
-                            <w:t>dal</w:t>
-                          </w:r>
-                          <w:r>
-                            <w:rPr>
-                              <w:rFonts w:ascii="Arial" w:hAnsi="Arial"/>
-                              <w:i/>
-                              <w:color w:val="000000"/>
-                              <w:spacing w:val="1"/>
-                              <w:sz w:val="16"/>
-                            </w:rPr>
-                            <w:t xml:space="preserve"> </w:t>
-                          </w:r>
-                          <w:r>
-                            <w:rPr>
-                              <w:rFonts w:ascii="Arial" w:hAnsi="Arial"/>
-                              <w:b/>
-                              <w:i/>
-                              <w:color w:val="000000"/>
-                              <w:spacing w:val="-2"/>
-                              <w:sz w:val="16"/>
-                            </w:rPr>
-                            <w:t>Centro</w:t>
-                          </w:r>
-                          <w:r>
-                            <w:rPr>
-                              <w:rFonts w:ascii="Arial" w:hAnsi="Arial"/>
-                              <w:b/>
-                              <w:i/>
-                              <w:color w:val="000000"/>
-                              <w:spacing w:val="-4"/>
-                              <w:sz w:val="16"/>
-                            </w:rPr>
-                            <w:t xml:space="preserve"> </w:t>
-                          </w:r>
-                          <w:r>
-                            <w:rPr>
-                              <w:rFonts w:ascii="Arial" w:hAnsi="Arial"/>
-                              <w:b/>
-                              <w:i/>
-                              <w:color w:val="000000"/>
-                              <w:spacing w:val="-2"/>
-                              <w:sz w:val="16"/>
-                            </w:rPr>
-                            <w:t>Altamedica</w:t>
-                          </w:r>
-                          <w:r>
-                            <w:rPr>
-                              <w:rFonts w:ascii="Arial" w:hAnsi="Arial"/>
-                              <w:b/>
-                              <w:i/>
-                              <w:color w:val="000000"/>
-                              <w:spacing w:val="1"/>
-                              <w:sz w:val="16"/>
-                            </w:rPr>
-                            <w:t xml:space="preserve"> </w:t>
-                          </w:r>
-                          <w:r>
-                            <w:rPr>
-                              <w:rFonts w:ascii="Arial" w:hAnsi="Arial"/>
-                              <w:i/>
-                              <w:color w:val="000000"/>
-                              <w:spacing w:val="-2"/>
-                              <w:sz w:val="16"/>
-                            </w:rPr>
-                            <w:t>di Roma</w:t>
-                          </w:r>
-                          <w:r>
-                            <w:rPr>
-                              <w:rFonts w:ascii="Arial" w:hAnsi="Arial"/>
-                              <w:i/>
-                              <w:color w:val="000000"/>
-                              <w:spacing w:val="-3"/>
-                              <w:sz w:val="16"/>
-                            </w:rPr>
-                            <w:t xml:space="preserve"> </w:t>
-                          </w:r>
-                          <w:r>
-                            <w:rPr>
-                              <w:i/>
-                              <w:color w:val="000000"/>
-                              <w:spacing w:val="-2"/>
-                              <w:sz w:val="16"/>
-                            </w:rPr>
-                            <w:t>–</w:t>
-                          </w:r>
-                          <w:r>
-                            <w:rPr>
-                              <w:i/>
-                              <w:color w:val="000000"/>
-                              <w:spacing w:val="3"/>
-                              <w:sz w:val="16"/>
-                            </w:rPr>
-                            <w:t xml:space="preserve"> </w:t>
-                          </w:r>
-                          <w:r>
-                            <w:rPr>
-                              <w:rFonts w:ascii="Arial" w:hAnsi="Arial"/>
-                              <w:i/>
-                              <w:color w:val="000000"/>
-                              <w:spacing w:val="-2"/>
-                              <w:sz w:val="16"/>
-                            </w:rPr>
-                            <w:t>Indicazioni</w:t>
-                          </w:r>
-                          <w:r>
-                            <w:rPr>
-                              <w:rFonts w:ascii="Arial" w:hAnsi="Arial"/>
-                              <w:i/>
-                              <w:color w:val="000000"/>
-                              <w:spacing w:val="-1"/>
-                              <w:sz w:val="16"/>
-                            </w:rPr>
-                            <w:t xml:space="preserve"> </w:t>
-                          </w:r>
-                          <w:r>
-                            <w:rPr>
-                              <w:rFonts w:ascii="Arial" w:hAnsi="Arial"/>
-                              <w:i/>
-                              <w:color w:val="000000"/>
-                              <w:spacing w:val="-2"/>
-                              <w:sz w:val="16"/>
-                            </w:rPr>
-                            <w:t>alimentari</w:t>
-                          </w:r>
-                        </w:p>
-                      </w:txbxContent>
-                    </wps:txbx>
-                    <wps:bodyPr anchor="t" lIns="0" tIns="0" rIns="0" bIns="0">
-                      <a:noAutofit/>
-                    </wps:bodyPr>
-                  </wps:wsp>
-                </a:graphicData>
-              </a:graphic>
-            </wp:anchor>
-          </w:drawing>
-        </mc:Choice>
-        <mc:Fallback>
-          <w:pict>
-            <v:rect stroked="f" strokeweight="0pt" style="position:absolute;rotation:-0;width:255.25pt;height:11.3pt;mso-wrap-distance-left:0pt;mso-wrap-distance-right:0pt;mso-wrap-distance-top:0pt;mso-wrap-distance-bottom:0pt;margin-top:0pt;mso-position-vertical-relative:page;margin-left:0.05pt;mso-position-horizontal-relative:page">
-              <v:textbox inset="0in,0in,0in,0in">
-                <w:txbxContent>
-                  <w:p>
-                    <w:pPr>
-                      <w:pStyle w:val="FrameContents"/>
-                      <w:spacing w:before="13" w:after="0"/>
-                      <w:ind w:left="20"/>
-                      <w:rPr>
-                        <w:rFonts w:ascii="Arial" w:hAnsi="Arial"/>
-                        <w:i/>
-                        <w:i/>
-                        <w:sz w:val="16"/>
-                      </w:rPr>
-                    </w:pPr>
-                    <w:r>
-                      <w:rPr>
-                        <w:rFonts w:ascii="Arial" w:hAnsi="Arial"/>
-                        <w:i/>
-                        <w:color w:val="000000"/>
-                        <w:spacing w:val="-2"/>
-                        <w:sz w:val="16"/>
-                      </w:rPr>
-                      <w:t>Referto</w:t>
-                    </w:r>
-                    <w:r>
-                      <w:rPr>
-                        <w:rFonts w:ascii="Arial" w:hAnsi="Arial"/>
-                        <w:i/>
-                        <w:color w:val="000000"/>
-                        <w:spacing w:val="-5"/>
-                        <w:sz w:val="16"/>
-                      </w:rPr>
-                      <w:t xml:space="preserve"> </w:t>
-                    </w:r>
-                    <w:r>
-                      <w:rPr>
-                        <w:rFonts w:ascii="Arial" w:hAnsi="Arial"/>
-                        <w:i/>
-                        <w:color w:val="000000"/>
-                        <w:spacing w:val="-2"/>
-                        <w:sz w:val="16"/>
-                      </w:rPr>
-                      <w:t>emesso</w:t>
-                    </w:r>
-                    <w:r>
-                      <w:rPr>
-                        <w:rFonts w:ascii="Arial" w:hAnsi="Arial"/>
-                        <w:i/>
-                        <w:color w:val="000000"/>
-                        <w:spacing w:val="-6"/>
-                        <w:sz w:val="16"/>
-                      </w:rPr>
-                      <w:t xml:space="preserve"> </w:t>
-                    </w:r>
-                    <w:r>
-                      <w:rPr>
-                        <w:rFonts w:ascii="Arial" w:hAnsi="Arial"/>
-                        <w:i/>
-                        <w:color w:val="000000"/>
-                        <w:spacing w:val="-2"/>
-                        <w:sz w:val="16"/>
-                      </w:rPr>
-                      <w:t>dal</w:t>
-                    </w:r>
-                    <w:r>
-                      <w:rPr>
-                        <w:rFonts w:ascii="Arial" w:hAnsi="Arial"/>
-                        <w:i/>
-                        <w:color w:val="000000"/>
-                        <w:spacing w:val="1"/>
-                        <w:sz w:val="16"/>
-                      </w:rPr>
-                      <w:t xml:space="preserve"> </w:t>
-                    </w:r>
-                    <w:r>
-                      <w:rPr>
-                        <w:rFonts w:ascii="Arial" w:hAnsi="Arial"/>
-                        <w:b/>
-                        <w:i/>
-                        <w:color w:val="000000"/>
-                        <w:spacing w:val="-2"/>
-                        <w:sz w:val="16"/>
-                      </w:rPr>
-                      <w:t>Centro</w:t>
-                    </w:r>
-                    <w:r>
-                      <w:rPr>
-                        <w:rFonts w:ascii="Arial" w:hAnsi="Arial"/>
-                        <w:b/>
-                        <w:i/>
-                        <w:color w:val="000000"/>
-                        <w:spacing w:val="-4"/>
-                        <w:sz w:val="16"/>
-                      </w:rPr>
-                      <w:t xml:space="preserve"> </w:t>
-                    </w:r>
-                    <w:r>
-                      <w:rPr>
-                        <w:rFonts w:ascii="Arial" w:hAnsi="Arial"/>
-                        <w:b/>
-                        <w:i/>
-                        <w:color w:val="000000"/>
-                        <w:spacing w:val="-2"/>
-                        <w:sz w:val="16"/>
-                      </w:rPr>
-                      <w:t>Altamedica</w:t>
-                    </w:r>
-                    <w:r>
-                      <w:rPr>
-                        <w:rFonts w:ascii="Arial" w:hAnsi="Arial"/>
-                        <w:b/>
-                        <w:i/>
-                        <w:color w:val="000000"/>
-                        <w:spacing w:val="1"/>
-                        <w:sz w:val="16"/>
-                      </w:rPr>
-                      <w:t xml:space="preserve"> </w:t>
-                    </w:r>
-                    <w:r>
-                      <w:rPr>
-                        <w:rFonts w:ascii="Arial" w:hAnsi="Arial"/>
-                        <w:i/>
-                        <w:color w:val="000000"/>
-                        <w:spacing w:val="-2"/>
-                        <w:sz w:val="16"/>
-                      </w:rPr>
-                      <w:t>di Roma</w:t>
-                    </w:r>
-                    <w:r>
-                      <w:rPr>
-                        <w:rFonts w:ascii="Arial" w:hAnsi="Arial"/>
-                        <w:i/>
-                        <w:color w:val="000000"/>
-                        <w:spacing w:val="-3"/>
-                        <w:sz w:val="16"/>
-                      </w:rPr>
-                      <w:t xml:space="preserve"> </w:t>
-                    </w:r>
-                    <w:r>
-                      <w:rPr>
-                        <w:i/>
-                        <w:color w:val="000000"/>
-                        <w:spacing w:val="-2"/>
-                        <w:sz w:val="16"/>
-                      </w:rPr>
-                      <w:t>–</w:t>
-                    </w:r>
-                    <w:r>
-                      <w:rPr>
-                        <w:i/>
-                        <w:color w:val="000000"/>
-                        <w:spacing w:val="3"/>
-                        <w:sz w:val="16"/>
-                      </w:rPr>
-                      <w:t xml:space="preserve"> </w:t>
-                    </w:r>
-                    <w:r>
-                      <w:rPr>
-                        <w:rFonts w:ascii="Arial" w:hAnsi="Arial"/>
-                        <w:i/>
-                        <w:color w:val="000000"/>
-                        <w:spacing w:val="-2"/>
-                        <w:sz w:val="16"/>
-                      </w:rPr>
-                      <w:t>Indicazioni</w:t>
-                    </w:r>
-                    <w:r>
-                      <w:rPr>
-                        <w:rFonts w:ascii="Arial" w:hAnsi="Arial"/>
-                        <w:i/>
-                        <w:color w:val="000000"/>
-                        <w:spacing w:val="-1"/>
-                        <w:sz w:val="16"/>
-                      </w:rPr>
-                      <w:t xml:space="preserve"> </w:t>
-                    </w:r>
-                    <w:r>
-                      <w:rPr>
-                        <w:rFonts w:ascii="Arial" w:hAnsi="Arial"/>
-                        <w:i/>
-                        <w:color w:val="000000"/>
-                        <w:spacing w:val="-2"/>
-                        <w:sz w:val="16"/>
-                      </w:rPr>
-                      <w:t>alimentari</w:t>
-                    </w:r>
-                  </w:p>
-                </w:txbxContent>
-              </v:textbox>
-              <w10:wrap type="none"/>
-            </v:rect>
-          </w:pict>
-        </mc:Fallback>
-      </mc:AlternateContent>
-    </w:r>
-    <w:r>
-      <mc:AlternateContent>
-        <mc:Choice Requires="wps">
-          <w:drawing>
-            <wp:anchor behindDoc="1" distT="0" distB="0" distL="0" distR="0" simplePos="0" locked="0" layoutInCell="1" allowOverlap="1" relativeHeight="0">
-              <wp:simplePos x="0" y="0"/>
-              <wp:positionH relativeFrom="page">
-                <wp:posOffset>635</wp:posOffset>
-              </wp:positionH>
-              <wp:positionV relativeFrom="page">
-                <wp:posOffset>0</wp:posOffset>
-              </wp:positionV>
-              <wp:extent cx="160020" cy="165735"/>
-              <wp:effectExtent l="0" t="0" r="0" b="0"/>
-              <wp:wrapNone/>
-              <wp:docPr id="18" name="Frame11"/>
-              <a:graphic xmlns:a="http://schemas.openxmlformats.org/drawingml/2006/main">
-                <a:graphicData uri="http://schemas.microsoft.com/office/word/2010/wordprocessingShape">
-                  <wps:wsp>
-                    <wps:cNvSpPr txBox="1"/>
-                    <wps:spPr>
-                      <a:xfrm>
-                        <a:off x="0" y="0"/>
-                        <a:ext cx="160020" cy="165735"/>
-                      </a:xfrm>
-                      <a:prstGeom prst="rect"/>
-                      <a:solidFill>
-                        <a:srgbClr val="FFFFFF">
-                          <a:alpha val="0"/>
-                        </a:srgbClr>
-                      </a:solidFill>
-                    </wps:spPr>
-                    <wps:txbx>
-                      <w:txbxContent>
-                        <w:p>
-                          <w:pPr>
-                            <w:pStyle w:val="FrameContents"/>
-                            <w:spacing w:lineRule="exact" w:line="245"/>
-                            <w:ind w:left="60"/>
-                            <w:rPr>
-                              <w:sz w:val="22"/>
-                            </w:rPr>
-                          </w:pPr>
-                          <w:r>
-                            <w:rPr>
-                              <w:color w:val="000000"/>
-                              <w:spacing w:val="-10"/>
-                              <w:sz w:val="22"/>
-                            </w:rPr>
-                            <w:fldChar w:fldCharType="begin"/>
-                          </w:r>
-                          <w:r>
-                            <w:rPr>
-                              <w:sz w:val="22"/>
-                              <w:spacing w:val="-10"/>
-                              <w:color w:val="000000"/>
-                            </w:rPr>
-                            <w:instrText xml:space="preserve"> PAGE </w:instrText>
-                          </w:r>
-                          <w:r>
-                            <w:rPr>
-                              <w:sz w:val="22"/>
-                              <w:spacing w:val="-10"/>
-                              <w:color w:val="000000"/>
-                            </w:rPr>
-                            <w:fldChar w:fldCharType="separate"/>
-                          </w:r>
-                          <w:r>
-                            <w:rPr>
-                              <w:sz w:val="22"/>
-                              <w:spacing w:val="-10"/>
-                              <w:color w:val="000000"/>
-                            </w:rPr>
-                            <w:t>0</w:t>
-                          </w:r>
-                          <w:r>
-                            <w:rPr>
-                              <w:sz w:val="22"/>
-                              <w:spacing w:val="-10"/>
-                              <w:color w:val="000000"/>
-                            </w:rPr>
-                            <w:fldChar w:fldCharType="end"/>
-                          </w:r>
-                        </w:p>
-                      </w:txbxContent>
-                    </wps:txbx>
-                    <wps:bodyPr anchor="t" lIns="0" tIns="0" rIns="0" bIns="0">
-                      <a:noAutofit/>
-                    </wps:bodyPr>
-                  </wps:wsp>
-                </a:graphicData>
-              </a:graphic>
-            </wp:anchor>
-          </w:drawing>
-        </mc:Choice>
-        <mc:Fallback>
-          <w:pict>
-            <v:rect stroked="f" strokeweight="0pt" style="position:absolute;rotation:-0;width:12.6pt;height:13.05pt;mso-wrap-distance-left:0pt;mso-wrap-distance-right:0pt;mso-wrap-distance-top:0pt;mso-wrap-distance-bottom:0pt;margin-top:0pt;mso-position-vertical-relative:page;margin-left:0.05pt;mso-position-horizontal-relative:page">
-              <v:textbox inset="0in,0in,0in,0in">
-                <w:txbxContent>
-                  <w:p>
-                    <w:pPr>
-                      <w:pStyle w:val="FrameContents"/>
-                      <w:spacing w:lineRule="exact" w:line="245"/>
-                      <w:ind w:left="60"/>
-                      <w:rPr>
-                        <w:sz w:val="22"/>
-                      </w:rPr>
-                    </w:pPr>
-                    <w:r>
-                      <w:rPr>
-                        <w:color w:val="000000"/>
-                        <w:spacing w:val="-10"/>
-                        <w:sz w:val="22"/>
-                      </w:rPr>
-                      <w:fldChar w:fldCharType="begin"/>
-                    </w:r>
-                    <w:r>
-                      <w:rPr>
-                        <w:sz w:val="22"/>
-                        <w:spacing w:val="-10"/>
-                        <w:color w:val="000000"/>
-                      </w:rPr>
-                      <w:instrText xml:space="preserve"> PAGE </w:instrText>
-                    </w:r>
-                    <w:r>
-                      <w:rPr>
-                        <w:sz w:val="22"/>
-                        <w:spacing w:val="-10"/>
-                        <w:color w:val="000000"/>
-                      </w:rPr>
-                      <w:fldChar w:fldCharType="separate"/>
-                    </w:r>
-                    <w:r>
-                      <w:rPr>
-                        <w:sz w:val="22"/>
-                        <w:spacing w:val="-10"/>
-                        <w:color w:val="000000"/>
-                      </w:rPr>
-                      <w:t>0</w:t>
-                    </w:r>
-                    <w:r>
-                      <w:rPr>
-                        <w:sz w:val="22"/>
-                        <w:spacing w:val="-10"/>
-                        <w:color w:val="000000"/>
-                      </w:rPr>
-                      <w:fldChar w:fldCharType="end"/>
-                    </w:r>
-                  </w:p>
-                </w:txbxContent>
-              </v:textbox>
-              <w10:wrap type="none"/>
-            </v:rect>
-          </w:pict>
-        </mc:Fallback>
-      </mc:AlternateContent>
-    </w:r>
-  </w:p>
-</w:ftr>
-</file>
-
-<file path=word/footer8.xml><?xml version="1.0" encoding="utf-8"?>
-<w:ftr xmlns:o="urn:schemas-microsoft-com:office:office" xmlns:r="http://schemas.openxmlformats.org/officeDocument/2006/relationships" xmlns:v="urn:schemas-microsoft-com:vml" xmlns:w="http://schemas.openxmlformats.org/wordprocessingml/2006/main" xmlns:w10="urn:schemas-microsoft-com:office:word" xmlns:wp="http://schemas.openxmlformats.org/drawingml/2006/wordprocessingDrawing" xmlns:wps="http://schemas.microsoft.com/office/word/2010/wordprocessingShape" xmlns:wpg="http://schemas.microsoft.com/office/word/2010/wordprocessingGroup" xmlns:mc="http://schemas.openxmlformats.org/markup-compatibility/2006" xmlns:wp14="http://schemas.microsoft.com/office/word/2010/wordprocessingDrawing" xmlns:w14="http://schemas.microsoft.com/office/word/2010/wordml" xmlns:w15="http://schemas.microsoft.com/office/word/2012/wordml" mc:Ignorable="w14 wp14 w15">
-  <w:p>
-    <w:pPr>
-      <w:pStyle w:val="BodyText"/>
-      <w:spacing w:lineRule="atLeast" w:line="0"/>
-      <w:rPr/>
-    </w:pPr>
-    <w:r>
-      <w:rPr/>
-      <mc:AlternateContent>
-        <mc:Choice Requires="wpg">
-          <w:drawing>
-            <wp:anchor behindDoc="1" distT="0" distB="0" distL="114300" distR="114300" simplePos="0" locked="0" layoutInCell="0" allowOverlap="1" relativeHeight="32">
-              <wp:simplePos x="0" y="0"/>
-              <wp:positionH relativeFrom="page">
-                <wp:posOffset>396240</wp:posOffset>
-              </wp:positionH>
-              <wp:positionV relativeFrom="page">
-                <wp:posOffset>10169525</wp:posOffset>
-              </wp:positionV>
-              <wp:extent cx="6758940" cy="267970"/>
-              <wp:effectExtent l="0" t="0" r="0" b="0"/>
-              <wp:wrapNone/>
-              <wp:docPr id="19" name="Group 1"/>
-              <a:graphic xmlns:a="http://schemas.openxmlformats.org/drawingml/2006/main">
-                <a:graphicData uri="http://schemas.microsoft.com/office/word/2010/wordprocessingGroup">
-                  <wpg:wgp>
-                    <wpg:cNvGrpSpPr/>
-                    <wpg:grpSpPr>
-                      <a:xfrm>
-                        <a:off x="0" y="0"/>
-                        <a:ext cx="6759000" cy="267840"/>
-                        <a:chOff x="0" y="0"/>
-                        <a:chExt cx="6759000" cy="267840"/>
-                      </a:xfrm>
-                    </wpg:grpSpPr>
-                    <wps:wsp>
-                      <wps:cNvSpPr/>
-                      <wps:spPr>
-                        <a:xfrm>
-                          <a:off x="6090120" y="5760"/>
-                          <a:ext cx="668520" cy="262080"/>
-                        </a:xfrm>
-                        <a:custGeom>
-                          <a:avLst/>
-                          <a:gdLst/>
-                          <a:ahLst/>
-                          <a:rect l="0" t="0" r="r" b="b"/>
-                          <a:pathLst>
-                            <a:path w="1857" h="728">
-                              <a:moveTo>
-                                <a:pt x="1857" y="1"/>
-                              </a:moveTo>
-                              <a:lnTo>
-                                <a:pt x="0" y="1"/>
-                              </a:lnTo>
-                              <a:lnTo>
-                                <a:pt x="0" y="729"/>
-                              </a:lnTo>
-                              <a:lnTo>
-                                <a:pt x="1857" y="729"/>
-                              </a:lnTo>
-                              <a:lnTo>
-                                <a:pt x="1857" y="1"/>
-                              </a:lnTo>
-                              <a:close/>
-                            </a:path>
-                          </a:pathLst>
-                        </a:custGeom>
-                        <a:solidFill>
-                          <a:srgbClr val="bdbdbd"/>
-                        </a:solidFill>
-                        <a:ln w="0">
-                          <a:noFill/>
-                        </a:ln>
-                      </wps:spPr>
-                      <wps:bodyPr/>
-                    </wps:wsp>
-                    <wps:wsp>
-                      <wps:cNvSpPr/>
-                      <wps:spPr>
-                        <a:xfrm>
-                          <a:off x="0" y="0"/>
-                          <a:ext cx="6082200" cy="720"/>
-                        </a:xfrm>
-                        <a:custGeom>
-                          <a:avLst/>
-                          <a:gdLst/>
-                          <a:ahLst/>
-                          <a:rect l="0" t="0" r="r" b="b"/>
-                          <a:pathLst>
-                            <a:path w="16895" h="2">
-                              <a:moveTo>
-                                <a:pt x="16895" y="1"/>
-                              </a:moveTo>
-                              <a:lnTo>
-                                <a:pt x="0" y="1"/>
-                              </a:lnTo>
-                              <a:lnTo>
-                                <a:pt x="0" y="3"/>
-                              </a:lnTo>
-                              <a:lnTo>
-                                <a:pt x="16895" y="3"/>
-                              </a:lnTo>
-                              <a:lnTo>
-                                <a:pt x="16895" y="1"/>
-                              </a:lnTo>
-                              <a:close/>
-                            </a:path>
-                          </a:pathLst>
-                        </a:custGeom>
-                        <a:solidFill>
-                          <a:srgbClr val="000000"/>
-                        </a:solidFill>
-                        <a:ln w="0">
-                          <a:noFill/>
-                        </a:ln>
-                      </wps:spPr>
-                      <wps:bodyPr/>
-                    </wps:wsp>
-                    <wps:wsp>
-                      <wps:cNvSpPr/>
-                      <wps:spPr>
-                        <a:xfrm>
-                          <a:off x="6090120" y="5760"/>
-                          <a:ext cx="720" cy="37440"/>
-                        </a:xfrm>
-                        <a:custGeom>
-                          <a:avLst/>
-                          <a:gdLst/>
-                          <a:ahLst/>
-                          <a:rect l="0" t="0" r="r" b="b"/>
-                          <a:pathLst>
-                            <a:path w="2" h="104">
-                              <a:moveTo>
-                                <a:pt x="2" y="1"/>
-                              </a:moveTo>
-                              <a:lnTo>
-                                <a:pt x="0" y="1"/>
-                              </a:lnTo>
-                              <a:lnTo>
-                                <a:pt x="0" y="105"/>
-                              </a:lnTo>
-                              <a:lnTo>
-                                <a:pt x="2" y="105"/>
-                              </a:lnTo>
-                              <a:lnTo>
-                                <a:pt x="2" y="1"/>
-                              </a:lnTo>
-                              <a:close/>
-                            </a:path>
-                          </a:pathLst>
-                        </a:custGeom>
-                        <a:solidFill>
-                          <a:srgbClr val="bdbdbd"/>
-                        </a:solidFill>
-                        <a:ln w="0">
-                          <a:noFill/>
-                        </a:ln>
-                      </wps:spPr>
-                      <wps:bodyPr/>
-                    </wps:wsp>
-                    <wps:wsp>
-                      <wps:cNvSpPr/>
-                      <wps:spPr>
-                        <a:xfrm>
-                          <a:off x="6090120" y="0"/>
-                          <a:ext cx="667440" cy="720"/>
-                        </a:xfrm>
-                        <a:custGeom>
-                          <a:avLst/>
-                          <a:gdLst/>
-                          <a:ahLst/>
-                          <a:rect l="0" t="0" r="r" b="b"/>
-                          <a:pathLst>
-                            <a:path w="1854" h="2">
-                              <a:moveTo>
-                                <a:pt x="0" y="3"/>
-                              </a:moveTo>
-                              <a:lnTo>
-                                <a:pt x="1854" y="3"/>
-                              </a:lnTo>
-                              <a:lnTo>
-                                <a:pt x="1854" y="1"/>
-                              </a:lnTo>
-                              <a:lnTo>
-                                <a:pt x="0" y="1"/>
-                              </a:lnTo>
-                              <a:lnTo>
-                                <a:pt x="0" y="3"/>
-                              </a:lnTo>
-                              <a:close/>
-                            </a:path>
-                          </a:pathLst>
-                        </a:custGeom>
-                        <a:solidFill>
-                          <a:srgbClr val="000000"/>
-                        </a:solidFill>
-                        <a:ln w="0">
-                          <a:noFill/>
-                        </a:ln>
-                      </wps:spPr>
-                      <wps:bodyPr/>
-                    </wps:wsp>
-                    <wps:wsp>
-                      <wps:cNvSpPr/>
-                      <wps:spPr>
-                        <a:xfrm>
-                          <a:off x="6090120" y="230400"/>
-                          <a:ext cx="667440" cy="37440"/>
-                        </a:xfrm>
-                        <a:custGeom>
-                          <a:avLst/>
-                          <a:gdLst/>
-                          <a:ahLst/>
-                          <a:rect l="0" t="0" r="r" b="b"/>
-                          <a:pathLst>
-                            <a:path w="1854" h="104">
-                              <a:moveTo>
-                                <a:pt x="1854" y="0"/>
-                              </a:moveTo>
-                              <a:lnTo>
-                                <a:pt x="0" y="0"/>
-                              </a:lnTo>
-                              <a:lnTo>
-                                <a:pt x="0" y="104"/>
-                              </a:lnTo>
-                              <a:lnTo>
-                                <a:pt x="1854" y="104"/>
-                              </a:lnTo>
-                              <a:lnTo>
-                                <a:pt x="1854" y="0"/>
-                              </a:lnTo>
-                              <a:close/>
-                            </a:path>
-                          </a:pathLst>
-                        </a:custGeom>
-                        <a:solidFill>
-                          <a:srgbClr val="bdbdbd"/>
-                        </a:solidFill>
-                        <a:ln w="0">
-                          <a:noFill/>
-                        </a:ln>
-                      </wps:spPr>
-                      <wps:bodyPr/>
-                    </wps:wsp>
-                  </wpg:wgp>
-                </a:graphicData>
-              </a:graphic>
-            </wp:anchor>
-          </w:drawing>
-        </mc:Choice>
-        <mc:Fallback>
-          <w:pict>
-            <v:group id="shape_0" alt="Group 1" style="position:absolute;margin-left:31.2pt;margin-top:800.8pt;width:532.15pt;height:21.05pt" coordorigin="624,16016" coordsize="10643,421">
-              <v:shape id="shape_0" ID="Figura a mano libera: forma 49" coordsize="1858,729" path="m1857,0l0,0l0,728l1857,728l1857,0e" fillcolor="#bdbdbd" stroked="f" o:allowincell="f" style="position:absolute;left:10215;top:16024;width:1052;height:412;mso-wrap-style:none;v-text-anchor:middle;mso-position-horizontal-relative:page;mso-position-vertical-relative:page">
-                <v:fill o:detectmouseclick="t" type="solid" color2="#424242"/>
-                <v:stroke color="#3465a4" joinstyle="round" endcap="flat"/>
-                <w10:wrap type="none"/>
-              </v:shape>
-              <v:shape id="shape_0" ID="Figura a mano libera: forma 50" coordsize="16896,3" path="m16895,0l0,0l0,2l16895,2l16895,0e" fillcolor="black" stroked="f" o:allowincell="f" style="position:absolute;left:624;top:16015;width:9577;height:0;mso-wrap-style:none;v-text-anchor:middle;mso-position-horizontal-relative:page;mso-position-vertical-relative:page">
-                <v:fill o:detectmouseclick="t" type="solid" color2="white"/>
-                <v:stroke color="#3465a4" joinstyle="round" endcap="flat"/>
-                <w10:wrap type="none"/>
-              </v:shape>
-              <v:shape id="shape_0" ID="Figura a mano libera: forma 51" coordsize="3,105" path="m2,0l0,0l0,104l2,104l2,0e" fillcolor="#bdbdbd" stroked="f" o:allowincell="f" style="position:absolute;left:10215;top:16024;width:0;height:58;mso-wrap-style:none;v-text-anchor:middle;mso-position-horizontal-relative:page;mso-position-vertical-relative:page">
-                <v:fill o:detectmouseclick="t" type="solid" color2="#424242"/>
-                <v:stroke color="#3465a4" joinstyle="round" endcap="flat"/>
-                <w10:wrap type="none"/>
-              </v:shape>
-              <v:shape id="shape_0" ID="Figura a mano libera: forma 52" coordsize="1855,3" path="m0,2l1854,2l1854,0l0,0l0,2e" fillcolor="black" stroked="f" o:allowincell="f" style="position:absolute;left:10215;top:16015;width:1050;height:0;mso-wrap-style:none;v-text-anchor:middle;mso-position-horizontal-relative:page;mso-position-vertical-relative:page">
-                <v:fill o:detectmouseclick="t" type="solid" color2="white"/>
-                <v:stroke color="#3465a4" joinstyle="round" endcap="flat"/>
-                <w10:wrap type="none"/>
-              </v:shape>
-              <v:shape id="shape_0" ID="Figura a mano libera: forma 53" coordsize="1855,105" path="m1854,0l0,0l0,104l1854,104l1854,0e" fillcolor="#bdbdbd" stroked="f" o:allowincell="f" style="position:absolute;left:10215;top:16378;width:1050;height:58;mso-wrap-style:none;v-text-anchor:middle;mso-position-horizontal-relative:page;mso-position-vertical-relative:page">
-                <v:fill o:detectmouseclick="t" type="solid" color2="#424242"/>
-                <v:stroke color="#3465a4" joinstyle="round" endcap="flat"/>
-                <w10:wrap type="none"/>
-              </v:shape>
-            </v:group>
-          </w:pict>
-        </mc:Fallback>
-      </mc:AlternateContent>
-    </w:r>
-    <w:r>
-      <mc:AlternateContent>
-        <mc:Choice Requires="wps">
-          <w:drawing>
-            <wp:anchor behindDoc="1" distT="0" distB="0" distL="0" distR="0" simplePos="0" locked="0" layoutInCell="0" allowOverlap="1" relativeHeight="4">
-              <wp:simplePos x="0" y="0"/>
-              <wp:positionH relativeFrom="page">
-                <wp:posOffset>467360</wp:posOffset>
-              </wp:positionH>
-              <wp:positionV relativeFrom="page">
-                <wp:posOffset>10213975</wp:posOffset>
-              </wp:positionV>
-              <wp:extent cx="3241675" cy="143510"/>
-              <wp:effectExtent l="0" t="0" r="0" b="0"/>
-              <wp:wrapNone/>
-              <wp:docPr id="20" name="Frame12"/>
-              <a:graphic xmlns:a="http://schemas.openxmlformats.org/drawingml/2006/main">
-                <a:graphicData uri="http://schemas.microsoft.com/office/word/2010/wordprocessingShape">
-                  <wps:wsp>
-                    <wps:cNvSpPr txBox="1"/>
-                    <wps:spPr>
-                      <a:xfrm>
-                        <a:off x="0" y="0"/>
-                        <a:ext cx="3241675" cy="143510"/>
-                      </a:xfrm>
-                      <a:prstGeom prst="rect"/>
-                      <a:solidFill>
-                        <a:srgbClr val="FFFFFF">
-                          <a:alpha val="0"/>
-                        </a:srgbClr>
-                      </a:solidFill>
-                    </wps:spPr>
-                    <wps:txbx>
-                      <w:txbxContent>
-                        <w:p>
-                          <w:pPr>
-                            <w:pStyle w:val="FrameContents"/>
-                            <w:spacing w:before="13" w:after="0"/>
-                            <w:ind w:left="20"/>
-                            <w:rPr>
-                              <w:rFonts w:ascii="Arial" w:hAnsi="Arial"/>
-                              <w:i/>
-                              <w:i/>
-                              <w:sz w:val="16"/>
-                            </w:rPr>
-                          </w:pPr>
-                          <w:r>
-                            <w:rPr>
-                              <w:rFonts w:ascii="Arial" w:hAnsi="Arial"/>
-                              <w:i/>
-                              <w:color w:val="000000"/>
-                              <w:spacing w:val="-2"/>
-                              <w:sz w:val="16"/>
-                            </w:rPr>
-                            <w:t>Referto</w:t>
-                          </w:r>
-                          <w:r>
-                            <w:rPr>
-                              <w:rFonts w:ascii="Arial" w:hAnsi="Arial"/>
-                              <w:i/>
-                              <w:color w:val="000000"/>
-                              <w:spacing w:val="-5"/>
-                              <w:sz w:val="16"/>
-                            </w:rPr>
-                            <w:t xml:space="preserve"> </w:t>
-                          </w:r>
-                          <w:r>
-                            <w:rPr>
-                              <w:rFonts w:ascii="Arial" w:hAnsi="Arial"/>
-                              <w:i/>
-                              <w:color w:val="000000"/>
-                              <w:spacing w:val="-2"/>
-                              <w:sz w:val="16"/>
-                            </w:rPr>
-                            <w:t>emesso</w:t>
-                          </w:r>
-                          <w:r>
-                            <w:rPr>
-                              <w:rFonts w:ascii="Arial" w:hAnsi="Arial"/>
-                              <w:i/>
-                              <w:color w:val="000000"/>
-                              <w:spacing w:val="-6"/>
-                              <w:sz w:val="16"/>
-                            </w:rPr>
-                            <w:t xml:space="preserve"> </w:t>
-                          </w:r>
-                          <w:r>
-                            <w:rPr>
-                              <w:rFonts w:ascii="Arial" w:hAnsi="Arial"/>
-                              <w:i/>
-                              <w:color w:val="000000"/>
-                              <w:spacing w:val="-2"/>
-                              <w:sz w:val="16"/>
-                            </w:rPr>
-                            <w:t>dal</w:t>
-                          </w:r>
-                          <w:r>
-                            <w:rPr>
-                              <w:rFonts w:ascii="Arial" w:hAnsi="Arial"/>
-                              <w:i/>
-                              <w:color w:val="000000"/>
-                              <w:spacing w:val="1"/>
-                              <w:sz w:val="16"/>
-                            </w:rPr>
-                            <w:t xml:space="preserve"> </w:t>
-                          </w:r>
-                          <w:r>
-                            <w:rPr>
-                              <w:rFonts w:ascii="Arial" w:hAnsi="Arial"/>
-                              <w:b/>
-                              <w:i/>
-                              <w:color w:val="000000"/>
-                              <w:spacing w:val="-2"/>
-                              <w:sz w:val="16"/>
-                            </w:rPr>
-                            <w:t>Centro</w:t>
-                          </w:r>
-                          <w:r>
-                            <w:rPr>
-                              <w:rFonts w:ascii="Arial" w:hAnsi="Arial"/>
-                              <w:b/>
-                              <w:i/>
-                              <w:color w:val="000000"/>
-                              <w:spacing w:val="-4"/>
-                              <w:sz w:val="16"/>
-                            </w:rPr>
-                            <w:t xml:space="preserve"> </w:t>
-                          </w:r>
-                          <w:r>
-                            <w:rPr>
-                              <w:rFonts w:ascii="Arial" w:hAnsi="Arial"/>
-                              <w:b/>
-                              <w:i/>
-                              <w:color w:val="000000"/>
-                              <w:spacing w:val="-2"/>
-                              <w:sz w:val="16"/>
-                            </w:rPr>
-                            <w:t>Altamedica</w:t>
-                          </w:r>
-                          <w:r>
-                            <w:rPr>
-                              <w:rFonts w:ascii="Arial" w:hAnsi="Arial"/>
-                              <w:b/>
-                              <w:i/>
-                              <w:color w:val="000000"/>
-                              <w:spacing w:val="1"/>
-                              <w:sz w:val="16"/>
-                            </w:rPr>
-                            <w:t xml:space="preserve"> </w:t>
-                          </w:r>
-                          <w:r>
-                            <w:rPr>
-                              <w:rFonts w:ascii="Arial" w:hAnsi="Arial"/>
-                              <w:i/>
-                              <w:color w:val="000000"/>
-                              <w:spacing w:val="-2"/>
-                              <w:sz w:val="16"/>
-                            </w:rPr>
-                            <w:t>di Roma</w:t>
-                          </w:r>
-                          <w:r>
-                            <w:rPr>
-                              <w:rFonts w:ascii="Arial" w:hAnsi="Arial"/>
-                              <w:i/>
-                              <w:color w:val="000000"/>
-                              <w:spacing w:val="-3"/>
-                              <w:sz w:val="16"/>
-                            </w:rPr>
-                            <w:t xml:space="preserve"> </w:t>
-                          </w:r>
-                          <w:r>
-                            <w:rPr>
-                              <w:i/>
-                              <w:color w:val="000000"/>
-                              <w:spacing w:val="-2"/>
-                              <w:sz w:val="16"/>
-                            </w:rPr>
-                            <w:t>–</w:t>
-                          </w:r>
-                          <w:r>
-                            <w:rPr>
-                              <w:i/>
-                              <w:color w:val="000000"/>
-                              <w:spacing w:val="3"/>
-                              <w:sz w:val="16"/>
-                            </w:rPr>
-                            <w:t xml:space="preserve"> </w:t>
-                          </w:r>
-                          <w:r>
-                            <w:rPr>
-                              <w:rFonts w:ascii="Arial" w:hAnsi="Arial"/>
-                              <w:i/>
-                              <w:color w:val="000000"/>
-                              <w:spacing w:val="-2"/>
-                              <w:sz w:val="16"/>
-                            </w:rPr>
-                            <w:t>Indicazioni</w:t>
-                          </w:r>
-                          <w:r>
-                            <w:rPr>
-                              <w:rFonts w:ascii="Arial" w:hAnsi="Arial"/>
-                              <w:i/>
-                              <w:color w:val="000000"/>
-                              <w:spacing w:val="-1"/>
-                              <w:sz w:val="16"/>
-                            </w:rPr>
-                            <w:t xml:space="preserve"> </w:t>
-                          </w:r>
-                          <w:r>
-                            <w:rPr>
-                              <w:rFonts w:ascii="Arial" w:hAnsi="Arial"/>
-                              <w:i/>
-                              <w:color w:val="000000"/>
-                              <w:spacing w:val="-2"/>
-                              <w:sz w:val="16"/>
-                            </w:rPr>
-                            <w:t>alimentari</w:t>
-                          </w:r>
-                        </w:p>
-                      </w:txbxContent>
-                    </wps:txbx>
-                    <wps:bodyPr anchor="t" lIns="0" tIns="0" rIns="0" bIns="0">
-                      <a:noAutofit/>
-                    </wps:bodyPr>
-                  </wps:wsp>
-                </a:graphicData>
-              </a:graphic>
-            </wp:anchor>
-          </w:drawing>
-        </mc:Choice>
-        <mc:Fallback>
-          <w:pict>
-            <v:rect stroked="f" strokeweight="0pt" style="position:absolute;rotation:-0;width:255.25pt;height:11.3pt;mso-wrap-distance-left:0pt;mso-wrap-distance-right:0pt;mso-wrap-distance-top:0pt;mso-wrap-distance-bottom:0pt;margin-top:804.25pt;mso-position-vertical-relative:page;margin-left:36.8pt;mso-position-horizontal-relative:page">
-              <v:textbox inset="0in,0in,0in,0in">
-                <w:txbxContent>
-                  <w:p>
-                    <w:pPr>
-                      <w:pStyle w:val="FrameContents"/>
-                      <w:spacing w:before="13" w:after="0"/>
-                      <w:ind w:left="20"/>
-                      <w:rPr>
-                        <w:rFonts w:ascii="Arial" w:hAnsi="Arial"/>
-                        <w:i/>
-                        <w:i/>
-                        <w:sz w:val="16"/>
-                      </w:rPr>
-                    </w:pPr>
-                    <w:r>
-                      <w:rPr>
-                        <w:rFonts w:ascii="Arial" w:hAnsi="Arial"/>
-                        <w:i/>
-                        <w:color w:val="000000"/>
-                        <w:spacing w:val="-2"/>
-                        <w:sz w:val="16"/>
-                      </w:rPr>
-                      <w:t>Referto</w:t>
-                    </w:r>
-                    <w:r>
-                      <w:rPr>
-                        <w:rFonts w:ascii="Arial" w:hAnsi="Arial"/>
-                        <w:i/>
-                        <w:color w:val="000000"/>
-                        <w:spacing w:val="-5"/>
-                        <w:sz w:val="16"/>
-                      </w:rPr>
-                      <w:t xml:space="preserve"> </w:t>
-                    </w:r>
-                    <w:r>
-                      <w:rPr>
-                        <w:rFonts w:ascii="Arial" w:hAnsi="Arial"/>
-                        <w:i/>
-                        <w:color w:val="000000"/>
-                        <w:spacing w:val="-2"/>
-                        <w:sz w:val="16"/>
-                      </w:rPr>
-                      <w:t>emesso</w:t>
-                    </w:r>
-                    <w:r>
-                      <w:rPr>
-                        <w:rFonts w:ascii="Arial" w:hAnsi="Arial"/>
-                        <w:i/>
-                        <w:color w:val="000000"/>
-                        <w:spacing w:val="-6"/>
-                        <w:sz w:val="16"/>
-                      </w:rPr>
-                      <w:t xml:space="preserve"> </w:t>
-                    </w:r>
-                    <w:r>
-                      <w:rPr>
-                        <w:rFonts w:ascii="Arial" w:hAnsi="Arial"/>
-                        <w:i/>
-                        <w:color w:val="000000"/>
-                        <w:spacing w:val="-2"/>
-                        <w:sz w:val="16"/>
-                      </w:rPr>
-                      <w:t>dal</w:t>
-                    </w:r>
-                    <w:r>
-                      <w:rPr>
-                        <w:rFonts w:ascii="Arial" w:hAnsi="Arial"/>
-                        <w:i/>
-                        <w:color w:val="000000"/>
-                        <w:spacing w:val="1"/>
-                        <w:sz w:val="16"/>
-                      </w:rPr>
-                      <w:t xml:space="preserve"> </w:t>
-                    </w:r>
-                    <w:r>
-                      <w:rPr>
-                        <w:rFonts w:ascii="Arial" w:hAnsi="Arial"/>
-                        <w:b/>
-                        <w:i/>
-                        <w:color w:val="000000"/>
-                        <w:spacing w:val="-2"/>
-                        <w:sz w:val="16"/>
-                      </w:rPr>
-                      <w:t>Centro</w:t>
-                    </w:r>
-                    <w:r>
-                      <w:rPr>
-                        <w:rFonts w:ascii="Arial" w:hAnsi="Arial"/>
-                        <w:b/>
-                        <w:i/>
-                        <w:color w:val="000000"/>
-                        <w:spacing w:val="-4"/>
-                        <w:sz w:val="16"/>
-                      </w:rPr>
-                      <w:t xml:space="preserve"> </w:t>
-                    </w:r>
-                    <w:r>
-                      <w:rPr>
-                        <w:rFonts w:ascii="Arial" w:hAnsi="Arial"/>
-                        <w:b/>
-                        <w:i/>
-                        <w:color w:val="000000"/>
-                        <w:spacing w:val="-2"/>
-                        <w:sz w:val="16"/>
-                      </w:rPr>
-                      <w:t>Altamedica</w:t>
-                    </w:r>
-                    <w:r>
-                      <w:rPr>
-                        <w:rFonts w:ascii="Arial" w:hAnsi="Arial"/>
-                        <w:b/>
-                        <w:i/>
-                        <w:color w:val="000000"/>
-                        <w:spacing w:val="1"/>
-                        <w:sz w:val="16"/>
-                      </w:rPr>
-                      <w:t xml:space="preserve"> </w:t>
-                    </w:r>
-                    <w:r>
-                      <w:rPr>
-                        <w:rFonts w:ascii="Arial" w:hAnsi="Arial"/>
-                        <w:i/>
-                        <w:color w:val="000000"/>
-                        <w:spacing w:val="-2"/>
-                        <w:sz w:val="16"/>
-                      </w:rPr>
-                      <w:t>di Roma</w:t>
-                    </w:r>
-                    <w:r>
-                      <w:rPr>
-                        <w:rFonts w:ascii="Arial" w:hAnsi="Arial"/>
-                        <w:i/>
-                        <w:color w:val="000000"/>
-                        <w:spacing w:val="-3"/>
-                        <w:sz w:val="16"/>
-                      </w:rPr>
-                      <w:t xml:space="preserve"> </w:t>
-                    </w:r>
-                    <w:r>
-                      <w:rPr>
-                        <w:i/>
-                        <w:color w:val="000000"/>
-                        <w:spacing w:val="-2"/>
-                        <w:sz w:val="16"/>
-                      </w:rPr>
-                      <w:t>–</w:t>
-                    </w:r>
-                    <w:r>
-                      <w:rPr>
-                        <w:i/>
-                        <w:color w:val="000000"/>
-                        <w:spacing w:val="3"/>
-                        <w:sz w:val="16"/>
-                      </w:rPr>
-                      <w:t xml:space="preserve"> </w:t>
-                    </w:r>
-                    <w:r>
-                      <w:rPr>
-                        <w:rFonts w:ascii="Arial" w:hAnsi="Arial"/>
-                        <w:i/>
-                        <w:color w:val="000000"/>
-                        <w:spacing w:val="-2"/>
-                        <w:sz w:val="16"/>
-                      </w:rPr>
-                      <w:t>Indicazioni</w:t>
-                    </w:r>
-                    <w:r>
-                      <w:rPr>
-                        <w:rFonts w:ascii="Arial" w:hAnsi="Arial"/>
-                        <w:i/>
-                        <w:color w:val="000000"/>
-                        <w:spacing w:val="-1"/>
-                        <w:sz w:val="16"/>
-                      </w:rPr>
-                      <w:t xml:space="preserve"> </w:t>
-                    </w:r>
-                    <w:r>
-                      <w:rPr>
-                        <w:rFonts w:ascii="Arial" w:hAnsi="Arial"/>
-                        <w:i/>
-                        <w:color w:val="000000"/>
-                        <w:spacing w:val="-2"/>
-                        <w:sz w:val="16"/>
-                      </w:rPr>
-                      <w:t>alimentari</w:t>
-                    </w:r>
-                  </w:p>
-                </w:txbxContent>
-              </v:textbox>
-              <w10:wrap type="none"/>
-            </v:rect>
-          </w:pict>
-        </mc:Fallback>
-      </mc:AlternateContent>
-    </w:r>
-    <w:r>
-      <mc:AlternateContent>
-        <mc:Choice Requires="wps">
-          <w:drawing>
-            <wp:anchor behindDoc="1" distT="0" distB="0" distL="0" distR="0" simplePos="0" locked="0" layoutInCell="0" allowOverlap="1" relativeHeight="13">
-              <wp:simplePos x="0" y="0"/>
-              <wp:positionH relativeFrom="page">
-                <wp:posOffset>6515100</wp:posOffset>
-              </wp:positionH>
-              <wp:positionV relativeFrom="page">
-                <wp:posOffset>10243820</wp:posOffset>
-              </wp:positionV>
-              <wp:extent cx="160020" cy="165735"/>
-              <wp:effectExtent l="0" t="0" r="0" b="0"/>
-              <wp:wrapNone/>
-              <wp:docPr id="21" name="Frame13"/>
-              <a:graphic xmlns:a="http://schemas.openxmlformats.org/drawingml/2006/main">
-                <a:graphicData uri="http://schemas.microsoft.com/office/word/2010/wordprocessingShape">
-                  <wps:wsp>
-                    <wps:cNvSpPr txBox="1"/>
-                    <wps:spPr>
-                      <a:xfrm>
-                        <a:off x="0" y="0"/>
-                        <a:ext cx="160020" cy="165735"/>
-                      </a:xfrm>
-                      <a:prstGeom prst="rect"/>
-                      <a:solidFill>
-                        <a:srgbClr val="FFFFFF">
-                          <a:alpha val="0"/>
-                        </a:srgbClr>
-                      </a:solidFill>
-                    </wps:spPr>
-                    <wps:txbx>
-                      <w:txbxContent>
-                        <w:p>
-                          <w:pPr>
-                            <w:pStyle w:val="FrameContents"/>
-                            <w:spacing w:lineRule="exact" w:line="245"/>
-                            <w:ind w:left="60"/>
-                            <w:rPr>
-                              <w:sz w:val="22"/>
-                            </w:rPr>
-                          </w:pPr>
-                          <w:r>
-                            <w:rPr>
-                              <w:color w:val="000000"/>
-                              <w:spacing w:val="-10"/>
-                              <w:sz w:val="22"/>
-                            </w:rPr>
-                            <w:fldChar w:fldCharType="begin"/>
-                          </w:r>
-                          <w:r>
-                            <w:rPr>
-                              <w:sz w:val="22"/>
-                              <w:spacing w:val="-10"/>
-                              <w:color w:val="000000"/>
-                            </w:rPr>
-                            <w:instrText xml:space="preserve"> PAGE </w:instrText>
-                          </w:r>
-                          <w:r>
-                            <w:rPr>
-                              <w:sz w:val="22"/>
-                              <w:spacing w:val="-10"/>
-                              <w:color w:val="000000"/>
-                            </w:rPr>
-                            <w:fldChar w:fldCharType="separate"/>
-                          </w:r>
-                          <w:r>
-                            <w:rPr>
-                              <w:sz w:val="22"/>
-                              <w:spacing w:val="-10"/>
-                              <w:color w:val="000000"/>
-                            </w:rPr>
-                            <w:t>7</w:t>
-                          </w:r>
-                          <w:r>
-                            <w:rPr>
-                              <w:sz w:val="22"/>
-                              <w:spacing w:val="-10"/>
-                              <w:color w:val="000000"/>
-                            </w:rPr>
-                            <w:fldChar w:fldCharType="end"/>
-                          </w:r>
-                        </w:p>
-                      </w:txbxContent>
-                    </wps:txbx>
-                    <wps:bodyPr anchor="t" lIns="0" tIns="0" rIns="0" bIns="0">
-                      <a:noAutofit/>
-                    </wps:bodyPr>
-                  </wps:wsp>
-                </a:graphicData>
-              </a:graphic>
-            </wp:anchor>
-          </w:drawing>
-        </mc:Choice>
-        <mc:Fallback>
-          <w:pict>
-            <v:rect stroked="f" strokeweight="0pt" style="position:absolute;rotation:-0;width:12.6pt;height:13.05pt;mso-wrap-distance-left:0pt;mso-wrap-distance-right:0pt;mso-wrap-distance-top:0pt;mso-wrap-distance-bottom:0pt;margin-top:806.6pt;mso-position-vertical-relative:page;margin-left:513pt;mso-position-horizontal-relative:page">
-              <v:textbox inset="0in,0in,0in,0in">
-                <w:txbxContent>
-                  <w:p>
-                    <w:pPr>
-                      <w:pStyle w:val="FrameContents"/>
-                      <w:spacing w:lineRule="exact" w:line="245"/>
-                      <w:ind w:left="60"/>
-                      <w:rPr>
-                        <w:sz w:val="22"/>
-                      </w:rPr>
-                    </w:pPr>
-                    <w:r>
-                      <w:rPr>
-                        <w:color w:val="000000"/>
-                        <w:spacing w:val="-10"/>
-                        <w:sz w:val="22"/>
-                      </w:rPr>
-                      <w:fldChar w:fldCharType="begin"/>
-                    </w:r>
-                    <w:r>
-                      <w:rPr>
-                        <w:sz w:val="22"/>
-                        <w:spacing w:val="-10"/>
-                        <w:color w:val="000000"/>
-                      </w:rPr>
-                      <w:instrText xml:space="preserve"> PAGE </w:instrText>
-                    </w:r>
-                    <w:r>
-                      <w:rPr>
-                        <w:sz w:val="22"/>
-                        <w:spacing w:val="-10"/>
-                        <w:color w:val="000000"/>
-                      </w:rPr>
-                      <w:fldChar w:fldCharType="separate"/>
-                    </w:r>
-                    <w:r>
-                      <w:rPr>
-                        <w:sz w:val="22"/>
-                        <w:spacing w:val="-10"/>
-                        <w:color w:val="000000"/>
-                      </w:rPr>
-                      <w:t>7</w:t>
-                    </w:r>
-                    <w:r>
-                      <w:rPr>
-                        <w:sz w:val="22"/>
-                        <w:spacing w:val="-10"/>
-                        <w:color w:val="000000"/>
-                      </w:rPr>
-                      <w:fldChar w:fldCharType="end"/>
-                    </w:r>
-                  </w:p>
-                </w:txbxContent>
-              </v:textbox>
-              <w10:wrap type="none"/>
-            </v:rect>
-          </w:pict>
-        </mc:Fallback>
-      </mc:AlternateContent>
-    </w:r>
-  </w:p>
-</w:ftr>
-</file>
-
-<file path=word/footer9.xml><?xml version="1.0" encoding="utf-8"?>
-<w:ftr xmlns:o="urn:schemas-microsoft-com:office:office" xmlns:r="http://schemas.openxmlformats.org/officeDocument/2006/relationships" xmlns:v="urn:schemas-microsoft-com:vml" xmlns:w="http://schemas.openxmlformats.org/wordprocessingml/2006/main" xmlns:w10="urn:schemas-microsoft-com:office:word" xmlns:wp="http://schemas.openxmlformats.org/drawingml/2006/wordprocessingDrawing" xmlns:wps="http://schemas.microsoft.com/office/word/2010/wordprocessingShape" xmlns:wpg="http://schemas.microsoft.com/office/word/2010/wordprocessingGroup" xmlns:mc="http://schemas.openxmlformats.org/markup-compatibility/2006" xmlns:wp14="http://schemas.microsoft.com/office/word/2010/wordprocessingDrawing" xmlns:w14="http://schemas.microsoft.com/office/word/2010/wordml" xmlns:w15="http://schemas.microsoft.com/office/word/2012/wordml" mc:Ignorable="w14 wp14 w15">
-  <w:p>
-    <w:pPr>
-      <w:pStyle w:val="BodyText"/>
-      <w:spacing w:lineRule="atLeast" w:line="0"/>
-      <w:rPr/>
-    </w:pPr>
-    <w:r>
-      <w:rPr/>
-      <mc:AlternateContent>
-        <mc:Choice Requires="wpg">
-          <w:drawing>
-            <wp:anchor behindDoc="1" distT="0" distB="0" distL="114300" distR="114300" simplePos="0" locked="0" layoutInCell="0" allowOverlap="1" relativeHeight="32">
-              <wp:simplePos x="0" y="0"/>
-              <wp:positionH relativeFrom="page">
-                <wp:posOffset>396240</wp:posOffset>
-              </wp:positionH>
-              <wp:positionV relativeFrom="page">
-                <wp:posOffset>10169525</wp:posOffset>
-              </wp:positionV>
-              <wp:extent cx="6758940" cy="267970"/>
-              <wp:effectExtent l="0" t="0" r="0" b="0"/>
-              <wp:wrapNone/>
-              <wp:docPr id="22" name="Group 1"/>
-              <a:graphic xmlns:a="http://schemas.openxmlformats.org/drawingml/2006/main">
-                <a:graphicData uri="http://schemas.microsoft.com/office/word/2010/wordprocessingGroup">
-                  <wpg:wgp>
-                    <wpg:cNvGrpSpPr/>
-                    <wpg:grpSpPr>
-                      <a:xfrm>
-                        <a:off x="0" y="0"/>
-                        <a:ext cx="6759000" cy="267840"/>
-                        <a:chOff x="0" y="0"/>
-                        <a:chExt cx="6759000" cy="267840"/>
-                      </a:xfrm>
-                    </wpg:grpSpPr>
-                    <wps:wsp>
-                      <wps:cNvSpPr/>
-                      <wps:spPr>
-                        <a:xfrm>
-                          <a:off x="6090120" y="5760"/>
-                          <a:ext cx="668520" cy="262080"/>
-                        </a:xfrm>
-                        <a:custGeom>
-                          <a:avLst/>
-                          <a:gdLst/>
-                          <a:ahLst/>
-                          <a:rect l="0" t="0" r="r" b="b"/>
-                          <a:pathLst>
-                            <a:path w="1857" h="728">
-                              <a:moveTo>
-                                <a:pt x="1857" y="1"/>
-                              </a:moveTo>
-                              <a:lnTo>
-                                <a:pt x="0" y="1"/>
-                              </a:lnTo>
-                              <a:lnTo>
-                                <a:pt x="0" y="729"/>
-                              </a:lnTo>
-                              <a:lnTo>
-                                <a:pt x="1857" y="729"/>
-                              </a:lnTo>
-                              <a:lnTo>
-                                <a:pt x="1857" y="1"/>
-                              </a:lnTo>
-                              <a:close/>
-                            </a:path>
-                          </a:pathLst>
-                        </a:custGeom>
-                        <a:solidFill>
-                          <a:srgbClr val="bdbdbd"/>
-                        </a:solidFill>
-                        <a:ln w="0">
-                          <a:noFill/>
-                        </a:ln>
-                      </wps:spPr>
-                      <wps:bodyPr/>
-                    </wps:wsp>
-                    <wps:wsp>
-                      <wps:cNvSpPr/>
-                      <wps:spPr>
-                        <a:xfrm>
-                          <a:off x="0" y="0"/>
-                          <a:ext cx="6082200" cy="720"/>
-                        </a:xfrm>
-                        <a:custGeom>
-                          <a:avLst/>
-                          <a:gdLst/>
-                          <a:ahLst/>
-                          <a:rect l="0" t="0" r="r" b="b"/>
-                          <a:pathLst>
-                            <a:path w="16895" h="2">
-                              <a:moveTo>
-                                <a:pt x="16895" y="1"/>
-                              </a:moveTo>
-                              <a:lnTo>
-                                <a:pt x="0" y="1"/>
-                              </a:lnTo>
-                              <a:lnTo>
-                                <a:pt x="0" y="3"/>
-                              </a:lnTo>
-                              <a:lnTo>
-                                <a:pt x="16895" y="3"/>
-                              </a:lnTo>
-                              <a:lnTo>
-                                <a:pt x="16895" y="1"/>
-                              </a:lnTo>
-                              <a:close/>
-                            </a:path>
-                          </a:pathLst>
-                        </a:custGeom>
-                        <a:solidFill>
-                          <a:srgbClr val="000000"/>
-                        </a:solidFill>
-                        <a:ln w="0">
-                          <a:noFill/>
-                        </a:ln>
-                      </wps:spPr>
-                      <wps:bodyPr/>
-                    </wps:wsp>
-                    <wps:wsp>
-                      <wps:cNvSpPr/>
-                      <wps:spPr>
-                        <a:xfrm>
-                          <a:off x="6090120" y="5760"/>
-                          <a:ext cx="720" cy="37440"/>
-                        </a:xfrm>
-                        <a:custGeom>
-                          <a:avLst/>
-                          <a:gdLst/>
-                          <a:ahLst/>
-                          <a:rect l="0" t="0" r="r" b="b"/>
-                          <a:pathLst>
-                            <a:path w="2" h="104">
-                              <a:moveTo>
-                                <a:pt x="2" y="1"/>
-                              </a:moveTo>
-                              <a:lnTo>
-                                <a:pt x="0" y="1"/>
-                              </a:lnTo>
-                              <a:lnTo>
-                                <a:pt x="0" y="105"/>
-                              </a:lnTo>
-                              <a:lnTo>
-                                <a:pt x="2" y="105"/>
-                              </a:lnTo>
-                              <a:lnTo>
-                                <a:pt x="2" y="1"/>
-                              </a:lnTo>
-                              <a:close/>
-                            </a:path>
-                          </a:pathLst>
-                        </a:custGeom>
-                        <a:solidFill>
-                          <a:srgbClr val="bdbdbd"/>
-                        </a:solidFill>
-                        <a:ln w="0">
-                          <a:noFill/>
-                        </a:ln>
-                      </wps:spPr>
-                      <wps:bodyPr/>
-                    </wps:wsp>
-                    <wps:wsp>
-                      <wps:cNvSpPr/>
-                      <wps:spPr>
-                        <a:xfrm>
-                          <a:off x="6090120" y="0"/>
-                          <a:ext cx="667440" cy="720"/>
-                        </a:xfrm>
-                        <a:custGeom>
-                          <a:avLst/>
-                          <a:gdLst/>
-                          <a:ahLst/>
-                          <a:rect l="0" t="0" r="r" b="b"/>
-                          <a:pathLst>
-                            <a:path w="1854" h="2">
-                              <a:moveTo>
-                                <a:pt x="0" y="3"/>
-                              </a:moveTo>
-                              <a:lnTo>
-                                <a:pt x="1854" y="3"/>
-                              </a:lnTo>
-                              <a:lnTo>
-                                <a:pt x="1854" y="1"/>
-                              </a:lnTo>
-                              <a:lnTo>
-                                <a:pt x="0" y="1"/>
-                              </a:lnTo>
-                              <a:lnTo>
-                                <a:pt x="0" y="3"/>
-                              </a:lnTo>
-                              <a:close/>
-                            </a:path>
-                          </a:pathLst>
-                        </a:custGeom>
-                        <a:solidFill>
-                          <a:srgbClr val="000000"/>
-                        </a:solidFill>
-                        <a:ln w="0">
-                          <a:noFill/>
-                        </a:ln>
-                      </wps:spPr>
-                      <wps:bodyPr/>
-                    </wps:wsp>
-                    <wps:wsp>
-                      <wps:cNvSpPr/>
-                      <wps:spPr>
-                        <a:xfrm>
-                          <a:off x="6090120" y="230400"/>
-                          <a:ext cx="667440" cy="37440"/>
-                        </a:xfrm>
-                        <a:custGeom>
-                          <a:avLst/>
-                          <a:gdLst/>
-                          <a:ahLst/>
-                          <a:rect l="0" t="0" r="r" b="b"/>
-                          <a:pathLst>
-                            <a:path w="1854" h="104">
-                              <a:moveTo>
-                                <a:pt x="1854" y="0"/>
-                              </a:moveTo>
-                              <a:lnTo>
-                                <a:pt x="0" y="0"/>
-                              </a:lnTo>
-                              <a:lnTo>
-                                <a:pt x="0" y="104"/>
-                              </a:lnTo>
-                              <a:lnTo>
-                                <a:pt x="1854" y="104"/>
-                              </a:lnTo>
-                              <a:lnTo>
-                                <a:pt x="1854" y="0"/>
-                              </a:lnTo>
-                              <a:close/>
-                            </a:path>
-                          </a:pathLst>
-                        </a:custGeom>
-                        <a:solidFill>
-                          <a:srgbClr val="bdbdbd"/>
-                        </a:solidFill>
-                        <a:ln w="0">
-                          <a:noFill/>
-                        </a:ln>
-                      </wps:spPr>
-                      <wps:bodyPr/>
-                    </wps:wsp>
-                  </wpg:wgp>
-                </a:graphicData>
-              </a:graphic>
-            </wp:anchor>
-          </w:drawing>
-        </mc:Choice>
-        <mc:Fallback>
-          <w:pict>
-            <v:group id="shape_0" alt="Group 1" style="position:absolute;margin-left:31.2pt;margin-top:800.8pt;width:532.15pt;height:21.05pt" coordorigin="624,16016" coordsize="10643,421">
-              <v:shape id="shape_0" ID="Figura a mano libera: forma 49" coordsize="1858,729" path="m1857,0l0,0l0,728l1857,728l1857,0e" fillcolor="#bdbdbd" stroked="f" o:allowincell="f" style="position:absolute;left:10215;top:16024;width:1052;height:412;mso-wrap-style:none;v-text-anchor:middle;mso-position-horizontal-relative:page;mso-position-vertical-relative:page">
-                <v:fill o:detectmouseclick="t" type="solid" color2="#424242"/>
-                <v:stroke color="#3465a4" joinstyle="round" endcap="flat"/>
-                <w10:wrap type="none"/>
-              </v:shape>
-              <v:shape id="shape_0" ID="Figura a mano libera: forma 50" coordsize="16896,3" path="m16895,0l0,0l0,2l16895,2l16895,0e" fillcolor="black" stroked="f" o:allowincell="f" style="position:absolute;left:624;top:16015;width:9577;height:0;mso-wrap-style:none;v-text-anchor:middle;mso-position-horizontal-relative:page;mso-position-vertical-relative:page">
-                <v:fill o:detectmouseclick="t" type="solid" color2="white"/>
-                <v:stroke color="#3465a4" joinstyle="round" endcap="flat"/>
-                <w10:wrap type="none"/>
-              </v:shape>
-              <v:shape id="shape_0" ID="Figura a mano libera: forma 51" coordsize="3,105" path="m2,0l0,0l0,104l2,104l2,0e" fillcolor="#bdbdbd" stroked="f" o:allowincell="f" style="position:absolute;left:10215;top:16024;width:0;height:58;mso-wrap-style:none;v-text-anchor:middle;mso-position-horizontal-relative:page;mso-position-vertical-relative:page">
-                <v:fill o:detectmouseclick="t" type="solid" color2="#424242"/>
-                <v:stroke color="#3465a4" joinstyle="round" endcap="flat"/>
-                <w10:wrap type="none"/>
-              </v:shape>
-              <v:shape id="shape_0" ID="Figura a mano libera: forma 52" coordsize="1855,3" path="m0,2l1854,2l1854,0l0,0l0,2e" fillcolor="black" stroked="f" o:allowincell="f" style="position:absolute;left:10215;top:16015;width:1050;height:0;mso-wrap-style:none;v-text-anchor:middle;mso-position-horizontal-relative:page;mso-position-vertical-relative:page">
-                <v:fill o:detectmouseclick="t" type="solid" color2="white"/>
-                <v:stroke color="#3465a4" joinstyle="round" endcap="flat"/>
-                <w10:wrap type="none"/>
-              </v:shape>
-              <v:shape id="shape_0" ID="Figura a mano libera: forma 53" coordsize="1855,105" path="m1854,0l0,0l0,104l1854,104l1854,0e" fillcolor="#bdbdbd" stroked="f" o:allowincell="f" style="position:absolute;left:10215;top:16378;width:1050;height:58;mso-wrap-style:none;v-text-anchor:middle;mso-position-horizontal-relative:page;mso-position-vertical-relative:page">
-                <v:fill o:detectmouseclick="t" type="solid" color2="#424242"/>
-                <v:stroke color="#3465a4" joinstyle="round" endcap="flat"/>
-                <w10:wrap type="none"/>
-              </v:shape>
-            </v:group>
-          </w:pict>
-        </mc:Fallback>
-      </mc:AlternateContent>
-    </w:r>
-    <w:r>
-      <mc:AlternateContent>
-        <mc:Choice Requires="wps">
-          <w:drawing>
-            <wp:anchor behindDoc="1" distT="0" distB="0" distL="0" distR="0" simplePos="0" locked="0" layoutInCell="0" allowOverlap="1" relativeHeight="4">
-              <wp:simplePos x="0" y="0"/>
-              <wp:positionH relativeFrom="page">
-                <wp:posOffset>467360</wp:posOffset>
-              </wp:positionH>
-              <wp:positionV relativeFrom="page">
-                <wp:posOffset>10213975</wp:posOffset>
-              </wp:positionV>
-              <wp:extent cx="3241675" cy="143510"/>
-              <wp:effectExtent l="0" t="0" r="0" b="0"/>
-              <wp:wrapNone/>
-              <wp:docPr id="23" name="Frame12"/>
-              <a:graphic xmlns:a="http://schemas.openxmlformats.org/drawingml/2006/main">
-                <a:graphicData uri="http://schemas.microsoft.com/office/word/2010/wordprocessingShape">
-                  <wps:wsp>
-                    <wps:cNvSpPr txBox="1"/>
-                    <wps:spPr>
-                      <a:xfrm>
-                        <a:off x="0" y="0"/>
-                        <a:ext cx="3241675" cy="143510"/>
-                      </a:xfrm>
-                      <a:prstGeom prst="rect"/>
-                      <a:solidFill>
-                        <a:srgbClr val="FFFFFF">
-                          <a:alpha val="0"/>
-                        </a:srgbClr>
-                      </a:solidFill>
-                    </wps:spPr>
-                    <wps:txbx>
-                      <w:txbxContent>
-                        <w:p>
-                          <w:pPr>
-                            <w:pStyle w:val="FrameContents"/>
-                            <w:spacing w:before="13" w:after="0"/>
-                            <w:ind w:left="20"/>
-                            <w:rPr>
-                              <w:rFonts w:ascii="Arial" w:hAnsi="Arial"/>
-                              <w:i/>
-                              <w:i/>
-                              <w:sz w:val="16"/>
-                            </w:rPr>
-                          </w:pPr>
-                          <w:r>
-                            <w:rPr>
-                              <w:rFonts w:ascii="Arial" w:hAnsi="Arial"/>
-                              <w:i/>
-                              <w:color w:val="000000"/>
-                              <w:spacing w:val="-2"/>
-                              <w:sz w:val="16"/>
-                            </w:rPr>
-                            <w:t>Referto</w:t>
-                          </w:r>
-                          <w:r>
-                            <w:rPr>
-                              <w:rFonts w:ascii="Arial" w:hAnsi="Arial"/>
-                              <w:i/>
-                              <w:color w:val="000000"/>
-                              <w:spacing w:val="-5"/>
-                              <w:sz w:val="16"/>
-                            </w:rPr>
-                            <w:t xml:space="preserve"> </w:t>
-                          </w:r>
-                          <w:r>
-                            <w:rPr>
-                              <w:rFonts w:ascii="Arial" w:hAnsi="Arial"/>
-                              <w:i/>
-                              <w:color w:val="000000"/>
-                              <w:spacing w:val="-2"/>
-                              <w:sz w:val="16"/>
-                            </w:rPr>
-                            <w:t>emesso</w:t>
-                          </w:r>
-                          <w:r>
-                            <w:rPr>
-                              <w:rFonts w:ascii="Arial" w:hAnsi="Arial"/>
-                              <w:i/>
-                              <w:color w:val="000000"/>
-                              <w:spacing w:val="-6"/>
-                              <w:sz w:val="16"/>
-                            </w:rPr>
-                            <w:t xml:space="preserve"> </w:t>
-                          </w:r>
-                          <w:r>
-                            <w:rPr>
-                              <w:rFonts w:ascii="Arial" w:hAnsi="Arial"/>
-                              <w:i/>
-                              <w:color w:val="000000"/>
-                              <w:spacing w:val="-2"/>
-                              <w:sz w:val="16"/>
-                            </w:rPr>
-                            <w:t>dal</w:t>
-                          </w:r>
-                          <w:r>
-                            <w:rPr>
-                              <w:rFonts w:ascii="Arial" w:hAnsi="Arial"/>
-                              <w:i/>
-                              <w:color w:val="000000"/>
-                              <w:spacing w:val="1"/>
-                              <w:sz w:val="16"/>
-                            </w:rPr>
-                            <w:t xml:space="preserve"> </w:t>
-                          </w:r>
-                          <w:r>
-                            <w:rPr>
-                              <w:rFonts w:ascii="Arial" w:hAnsi="Arial"/>
-                              <w:b/>
-                              <w:i/>
-                              <w:color w:val="000000"/>
-                              <w:spacing w:val="-2"/>
-                              <w:sz w:val="16"/>
-                            </w:rPr>
-                            <w:t>Centro</w:t>
-                          </w:r>
-                          <w:r>
-                            <w:rPr>
-                              <w:rFonts w:ascii="Arial" w:hAnsi="Arial"/>
-                              <w:b/>
-                              <w:i/>
-                              <w:color w:val="000000"/>
-                              <w:spacing w:val="-4"/>
-                              <w:sz w:val="16"/>
-                            </w:rPr>
-                            <w:t xml:space="preserve"> </w:t>
-                          </w:r>
-                          <w:r>
-                            <w:rPr>
-                              <w:rFonts w:ascii="Arial" w:hAnsi="Arial"/>
-                              <w:b/>
-                              <w:i/>
-                              <w:color w:val="000000"/>
-                              <w:spacing w:val="-2"/>
-                              <w:sz w:val="16"/>
-                            </w:rPr>
-                            <w:t>Altamedica</w:t>
-                          </w:r>
-                          <w:r>
-                            <w:rPr>
-                              <w:rFonts w:ascii="Arial" w:hAnsi="Arial"/>
-                              <w:b/>
-                              <w:i/>
-                              <w:color w:val="000000"/>
-                              <w:spacing w:val="1"/>
-                              <w:sz w:val="16"/>
-                            </w:rPr>
-                            <w:t xml:space="preserve"> </w:t>
-                          </w:r>
-                          <w:r>
-                            <w:rPr>
-                              <w:rFonts w:ascii="Arial" w:hAnsi="Arial"/>
-                              <w:i/>
-                              <w:color w:val="000000"/>
-                              <w:spacing w:val="-2"/>
-                              <w:sz w:val="16"/>
-                            </w:rPr>
-                            <w:t>di Roma</w:t>
-                          </w:r>
-                          <w:r>
-                            <w:rPr>
-                              <w:rFonts w:ascii="Arial" w:hAnsi="Arial"/>
-                              <w:i/>
-                              <w:color w:val="000000"/>
-                              <w:spacing w:val="-3"/>
-                              <w:sz w:val="16"/>
-                            </w:rPr>
-                            <w:t xml:space="preserve"> </w:t>
-                          </w:r>
-                          <w:r>
-                            <w:rPr>
-                              <w:i/>
-                              <w:color w:val="000000"/>
-                              <w:spacing w:val="-2"/>
-                              <w:sz w:val="16"/>
-                            </w:rPr>
-                            <w:t>–</w:t>
-                          </w:r>
-                          <w:r>
-                            <w:rPr>
-                              <w:i/>
-                              <w:color w:val="000000"/>
-                              <w:spacing w:val="3"/>
-                              <w:sz w:val="16"/>
-                            </w:rPr>
-                            <w:t xml:space="preserve"> </w:t>
-                          </w:r>
-                          <w:r>
-                            <w:rPr>
-                              <w:rFonts w:ascii="Arial" w:hAnsi="Arial"/>
-                              <w:i/>
-                              <w:color w:val="000000"/>
-                              <w:spacing w:val="-2"/>
-                              <w:sz w:val="16"/>
-                            </w:rPr>
-                            <w:t>Indicazioni</w:t>
-                          </w:r>
-                          <w:r>
-                            <w:rPr>
-                              <w:rFonts w:ascii="Arial" w:hAnsi="Arial"/>
-                              <w:i/>
-                              <w:color w:val="000000"/>
-                              <w:spacing w:val="-1"/>
-                              <w:sz w:val="16"/>
-                            </w:rPr>
-                            <w:t xml:space="preserve"> </w:t>
-                          </w:r>
-                          <w:r>
-                            <w:rPr>
-                              <w:rFonts w:ascii="Arial" w:hAnsi="Arial"/>
-                              <w:i/>
-                              <w:color w:val="000000"/>
-                              <w:spacing w:val="-2"/>
-                              <w:sz w:val="16"/>
-                            </w:rPr>
-                            <w:t>alimentari</w:t>
-                          </w:r>
-                        </w:p>
-                      </w:txbxContent>
-                    </wps:txbx>
-                    <wps:bodyPr anchor="t" lIns="0" tIns="0" rIns="0" bIns="0">
-                      <a:noAutofit/>
-                    </wps:bodyPr>
-                  </wps:wsp>
-                </a:graphicData>
-              </a:graphic>
-            </wp:anchor>
-          </w:drawing>
-        </mc:Choice>
-        <mc:Fallback>
-          <w:pict>
-            <v:rect stroked="f" strokeweight="0pt" style="position:absolute;rotation:-0;width:255.25pt;height:11.3pt;mso-wrap-distance-left:0pt;mso-wrap-distance-right:0pt;mso-wrap-distance-top:0pt;mso-wrap-distance-bottom:0pt;margin-top:804.25pt;mso-position-vertical-relative:page;margin-left:36.8pt;mso-position-horizontal-relative:page">
-              <v:textbox inset="0in,0in,0in,0in">
-                <w:txbxContent>
-                  <w:p>
-                    <w:pPr>
-                      <w:pStyle w:val="FrameContents"/>
-                      <w:spacing w:before="13" w:after="0"/>
-                      <w:ind w:left="20"/>
-                      <w:rPr>
-                        <w:rFonts w:ascii="Arial" w:hAnsi="Arial"/>
-                        <w:i/>
-                        <w:i/>
-                        <w:sz w:val="16"/>
-                      </w:rPr>
-                    </w:pPr>
-                    <w:r>
-                      <w:rPr>
-                        <w:rFonts w:ascii="Arial" w:hAnsi="Arial"/>
-                        <w:i/>
-                        <w:color w:val="000000"/>
-                        <w:spacing w:val="-2"/>
-                        <w:sz w:val="16"/>
-                      </w:rPr>
-                      <w:t>Referto</w:t>
-                    </w:r>
-                    <w:r>
-                      <w:rPr>
-                        <w:rFonts w:ascii="Arial" w:hAnsi="Arial"/>
-                        <w:i/>
-                        <w:color w:val="000000"/>
-                        <w:spacing w:val="-5"/>
-                        <w:sz w:val="16"/>
-                      </w:rPr>
-                      <w:t xml:space="preserve"> </w:t>
-                    </w:r>
-                    <w:r>
-                      <w:rPr>
-                        <w:rFonts w:ascii="Arial" w:hAnsi="Arial"/>
-                        <w:i/>
-                        <w:color w:val="000000"/>
-                        <w:spacing w:val="-2"/>
-                        <w:sz w:val="16"/>
-                      </w:rPr>
-                      <w:t>emesso</w:t>
-                    </w:r>
-                    <w:r>
-                      <w:rPr>
-                        <w:rFonts w:ascii="Arial" w:hAnsi="Arial"/>
-                        <w:i/>
-                        <w:color w:val="000000"/>
-                        <w:spacing w:val="-6"/>
-                        <w:sz w:val="16"/>
-                      </w:rPr>
-                      <w:t xml:space="preserve"> </w:t>
-                    </w:r>
-                    <w:r>
-                      <w:rPr>
-                        <w:rFonts w:ascii="Arial" w:hAnsi="Arial"/>
-                        <w:i/>
-                        <w:color w:val="000000"/>
-                        <w:spacing w:val="-2"/>
-                        <w:sz w:val="16"/>
-                      </w:rPr>
-                      <w:t>dal</w:t>
-                    </w:r>
-                    <w:r>
-                      <w:rPr>
-                        <w:rFonts w:ascii="Arial" w:hAnsi="Arial"/>
-                        <w:i/>
-                        <w:color w:val="000000"/>
-                        <w:spacing w:val="1"/>
-                        <w:sz w:val="16"/>
-                      </w:rPr>
-                      <w:t xml:space="preserve"> </w:t>
-                    </w:r>
-                    <w:r>
-                      <w:rPr>
-                        <w:rFonts w:ascii="Arial" w:hAnsi="Arial"/>
-                        <w:b/>
-                        <w:i/>
-                        <w:color w:val="000000"/>
-                        <w:spacing w:val="-2"/>
-                        <w:sz w:val="16"/>
-                      </w:rPr>
-                      <w:t>Centro</w:t>
-                    </w:r>
-                    <w:r>
-                      <w:rPr>
-                        <w:rFonts w:ascii="Arial" w:hAnsi="Arial"/>
-                        <w:b/>
-                        <w:i/>
-                        <w:color w:val="000000"/>
-                        <w:spacing w:val="-4"/>
-                        <w:sz w:val="16"/>
-                      </w:rPr>
-                      <w:t xml:space="preserve"> </w:t>
-                    </w:r>
-                    <w:r>
-                      <w:rPr>
-                        <w:rFonts w:ascii="Arial" w:hAnsi="Arial"/>
-                        <w:b/>
-                        <w:i/>
-                        <w:color w:val="000000"/>
-                        <w:spacing w:val="-2"/>
-                        <w:sz w:val="16"/>
-                      </w:rPr>
-                      <w:t>Altamedica</w:t>
-                    </w:r>
-                    <w:r>
-                      <w:rPr>
-                        <w:rFonts w:ascii="Arial" w:hAnsi="Arial"/>
-                        <w:b/>
-                        <w:i/>
-                        <w:color w:val="000000"/>
-                        <w:spacing w:val="1"/>
-                        <w:sz w:val="16"/>
-                      </w:rPr>
-                      <w:t xml:space="preserve"> </w:t>
-                    </w:r>
-                    <w:r>
-                      <w:rPr>
-                        <w:rFonts w:ascii="Arial" w:hAnsi="Arial"/>
-                        <w:i/>
-                        <w:color w:val="000000"/>
-                        <w:spacing w:val="-2"/>
-                        <w:sz w:val="16"/>
-                      </w:rPr>
-                      <w:t>di Roma</w:t>
-                    </w:r>
-                    <w:r>
-                      <w:rPr>
-                        <w:rFonts w:ascii="Arial" w:hAnsi="Arial"/>
-                        <w:i/>
-                        <w:color w:val="000000"/>
-                        <w:spacing w:val="-3"/>
-                        <w:sz w:val="16"/>
-                      </w:rPr>
-                      <w:t xml:space="preserve"> </w:t>
-                    </w:r>
-                    <w:r>
-                      <w:rPr>
-                        <w:i/>
-                        <w:color w:val="000000"/>
-                        <w:spacing w:val="-2"/>
-                        <w:sz w:val="16"/>
-                      </w:rPr>
-                      <w:t>–</w:t>
-                    </w:r>
-                    <w:r>
-                      <w:rPr>
-                        <w:i/>
-                        <w:color w:val="000000"/>
-                        <w:spacing w:val="3"/>
-                        <w:sz w:val="16"/>
-                      </w:rPr>
-                      <w:t xml:space="preserve"> </w:t>
-                    </w:r>
-                    <w:r>
-                      <w:rPr>
-                        <w:rFonts w:ascii="Arial" w:hAnsi="Arial"/>
-                        <w:i/>
-                        <w:color w:val="000000"/>
-                        <w:spacing w:val="-2"/>
-                        <w:sz w:val="16"/>
-                      </w:rPr>
-                      <w:t>Indicazioni</w:t>
-                    </w:r>
-                    <w:r>
-                      <w:rPr>
-                        <w:rFonts w:ascii="Arial" w:hAnsi="Arial"/>
-                        <w:i/>
-                        <w:color w:val="000000"/>
-                        <w:spacing w:val="-1"/>
-                        <w:sz w:val="16"/>
-                      </w:rPr>
-                      <w:t xml:space="preserve"> </w:t>
-                    </w:r>
-                    <w:r>
-                      <w:rPr>
-                        <w:rFonts w:ascii="Arial" w:hAnsi="Arial"/>
-                        <w:i/>
-                        <w:color w:val="000000"/>
-                        <w:spacing w:val="-2"/>
-                        <w:sz w:val="16"/>
-                      </w:rPr>
-                      <w:t>alimentari</w:t>
-                    </w:r>
-                  </w:p>
-                </w:txbxContent>
-              </v:textbox>
-              <w10:wrap type="none"/>
-            </v:rect>
-          </w:pict>
-        </mc:Fallback>
-      </mc:AlternateContent>
-    </w:r>
-    <w:r>
-      <mc:AlternateContent>
-        <mc:Choice Requires="wps">
-          <w:drawing>
-            <wp:anchor behindDoc="1" distT="0" distB="0" distL="0" distR="0" simplePos="0" locked="0" layoutInCell="0" allowOverlap="1" relativeHeight="13">
-              <wp:simplePos x="0" y="0"/>
-              <wp:positionH relativeFrom="page">
-                <wp:posOffset>6515100</wp:posOffset>
-              </wp:positionH>
-              <wp:positionV relativeFrom="page">
-                <wp:posOffset>10243820</wp:posOffset>
-              </wp:positionV>
-              <wp:extent cx="160020" cy="165735"/>
-              <wp:effectExtent l="0" t="0" r="0" b="0"/>
-              <wp:wrapNone/>
-              <wp:docPr id="24" name="Frame13"/>
-              <a:graphic xmlns:a="http://schemas.openxmlformats.org/drawingml/2006/main">
-                <a:graphicData uri="http://schemas.microsoft.com/office/word/2010/wordprocessingShape">
-                  <wps:wsp>
-                    <wps:cNvSpPr txBox="1"/>
-                    <wps:spPr>
-                      <a:xfrm>
-                        <a:off x="0" y="0"/>
-                        <a:ext cx="160020" cy="165735"/>
-                      </a:xfrm>
-                      <a:prstGeom prst="rect"/>
-                      <a:solidFill>
-                        <a:srgbClr val="FFFFFF">
-                          <a:alpha val="0"/>
-                        </a:srgbClr>
-                      </a:solidFill>
-                    </wps:spPr>
-                    <wps:txbx>
-                      <w:txbxContent>
-                        <w:p>
-                          <w:pPr>
-                            <w:pStyle w:val="FrameContents"/>
-                            <w:spacing w:lineRule="exact" w:line="245"/>
-                            <w:ind w:left="60"/>
-                            <w:rPr>
-                              <w:sz w:val="22"/>
-                            </w:rPr>
-                          </w:pPr>
-                          <w:r>
-                            <w:rPr>
-                              <w:color w:val="000000"/>
-                              <w:spacing w:val="-10"/>
-                              <w:sz w:val="22"/>
-                            </w:rPr>
-                            <w:fldChar w:fldCharType="begin"/>
-                          </w:r>
-                          <w:r>
-                            <w:rPr>
-                              <w:sz w:val="22"/>
-                              <w:spacing w:val="-10"/>
-                              <w:color w:val="000000"/>
-                            </w:rPr>
-                            <w:instrText xml:space="preserve"> PAGE </w:instrText>
-                          </w:r>
-                          <w:r>
-                            <w:rPr>
-                              <w:sz w:val="22"/>
-                              <w:spacing w:val="-10"/>
-                              <w:color w:val="000000"/>
-                            </w:rPr>
-                            <w:fldChar w:fldCharType="separate"/>
-                          </w:r>
-                          <w:r>
-                            <w:rPr>
-                              <w:sz w:val="22"/>
-                              <w:spacing w:val="-10"/>
-                              <w:color w:val="000000"/>
-                            </w:rPr>
-                            <w:t>7</w:t>
-                          </w:r>
-                          <w:r>
-                            <w:rPr>
-                              <w:sz w:val="22"/>
-                              <w:spacing w:val="-10"/>
-                              <w:color w:val="000000"/>
-                            </w:rPr>
-                            <w:fldChar w:fldCharType="end"/>
-                          </w:r>
-                        </w:p>
-                      </w:txbxContent>
-                    </wps:txbx>
-                    <wps:bodyPr anchor="t" lIns="0" tIns="0" rIns="0" bIns="0">
-                      <a:noAutofit/>
-                    </wps:bodyPr>
-                  </wps:wsp>
-                </a:graphicData>
-              </a:graphic>
-            </wp:anchor>
-          </w:drawing>
-        </mc:Choice>
-        <mc:Fallback>
-          <w:pict>
-            <v:rect stroked="f" strokeweight="0pt" style="position:absolute;rotation:-0;width:12.6pt;height:13.05pt;mso-wrap-distance-left:0pt;mso-wrap-distance-right:0pt;mso-wrap-distance-top:0pt;mso-wrap-distance-bottom:0pt;margin-top:806.6pt;mso-position-vertical-relative:page;margin-left:513pt;mso-position-horizontal-relative:page">
-              <v:textbox inset="0in,0in,0in,0in">
-                <w:txbxContent>
-                  <w:p>
-                    <w:pPr>
-                      <w:pStyle w:val="FrameContents"/>
-                      <w:spacing w:lineRule="exact" w:line="245"/>
-                      <w:ind w:left="60"/>
-                      <w:rPr>
-                        <w:sz w:val="22"/>
-                      </w:rPr>
-                    </w:pPr>
-                    <w:r>
-                      <w:rPr>
-                        <w:color w:val="000000"/>
-                        <w:spacing w:val="-10"/>
-                        <w:sz w:val="22"/>
-                      </w:rPr>
-                      <w:fldChar w:fldCharType="begin"/>
-                    </w:r>
-                    <w:r>
-                      <w:rPr>
-                        <w:sz w:val="22"/>
-                        <w:spacing w:val="-10"/>
-                        <w:color w:val="000000"/>
-                      </w:rPr>
-                      <w:instrText xml:space="preserve"> PAGE </w:instrText>
-                    </w:r>
-                    <w:r>
-                      <w:rPr>
-                        <w:sz w:val="22"/>
-                        <w:spacing w:val="-10"/>
-                        <w:color w:val="000000"/>
-                      </w:rPr>
-                      <w:fldChar w:fldCharType="separate"/>
-                    </w:r>
-                    <w:r>
-                      <w:rPr>
-                        <w:sz w:val="22"/>
-                        <w:spacing w:val="-10"/>
-                        <w:color w:val="000000"/>
-                      </w:rPr>
-                      <w:t>7</w:t>
-                    </w:r>
-                    <w:r>
-                      <w:rPr>
-                        <w:sz w:val="22"/>
-                        <w:spacing w:val="-10"/>
-                        <w:color w:val="000000"/>
-                      </w:rPr>
-                      <w:fldChar w:fldCharType="end"/>
-                    </w:r>
-                  </w:p>
-                </w:txbxContent>
-              </v:textbox>
-              <w10:wrap type="none"/>
-            </v:rect>
+            <v:group id="shape_0" alt="Group 1" style="position:absolute;margin-left:31.2pt;margin-top:800.75pt;width:532.2pt;height:21.1pt" coordorigin="624,16015" coordsize="10644,422"/>
           </w:pict>
         </mc:Fallback>
       </mc:AlternateContent>
@@ -18852,7 +17339,7 @@
       <w:jc w:val="left"/>
     </w:pPr>
     <w:rPr>
-      <w:rFonts w:cs="Calibri" w:ascii="Calibri" w:hAnsi="Calibri" w:eastAsia="Calibri" w:asciiTheme="minorHAnsi" w:eastAsiaTheme="minorHAnsi" w:hAnsiTheme="minorHAnsi"/>
+      <w:rFonts w:ascii="Calibri" w:hAnsi="Calibri" w:eastAsia="Calibri" w:cs="Calibri" w:asciiTheme="minorHAnsi" w:eastAsiaTheme="minorHAnsi" w:hAnsiTheme="minorHAnsi"/>
       <w:color w:val="auto"/>
       <w:kern w:val="0"/>
       <w:sz w:val="26"/>
@@ -19047,7 +17534,7 @@
       <w:kern w:val="0"/>
       <w:sz w:val="24"/>
       <w:szCs w:val="24"/>
-      <w:lang w:eastAsia="zh-CN" w:val="en-US" w:bidi="ar-SA"/>
+      <w:lang w:val="en-US" w:eastAsia="zh-CN" w:bidi="ar-SA"/>
     </w:rPr>
   </w:style>
   <w:style w:type="numbering" w:styleId="NoList" w:default="1">
